--- a/эталон_сборки/data/ПОДРОБНАЯ_ИНСТРУКЦИЯ_для_пользователя.docx
+++ b/эталон_сборки/data/ПОДРОБНАЯ_ИНСТРУКЦИЯ_для_пользователя.docx
@@ -15,6 +15,26 @@
         <w:rPr>
           <w:b/>
         </w:rPr>
+        <w:t>Версия программы:</w:t>
+      </w:r>
+      <w:r>
+        <w:t xml:space="preserve"> 1.4 (см. </w:t>
+      </w:r>
+      <w:r>
+        <w:rPr>
+          <w:b/>
+        </w:rPr>
+        <w:t>«Справка» → «О программе…»</w:t>
+      </w:r>
+      <w:r>
+        <w:t>).</w:t>
+      </w:r>
+    </w:p>
+    <w:p>
+      <w:r>
+        <w:rPr>
+          <w:b/>
+        </w:rPr>
         <w:t>Для кого:</w:t>
       </w:r>
       <w:r>
@@ -131,7 +151,7 @@
         <w:pStyle w:val="ListNumber"/>
       </w:pPr>
       <w:r>
-        <w:t>[Список сотрудников](#7-список-сотрудников)</w:t>
+        <w:t>[Поле «Подразделение»](#7-поле-подразделение)</w:t>
       </w:r>
     </w:p>
     <w:p>
@@ -139,7 +159,7 @@
         <w:pStyle w:val="ListNumber"/>
       </w:pPr>
       <w:r>
-        <w:t>[Поля ФИО, Должность, Подразделение](#8-поля-фио-должность-подразделение)</w:t>
+        <w:t>[Список сотрудников](#8-список-сотрудников)</w:t>
       </w:r>
     </w:p>
     <w:p>
@@ -147,7 +167,7 @@
         <w:pStyle w:val="ListNumber"/>
       </w:pPr>
       <w:r>
-        <w:t>[Блок «Программы обучения» (галочки)](#9-блок-программы-обучения-галочки)</w:t>
+        <w:t>[Поля «ФИО» и «Должность»](#9-поля-фио-и-должность)</w:t>
       </w:r>
     </w:p>
     <w:p>
@@ -155,7 +175,7 @@
         <w:pStyle w:val="ListNumber"/>
       </w:pPr>
       <w:r>
-        <w:t>[Технический протокол (отдельный режим)](#10-технический-протокол-отдельный-режим)</w:t>
+        <w:t>[Блок «Программы обучения» (галочки)](#10-блок-программы-обучения-галочки)</w:t>
       </w:r>
     </w:p>
     <w:p>
@@ -163,7 +183,7 @@
         <w:pStyle w:val="ListNumber"/>
       </w:pPr>
       <w:r>
-        <w:t>[Дата, № протокола, Оценка, Проверка знаний](#11-дата--протокола-оценка-проверка-знаний)</w:t>
+        <w:t>[Программа «В» и совмещения должностей](#11-программа-в-и-совмещения-должностей)</w:t>
       </w:r>
     </w:p>
     <w:p>
@@ -171,7 +191,7 @@
         <w:pStyle w:val="ListNumber"/>
       </w:pPr>
       <w:r>
-        <w:t>[Кнопки «Сформировать протокол» и соседние](#12-кнопки-сформировать-протокол-и-соседние)</w:t>
+        <w:t>[Технический протокол (отдельный режим)](#12-технический-протокол-отдельный-режим)</w:t>
       </w:r>
     </w:p>
     <w:p>
@@ -179,7 +199,7 @@
         <w:pStyle w:val="ListNumber"/>
       </w:pPr>
       <w:r>
-        <w:t>[Кнопки «Сохранить в DOCX», «PDF», «Предпросмотр»](#13-кнопки-сохранить-в-docx-pdf-предпросмотр)</w:t>
+        <w:t>[Дата, № протокола, Оценка, Проверка знаний](#13-дата--протокола-оценка-проверка-знаний)</w:t>
       </w:r>
     </w:p>
     <w:p>
@@ -187,7 +207,7 @@
         <w:pStyle w:val="ListNumber"/>
       </w:pPr>
       <w:r>
-        <w:t>[Окно «Предпросмотр протокола»](#14-окно-предпросмотр-протокола)</w:t>
+        <w:t>[Кнопки «Сформировать протокол» и соседние](#14-кнопки-сформировать-протокол-и-соседние)</w:t>
       </w:r>
     </w:p>
     <w:p>
@@ -195,7 +215,7 @@
         <w:pStyle w:val="ListNumber"/>
       </w:pPr>
       <w:r>
-        <w:t>[Строка внизу окна (статус)](#15-строка-внизу-окна-статус)</w:t>
+        <w:t>[Кнопки «Сохранить в DOCX», «PDF», «Предпросмотр»](#15-кнопки-сохранить-в-docx-pdf-предпросмотр)</w:t>
       </w:r>
     </w:p>
     <w:p>
@@ -203,7 +223,7 @@
         <w:pStyle w:val="ListNumber"/>
       </w:pPr>
       <w:r>
-        <w:t>[Меню «Администрирование»](#16-меню-администрирование)</w:t>
+        <w:t>[Окно «Предпросмотр протокола»](#16-окно-предпросмотр-протокола)</w:t>
       </w:r>
     </w:p>
     <w:p>
@@ -211,7 +231,7 @@
         <w:pStyle w:val="ListNumber"/>
       </w:pPr>
       <w:r>
-        <w:t>[Окно «Настройки и данные» — по блокам](#17-окно-настройки-и-данные--по-блокам)</w:t>
+        <w:t>[Строка внизу окна (статус)](#17-строка-внизу-окна-статус)</w:t>
       </w:r>
     </w:p>
     <w:p>
@@ -219,7 +239,7 @@
         <w:pStyle w:val="ListNumber"/>
       </w:pPr>
       <w:r>
-        <w:t>[Окно «Приказ и комиссия»](#18-окно-приказ-и-комиссия)</w:t>
+        <w:t>[Меню «Администрирование»](#18-меню-администрирование)</w:t>
       </w:r>
     </w:p>
     <w:p>
@@ -227,7 +247,7 @@
         <w:pStyle w:val="ListNumber"/>
       </w:pPr>
       <w:r>
-        <w:t>[Меню «Минтруд»](#19-меню-минтруд)</w:t>
+        <w:t>[Окно «Настройки и данные» — по блокам](#19-окно-настройки-и-данные--по-блокам)</w:t>
       </w:r>
     </w:p>
     <w:p>
@@ -235,7 +255,7 @@
         <w:pStyle w:val="ListNumber"/>
       </w:pPr>
       <w:r>
-        <w:t>[Меню «Справка»](#20-меню-справка)</w:t>
+        <w:t>[Окно «Приказ и комиссия»](#20-окно-приказ-и-комиссия)</w:t>
       </w:r>
     </w:p>
     <w:p>
@@ -243,7 +263,7 @@
         <w:pStyle w:val="ListNumber"/>
       </w:pPr>
       <w:r>
-        <w:t>[Один полный пример: от начала до файла на диске](#21-один-полный-пример-от-начала-до-файла-на-диске)</w:t>
+        <w:t>[Меню «Минтруд»](#21-меню-минтруд)</w:t>
       </w:r>
     </w:p>
     <w:p>
@@ -251,7 +271,23 @@
         <w:pStyle w:val="ListNumber"/>
       </w:pPr>
       <w:r>
-        <w:t>[Частые ошибки и что делать](#22-частые-ошибки-и-что-делать)</w:t>
+        <w:t>[Меню «Справка»](#22-меню-справка)</w:t>
+      </w:r>
+    </w:p>
+    <w:p>
+      <w:pPr>
+        <w:pStyle w:val="ListNumber"/>
+      </w:pPr>
+      <w:r>
+        <w:t>[Один полный пример: от начала до файла на диске](#23-один-полный-пример-от-начала-до-файла-на-диске)</w:t>
+      </w:r>
+    </w:p>
+    <w:p>
+      <w:pPr>
+        <w:pStyle w:val="ListNumber"/>
+      </w:pPr>
+      <w:r>
+        <w:t>[Частые ошибки и что делать](#24-частые-ошибки-и-что-делать)</w:t>
       </w:r>
     </w:p>
     <w:p/>
@@ -410,7 +446,7 @@
     </w:p>
     <w:p>
       <w:r>
-        <w:t xml:space="preserve">Заголовок окна обычно такой: </w:t>
+        <w:t xml:space="preserve">Заголовок окна: </w:t>
       </w:r>
       <w:r>
         <w:rPr>
@@ -420,6 +456,17 @@
       </w:r>
       <w:r>
         <w:t>.</w:t>
+      </w:r>
+    </w:p>
+    <w:p>
+      <w:r>
+        <w:rPr>
+          <w:b/>
+        </w:rPr>
+        <w:t>Порядок полей в рамке «Формирование протокола»</w:t>
+      </w:r>
+      <w:r>
+        <w:t xml:space="preserve"> (сверху вниз): поиск → подразделение → список сотрудников → ФИО → должность → программы → дата и номер → оценка и вид проверки.</w:t>
       </w:r>
     </w:p>
     <w:p/>
@@ -870,7 +917,7 @@
         <w:t>программами обучения</w:t>
       </w:r>
       <w:r>
-        <w:t xml:space="preserve"> (листы B, V_PROF, PP, SIZ, V и т.д.).</w:t>
+        <w:t xml:space="preserve"> (листы B, V_PROF, PP, SIZ, V, Tech_V и т.д.).</w:t>
       </w:r>
     </w:p>
     <w:p>
@@ -1064,13 +1111,10 @@
     </w:p>
     <w:p>
       <w:r>
-        <w:t xml:space="preserve">Порядок заполнения снизу вверх не важен, но </w:t>
-      </w:r>
-      <w:r>
         <w:rPr>
           <w:b/>
         </w:rPr>
-        <w:t>логично так:</w:t>
+        <w:t>Логичный порядок работы:</w:t>
       </w:r>
     </w:p>
     <w:p>
@@ -1095,7 +1139,7 @@
         <w:pStyle w:val="ListNumber"/>
       </w:pPr>
       <w:r>
-        <w:t>Найти и выбрать людей в списке.</w:t>
+        <w:t>Найти и выбрать людей в списке (при необходимости — уточнить подразделение).</w:t>
       </w:r>
     </w:p>
     <w:p>
@@ -1103,7 +1147,16 @@
         <w:pStyle w:val="ListNumber"/>
       </w:pPr>
       <w:r>
-        <w:t>Поставить галочки программ.</w:t>
+        <w:t xml:space="preserve">Поставить галочки программ; для </w:t>
+      </w:r>
+      <w:r>
+        <w:rPr>
+          <w:b/>
+        </w:rPr>
+        <w:t>«В»</w:t>
+      </w:r>
+      <w:r>
+        <w:t xml:space="preserve"> при совмещениях — пройти диалог (см. §11).</w:t>
       </w:r>
     </w:p>
     <w:p>
@@ -1131,6 +1184,29 @@
         <w:t>.</w:t>
       </w:r>
     </w:p>
+    <w:p>
+      <w:pPr>
+        <w:pStyle w:val="ListNumber"/>
+      </w:pPr>
+      <w:r>
+        <w:rPr>
+          <w:b/>
+        </w:rPr>
+        <w:t>«Сохранить в DOCX»</w:t>
+      </w:r>
+      <w:r>
+        <w:t xml:space="preserve"> / </w:t>
+      </w:r>
+      <w:r>
+        <w:rPr>
+          <w:b/>
+        </w:rPr>
+        <w:t>PDF</w:t>
+      </w:r>
+      <w:r>
+        <w:t>.</w:t>
+      </w:r>
+    </w:p>
     <w:p/>
     <w:p>
       <w:pPr>
@@ -1203,7 +1279,7 @@
         <w:pStyle w:val="ListNumber"/>
       </w:pPr>
       <w:r>
-        <w:t>Список ниже сузится.</w:t>
+        <w:t>Список ниже сузится (фильтр с небольшой задержкой, чтобы не тормозить при наборе).</w:t>
       </w:r>
     </w:p>
     <w:p>
@@ -1211,7 +1287,7 @@
         <w:pStyle w:val="ListNumber"/>
       </w:pPr>
       <w:r>
-        <w:t>Щёлкните нужную строку.</w:t>
+        <w:t>Щёлкните нужную строку сотрудника.</w:t>
       </w:r>
     </w:p>
     <w:p>
@@ -1262,7 +1338,7 @@
         <w:pStyle w:val="Heading1"/>
       </w:pPr>
       <w:r>
-        <w:t>7. Список сотрудников</w:t>
+        <w:t>7. Поле «Подразделение»</w:t>
       </w:r>
     </w:p>
     <w:p>
@@ -1273,7 +1349,16 @@
         <w:t>Где:</w:t>
       </w:r>
       <w:r>
-        <w:t xml:space="preserve"> большое белое поле со списком имён под поиском.</w:t>
+        <w:t xml:space="preserve"> строка </w:t>
+      </w:r>
+      <w:r>
+        <w:rPr>
+          <w:b/>
+        </w:rPr>
+        <w:t>над</w:t>
+      </w:r>
+      <w:r>
+        <w:t xml:space="preserve"> списком сотрудников (не под ФИО).</w:t>
       </w:r>
     </w:p>
     <w:p>
@@ -1284,7 +1369,177 @@
         <w:t>Что делает:</w:t>
       </w:r>
       <w:r>
-        <w:t xml:space="preserve"> показывает людей из Excel. Выбранные здесь попадут в протокол (в таблицу результатов и в текст).</w:t>
+        <w:t xml:space="preserve"> подставляет </w:t>
+      </w:r>
+      <w:r>
+        <w:rPr>
+          <w:b/>
+        </w:rPr>
+        <w:t>подразделение сотрудника</w:t>
+      </w:r>
+      <w:r>
+        <w:t xml:space="preserve"> из Excel при выборе в списке; можно </w:t>
+      </w:r>
+      <w:r>
+        <w:rPr>
+          <w:b/>
+        </w:rPr>
+        <w:t>изменить вручную</w:t>
+      </w:r>
+      <w:r>
+        <w:t xml:space="preserve"> для этого протокола.</w:t>
+      </w:r>
+    </w:p>
+    <w:p>
+      <w:r>
+        <w:rPr>
+          <w:b/>
+        </w:rPr>
+        <w:t>Не путать</w:t>
+      </w:r>
+      <w:r>
+        <w:t xml:space="preserve"> с полем </w:t>
+      </w:r>
+      <w:r>
+        <w:rPr>
+          <w:b/>
+        </w:rPr>
+        <w:t>«Подразделение (место проверки знаний)»</w:t>
+      </w:r>
+      <w:r>
+        <w:t xml:space="preserve"> в окне </w:t>
+      </w:r>
+      <w:r>
+        <w:rPr>
+          <w:b/>
+        </w:rPr>
+        <w:t>«Приказ и комиссия»</w:t>
+      </w:r>
+      <w:r>
+        <w:t xml:space="preserve"> — оно идёт в шаблон Word по маркеру </w:t>
+      </w:r>
+      <w:r>
+        <w:rPr>
+          <w:b/>
+        </w:rPr>
+        <w:t>{{ПОДРАЗДЕЛЕНИЕ_ПРОВЕРКИ}}</w:t>
+      </w:r>
+      <w:r>
+        <w:t xml:space="preserve"> (место проведения проверки для всего протокола). См. §20.</w:t>
+      </w:r>
+    </w:p>
+    <w:p/>
+    <w:p>
+      <w:pPr>
+        <w:pStyle w:val="Heading1"/>
+      </w:pPr>
+      <w:r>
+        <w:t>8. Список сотрудников</w:t>
+      </w:r>
+    </w:p>
+    <w:p>
+      <w:r>
+        <w:rPr>
+          <w:b/>
+        </w:rPr>
+        <w:t>Где:</w:t>
+      </w:r>
+      <w:r>
+        <w:t xml:space="preserve"> большое поле со списком </w:t>
+      </w:r>
+      <w:r>
+        <w:rPr>
+          <w:b/>
+        </w:rPr>
+        <w:t>под</w:t>
+      </w:r>
+      <w:r>
+        <w:t xml:space="preserve"> полем «Подразделение».</w:t>
+      </w:r>
+    </w:p>
+    <w:p>
+      <w:r>
+        <w:rPr>
+          <w:b/>
+        </w:rPr>
+        <w:t>Что делает:</w:t>
+      </w:r>
+      <w:r>
+        <w:t xml:space="preserve"> показывает людей из Excel, </w:t>
+      </w:r>
+      <w:r>
+        <w:rPr>
+          <w:b/>
+        </w:rPr>
+        <w:t>сгруппированных по подразделениям</w:t>
+      </w:r>
+      <w:r>
+        <w:t>. Выбранные здесь попадут в протокол (в таблицу результатов и в текст).</w:t>
+      </w:r>
+    </w:p>
+    <w:p>
+      <w:pPr>
+        <w:pStyle w:val="Heading2"/>
+      </w:pPr>
+      <w:r>
+        <w:t>Группы по подразделениям</w:t>
+      </w:r>
+    </w:p>
+    <w:p>
+      <w:r>
+        <w:t xml:space="preserve">Строки вида </w:t>
+      </w:r>
+      <w:r>
+        <w:rPr>
+          <w:b/>
+        </w:rPr>
+        <w:t>«▾ Название цеха (12)»</w:t>
+      </w:r>
+      <w:r>
+        <w:t xml:space="preserve"> — это </w:t>
+      </w:r>
+      <w:r>
+        <w:rPr>
+          <w:b/>
+        </w:rPr>
+        <w:t>заголовок группы</w:t>
+      </w:r>
+      <w:r>
+        <w:t>, а не сотрудник.</w:t>
+      </w:r>
+    </w:p>
+    <w:p>
+      <w:pPr>
+        <w:pStyle w:val="ListBullet"/>
+      </w:pPr>
+      <w:r>
+        <w:t xml:space="preserve">Щёлкните по заголовку — группа </w:t>
+      </w:r>
+      <w:r>
+        <w:rPr>
+          <w:b/>
+        </w:rPr>
+        <w:t>свернётся</w:t>
+      </w:r>
+      <w:r>
+        <w:t xml:space="preserve"> или </w:t>
+      </w:r>
+      <w:r>
+        <w:rPr>
+          <w:b/>
+        </w:rPr>
+        <w:t>развернётся</w:t>
+      </w:r>
+      <w:r>
+        <w:t>.</w:t>
+      </w:r>
+    </w:p>
+    <w:p>
+      <w:pPr>
+        <w:pStyle w:val="ListBullet"/>
+      </w:pPr>
+      <w:r>
+        <w:t>В свёрнутой группе сотрудники не видны, пока снова не развернёте.</w:t>
       </w:r>
     </w:p>
     <w:p>
@@ -1306,7 +1561,7 @@
         <w:t>один раз</w:t>
       </w:r>
       <w:r>
-        <w:t xml:space="preserve"> по строке — она подсветится.</w:t>
+        <w:t xml:space="preserve"> по строке с ФИО — она подсветится.</w:t>
       </w:r>
     </w:p>
     <w:p>
@@ -1346,6 +1601,17 @@
       </w:r>
     </w:p>
     <w:p>
+      <w:r>
+        <w:rPr>
+          <w:b/>
+        </w:rPr>
+        <w:t>Не выделяйте</w:t>
+      </w:r>
+      <w:r>
+        <w:t xml:space="preserve"> строки-заголовки групп — только строки с людьми.</w:t>
+      </w:r>
+    </w:p>
+    <w:p>
       <w:pPr>
         <w:pStyle w:val="Heading2"/>
       </w:pPr>
@@ -1382,16 +1648,16 @@
         <w:t>Подразделение</w:t>
       </w:r>
       <w:r>
-        <w:t xml:space="preserve"> ниже </w:t>
+        <w:t xml:space="preserve"> заполнятся сами из Excel (для </w:t>
       </w:r>
       <w:r>
         <w:rPr>
           <w:b/>
         </w:rPr>
-        <w:t>заполнятся сами</w:t>
-      </w:r>
-      <w:r>
-        <w:t xml:space="preserve"> из Excel (если выбран один человек).</w:t>
+        <w:t>одного</w:t>
+      </w:r>
+      <w:r>
+        <w:t xml:space="preserve"> выбранного; при нескольких — ФИО в поле может быть пустым, данные берутся из выбранных строк).</w:t>
       </w:r>
     </w:p>
     <w:p>
@@ -1506,13 +1772,53 @@
         <w:t xml:space="preserve"> (ФИО, должность…).</w:t>
       </w:r>
     </w:p>
+    <w:p>
+      <w:pPr>
+        <w:pStyle w:val="Heading2"/>
+      </w:pPr>
+      <w:r>
+        <w:t>Несколько строк Excel на одно ФИО</w:t>
+      </w:r>
+    </w:p>
+    <w:p>
+      <w:r>
+        <w:t xml:space="preserve">Если у одного человека в базе </w:t>
+      </w:r>
+      <w:r>
+        <w:rPr>
+          <w:b/>
+        </w:rPr>
+        <w:t>несколько строк</w:t>
+      </w:r>
+      <w:r>
+        <w:t xml:space="preserve"> (основная и совмещаемая должности), при выборе всех таких строк программа учтёт </w:t>
+      </w:r>
+      <w:r>
+        <w:rPr>
+          <w:b/>
+        </w:rPr>
+        <w:t>обе должности</w:t>
+      </w:r>
+      <w:r>
+        <w:t xml:space="preserve"> — особенно для программы </w:t>
+      </w:r>
+      <w:r>
+        <w:rPr>
+          <w:b/>
+        </w:rPr>
+        <w:t>«В»</w:t>
+      </w:r>
+      <w:r>
+        <w:t xml:space="preserve"> (см. §11).</w:t>
+      </w:r>
+    </w:p>
     <w:p/>
     <w:p>
       <w:pPr>
         <w:pStyle w:val="Heading1"/>
       </w:pPr>
       <w:r>
-        <w:t>8. Поля ФИО, Должность, Подразделение</w:t>
+        <w:t>9. Поля «ФИО» и «Должность»</w:t>
       </w:r>
     </w:p>
     <w:p>
@@ -1523,7 +1829,7 @@
         <w:t>Где:</w:t>
       </w:r>
       <w:r>
-        <w:t xml:space="preserve"> три строки под списком сотрудников.</w:t>
+        <w:t xml:space="preserve"> под списком сотрудников.</w:t>
       </w:r>
     </w:p>
     <w:p>
@@ -1531,34 +1837,38 @@
         <w:pStyle w:val="Heading2"/>
       </w:pPr>
       <w:r>
-        <w:t>Когда они заполняются сами</w:t>
+        <w:t>ФИО</w:t>
       </w:r>
     </w:p>
     <w:p>
-      <w:r>
-        <w:t xml:space="preserve">Вы выбрали человека </w:t>
-      </w:r>
       <w:r>
         <w:rPr>
           <w:b/>
         </w:rPr>
-        <w:t>в списке</w:t>
-      </w:r>
-      <w:r>
-        <w:t xml:space="preserve"> — программа подставила данные из Excel.</w:t>
+        <w:t>Когда заполняется само:</w:t>
+      </w:r>
+      <w:r>
+        <w:t xml:space="preserve"> выбрали </w:t>
+      </w:r>
+      <w:r>
+        <w:rPr>
+          <w:b/>
+        </w:rPr>
+        <w:t>одного</w:t>
+      </w:r>
+      <w:r>
+        <w:t xml:space="preserve"> человека в списке.</w:t>
       </w:r>
     </w:p>
     <w:p>
-      <w:pPr>
-        <w:pStyle w:val="Heading2"/>
-      </w:pPr>
-      <w:r>
-        <w:t>Когда заполнять вручную</w:t>
-      </w:r>
-    </w:p>
-    <w:p>
-      <w:r>
-        <w:t xml:space="preserve">Человека </w:t>
+      <w:r>
+        <w:rPr>
+          <w:b/>
+        </w:rPr>
+        <w:t>Когда вручную:</w:t>
+      </w:r>
+      <w:r>
+        <w:t xml:space="preserve"> человека </w:t>
       </w:r>
       <w:r>
         <w:rPr>
@@ -1567,35 +1877,183 @@
         <w:t>нет в списке</w:t>
       </w:r>
       <w:r>
-        <w:t xml:space="preserve"> (новый сотрудник, опечатка в базе, разовая проверка):</w:t>
+        <w:t xml:space="preserve"> — введите полностью: фамилия, имя, отчество.</w:t>
       </w:r>
     </w:p>
     <w:p>
       <w:pPr>
-        <w:pStyle w:val="ListNumber"/>
-      </w:pPr>
+        <w:pStyle w:val="Heading2"/>
+      </w:pPr>
+      <w:r>
+        <w:t>Должность</w:t>
+      </w:r>
+    </w:p>
+    <w:p>
       <w:r>
         <w:rPr>
           <w:b/>
         </w:rPr>
-        <w:t>ФИО</w:t>
-      </w:r>
-      <w:r>
-        <w:t xml:space="preserve"> — напишите полностью: фамилия, имя, отчество.</w:t>
+        <w:t>Основная должность</w:t>
+      </w:r>
+      <w:r>
+        <w:t xml:space="preserve"> для протокола:</w:t>
       </w:r>
     </w:p>
     <w:p>
       <w:pPr>
-        <w:pStyle w:val="ListNumber"/>
-      </w:pPr>
+        <w:pStyle w:val="ListBullet"/>
+      </w:pPr>
+      <w:r>
+        <w:t xml:space="preserve">при </w:t>
+      </w:r>
       <w:r>
         <w:rPr>
           <w:b/>
         </w:rPr>
-        <w:t>Должность</w:t>
-      </w:r>
-      <w:r>
-        <w:t xml:space="preserve"> — как в протоколе должно быть напечатано (важно для программы </w:t>
+        <w:t>одном</w:t>
+      </w:r>
+      <w:r>
+        <w:t xml:space="preserve"> выбранном — берётся из поля </w:t>
+      </w:r>
+      <w:r>
+        <w:rPr>
+          <w:b/>
+        </w:rPr>
+        <w:t>«Должность»</w:t>
+      </w:r>
+      <w:r>
+        <w:t xml:space="preserve"> на главном окне;</w:t>
+      </w:r>
+    </w:p>
+    <w:p>
+      <w:pPr>
+        <w:pStyle w:val="ListBullet"/>
+      </w:pPr>
+      <w:r>
+        <w:t xml:space="preserve">при </w:t>
+      </w:r>
+      <w:r>
+        <w:rPr>
+          <w:b/>
+        </w:rPr>
+        <w:t>нескольких</w:t>
+      </w:r>
+      <w:r>
+        <w:t xml:space="preserve"> сотрудниках и программе </w:t>
+      </w:r>
+      <w:r>
+        <w:rPr>
+          <w:b/>
+        </w:rPr>
+        <w:t>«В»</w:t>
+      </w:r>
+      <w:r>
+        <w:t xml:space="preserve"> — для </w:t>
+      </w:r>
+      <w:r>
+        <w:rPr>
+          <w:b/>
+        </w:rPr>
+        <w:t>каждого ФИО</w:t>
+      </w:r>
+      <w:r>
+        <w:t xml:space="preserve"> своя основная должность задаётся в диалоге </w:t>
+      </w:r>
+      <w:r>
+        <w:rPr>
+          <w:b/>
+        </w:rPr>
+        <w:t>«Совмещения — программы «В»»</w:t>
+      </w:r>
+      <w:r>
+        <w:t xml:space="preserve"> (см. §11).</w:t>
+      </w:r>
+    </w:p>
+    <w:p>
+      <w:r>
+        <w:rPr>
+          <w:b/>
+        </w:rPr>
+        <w:t>Совмещаемая должность</w:t>
+      </w:r>
+      <w:r>
+        <w:t xml:space="preserve"> (вторая строка в Excel) учитывается для шапки и таблицы программы </w:t>
+      </w:r>
+      <w:r>
+        <w:rPr>
+          <w:b/>
+        </w:rPr>
+        <w:t>«В»</w:t>
+      </w:r>
+      <w:r>
+        <w:t>, если отмечена в диалоге совмещений.</w:t>
+      </w:r>
+    </w:p>
+    <w:p>
+      <w:r>
+        <w:rPr>
+          <w:b/>
+        </w:rPr>
+        <w:t>Подсказка под полем:</w:t>
+      </w:r>
+      <w:r>
+        <w:t xml:space="preserve"> программа показывает, </w:t>
+      </w:r>
+      <w:r>
+        <w:rPr>
+          <w:b/>
+        </w:rPr>
+        <w:t>нашла ли</w:t>
+      </w:r>
+      <w:r>
+        <w:t xml:space="preserve"> должность на листе </w:t>
+      </w:r>
+      <w:r>
+        <w:rPr>
+          <w:b/>
+        </w:rPr>
+        <w:t>V_PROF</w:t>
+      </w:r>
+      <w:r>
+        <w:t xml:space="preserve">. Если совпадений несколько — появится список </w:t>
+      </w:r>
+      <w:r>
+        <w:rPr>
+          <w:b/>
+        </w:rPr>
+        <w:t>V_PROF:</w:t>
+      </w:r>
+      <w:r>
+        <w:t xml:space="preserve"> и кнопка </w:t>
+      </w:r>
+      <w:r>
+        <w:rPr>
+          <w:b/>
+        </w:rPr>
+        <w:t>«Подставить»</w:t>
+      </w:r>
+      <w:r>
+        <w:t xml:space="preserve"> (похожие профессии по первым словам должности).</w:t>
+      </w:r>
+    </w:p>
+    <w:p>
+      <w:r>
+        <w:rPr>
+          <w:b/>
+        </w:rPr>
+        <w:t>Важно для программы «Б» и реестра Минтруда:</w:t>
+      </w:r>
+      <w:r>
+        <w:t xml:space="preserve"> должность в протоколе и в Excel должна </w:t>
+      </w:r>
+      <w:r>
+        <w:rPr>
+          <w:b/>
+        </w:rPr>
+        <w:t>совпадать</w:t>
+      </w:r>
+      <w:r>
+        <w:t xml:space="preserve"> с реестром для блока </w:t>
       </w:r>
       <w:r>
         <w:rPr>
@@ -1604,50 +2062,7 @@
         <w:t>«Б»</w:t>
       </w:r>
       <w:r>
-        <w:t xml:space="preserve"> и реестра Минтруда).</w:t>
-      </w:r>
-    </w:p>
-    <w:p>
-      <w:pPr>
-        <w:pStyle w:val="ListNumber"/>
-      </w:pPr>
-      <w:r>
-        <w:rPr>
-          <w:b/>
-        </w:rPr>
-        <w:t>Подразделение</w:t>
-      </w:r>
-      <w:r>
-        <w:t xml:space="preserve"> — цех, участок, служба (если нужно в вашем шаблоне).</w:t>
-      </w:r>
-    </w:p>
-    <w:p>
-      <w:r>
-        <w:rPr>
-          <w:b/>
-        </w:rPr>
-        <w:t>Правило:</w:t>
-      </w:r>
-      <w:r>
-        <w:t xml:space="preserve"> для Word-протокола обычно нужен </w:t>
-      </w:r>
-      <w:r>
-        <w:rPr>
-          <w:b/>
-        </w:rPr>
-        <w:t>хотя бы один</w:t>
-      </w:r>
-      <w:r>
-        <w:t xml:space="preserve"> способ указать человека — из списка </w:t>
-      </w:r>
-      <w:r>
-        <w:rPr>
-          <w:b/>
-        </w:rPr>
-        <w:t>или</w:t>
-      </w:r>
-      <w:r>
-        <w:t xml:space="preserve"> ручной ввод ФИО.</w:t>
+        <w:t xml:space="preserve"> (см. §21).</w:t>
       </w:r>
     </w:p>
     <w:p/>
@@ -1656,7 +2071,7 @@
         <w:pStyle w:val="Heading1"/>
       </w:pPr>
       <w:r>
-        <w:t>9. Блок «Программы обучения» (галочки)</w:t>
+        <w:t>10. Блок «Программы обучения» (галочки)</w:t>
       </w:r>
     </w:p>
     <w:p>
@@ -1704,17 +2119,6 @@
       </w:r>
       <w:r>
         <w:t>.</w:t>
-      </w:r>
-    </w:p>
-    <w:p>
-      <w:r>
-        <w:rPr>
-          <w:b/>
-        </w:rPr>
-        <w:t>Что означает каждая галочка</w:t>
-      </w:r>
-      <w:r>
-        <w:t xml:space="preserve"> (простыми словами):</w:t>
       </w:r>
     </w:p>
     <w:tbl>
@@ -1970,7 +2374,16 @@
               <w:t>V_PROF</w:t>
             </w:r>
             <w:r>
-              <w:t xml:space="preserve"> (несколько столбцов с темами)</w:t>
+              <w:t xml:space="preserve"> (несколько столбцов с темами); лист </w:t>
+            </w:r>
+            <w:r>
+              <w:rPr>
+                <w:b/>
+              </w:rPr>
+              <w:t>V</w:t>
+            </w:r>
+            <w:r>
+              <w:t xml:space="preserve"> — ID в гос. реестре</w:t>
             </w:r>
           </w:p>
         </w:tc>
@@ -2028,17 +2441,6 @@
       </w:r>
     </w:p>
     <w:p>
-      <w:r>
-        <w:rPr>
-          <w:b/>
-        </w:rPr>
-        <w:t>Наведите в «Настройки и данные»</w:t>
-      </w:r>
-      <w:r>
-        <w:t xml:space="preserve"> внизу окна — там те же программы расписаны длиннее.</w:t>
-      </w:r>
-    </w:p>
-    <w:p>
       <w:pPr>
         <w:pStyle w:val="Heading2"/>
       </w:pPr>
@@ -2084,7 +2486,374 @@
         <w:pStyle w:val="Heading1"/>
       </w:pPr>
       <w:r>
-        <w:t>10. Технический протокол (отдельный режим)</w:t>
+        <w:t>11. Программа «В» и совмещения должностей</w:t>
+      </w:r>
+    </w:p>
+    <w:p>
+      <w:r>
+        <w:t xml:space="preserve">Диалог открывается </w:t>
+      </w:r>
+      <w:r>
+        <w:rPr>
+          <w:b/>
+        </w:rPr>
+        <w:t>после нажатия «Сформировать протокол»</w:t>
+      </w:r>
+      <w:r>
+        <w:t>, если:</w:t>
+      </w:r>
+    </w:p>
+    <w:p>
+      <w:pPr>
+        <w:pStyle w:val="ListBullet"/>
+      </w:pPr>
+      <w:r>
+        <w:t xml:space="preserve">отмечена галочка </w:t>
+      </w:r>
+      <w:r>
+        <w:rPr>
+          <w:b/>
+        </w:rPr>
+        <w:t>«В»</w:t>
+      </w:r>
+      <w:r>
+        <w:t>;</w:t>
+      </w:r>
+    </w:p>
+    <w:p>
+      <w:pPr>
+        <w:pStyle w:val="ListBullet"/>
+      </w:pPr>
+      <w:r>
+        <w:t xml:space="preserve">у </w:t>
+      </w:r>
+      <w:r>
+        <w:rPr>
+          <w:b/>
+        </w:rPr>
+        <w:t>хотя бы одного</w:t>
+      </w:r>
+      <w:r>
+        <w:t xml:space="preserve"> выбранного сотрудника в данных </w:t>
+      </w:r>
+      <w:r>
+        <w:rPr>
+          <w:b/>
+        </w:rPr>
+        <w:t>больше одной должности</w:t>
+      </w:r>
+      <w:r>
+        <w:t xml:space="preserve"> (основная и совмещаемая из Excel или несколько строк с одним ФИО).</w:t>
+      </w:r>
+    </w:p>
+    <w:p>
+      <w:r>
+        <w:rPr>
+          <w:b/>
+        </w:rPr>
+        <w:t>Заголовок окна:</w:t>
+      </w:r>
+      <w:r>
+        <w:t xml:space="preserve"> «Совмещения — программы «В»».</w:t>
+      </w:r>
+    </w:p>
+    <w:p>
+      <w:pPr>
+        <w:pStyle w:val="Heading2"/>
+      </w:pPr>
+      <w:r>
+        <w:t>Что настроить в диалоге</w:t>
+      </w:r>
+    </w:p>
+    <w:p>
+      <w:r>
+        <w:t xml:space="preserve">Для </w:t>
+      </w:r>
+      <w:r>
+        <w:rPr>
+          <w:b/>
+        </w:rPr>
+        <w:t>каждого ФИО</w:t>
+      </w:r>
+      <w:r>
+        <w:t xml:space="preserve"> отдельно:</w:t>
+      </w:r>
+    </w:p>
+    <w:tbl>
+      <w:tblPr>
+        <w:tblStyle w:val="TableGrid"/>
+        <w:tblW w:type="auto" w:w="0"/>
+        <w:tblLook w:firstColumn="1" w:firstRow="1" w:lastColumn="0" w:lastRow="0" w:noHBand="0" w:noVBand="1" w:val="04A0"/>
+      </w:tblPr>
+      <w:tblGrid>
+        <w:gridCol w:w="4320"/>
+        <w:gridCol w:w="4320"/>
+      </w:tblGrid>
+      <w:tr>
+        <w:tc>
+          <w:tcPr>
+            <w:tcW w:type="dxa" w:w="4320"/>
+          </w:tcPr>
+          <w:p>
+            <w:r/>
+            <w:r>
+              <w:t>Элемент</w:t>
+            </w:r>
+          </w:p>
+        </w:tc>
+        <w:tc>
+          <w:tcPr>
+            <w:tcW w:type="dxa" w:w="4320"/>
+          </w:tcPr>
+          <w:p>
+            <w:r/>
+            <w:r>
+              <w:t>Значение</w:t>
+            </w:r>
+          </w:p>
+        </w:tc>
+      </w:tr>
+      <w:tr>
+        <w:tc>
+          <w:tcPr>
+            <w:tcW w:type="dxa" w:w="4320"/>
+          </w:tcPr>
+          <w:p>
+            <w:r/>
+            <w:r>
+              <w:rPr>
+                <w:b/>
+              </w:rPr>
+              <w:t>Галочка</w:t>
+            </w:r>
+            <w:r>
+              <w:t xml:space="preserve"> у должности</w:t>
+            </w:r>
+          </w:p>
+        </w:tc>
+        <w:tc>
+          <w:tcPr>
+            <w:tcW w:type="dxa" w:w="4320"/>
+          </w:tcPr>
+          <w:p>
+            <w:r/>
+            <w:r>
+              <w:t xml:space="preserve">Учитывать эту должность в программах </w:t>
+            </w:r>
+            <w:r>
+              <w:rPr>
+                <w:b/>
+              </w:rPr>
+              <w:t>«В»</w:t>
+            </w:r>
+            <w:r>
+              <w:t xml:space="preserve"> (шапка и таблица)</w:t>
+            </w:r>
+          </w:p>
+        </w:tc>
+      </w:tr>
+      <w:tr>
+        <w:tc>
+          <w:tcPr>
+            <w:tcW w:type="dxa" w:w="4320"/>
+          </w:tcPr>
+          <w:p>
+            <w:r/>
+            <w:r>
+              <w:rPr>
+                <w:b/>
+              </w:rPr>
+              <w:t>«основная»</w:t>
+            </w:r>
+            <w:r>
+              <w:t xml:space="preserve"> (радиокнопка)</w:t>
+            </w:r>
+          </w:p>
+        </w:tc>
+        <w:tc>
+          <w:tcPr>
+            <w:tcW w:type="dxa" w:w="4320"/>
+          </w:tcPr>
+          <w:p>
+            <w:r/>
+            <w:r>
+              <w:t xml:space="preserve">Какая должность попадёт в графу </w:t>
+            </w:r>
+            <w:r>
+              <w:rPr>
+                <w:b/>
+              </w:rPr>
+              <w:t>«Должность»</w:t>
+            </w:r>
+            <w:r>
+              <w:t xml:space="preserve"> протокола </w:t>
+            </w:r>
+            <w:r>
+              <w:rPr>
+                <w:b/>
+              </w:rPr>
+              <w:t>для этого человека</w:t>
+            </w:r>
+          </w:p>
+        </w:tc>
+      </w:tr>
+    </w:tbl>
+    <w:p>
+      <w:r>
+        <w:rPr>
+          <w:b/>
+        </w:rPr>
+        <w:t>Обязательно:</w:t>
+      </w:r>
+      <w:r>
+        <w:t xml:space="preserve"> у каждого сотрудника — </w:t>
+      </w:r>
+      <w:r>
+        <w:rPr>
+          <w:b/>
+        </w:rPr>
+        <w:t>хотя бы одна</w:t>
+      </w:r>
+      <w:r>
+        <w:t xml:space="preserve"> отмеченная должность и выбранная </w:t>
+      </w:r>
+      <w:r>
+        <w:rPr>
+          <w:b/>
+        </w:rPr>
+        <w:t>основная</w:t>
+      </w:r>
+      <w:r>
+        <w:t xml:space="preserve"> среди отмеченных.</w:t>
+      </w:r>
+    </w:p>
+    <w:p>
+      <w:r>
+        <w:rPr>
+          <w:b/>
+        </w:rPr>
+        <w:t>Отмена</w:t>
+      </w:r>
+      <w:r>
+        <w:t xml:space="preserve"> в диалоге — формирование протокола </w:t>
+      </w:r>
+      <w:r>
+        <w:rPr>
+          <w:b/>
+        </w:rPr>
+        <w:t>прерывается</w:t>
+      </w:r>
+      <w:r>
+        <w:t>.</w:t>
+      </w:r>
+    </w:p>
+    <w:p>
+      <w:pPr>
+        <w:pStyle w:val="Heading2"/>
+      </w:pPr>
+      <w:r>
+        <w:t>Если диалог не появился</w:t>
+      </w:r>
+    </w:p>
+    <w:p>
+      <w:pPr>
+        <w:pStyle w:val="ListBullet"/>
+      </w:pPr>
+      <w:r>
+        <w:t xml:space="preserve">не отмечена </w:t>
+      </w:r>
+      <w:r>
+        <w:rPr>
+          <w:b/>
+        </w:rPr>
+        <w:t>«В»</w:t>
+      </w:r>
+      <w:r>
+        <w:t>; или</w:t>
+      </w:r>
+    </w:p>
+    <w:p>
+      <w:pPr>
+        <w:pStyle w:val="ListBullet"/>
+      </w:pPr>
+      <w:r>
+        <w:t xml:space="preserve">у всех выбранных </w:t>
+      </w:r>
+      <w:r>
+        <w:rPr>
+          <w:b/>
+        </w:rPr>
+        <w:t>только одна</w:t>
+      </w:r>
+      <w:r>
+        <w:t xml:space="preserve"> должность — используется поле </w:t>
+      </w:r>
+      <w:r>
+        <w:rPr>
+          <w:b/>
+        </w:rPr>
+        <w:t>«Должность»</w:t>
+      </w:r>
+      <w:r>
+        <w:t xml:space="preserve"> на главном окне (для одного человека) или данные из Excel.</w:t>
+      </w:r>
+    </w:p>
+    <w:p>
+      <w:pPr>
+        <w:pStyle w:val="Heading2"/>
+      </w:pPr>
+      <w:r>
+        <w:t>Нумерация в таблице «В»</w:t>
+      </w:r>
+    </w:p>
+    <w:p>
+      <w:r>
+        <w:t xml:space="preserve">Если в ячейке V_PROF текст начинается с </w:t>
+      </w:r>
+      <w:r>
+        <w:rPr>
+          <w:b/>
+        </w:rPr>
+        <w:t>«2.»</w:t>
+      </w:r>
+      <w:r>
+        <w:t xml:space="preserve">, </w:t>
+      </w:r>
+      <w:r>
+        <w:rPr>
+          <w:b/>
+        </w:rPr>
+        <w:t>«3)»</w:t>
+      </w:r>
+      <w:r>
+        <w:t xml:space="preserve"> и т.п., в протоколе сохранится </w:t>
+      </w:r>
+      <w:r>
+        <w:rPr>
+          <w:b/>
+        </w:rPr>
+        <w:t>тот же номер</w:t>
+      </w:r>
+      <w:r>
+        <w:t xml:space="preserve"> (не всегда с единицы). Подробнее — </w:t>
+      </w:r>
+      <w:r>
+        <w:rPr>
+          <w:b/>
+        </w:rPr>
+        <w:t>FAQ.md</w:t>
+      </w:r>
+      <w:r>
+        <w:t>.</w:t>
+      </w:r>
+    </w:p>
+    <w:p/>
+    <w:p>
+      <w:pPr>
+        <w:pStyle w:val="Heading1"/>
+      </w:pPr>
+      <w:r>
+        <w:t>12. Технический протокол (отдельный режим)</w:t>
       </w:r>
     </w:p>
     <w:p>
@@ -2115,7 +2884,7 @@
         <w:t>Это другой вид протокола</w:t>
       </w:r>
       <w:r>
-        <w:t xml:space="preserve"> — не смешивайте его с обычным в одной кнопке «наугад».</w:t>
+        <w:t xml:space="preserve"> — не смешивайте его с обычным без необходимости.</w:t>
       </w:r>
     </w:p>
     <w:p>
@@ -2386,7 +3155,16 @@
         <w:t>«Шаблон Word (тех.)…»</w:t>
       </w:r>
       <w:r>
-        <w:t xml:space="preserve"> — указать свой файл бланка.</w:t>
+        <w:t xml:space="preserve"> / </w:t>
+      </w:r>
+      <w:r>
+        <w:rPr>
+          <w:b/>
+        </w:rPr>
+        <w:t>«Сброс тех. шаблона»</w:t>
+      </w:r>
+      <w:r>
+        <w:t>.</w:t>
       </w:r>
     </w:p>
     <w:p>
@@ -2431,7 +3209,7 @@
         <w:pStyle w:val="Heading1"/>
       </w:pPr>
       <w:r>
-        <w:t>11. Дата, № протокола, Оценка, Проверка знаний</w:t>
+        <w:t>13. Дата, № протокола, Оценка, Проверка знаний</w:t>
       </w:r>
     </w:p>
     <w:p>
@@ -2450,7 +3228,7 @@
         <w:t>Формат:</w:t>
       </w:r>
       <w:r>
-        <w:t xml:space="preserve"> `ДД.ММ.ГГГГ`, например `20.05.2026`.</w:t>
+        <w:t xml:space="preserve"> `ДД.ММ.ГГГГ`, например `22.05.2026`.</w:t>
       </w:r>
     </w:p>
     <w:p>
@@ -2475,7 +3253,7 @@
         <w:t>месяц и год</w:t>
       </w:r>
       <w:r>
-        <w:t xml:space="preserve"> для красивого номера в Word (вид `5-05-2026` — номер-месяц-год).</w:t>
+        <w:t xml:space="preserve"> для номера в Word (вид `5-05-2026` — номер-месяц-год).</w:t>
       </w:r>
     </w:p>
     <w:p>
@@ -2534,11 +3312,6 @@
       </w:r>
     </w:p>
     <w:p>
-      <w:r>
-        <w:t>Выпадающий список:</w:t>
-      </w:r>
-    </w:p>
-    <w:p>
       <w:pPr>
         <w:pStyle w:val="ListBullet"/>
       </w:pPr>
@@ -2606,7 +3379,7 @@
         <w:pStyle w:val="Heading1"/>
       </w:pPr>
       <w:r>
-        <w:t>12. Кнопки «Сформировать протокол» и соседние</w:t>
+        <w:t>14. Кнопки «Сформировать протокол» и соседние</w:t>
       </w:r>
     </w:p>
     <w:p>
@@ -2633,7 +3406,24 @@
         <w:pStyle w:val="ListNumber"/>
       </w:pPr>
       <w:r>
-        <w:t>Собирает текст и таблицу по вашим полям.</w:t>
+        <w:t xml:space="preserve">При программе </w:t>
+      </w:r>
+      <w:r>
+        <w:rPr>
+          <w:b/>
+        </w:rPr>
+        <w:t>«В»</w:t>
+      </w:r>
+      <w:r>
+        <w:t xml:space="preserve"> и совмещениях — открывает диалог (§11), если нужно.</w:t>
+      </w:r>
+    </w:p>
+    <w:p>
+      <w:pPr>
+        <w:pStyle w:val="ListNumber"/>
+      </w:pPr>
+      <w:r>
+        <w:t>Собирает документ Word по шаблону.</w:t>
       </w:r>
     </w:p>
     <w:p>
@@ -2650,7 +3440,7 @@
         <w:t>«Предпросмотр»</w:t>
       </w:r>
       <w:r>
-        <w:t>.</w:t>
+        <w:t xml:space="preserve"> (упрощённый текст).</w:t>
       </w:r>
     </w:p>
     <w:p>
@@ -2667,7 +3457,16 @@
         <w:t>журнал</w:t>
       </w:r>
       <w:r>
-        <w:t xml:space="preserve"> (история в базе).</w:t>
+        <w:t xml:space="preserve"> (метаданные в базе; полный текст в журнал </w:t>
+      </w:r>
+      <w:r>
+        <w:rPr>
+          <w:b/>
+        </w:rPr>
+        <w:t>не сохраняется</w:t>
+      </w:r>
+      <w:r>
+        <w:t>).</w:t>
       </w:r>
     </w:p>
     <w:p>
@@ -2791,21 +3590,24 @@
         <w:t>последний</w:t>
       </w:r>
       <w:r>
-        <w:t xml:space="preserve"> документ.</w:t>
+        <w:t xml:space="preserve"> документ;</w:t>
       </w:r>
     </w:p>
     <w:p>
-      <w:r>
-        <w:t xml:space="preserve">Удобно, когда каждому работнику нужен </w:t>
+      <w:pPr>
+        <w:pStyle w:val="ListBullet"/>
+      </w:pPr>
+      <w:r>
+        <w:t xml:space="preserve">каждый сохранённый файл </w:t>
       </w:r>
       <w:r>
         <w:rPr>
           <w:b/>
         </w:rPr>
-        <w:t>свой</w:t>
-      </w:r>
-      <w:r>
-        <w:t xml:space="preserve"> файл.</w:t>
+        <w:t>можно сразу редактировать в Word</w:t>
+      </w:r>
+      <w:r>
+        <w:t xml:space="preserve"> (защита с шаблона снимается автоматически).</w:t>
       </w:r>
     </w:p>
     <w:p>
@@ -2896,7 +3698,7 @@
         <w:t>«Минтруд» → «Файл реестра обученных»</w:t>
       </w:r>
       <w:r>
-        <w:t xml:space="preserve"> (см. ниже).</w:t>
+        <w:t xml:space="preserve"> (см. §21).</w:t>
       </w:r>
     </w:p>
     <w:p/>
@@ -2905,7 +3707,7 @@
         <w:pStyle w:val="Heading1"/>
       </w:pPr>
       <w:r>
-        <w:t>13. Кнопки «Сохранить в DOCX», «PDF», «Предпросмотр»</w:t>
+        <w:t>15. Кнопки «Сохранить в DOCX», «PDF», «Предпросмотр»</w:t>
       </w:r>
     </w:p>
     <w:p>
@@ -2970,6 +3772,26 @@
       </w:r>
     </w:p>
     <w:p>
+      <w:r>
+        <w:rPr>
+          <w:b/>
+        </w:rPr>
+        <w:t>Редактирование:</w:t>
+      </w:r>
+      <w:r>
+        <w:t xml:space="preserve"> готовый протокол сохраняется </w:t>
+      </w:r>
+      <w:r>
+        <w:rPr>
+          <w:b/>
+        </w:rPr>
+        <w:t>без защиты Word</w:t>
+      </w:r>
+      <w:r>
+        <w:t xml:space="preserve"> (шаблоны в папке программы могут быть защищены от случайной правки — это не относится к сформированным файлам).</w:t>
+      </w:r>
+    </w:p>
+    <w:p>
       <w:pPr>
         <w:pStyle w:val="Heading2"/>
       </w:pPr>
@@ -3008,7 +3830,7 @@
         <w:t>Microsoft Word</w:t>
       </w:r>
       <w:r>
-        <w:t>. Программа открывает docx через Word и сохраняет PDF.</w:t>
+        <w:t>. Программа собирает docx и сохраняет PDF через Word.</w:t>
       </w:r>
     </w:p>
     <w:p>
@@ -3059,7 +3881,7 @@
         <w:pStyle w:val="Heading1"/>
       </w:pPr>
       <w:r>
-        <w:t>14. Окно «Предпросмотр протокола»</w:t>
+        <w:t>16. Окно «Предпросмотр протокола»</w:t>
       </w:r>
     </w:p>
     <w:p>
@@ -3167,7 +3989,7 @@
         <w:pStyle w:val="Heading1"/>
       </w:pPr>
       <w:r>
-        <w:t>15. Строка внизу окна (статус)</w:t>
+        <w:t>17. Строка внизу окна (статус)</w:t>
       </w:r>
     </w:p>
     <w:p>
@@ -3238,7 +4060,7 @@
         <w:pStyle w:val="Heading1"/>
       </w:pPr>
       <w:r>
-        <w:t>16. Меню «Администрирование»</w:t>
+        <w:t>18. Меню «Администрирование»</w:t>
       </w:r>
     </w:p>
     <w:p>
@@ -3338,7 +4160,7 @@
           <w:p>
             <w:r/>
             <w:r>
-              <w:t>Кто председатель и члены комиссии в протоколе</w:t>
+              <w:t>Приказ, место проверки, председатель и члены комиссии</w:t>
             </w:r>
           </w:p>
         </w:tc>
@@ -3377,7 +4199,7 @@
         <w:pStyle w:val="Heading1"/>
       </w:pPr>
       <w:r>
-        <w:t>17. Окно «Настройки и данные» — по блокам</w:t>
+        <w:t>19. Окно «Настройки и данные» — по блокам</w:t>
       </w:r>
     </w:p>
     <w:p>
@@ -3522,7 +4344,16 @@
         <w:t>Лист komission</w:t>
       </w:r>
       <w:r>
-        <w:t xml:space="preserve"> в том же файле — кандидаты в комиссию (с 3-й строки). Сам состав комиссии задаётся в другом окне (см. §18).</w:t>
+        <w:t xml:space="preserve"> в том же файле — кандидаты в комиссию (см. §20). Сам состав комиссии задаётся в окне </w:t>
+      </w:r>
+      <w:r>
+        <w:rPr>
+          <w:b/>
+        </w:rPr>
+        <w:t>«Приказ и комиссия»</w:t>
+      </w:r>
+      <w:r>
+        <w:t>.</w:t>
       </w:r>
     </w:p>
     <w:p>
@@ -3668,7 +4499,7 @@
           <w:p>
             <w:r/>
             <w:r>
-              <w:t>Кнопка</w:t>
+              <w:t>Кнопка / элемент</w:t>
             </w:r>
           </w:p>
         </w:tc>
@@ -3742,7 +4573,127 @@
               <w:t>куда</w:t>
             </w:r>
             <w:r>
-              <w:t xml:space="preserve"> программа подставляет номер, дату, таблицу</w:t>
+              <w:t xml:space="preserve"> программа подставляет номер, дату, таблицу, комиссию</w:t>
+            </w:r>
+          </w:p>
+        </w:tc>
+      </w:tr>
+      <w:tr>
+        <w:tc>
+          <w:tcPr>
+            <w:tcW w:type="dxa" w:w="4320"/>
+          </w:tcPr>
+          <w:p>
+            <w:r/>
+            <w:r>
+              <w:rPr>
+                <w:b/>
+              </w:rPr>
+              <w:t>Защита стандартных шаблонов в Word</w:t>
+            </w:r>
+            <w:r>
+              <w:t xml:space="preserve"> (галочка)</w:t>
+            </w:r>
+          </w:p>
+        </w:tc>
+        <w:tc>
+          <w:tcPr>
+            <w:tcW w:type="dxa" w:w="4320"/>
+          </w:tcPr>
+          <w:p>
+            <w:r/>
+            <w:r>
+              <w:t xml:space="preserve">Автоматически защищать </w:t>
+            </w:r>
+            <w:r>
+              <w:rPr>
+                <w:b/>
+              </w:rPr>
+              <w:t>шаблоны</w:t>
+            </w:r>
+            <w:r>
+              <w:t xml:space="preserve"> в папке программы от правки</w:t>
+            </w:r>
+          </w:p>
+        </w:tc>
+      </w:tr>
+      <w:tr>
+        <w:tc>
+          <w:tcPr>
+            <w:tcW w:type="dxa" w:w="4320"/>
+          </w:tcPr>
+          <w:p>
+            <w:r/>
+            <w:r>
+              <w:rPr>
+                <w:b/>
+              </w:rPr>
+              <w:t>Включить защиту шаблонов…</w:t>
+            </w:r>
+          </w:p>
+        </w:tc>
+        <w:tc>
+          <w:tcPr>
+            <w:tcW w:type="dxa" w:w="4320"/>
+          </w:tcPr>
+          <w:p>
+            <w:r/>
+            <w:r>
+              <w:t>Принудительно включить режим «только чтение» в Word на default_protocol*.docx</w:t>
+            </w:r>
+          </w:p>
+        </w:tc>
+      </w:tr>
+      <w:tr>
+        <w:tc>
+          <w:tcPr>
+            <w:tcW w:type="dxa" w:w="4320"/>
+          </w:tcPr>
+          <w:p>
+            <w:r/>
+            <w:r>
+              <w:rPr>
+                <w:b/>
+              </w:rPr>
+              <w:t>Снять защиту (для правки)…</w:t>
+            </w:r>
+          </w:p>
+        </w:tc>
+        <w:tc>
+          <w:tcPr>
+            <w:tcW w:type="dxa" w:w="4320"/>
+          </w:tcPr>
+          <w:p>
+            <w:r/>
+            <w:r>
+              <w:t>Снять защиту с шаблонов, чтобы править бланк</w:t>
+            </w:r>
+          </w:p>
+        </w:tc>
+      </w:tr>
+      <w:tr>
+        <w:tc>
+          <w:tcPr>
+            <w:tcW w:type="dxa" w:w="4320"/>
+          </w:tcPr>
+          <w:p>
+            <w:r/>
+            <w:r>
+              <w:rPr>
+                <w:b/>
+              </w:rPr>
+              <w:t>Папка шаблона…</w:t>
+            </w:r>
+          </w:p>
+        </w:tc>
+        <w:tc>
+          <w:tcPr>
+            <w:tcW w:type="dxa" w:w="4320"/>
+          </w:tcPr>
+          <w:p>
+            <w:r/>
+            <w:r>
+              <w:t>Открыть папку, где лежит текущий шаблон</w:t>
             </w:r>
           </w:p>
         </w:tc>
@@ -3760,27 +4711,9 @@
               </w:rPr>
               <w:t>Шаблон Word (тех.)…</w:t>
             </w:r>
-          </w:p>
-        </w:tc>
-        <w:tc>
-          <w:tcPr>
-            <w:tcW w:type="dxa" w:w="4320"/>
-          </w:tcPr>
-          <w:p>
-            <w:r/>
             <w:r>
-              <w:t>Бланк для технического протокола</w:t>
+              <w:t xml:space="preserve"> / </w:t>
             </w:r>
-          </w:p>
-        </w:tc>
-      </w:tr>
-      <w:tr>
-        <w:tc>
-          <w:tcPr>
-            <w:tcW w:type="dxa" w:w="4320"/>
-          </w:tcPr>
-          <w:p>
-            <w:r/>
             <w:r>
               <w:rPr>
                 <w:b/>
@@ -3796,12 +4729,41 @@
           <w:p>
             <w:r/>
             <w:r>
-              <w:t>Вернуть стандартный технический бланк</w:t>
+              <w:t>Бланк технического протокола</w:t>
             </w:r>
           </w:p>
         </w:tc>
       </w:tr>
     </w:tbl>
+    <w:p>
+      <w:r>
+        <w:rPr>
+          <w:b/>
+        </w:rPr>
+        <w:t>Важно:</w:t>
+      </w:r>
+      <w:r>
+        <w:t xml:space="preserve"> </w:t>
+      </w:r>
+      <w:r>
+        <w:rPr>
+          <w:b/>
+        </w:rPr>
+        <w:t>сформированные</w:t>
+      </w:r>
+      <w:r>
+        <w:t xml:space="preserve"> протоколы при сохранении </w:t>
+      </w:r>
+      <w:r>
+        <w:rPr>
+          <w:b/>
+        </w:rPr>
+        <w:t>не остаются защищёнными</w:t>
+      </w:r>
+      <w:r>
+        <w:t xml:space="preserve"> — их можно править в Word сразу после сохранения.</w:t>
+      </w:r>
+    </w:p>
     <w:p>
       <w:pPr>
         <w:pStyle w:val="Heading2"/>
@@ -4018,7 +4980,7 @@
               <w:t>не нашёлся</w:t>
             </w:r>
             <w:r>
-              <w:t xml:space="preserve"> — подставится этот (один на всех или запасной)</w:t>
+              <w:t xml:space="preserve"> — подставится этот (запасной)</w:t>
             </w:r>
           </w:p>
         </w:tc>
@@ -4115,7 +5077,7 @@
           <w:p>
             <w:r/>
             <w:r>
-              <w:t>Список уже сформированных обычных протоколов</w:t>
+              <w:t>Список сформированных обычных протоколов</w:t>
             </w:r>
           </w:p>
         </w:tc>
@@ -4176,8 +5138,206 @@
       </w:tr>
     </w:tbl>
     <w:p>
-      <w:r>
-        <w:t>В журнале можно открыть запись и снова вывести в предпросмотр для сохранения.</w:t>
+      <w:pPr>
+        <w:pStyle w:val="Heading2"/>
+      </w:pPr>
+      <w:r>
+        <w:t>Окно журнала (подробнее)</w:t>
+      </w:r>
+    </w:p>
+    <w:p>
+      <w:r>
+        <w:t xml:space="preserve">В журнале хранятся </w:t>
+      </w:r>
+      <w:r>
+        <w:rPr>
+          <w:b/>
+        </w:rPr>
+        <w:t>не полный текст протокола</w:t>
+      </w:r>
+      <w:r>
+        <w:t xml:space="preserve">, а </w:t>
+      </w:r>
+      <w:r>
+        <w:rPr>
+          <w:b/>
+        </w:rPr>
+        <w:t>ФИО, дата, оценка, № протокола, тема/программы</w:t>
+      </w:r>
+      <w:r>
+        <w:t xml:space="preserve">, время записи. Полный текст в базе </w:t>
+      </w:r>
+      <w:r>
+        <w:rPr>
+          <w:b/>
+        </w:rPr>
+        <w:t>намеренно не сохраняется</w:t>
+      </w:r>
+      <w:r>
+        <w:t xml:space="preserve"> (меньше персональных данных).</w:t>
+      </w:r>
+    </w:p>
+    <w:tbl>
+      <w:tblPr>
+        <w:tblStyle w:val="TableGrid"/>
+        <w:tblW w:type="auto" w:w="0"/>
+        <w:tblLook w:firstColumn="1" w:firstRow="1" w:lastColumn="0" w:lastRow="0" w:noHBand="0" w:noVBand="1" w:val="04A0"/>
+      </w:tblPr>
+      <w:tblGrid>
+        <w:gridCol w:w="4320"/>
+        <w:gridCol w:w="4320"/>
+      </w:tblGrid>
+      <w:tr>
+        <w:tc>
+          <w:tcPr>
+            <w:tcW w:type="dxa" w:w="4320"/>
+          </w:tcPr>
+          <w:p>
+            <w:r/>
+            <w:r>
+              <w:t>Кнопка в журнале</w:t>
+            </w:r>
+          </w:p>
+        </w:tc>
+        <w:tc>
+          <w:tcPr>
+            <w:tcW w:type="dxa" w:w="4320"/>
+          </w:tcPr>
+          <w:p>
+            <w:r/>
+            <w:r>
+              <w:t>Действие</w:t>
+            </w:r>
+          </w:p>
+        </w:tc>
+      </w:tr>
+      <w:tr>
+        <w:tc>
+          <w:tcPr>
+            <w:tcW w:type="dxa" w:w="4320"/>
+          </w:tcPr>
+          <w:p>
+            <w:r/>
+            <w:r>
+              <w:rPr>
+                <w:b/>
+              </w:rPr>
+              <w:t>Обновить список</w:t>
+            </w:r>
+          </w:p>
+        </w:tc>
+        <w:tc>
+          <w:tcPr>
+            <w:tcW w:type="dxa" w:w="4320"/>
+          </w:tcPr>
+          <w:p>
+            <w:r/>
+            <w:r>
+              <w:t>Перечитать записи из базы</w:t>
+            </w:r>
+          </w:p>
+        </w:tc>
+      </w:tr>
+      <w:tr>
+        <w:tc>
+          <w:tcPr>
+            <w:tcW w:type="dxa" w:w="4320"/>
+          </w:tcPr>
+          <w:p>
+            <w:r/>
+            <w:r>
+              <w:rPr>
+                <w:b/>
+              </w:rPr>
+              <w:t>Выгрузить реестр…</w:t>
+            </w:r>
+          </w:p>
+        </w:tc>
+        <w:tc>
+          <w:tcPr>
+            <w:tcW w:type="dxa" w:w="4320"/>
+          </w:tcPr>
+          <w:p>
+            <w:r/>
+            <w:r>
+              <w:t>Excel или CSV со списком сформированных протоколов</w:t>
+            </w:r>
+          </w:p>
+        </w:tc>
+      </w:tr>
+      <w:tr>
+        <w:tc>
+          <w:tcPr>
+            <w:tcW w:type="dxa" w:w="4320"/>
+          </w:tcPr>
+          <w:p>
+            <w:r/>
+            <w:r>
+              <w:rPr>
+                <w:b/>
+              </w:rPr>
+              <w:t>В окно предпросмотра</w:t>
+            </w:r>
+          </w:p>
+        </w:tc>
+        <w:tc>
+          <w:tcPr>
+            <w:tcW w:type="dxa" w:w="4320"/>
+          </w:tcPr>
+          <w:p>
+            <w:r/>
+            <w:r>
+              <w:t>Только если в старой записи был сохранён текст; иначе — сформируйте снова или откройте DOCX</w:t>
+            </w:r>
+          </w:p>
+        </w:tc>
+      </w:tr>
+      <w:tr>
+        <w:tc>
+          <w:tcPr>
+            <w:tcW w:type="dxa" w:w="4320"/>
+          </w:tcPr>
+          <w:p>
+            <w:r/>
+            <w:r>
+              <w:rPr>
+                <w:b/>
+              </w:rPr>
+              <w:t>Очистить журнал</w:t>
+            </w:r>
+          </w:p>
+        </w:tc>
+        <w:tc>
+          <w:tcPr>
+            <w:tcW w:type="dxa" w:w="4320"/>
+          </w:tcPr>
+          <w:p>
+            <w:r/>
+            <w:r>
+              <w:t>Удалить записи этого вида (ОТ или тех.)</w:t>
+            </w:r>
+          </w:p>
+        </w:tc>
+      </w:tr>
+    </w:tbl>
+    <w:p>
+      <w:r>
+        <w:rPr>
+          <w:b/>
+        </w:rPr>
+        <w:t>Выгрузка реестра:</w:t>
+      </w:r>
+      <w:r>
+        <w:t xml:space="preserve"> если в одной записи журнала несколько ФИО (протокол на группу), в файле будет </w:t>
+      </w:r>
+      <w:r>
+        <w:rPr>
+          <w:b/>
+        </w:rPr>
+        <w:t>отдельная строка на каждого</w:t>
+      </w:r>
+      <w:r>
+        <w:t xml:space="preserve"> (данные берутся из сохранённого снимка сотрудников или из поля ФИО через запятую/точку с запятой).</w:t>
       </w:r>
     </w:p>
     <w:p/>
@@ -4186,7 +5346,7 @@
         <w:pStyle w:val="Heading1"/>
       </w:pPr>
       <w:r>
-        <w:t>18. Окно «Приказ и комиссия»</w:t>
+        <w:t>20. Окно «Приказ и комиссия»</w:t>
       </w:r>
     </w:p>
     <w:p>
@@ -4252,7 +5412,7 @@
         <w:pStyle w:val="Heading2"/>
       </w:pPr>
       <w:r>
-        <w:t>Поля приказа</w:t>
+        <w:t>Поля приказа и шапки</w:t>
       </w:r>
     </w:p>
     <w:tbl>
@@ -4343,10 +5503,100 @@
           </w:p>
         </w:tc>
       </w:tr>
+      <w:tr>
+        <w:tc>
+          <w:tcPr>
+            <w:tcW w:type="dxa" w:w="4320"/>
+          </w:tcPr>
+          <w:p>
+            <w:r/>
+            <w:r>
+              <w:rPr>
+                <w:b/>
+              </w:rPr>
+              <w:t>Подразделение (место проверки знаний)</w:t>
+            </w:r>
+          </w:p>
+        </w:tc>
+        <w:tc>
+          <w:tcPr>
+            <w:tcW w:type="dxa" w:w="4320"/>
+          </w:tcPr>
+          <w:p>
+            <w:r/>
+            <w:r>
+              <w:t xml:space="preserve">Текст для </w:t>
+            </w:r>
+            <w:r>
+              <w:rPr>
+                <w:b/>
+              </w:rPr>
+              <w:t>{{ПОДРАЗДЕЛЕНИЕ_ПРОВЕРКИ}}</w:t>
+            </w:r>
+            <w:r>
+              <w:t xml:space="preserve"> в Word (цех, участок, «для работников…»)</w:t>
+            </w:r>
+          </w:p>
+        </w:tc>
+      </w:tr>
+      <w:tr>
+        <w:tc>
+          <w:tcPr>
+            <w:tcW w:type="dxa" w:w="4320"/>
+          </w:tcPr>
+          <w:p>
+            <w:r/>
+            <w:r>
+              <w:rPr>
+                <w:b/>
+              </w:rPr>
+              <w:t>В соответствии с приказом (кем утверждён…)</w:t>
+            </w:r>
+          </w:p>
+        </w:tc>
+        <w:tc>
+          <w:tcPr>
+            <w:tcW w:type="dxa" w:w="4320"/>
+          </w:tcPr>
+          <w:p>
+            <w:r/>
+            <w:r>
+              <w:t xml:space="preserve">Фрагмент для </w:t>
+            </w:r>
+            <w:r>
+              <w:rPr>
+                <w:b/>
+              </w:rPr>
+              <w:t>{{УТВЕРДИЛ_ПРИКАЗ}}</w:t>
+            </w:r>
+            <w:r>
+              <w:t xml:space="preserve"> (без слов «в соответствии с приказом»)</w:t>
+            </w:r>
+          </w:p>
+        </w:tc>
+      </w:tr>
     </w:tbl>
     <w:p>
       <w:r>
-        <w:t>Эти данные попадут в фразу «в соответствии с приказом … от … № …» в шапке Word.</w:t>
+        <w:t xml:space="preserve">Маркеры </w:t>
+      </w:r>
+      <w:r>
+        <w:rPr>
+          <w:b/>
+        </w:rPr>
+        <w:t>{{ПОДРАЗДЕЛЕНИЕ_ПРОВЕРКИ}}</w:t>
+      </w:r>
+      <w:r>
+        <w:t xml:space="preserve"> и </w:t>
+      </w:r>
+      <w:r>
+        <w:rPr>
+          <w:b/>
+        </w:rPr>
+        <w:t>{{УТВЕРДИЛ_ПРИКАЗ}}</w:t>
+      </w:r>
+      <w:r>
+        <w:t xml:space="preserve"> не удаляйте из шаблона .docx.</w:t>
       </w:r>
     </w:p>
     <w:p>
@@ -4368,7 +5618,7 @@
         <w:t>komission</w:t>
       </w:r>
       <w:r>
-        <w:t xml:space="preserve"> в Excel (с 3-й строки).</w:t>
+        <w:t xml:space="preserve"> в Excel: строка 2 — заголовки; с 3-й строки — председатель в A/B, члены в D/E.</w:t>
       </w:r>
     </w:p>
     <w:tbl>
@@ -4506,7 +5756,7 @@
         <w:t>Председатель</w:t>
       </w:r>
       <w:r>
-        <w:t xml:space="preserve"> — один человек, показывается подписью.</w:t>
+        <w:t xml:space="preserve"> — один человек.</w:t>
       </w:r>
     </w:p>
     <w:p>
@@ -4560,7 +5810,7 @@
         <w:t>«Сохранить в базу»</w:t>
       </w:r>
       <w:r>
-        <w:t xml:space="preserve"> (или аналог) — запомнить состав. </w:t>
+        <w:t xml:space="preserve"> — запомнить состав. </w:t>
       </w:r>
       <w:r>
         <w:rPr>
@@ -4652,13 +5902,42 @@
         <w:t xml:space="preserve"> — блоки для подписей.</w:t>
       </w:r>
     </w:p>
+    <w:p>
+      <w:r>
+        <w:rPr>
+          <w:b/>
+        </w:rPr>
+        <w:t>Вставка из буфера:</w:t>
+      </w:r>
+      <w:r>
+        <w:t xml:space="preserve"> в многострочных полях и в полях ввода работают </w:t>
+      </w:r>
+      <w:r>
+        <w:rPr>
+          <w:b/>
+        </w:rPr>
+        <w:t>Ctrl+V</w:t>
+      </w:r>
+      <w:r>
+        <w:t xml:space="preserve"> и </w:t>
+      </w:r>
+      <w:r>
+        <w:rPr>
+          <w:b/>
+        </w:rPr>
+        <w:t>ПКМ → «Вставить»</w:t>
+      </w:r>
+      <w:r>
+        <w:t>.</w:t>
+      </w:r>
+    </w:p>
     <w:p/>
     <w:p>
       <w:pPr>
         <w:pStyle w:val="Heading1"/>
       </w:pPr>
       <w:r>
-        <w:t>19. Меню «Минтруд»</w:t>
+        <w:t>21. Меню «Минтруд»</w:t>
       </w:r>
     </w:p>
     <w:tbl>
@@ -4744,7 +6023,7 @@
           <w:p>
             <w:r/>
             <w:r>
-              <w:t>То же, что в настройках: файл с номерами после регистрации</w:t>
+              <w:t>Файл с номерами после регистрации на портале</w:t>
             </w:r>
           </w:p>
         </w:tc>
@@ -4871,7 +6150,7 @@
         <w:t>«Обновить протокол из реестра Минтруда»</w:t>
       </w:r>
       <w:r>
-        <w:t xml:space="preserve"> или пересформировать — номера в таблице Word.</w:t>
+        <w:t xml:space="preserve"> — номера в таблице Word.</w:t>
       </w:r>
     </w:p>
     <w:p>
@@ -4970,7 +6249,42 @@
         <w:t>совпадение должности</w:t>
       </w:r>
       <w:r>
-        <w:t>.</w:t>
+        <w:t xml:space="preserve"> в реестре.</w:t>
+      </w:r>
+    </w:p>
+    <w:p>
+      <w:pPr>
+        <w:pStyle w:val="ListNumber"/>
+      </w:pPr>
+      <w:r>
+        <w:t xml:space="preserve">Для </w:t>
+      </w:r>
+      <w:r>
+        <w:rPr>
+          <w:b/>
+        </w:rPr>
+        <w:t>ПП</w:t>
+      </w:r>
+      <w:r>
+        <w:t xml:space="preserve">, </w:t>
+      </w:r>
+      <w:r>
+        <w:rPr>
+          <w:b/>
+        </w:rPr>
+        <w:t>СИЗ</w:t>
+      </w:r>
+      <w:r>
+        <w:t xml:space="preserve">, </w:t>
+      </w:r>
+      <w:r>
+        <w:rPr>
+          <w:b/>
+        </w:rPr>
+        <w:t>«В»</w:t>
+      </w:r>
+      <w:r>
+        <w:t xml:space="preserve"> должность в реестре не обязательна, но помогает выбрать строку при нескольких совпадениях.</w:t>
       </w:r>
     </w:p>
     <w:p/>
@@ -4979,7 +6293,7 @@
         <w:pStyle w:val="Heading1"/>
       </w:pPr>
       <w:r>
-        <w:t>20. Меню «Справка»</w:t>
+        <w:t>22. Меню «Справка»</w:t>
       </w:r>
     </w:p>
     <w:tbl>
@@ -5038,7 +6352,7 @@
           <w:p>
             <w:r/>
             <w:r>
-              <w:t>Поиск по тексту FAQ (как энциклопедия)</w:t>
+              <w:t>Поиск по тексту FAQ</w:t>
             </w:r>
           </w:p>
         </w:tc>
@@ -5065,7 +6379,7 @@
           <w:p>
             <w:r/>
             <w:r>
-              <w:t>F5, Ctrl+F, Ctrl+V в полях</w:t>
+              <w:t>F5, Ctrl+F, Ctrl+V, выбор в списке</w:t>
             </w:r>
           </w:p>
         </w:tc>
@@ -5092,7 +6406,7 @@
           <w:p>
             <w:r/>
             <w:r>
-              <w:t>Версия, разработчик, почта для связи</w:t>
+              <w:t>Версия (1.4), разработчик, почта для связи</w:t>
             </w:r>
           </w:p>
         </w:tc>
@@ -5104,7 +6418,7 @@
         <w:pStyle w:val="Heading1"/>
       </w:pPr>
       <w:r>
-        <w:t>21. Один полный пример: от начала до файла на диске</w:t>
+        <w:t>23. Один полный пример: от начала до файла на диске</w:t>
       </w:r>
     </w:p>
     <w:p>
@@ -5162,6 +6476,35 @@
         </w:rPr>
         <w:t>Иванов И.И.</w:t>
       </w:r>
+      <w:r>
+        <w:t xml:space="preserve"> (при необходимости развернуть группу подразделения).</w:t>
+      </w:r>
+    </w:p>
+    <w:p>
+      <w:pPr>
+        <w:pStyle w:val="ListNumber"/>
+      </w:pPr>
+      <w:r>
+        <w:t xml:space="preserve">Проверить </w:t>
+      </w:r>
+      <w:r>
+        <w:rPr>
+          <w:b/>
+        </w:rPr>
+        <w:t>Подразделение</w:t>
+      </w:r>
+      <w:r>
+        <w:t xml:space="preserve"> и </w:t>
+      </w:r>
+      <w:r>
+        <w:rPr>
+          <w:b/>
+        </w:rPr>
+        <w:t>Должность</w:t>
+      </w:r>
+      <w:r>
+        <w:t>.</w:t>
+      </w:r>
     </w:p>
     <w:p>
       <w:pPr>
@@ -5200,7 +6543,7 @@
         <w:t>Дата</w:t>
       </w:r>
       <w:r>
-        <w:t xml:space="preserve"> — сегодняшняя (уже стоит). </w:t>
+        <w:t xml:space="preserve"> — сегодняшняя. </w:t>
       </w:r>
       <w:r>
         <w:rPr>
@@ -5240,16 +6583,13 @@
         <w:pStyle w:val="ListNumber"/>
       </w:pPr>
       <w:r>
-        <w:t xml:space="preserve">Один раз зайти в </w:t>
-      </w:r>
-      <w:r>
         <w:rPr>
           <w:b/>
         </w:rPr>
         <w:t>«Приказ и комиссия»</w:t>
       </w:r>
       <w:r>
-        <w:t xml:space="preserve"> — выбрать председателя и членов → </w:t>
+        <w:t xml:space="preserve"> — председатель, члены, место проверки → </w:t>
       </w:r>
       <w:r>
         <w:rPr>
@@ -5286,7 +6626,7 @@
         <w:t>«Сохранить в DOCX»</w:t>
       </w:r>
       <w:r>
-        <w:t xml:space="preserve"> — выбрать папку </w:t>
+        <w:t xml:space="preserve"> — папка </w:t>
       </w:r>
       <w:r>
         <w:rPr>
@@ -5303,7 +6643,16 @@
         <w:pStyle w:val="ListNumber"/>
       </w:pPr>
       <w:r>
-        <w:t>Открыть файл в Word, проверить таблицу и подписи.</w:t>
+        <w:t xml:space="preserve">Открыть файл в Word — документ </w:t>
+      </w:r>
+      <w:r>
+        <w:rPr>
+          <w:b/>
+        </w:rPr>
+        <w:t>доступен для правки</w:t>
+      </w:r>
+      <w:r>
+        <w:t>; проверить таблицу и подписи.</w:t>
       </w:r>
     </w:p>
     <w:p>
@@ -5334,7 +6683,7 @@
         <w:pStyle w:val="Heading1"/>
       </w:pPr>
       <w:r>
-        <w:t>22. Частые ошибки и что делать</w:t>
+        <w:t>24. Частые ошибки и что делать</w:t>
       </w:r>
     </w:p>
     <w:tbl>
@@ -5409,6 +6758,36 @@
           <w:p>
             <w:r/>
             <w:r>
+              <w:t>После поиска «0 из N»</w:t>
+            </w:r>
+          </w:p>
+        </w:tc>
+        <w:tc>
+          <w:tcPr>
+            <w:tcW w:type="dxa" w:w="4320"/>
+          </w:tcPr>
+          <w:p>
+            <w:r/>
+            <w:r>
+              <w:t xml:space="preserve">Очистите поле </w:t>
+            </w:r>
+            <w:r>
+              <w:rPr>
+                <w:b/>
+              </w:rPr>
+              <w:t>Поиск</w:t>
+            </w:r>
+          </w:p>
+        </w:tc>
+      </w:tr>
+      <w:tr>
+        <w:tc>
+          <w:tcPr>
+            <w:tcW w:type="dxa" w:w="4320"/>
+          </w:tcPr>
+          <w:p>
+            <w:r/>
+            <w:r>
               <w:t>«Нужна хотя бы одна программа»</w:t>
             </w:r>
           </w:p>
@@ -5454,6 +6833,36 @@
                 <w:b/>
               </w:rPr>
               <w:t>«В»</w:t>
+            </w:r>
+          </w:p>
+        </w:tc>
+      </w:tr>
+      <w:tr>
+        <w:tc>
+          <w:tcPr>
+            <w:tcW w:type="dxa" w:w="4320"/>
+          </w:tcPr>
+          <w:p>
+            <w:r/>
+            <w:r>
+              <w:t>Диалог «Совмещения» — не даёт продолжить</w:t>
+            </w:r>
+          </w:p>
+        </w:tc>
+        <w:tc>
+          <w:tcPr>
+            <w:tcW w:type="dxa" w:w="4320"/>
+          </w:tcPr>
+          <w:p>
+            <w:r/>
+            <w:r>
+              <w:t xml:space="preserve">У каждого ФИО отметьте должность и выберите </w:t>
+            </w:r>
+            <w:r>
+              <w:rPr>
+                <w:b/>
+              </w:rPr>
+              <w:t>основную</w:t>
             </w:r>
           </w:p>
         </w:tc>
@@ -5547,6 +6956,54 @@
           <w:p>
             <w:r/>
             <w:r>
+              <w:t xml:space="preserve">Word не даёт править </w:t>
+            </w:r>
+            <w:r>
+              <w:rPr>
+                <w:b/>
+              </w:rPr>
+              <w:t>шаблон</w:t>
+            </w:r>
+          </w:p>
+        </w:tc>
+        <w:tc>
+          <w:tcPr>
+            <w:tcW w:type="dxa" w:w="4320"/>
+          </w:tcPr>
+          <w:p>
+            <w:r/>
+            <w:r>
+              <w:t xml:space="preserve">Это нормально — </w:t>
+            </w:r>
+            <w:r>
+              <w:rPr>
+                <w:b/>
+              </w:rPr>
+              <w:t>«Снять защиту (для правки)…»</w:t>
+            </w:r>
+            <w:r>
+              <w:t xml:space="preserve"> в настройках; </w:t>
+            </w:r>
+            <w:r>
+              <w:rPr>
+                <w:b/>
+              </w:rPr>
+              <w:t>готовый протокол</w:t>
+            </w:r>
+            <w:r>
+              <w:t xml:space="preserve"> не защищён</w:t>
+            </w:r>
+          </w:p>
+        </w:tc>
+      </w:tr>
+      <w:tr>
+        <w:tc>
+          <w:tcPr>
+            <w:tcW w:type="dxa" w:w="4320"/>
+          </w:tcPr>
+          <w:p>
+            <w:r/>
+            <w:r>
               <w:t>PDF «странный»</w:t>
             </w:r>
           </w:p>
@@ -5591,13 +7048,13 @@
           <w:p>
             <w:r/>
             <w:r>
-              <w:t xml:space="preserve">Кликните в поле ввода; ПКМ → </w:t>
+              <w:t xml:space="preserve">Кликните в поле ввода; </w:t>
             </w:r>
             <w:r>
               <w:rPr>
                 <w:b/>
               </w:rPr>
-              <w:t>Вставить</w:t>
+              <w:t>ПКМ → Вставить</w:t>
             </w:r>
             <w:r>
               <w:t>; перезапустите программу</w:t>
@@ -5633,7 +7090,7 @@
               <w:t>Шаблон_Минтруд_XSD_УМН.xlsx</w:t>
             </w:r>
             <w:r>
-              <w:t xml:space="preserve"> лежит в папке программы</w:t>
+              <w:t xml:space="preserve"> в папке программы</w:t>
             </w:r>
           </w:p>
         </w:tc>
@@ -5671,6 +7128,30 @@
           </w:p>
         </w:tc>
       </w:tr>
+      <w:tr>
+        <w:tc>
+          <w:tcPr>
+            <w:tcW w:type="dxa" w:w="4320"/>
+          </w:tcPr>
+          <w:p>
+            <w:r/>
+            <w:r>
+              <w:t>В журнале нет текста протокола</w:t>
+            </w:r>
+          </w:p>
+        </w:tc>
+        <w:tc>
+          <w:tcPr>
+            <w:tcW w:type="dxa" w:w="4320"/>
+          </w:tcPr>
+          <w:p>
+            <w:r/>
+            <w:r>
+              <w:t>Так задумано — откройте сохранённый DOCX или сформируйте снова</w:t>
+            </w:r>
+          </w:p>
+        </w:tc>
+      </w:tr>
     </w:tbl>
     <w:p>
       <w:r>
@@ -5692,7 +7173,7 @@
         <w:rPr>
           <w:i/>
         </w:rPr>
-        <w:t>Инструкция для программы ProtocolOOT (протоколы проверки знаний по охране труда). При обновлении программы сверяйте пункты меню с вашим экраном — названия кнопок могут слегка отличаться в старых сборках.</w:t>
+        <w:t>Инструкция для программы ProtocolOOT, версия 1.4. При обновлении программы сверяйте пункты меню с экраном — в старых сборках названия могут отличаться.</w:t>
       </w:r>
     </w:p>
     <w:sectPr>

--- a/эталон_сборки/data/ПОДРОБНАЯ_ИНСТРУКЦИЯ_для_пользователя.docx
+++ b/эталон_сборки/data/ПОДРОБНАЯ_ИНСТРУКЦИЯ_для_пользователя.docx
@@ -18,7 +18,7 @@
         <w:t>Версия программы:</w:t>
       </w:r>
       <w:r>
-        <w:t xml:space="preserve"> 1.4 (см. </w:t>
+        <w:t xml:space="preserve"> 1.4 (смотрите </w:t>
       </w:r>
       <w:r>
         <w:rPr>
@@ -49,7 +49,7 @@
         <w:t>Задача программы простыми словами:</w:t>
       </w:r>
       <w:r>
-        <w:t xml:space="preserve"> взять данные о людях и программах обучения из Excel, вставить их в готовый бланк протокола Word и сохранить готовый файл (Word или PDF).</w:t>
+        <w:t xml:space="preserve"> взять данные о людях и программах обучения из таблицы Excel, вставить их в готовый бланк протокола Word и сохранить готовый файл (Word или PDF).</w:t>
       </w:r>
     </w:p>
     <w:p>
@@ -103,7 +103,7 @@
         <w:pStyle w:val="ListNumber"/>
       </w:pPr>
       <w:r>
-        <w:t>[Что вы видите на экране](#1-что-вы-видите-на-экране)</w:t>
+        <w:t>Что вы видите на экране</w:t>
       </w:r>
     </w:p>
     <w:p>
@@ -111,7 +111,7 @@
         <w:pStyle w:val="ListNumber"/>
       </w:pPr>
       <w:r>
-        <w:t>[Что положить в папку с программой до работы](#2-что-положить-в-папку-с-программой-до-работы)</w:t>
+        <w:t>Что положить в папку с программой до работы</w:t>
       </w:r>
     </w:p>
     <w:p>
@@ -119,7 +119,7 @@
         <w:pStyle w:val="ListNumber"/>
       </w:pPr>
       <w:r>
-        <w:t>[Как запустить программу](#3-как-запустить-программу)</w:t>
+        <w:t>Как запустить программу</w:t>
       </w:r>
     </w:p>
     <w:p>
@@ -127,7 +127,7 @@
         <w:pStyle w:val="ListNumber"/>
       </w:pPr>
       <w:r>
-        <w:t>[Блок «Обновить базы с диска»](#4-блок-обновить-базы-с-диска)</w:t>
+        <w:t>Кнопка «Обновить базы с диска»</w:t>
       </w:r>
     </w:p>
     <w:p>
@@ -135,7 +135,7 @@
         <w:pStyle w:val="ListNumber"/>
       </w:pPr>
       <w:r>
-        <w:t>[Блок «Формирование протокола» — общее](#5-блок-формирование-протокола--общее)</w:t>
+        <w:t>Рамка «Формирование протокола» — общее</w:t>
       </w:r>
     </w:p>
     <w:p>
@@ -143,7 +143,7 @@
         <w:pStyle w:val="ListNumber"/>
       </w:pPr>
       <w:r>
-        <w:t>[Поле «Поиск»](#6-поле-поиск)</w:t>
+        <w:t>Поле «Поиск»</w:t>
       </w:r>
     </w:p>
     <w:p>
@@ -151,7 +151,7 @@
         <w:pStyle w:val="ListNumber"/>
       </w:pPr>
       <w:r>
-        <w:t>[Поле «Подразделение»](#7-поле-подразделение)</w:t>
+        <w:t>Поле «Подразделение»</w:t>
       </w:r>
     </w:p>
     <w:p>
@@ -159,7 +159,7 @@
         <w:pStyle w:val="ListNumber"/>
       </w:pPr>
       <w:r>
-        <w:t>[Список сотрудников](#8-список-сотрудников)</w:t>
+        <w:t>Список сотрудников</w:t>
       </w:r>
     </w:p>
     <w:p>
@@ -167,7 +167,7 @@
         <w:pStyle w:val="ListNumber"/>
       </w:pPr>
       <w:r>
-        <w:t>[Поля «ФИО» и «Должность»](#9-поля-фио-и-должность)</w:t>
+        <w:t>Поля «ФИО» и «Должность»</w:t>
       </w:r>
     </w:p>
     <w:p>
@@ -175,7 +175,7 @@
         <w:pStyle w:val="ListNumber"/>
       </w:pPr>
       <w:r>
-        <w:t>[Блок «Программы обучения» (галочки)](#10-блок-программы-обучения-галочки)</w:t>
+        <w:t>Блок «Программы обучения» (галочки)</w:t>
       </w:r>
     </w:p>
     <w:p>
@@ -183,7 +183,7 @@
         <w:pStyle w:val="ListNumber"/>
       </w:pPr>
       <w:r>
-        <w:t>[Программа «В» и совмещения должностей](#11-программа-в-и-совмещения-должностей)</w:t>
+        <w:t>Программа «В» и совмещения должностей</w:t>
       </w:r>
     </w:p>
     <w:p>
@@ -191,7 +191,7 @@
         <w:pStyle w:val="ListNumber"/>
       </w:pPr>
       <w:r>
-        <w:t>[Технический протокол (отдельный режим)](#12-технический-протокол-отдельный-режим)</w:t>
+        <w:t>Технический протокол (отдельный режим)</w:t>
       </w:r>
     </w:p>
     <w:p>
@@ -199,7 +199,7 @@
         <w:pStyle w:val="ListNumber"/>
       </w:pPr>
       <w:r>
-        <w:t>[Дата, № протокола, Оценка, Проверка знаний](#13-дата--протокола-оценка-проверка-знаний)</w:t>
+        <w:t>Дата, № протокола, Оценка, Проверка знаний</w:t>
       </w:r>
     </w:p>
     <w:p>
@@ -207,7 +207,7 @@
         <w:pStyle w:val="ListNumber"/>
       </w:pPr>
       <w:r>
-        <w:t>[Кнопки «Сформировать протокол» и соседние](#14-кнопки-сформировать-протокол-и-соседние)</w:t>
+        <w:t>Кнопки «Сформировать протокол» и соседние</w:t>
       </w:r>
     </w:p>
     <w:p>
@@ -215,7 +215,7 @@
         <w:pStyle w:val="ListNumber"/>
       </w:pPr>
       <w:r>
-        <w:t>[Кнопки «Сохранить в DOCX», «PDF», «Предпросмотр»](#15-кнопки-сохранить-в-docx-pdf-предпросмотр)</w:t>
+        <w:t>Кнопки «Сохранить в DOCX», «PDF», «Предпросмотр»</w:t>
       </w:r>
     </w:p>
     <w:p>
@@ -223,7 +223,7 @@
         <w:pStyle w:val="ListNumber"/>
       </w:pPr>
       <w:r>
-        <w:t>[Окно «Предпросмотр протокола»](#16-окно-предпросмотр-протокола)</w:t>
+        <w:t>Окно «Предпросмотр протокола»</w:t>
       </w:r>
     </w:p>
     <w:p>
@@ -231,7 +231,7 @@
         <w:pStyle w:val="ListNumber"/>
       </w:pPr>
       <w:r>
-        <w:t>[Строка внизу окна (статус)](#17-строка-внизу-окна-статус)</w:t>
+        <w:t>Строка внизу окна (статус)</w:t>
       </w:r>
     </w:p>
     <w:p>
@@ -239,7 +239,7 @@
         <w:pStyle w:val="ListNumber"/>
       </w:pPr>
       <w:r>
-        <w:t>[Меню «Администрирование»](#18-меню-администрирование)</w:t>
+        <w:t>Меню «Администрирование» — все пункты</w:t>
       </w:r>
     </w:p>
     <w:p>
@@ -247,7 +247,7 @@
         <w:pStyle w:val="ListNumber"/>
       </w:pPr>
       <w:r>
-        <w:t>[Окно «Настройки и данные» — по блокам](#19-окно-настройки-и-данные--по-блокам)</w:t>
+        <w:t>Окно «Настройки и данные» — по блокам</w:t>
       </w:r>
     </w:p>
     <w:p>
@@ -255,7 +255,7 @@
         <w:pStyle w:val="ListNumber"/>
       </w:pPr>
       <w:r>
-        <w:t>[Окно «Приказ и комиссия»](#20-окно-приказ-и-комиссия)</w:t>
+        <w:t>Окно «Приказ и комиссия»</w:t>
       </w:r>
     </w:p>
     <w:p>
@@ -263,7 +263,7 @@
         <w:pStyle w:val="ListNumber"/>
       </w:pPr>
       <w:r>
-        <w:t>[Меню «Минтруд»](#21-меню-минтруд)</w:t>
+        <w:t>Меню «Минтруд» — все пункты</w:t>
       </w:r>
     </w:p>
     <w:p>
@@ -271,7 +271,7 @@
         <w:pStyle w:val="ListNumber"/>
       </w:pPr>
       <w:r>
-        <w:t>[Меню «Справка»](#22-меню-справка)</w:t>
+        <w:t>Подстановка номеров из реестра Минтруда (пошагово)</w:t>
       </w:r>
     </w:p>
     <w:p>
@@ -279,7 +279,7 @@
         <w:pStyle w:val="ListNumber"/>
       </w:pPr>
       <w:r>
-        <w:t>[Один полный пример: от начала до файла на диске](#23-один-полный-пример-от-начала-до-файла-на-диске)</w:t>
+        <w:t>Меню «Справка» — все пункты</w:t>
       </w:r>
     </w:p>
     <w:p>
@@ -287,7 +287,15 @@
         <w:pStyle w:val="ListNumber"/>
       </w:pPr>
       <w:r>
-        <w:t>[Частые ошибки и что делать](#24-частые-ошибки-и-что-делать)</w:t>
+        <w:t>Один полный пример: от начала до файла на диске</w:t>
+      </w:r>
+    </w:p>
+    <w:p>
+      <w:pPr>
+        <w:pStyle w:val="ListNumber"/>
+      </w:pPr>
+      <w:r>
+        <w:t>Частые ошибки и что делать</w:t>
       </w:r>
     </w:p>
     <w:p/>
@@ -467,6 +475,57 @@
       </w:r>
       <w:r>
         <w:t xml:space="preserve"> (сверху вниз): поиск → подразделение → список сотрудников → ФИО → должность → программы → дата и номер → оценка и вид проверки.</w:t>
+      </w:r>
+    </w:p>
+    <w:p>
+      <w:pPr>
+        <w:jc w:val="center"/>
+      </w:pPr>
+      <w:r>
+        <w:drawing>
+          <wp:inline xmlns:a="http://schemas.openxmlformats.org/drawingml/2006/main" xmlns:pic="http://schemas.openxmlformats.org/drawingml/2006/picture">
+            <wp:extent cx="5669280" cy="4578560"/>
+            <wp:docPr id="1" name="Picture 1"/>
+            <wp:cNvGraphicFramePr>
+              <a:graphicFrameLocks noChangeAspect="1"/>
+            </wp:cNvGraphicFramePr>
+            <a:graphic>
+              <a:graphicData uri="http://schemas.openxmlformats.org/drawingml/2006/picture">
+                <pic:pic>
+                  <pic:nvPicPr>
+                    <pic:cNvPr id="0" name="01_glavnoe_okno.png"/>
+                    <pic:cNvPicPr/>
+                  </pic:nvPicPr>
+                  <pic:blipFill>
+                    <a:blip r:embed="rId9"/>
+                    <a:stretch>
+                      <a:fillRect/>
+                    </a:stretch>
+                  </pic:blipFill>
+                  <pic:spPr>
+                    <a:xfrm>
+                      <a:off x="0" y="0"/>
+                      <a:ext cx="5669280" cy="4578560"/>
+                    </a:xfrm>
+                    <a:prstGeom prst="rect"/>
+                  </pic:spPr>
+                </pic:pic>
+              </a:graphicData>
+            </a:graphic>
+          </wp:inline>
+        </w:drawing>
+      </w:r>
+    </w:p>
+    <w:p>
+      <w:pPr>
+        <w:jc w:val="center"/>
+      </w:pPr>
+      <w:r>
+        <w:rPr>
+          <w:i/>
+          <w:sz w:val="22"/>
+        </w:rPr>
+        <w:t>Рис. 1. Главное окно программы — здесь вы выбираете сотрудника и формируете протокол</w:t>
       </w:r>
     </w:p>
     <w:p/>
@@ -727,7 +786,7 @@
         <w:t>protocols.db</w:t>
       </w:r>
       <w:r>
-        <w:t xml:space="preserve"> — журнал и настройки;</w:t>
+        <w:t xml:space="preserve"> — внутренний журнал и настройки;</w:t>
       </w:r>
     </w:p>
     <w:p>
@@ -769,7 +828,7 @@
         <w:t>protocol_errors_journal.txt</w:t>
       </w:r>
       <w:r>
-        <w:t xml:space="preserve"> — текст ошибок (если что-то сломалось).</w:t>
+        <w:t xml:space="preserve"> — текст ошибок (если что-то пошло не так).</w:t>
       </w:r>
     </w:p>
     <w:p>
@@ -786,10 +845,10 @@
         <w:rPr>
           <w:b/>
         </w:rPr>
-        <w:t>одного файла exe</w:t>
-      </w:r>
-      <w:r>
-        <w:t xml:space="preserve">, переносите </w:t>
+        <w:t>одного файла</w:t>
+      </w:r>
+      <w:r>
+        <w:t xml:space="preserve"> (ProtocolOOT или ProtocolOOT.exe), переносите </w:t>
       </w:r>
       <w:r>
         <w:rPr>
@@ -798,7 +857,7 @@
         <w:t>всю папку</w:t>
       </w:r>
       <w:r>
-        <w:t xml:space="preserve"> со сборкой, а не только exe.</w:t>
+        <w:t xml:space="preserve"> целиком, а не только этот файл.</w:t>
       </w:r>
     </w:p>
     <w:p/>
@@ -815,7 +874,7 @@
         <w:rPr>
           <w:b/>
         </w:rPr>
-        <w:t>Способ 1 — exe:</w:t>
+        <w:t>Способ 1 — готовая программа:</w:t>
       </w:r>
       <w:r>
         <w:t xml:space="preserve"> дважды щёлкните </w:t>
@@ -824,21 +883,30 @@
         <w:rPr>
           <w:b/>
         </w:rPr>
+        <w:t>ProtocolOOT</w:t>
+      </w:r>
+      <w:r>
+        <w:t xml:space="preserve"> (или </w:t>
+      </w:r>
+      <w:r>
+        <w:rPr>
+          <w:b/>
+        </w:rPr>
         <w:t>ProtocolOOT.exe</w:t>
       </w:r>
       <w:r>
-        <w:t xml:space="preserve"> в папке программы.</w:t>
-      </w:r>
-    </w:p>
-    <w:p>
-      <w:r>
-        <w:rPr>
-          <w:b/>
-        </w:rPr>
-        <w:t>Способ 2 — Python:</w:t>
-      </w:r>
-      <w:r>
-        <w:t xml:space="preserve"> откройте папку проекта и запустите </w:t>
+        <w:t>) в папке программы.</w:t>
+      </w:r>
+    </w:p>
+    <w:p>
+      <w:r>
+        <w:rPr>
+          <w:b/>
+        </w:rPr>
+        <w:t>Способ 2 — из исходников (для IT-специалиста):</w:t>
+      </w:r>
+      <w:r>
+        <w:t xml:space="preserve"> запустите </w:t>
       </w:r>
       <w:r>
         <w:rPr>
@@ -847,7 +915,7 @@
         <w:t>запуск.bat</w:t>
       </w:r>
       <w:r>
-        <w:t xml:space="preserve"> или команду `py -3 main.py`.</w:t>
+        <w:t xml:space="preserve"> в папке проекта.</w:t>
       </w:r>
     </w:p>
     <w:p>
@@ -861,7 +929,7 @@
         <w:pStyle w:val="Heading1"/>
       </w:pPr>
       <w:r>
-        <w:t>4. Блок «Обновить базы с диска»</w:t>
+        <w:t>4. Кнопка «Обновить базы с диска»</w:t>
       </w:r>
     </w:p>
     <w:p>
@@ -872,7 +940,7 @@
         <w:t>Где:</w:t>
       </w:r>
       <w:r>
-        <w:t xml:space="preserve"> самая верхняя кнопка под логотипом, слева.</w:t>
+        <w:t xml:space="preserve"> самая верхняя кнопка под логотипом, слева (см. рис. 1).</w:t>
       </w:r>
     </w:p>
     <w:p>
@@ -891,16 +959,41 @@
         <w:pStyle w:val="ListBullet"/>
       </w:pPr>
       <w:r>
+        <w:t xml:space="preserve">файл со </w:t>
+      </w:r>
+      <w:r>
+        <w:rPr>
+          <w:b/>
+        </w:rPr>
+        <w:t>списком сотрудников</w:t>
+      </w:r>
+      <w:r>
+        <w:t>;</w:t>
+      </w:r>
+    </w:p>
+    <w:p>
+      <w:pPr>
+        <w:pStyle w:val="ListBullet"/>
+      </w:pPr>
+      <w:r>
         <w:t xml:space="preserve">файл с </w:t>
       </w:r>
       <w:r>
         <w:rPr>
           <w:b/>
         </w:rPr>
-        <w:t>сотрудниками</w:t>
-      </w:r>
-      <w:r>
-        <w:t>;</w:t>
+        <w:t>программами обучения</w:t>
+      </w:r>
+      <w:r>
+        <w:t xml:space="preserve"> (листы B, V_PROF, PP, SIZ, V и др.).</w:t>
+      </w:r>
+    </w:p>
+    <w:p>
+      <w:r>
+        <w:rPr>
+          <w:b/>
+        </w:rPr>
+        <w:t>Когда нажимать:</w:t>
       </w:r>
     </w:p>
     <w:p>
@@ -908,24 +1001,7 @@
         <w:pStyle w:val="ListBullet"/>
       </w:pPr>
       <w:r>
-        <w:t xml:space="preserve">файл с </w:t>
-      </w:r>
-      <w:r>
-        <w:rPr>
-          <w:b/>
-        </w:rPr>
-        <w:t>программами обучения</w:t>
-      </w:r>
-      <w:r>
-        <w:t xml:space="preserve"> (листы B, V_PROF, PP, SIZ, V, Tech_V и т.д.).</w:t>
-      </w:r>
-    </w:p>
-    <w:p>
-      <w:r>
-        <w:rPr>
-          <w:b/>
-        </w:rPr>
-        <w:t>Когда нажимать:</w:t>
+        <w:t>только что открыли программу;</w:t>
       </w:r>
     </w:p>
     <w:p>
@@ -933,7 +1009,16 @@
         <w:pStyle w:val="ListBullet"/>
       </w:pPr>
       <w:r>
-        <w:t>только что открыли программу;</w:t>
+        <w:t xml:space="preserve">вы </w:t>
+      </w:r>
+      <w:r>
+        <w:rPr>
+          <w:b/>
+        </w:rPr>
+        <w:t>сохранили изменения в Excel</w:t>
+      </w:r>
+      <w:r>
+        <w:t xml:space="preserve"> (добавили человека, поправили должность);</w:t>
       </w:r>
     </w:p>
     <w:p>
@@ -941,16 +1026,81 @@
         <w:pStyle w:val="ListBullet"/>
       </w:pPr>
       <w:r>
-        <w:t xml:space="preserve">вы </w:t>
-      </w:r>
-      <w:r>
-        <w:rPr>
-          <w:b/>
-        </w:rPr>
-        <w:t>сохранили изменения в Excel</w:t>
-      </w:r>
-      <w:r>
-        <w:t xml:space="preserve"> (добавили человека, поправили должность);</w:t>
+        <w:t>список сотрудников пустой или «старый».</w:t>
+      </w:r>
+    </w:p>
+    <w:p>
+      <w:r>
+        <w:rPr>
+          <w:b/>
+        </w:rPr>
+        <w:t>Горячая клавиша:</w:t>
+      </w:r>
+      <w:r>
+        <w:t xml:space="preserve"> </w:t>
+      </w:r>
+      <w:r>
+        <w:rPr>
+          <w:b/>
+        </w:rPr>
+        <w:t>F5</w:t>
+      </w:r>
+      <w:r>
+        <w:t xml:space="preserve"> — то же самое.</w:t>
+      </w:r>
+    </w:p>
+    <w:p>
+      <w:r>
+        <w:rPr>
+          <w:b/>
+        </w:rPr>
+        <w:t>Если не нажать:</w:t>
+      </w:r>
+      <w:r>
+        <w:t xml:space="preserve"> программа покажет то, что запомнила в прошлый раз. Новые строки из Excel не появятся.</w:t>
+      </w:r>
+    </w:p>
+    <w:p>
+      <w:r>
+        <w:rPr>
+          <w:b/>
+        </w:rPr>
+        <w:t>Частая ошибка:</w:t>
+      </w:r>
+      <w:r>
+        <w:t xml:space="preserve"> Excel открыт на этом файе и не даёт его прочитать — закройте файл в Excel, потом снова </w:t>
+      </w:r>
+      <w:r>
+        <w:rPr>
+          <w:b/>
+        </w:rPr>
+        <w:t>F5</w:t>
+      </w:r>
+      <w:r>
+        <w:t>.</w:t>
+      </w:r>
+    </w:p>
+    <w:p/>
+    <w:p>
+      <w:pPr>
+        <w:pStyle w:val="Heading1"/>
+      </w:pPr>
+      <w:r>
+        <w:t>5. Рамка «Формирование протокола» — общее</w:t>
+      </w:r>
+    </w:p>
+    <w:p>
+      <w:r>
+        <w:t xml:space="preserve">Это </w:t>
+      </w:r>
+      <w:r>
+        <w:rPr>
+          <w:b/>
+        </w:rPr>
+        <w:t>главная рамка</w:t>
+      </w:r>
+      <w:r>
+        <w:t xml:space="preserve"> по центру окна. Здесь вы отвечаете на вопросы:</w:t>
       </w:r>
     </w:p>
     <w:p>
@@ -958,7 +1108,265 @@
         <w:pStyle w:val="ListBullet"/>
       </w:pPr>
       <w:r>
-        <w:t>список сотрудников пустой или «старый».</w:t>
+        <w:rPr>
+          <w:i/>
+        </w:rPr>
+        <w:t>Кого</w:t>
+      </w:r>
+      <w:r>
+        <w:t xml:space="preserve"> вносим в протокол?</w:t>
+      </w:r>
+    </w:p>
+    <w:p>
+      <w:pPr>
+        <w:pStyle w:val="ListBullet"/>
+      </w:pPr>
+      <w:r>
+        <w:rPr>
+          <w:i/>
+        </w:rPr>
+        <w:t>По каким программам</w:t>
+      </w:r>
+      <w:r>
+        <w:t xml:space="preserve"> проверяли?</w:t>
+      </w:r>
+    </w:p>
+    <w:p>
+      <w:pPr>
+        <w:pStyle w:val="ListBullet"/>
+      </w:pPr>
+      <w:r>
+        <w:rPr>
+          <w:i/>
+        </w:rPr>
+        <w:t>Когда</w:t>
+      </w:r>
+      <w:r>
+        <w:t xml:space="preserve"> и </w:t>
+      </w:r>
+      <w:r>
+        <w:rPr>
+          <w:i/>
+        </w:rPr>
+        <w:t>под каким номером</w:t>
+      </w:r>
+      <w:r>
+        <w:t>?</w:t>
+      </w:r>
+    </w:p>
+    <w:p>
+      <w:pPr>
+        <w:pStyle w:val="ListBullet"/>
+      </w:pPr>
+      <w:r>
+        <w:rPr>
+          <w:i/>
+        </w:rPr>
+        <w:t>Какая оценка</w:t>
+      </w:r>
+      <w:r>
+        <w:t xml:space="preserve"> и </w:t>
+      </w:r>
+      <w:r>
+        <w:rPr>
+          <w:i/>
+        </w:rPr>
+        <w:t>плановая или внеплановая</w:t>
+      </w:r>
+      <w:r>
+        <w:t xml:space="preserve"> проверка?</w:t>
+      </w:r>
+    </w:p>
+    <w:p>
+      <w:r>
+        <w:rPr>
+          <w:b/>
+        </w:rPr>
+        <w:t>Логичный порядок работы:</w:t>
+      </w:r>
+    </w:p>
+    <w:p>
+      <w:pPr>
+        <w:pStyle w:val="ListNumber"/>
+      </w:pPr>
+      <w:r>
+        <w:t>Обновить базы (</w:t>
+      </w:r>
+      <w:r>
+        <w:rPr>
+          <w:b/>
+        </w:rPr>
+        <w:t>F5</w:t>
+      </w:r>
+      <w:r>
+        <w:t>).</w:t>
+      </w:r>
+    </w:p>
+    <w:p>
+      <w:pPr>
+        <w:pStyle w:val="ListNumber"/>
+      </w:pPr>
+      <w:r>
+        <w:t>Найти и выбрать людей в списке (при необходимости — уточнить подразделение).</w:t>
+      </w:r>
+    </w:p>
+    <w:p>
+      <w:pPr>
+        <w:pStyle w:val="ListNumber"/>
+      </w:pPr>
+      <w:r>
+        <w:t xml:space="preserve">Поставить галочки программ; для </w:t>
+      </w:r>
+      <w:r>
+        <w:rPr>
+          <w:b/>
+        </w:rPr>
+        <w:t>«В»</w:t>
+      </w:r>
+      <w:r>
+        <w:t xml:space="preserve"> при совмещениях — пройти диалог (см. раздел 11).</w:t>
+      </w:r>
+    </w:p>
+    <w:p>
+      <w:pPr>
+        <w:pStyle w:val="ListNumber"/>
+      </w:pPr>
+      <w:r>
+        <w:t>Проверить дату и номер.</w:t>
+      </w:r>
+    </w:p>
+    <w:p>
+      <w:pPr>
+        <w:pStyle w:val="ListNumber"/>
+      </w:pPr>
+      <w:r>
+        <w:t xml:space="preserve">Нажать </w:t>
+      </w:r>
+      <w:r>
+        <w:rPr>
+          <w:b/>
+        </w:rPr>
+        <w:t>«Сформировать протокол»</w:t>
+      </w:r>
+      <w:r>
+        <w:t>.</w:t>
+      </w:r>
+    </w:p>
+    <w:p>
+      <w:pPr>
+        <w:pStyle w:val="ListNumber"/>
+      </w:pPr>
+      <w:r>
+        <w:rPr>
+          <w:b/>
+        </w:rPr>
+        <w:t>«Сохранить в DOCX»</w:t>
+      </w:r>
+      <w:r>
+        <w:t xml:space="preserve"> или </w:t>
+      </w:r>
+      <w:r>
+        <w:rPr>
+          <w:b/>
+        </w:rPr>
+        <w:t>«Сохранить в PDF»</w:t>
+      </w:r>
+      <w:r>
+        <w:t>.</w:t>
+      </w:r>
+    </w:p>
+    <w:p/>
+    <w:p>
+      <w:pPr>
+        <w:pStyle w:val="Heading1"/>
+      </w:pPr>
+      <w:r>
+        <w:t>6. Поле «Поиск»</w:t>
+      </w:r>
+    </w:p>
+    <w:p>
+      <w:r>
+        <w:rPr>
+          <w:b/>
+        </w:rPr>
+        <w:t>Где:</w:t>
+      </w:r>
+      <w:r>
+        <w:t xml:space="preserve"> первая строка внутри рамки «Формирование протокола».</w:t>
+      </w:r>
+    </w:p>
+    <w:p>
+      <w:r>
+        <w:rPr>
+          <w:b/>
+        </w:rPr>
+        <w:t>Что делает:</w:t>
+      </w:r>
+      <w:r>
+        <w:t xml:space="preserve"> </w:t>
+      </w:r>
+      <w:r>
+        <w:rPr>
+          <w:b/>
+        </w:rPr>
+        <w:t>сужает</w:t>
+      </w:r>
+      <w:r>
+        <w:t xml:space="preserve"> длинный список сотрудников. Показывает только тех, у кого в данных есть введённый текст.</w:t>
+      </w:r>
+    </w:p>
+    <w:p>
+      <w:r>
+        <w:rPr>
+          <w:b/>
+        </w:rPr>
+        <w:t>Ищет по:</w:t>
+      </w:r>
+      <w:r>
+        <w:t xml:space="preserve"> фамилии, имени, должности, подразделению, СНИЛС (что есть в Excel).</w:t>
+      </w:r>
+    </w:p>
+    <w:p>
+      <w:r>
+        <w:rPr>
+          <w:b/>
+        </w:rPr>
+        <w:t>Как пользоваться:</w:t>
+      </w:r>
+    </w:p>
+    <w:p>
+      <w:pPr>
+        <w:pStyle w:val="ListNumber"/>
+      </w:pPr>
+      <w:r>
+        <w:t>Начните печатать фамилию, например `Иванов`.</w:t>
+      </w:r>
+    </w:p>
+    <w:p>
+      <w:pPr>
+        <w:pStyle w:val="ListNumber"/>
+      </w:pPr>
+      <w:r>
+        <w:t>Список ниже сузится.</w:t>
+      </w:r>
+    </w:p>
+    <w:p>
+      <w:pPr>
+        <w:pStyle w:val="ListNumber"/>
+      </w:pPr>
+      <w:r>
+        <w:t>Щёлкните нужную строку сотрудника.</w:t>
+      </w:r>
+    </w:p>
+    <w:p>
+      <w:r>
+        <w:rPr>
+          <w:b/>
+        </w:rPr>
+        <w:t>Совет:</w:t>
+      </w:r>
+      <w:r>
+        <w:t xml:space="preserve"> не обязательно вводить полное ФИО — достаточно части слова.</w:t>
       </w:r>
     </w:p>
     <w:p>
@@ -975,64 +1383,630 @@
         <w:rPr>
           <w:b/>
         </w:rPr>
+        <w:t>Ctrl+F</w:t>
+      </w:r>
+      <w:r>
+        <w:t xml:space="preserve"> — курсор сразу прыгнет в поле поиска.</w:t>
+      </w:r>
+    </w:p>
+    <w:p>
+      <w:pPr>
+        <w:jc w:val="center"/>
+      </w:pPr>
+      <w:r>
+        <w:drawing>
+          <wp:inline xmlns:a="http://schemas.openxmlformats.org/drawingml/2006/main" xmlns:pic="http://schemas.openxmlformats.org/drawingml/2006/picture">
+            <wp:extent cx="5669280" cy="4578560"/>
+            <wp:docPr id="2" name="Picture 2"/>
+            <wp:cNvGraphicFramePr>
+              <a:graphicFrameLocks noChangeAspect="1"/>
+            </wp:cNvGraphicFramePr>
+            <a:graphic>
+              <a:graphicData uri="http://schemas.openxmlformats.org/drawingml/2006/picture">
+                <pic:pic>
+                  <pic:nvPicPr>
+                    <pic:cNvPr id="0" name="02_poisk_sotrudnikov.png"/>
+                    <pic:cNvPicPr/>
+                  </pic:nvPicPr>
+                  <pic:blipFill>
+                    <a:blip r:embed="rId10"/>
+                    <a:stretch>
+                      <a:fillRect/>
+                    </a:stretch>
+                  </pic:blipFill>
+                  <pic:spPr>
+                    <a:xfrm>
+                      <a:off x="0" y="0"/>
+                      <a:ext cx="5669280" cy="4578560"/>
+                    </a:xfrm>
+                    <a:prstGeom prst="rect"/>
+                  </pic:spPr>
+                </pic:pic>
+              </a:graphicData>
+            </a:graphic>
+          </wp:inline>
+        </w:drawing>
+      </w:r>
+    </w:p>
+    <w:p>
+      <w:pPr>
+        <w:jc w:val="center"/>
+      </w:pPr>
+      <w:r>
+        <w:rPr>
+          <w:i/>
+          <w:sz w:val="22"/>
+        </w:rPr>
+        <w:t>Рис. 2. Поле «Поиск» — список сотрудников сужается по мере ввода</w:t>
+      </w:r>
+    </w:p>
+    <w:p>
+      <w:r>
+        <w:rPr>
+          <w:b/>
+        </w:rPr>
+        <w:t>Частая ошибка:</w:t>
+      </w:r>
+      <w:r>
+        <w:t xml:space="preserve"> в поиске остался старый текст — список «пустой». Очистите поле поиска и снова увидите всех.</w:t>
+      </w:r>
+    </w:p>
+    <w:p/>
+    <w:p>
+      <w:pPr>
+        <w:pStyle w:val="Heading1"/>
+      </w:pPr>
+      <w:r>
+        <w:t>7. Поле «Подразделение»</w:t>
+      </w:r>
+    </w:p>
+    <w:p>
+      <w:r>
+        <w:rPr>
+          <w:b/>
+        </w:rPr>
+        <w:t>Где:</w:t>
+      </w:r>
+      <w:r>
+        <w:t xml:space="preserve"> строка </w:t>
+      </w:r>
+      <w:r>
+        <w:rPr>
+          <w:b/>
+        </w:rPr>
+        <w:t>над</w:t>
+      </w:r>
+      <w:r>
+        <w:t xml:space="preserve"> списком сотрудников (не под ФИО).</w:t>
+      </w:r>
+    </w:p>
+    <w:p>
+      <w:r>
+        <w:rPr>
+          <w:b/>
+        </w:rPr>
+        <w:t>Что делает:</w:t>
+      </w:r>
+      <w:r>
+        <w:t xml:space="preserve"> подставляет </w:t>
+      </w:r>
+      <w:r>
+        <w:rPr>
+          <w:b/>
+        </w:rPr>
+        <w:t>подразделение сотрудника</w:t>
+      </w:r>
+      <w:r>
+        <w:t xml:space="preserve"> из Excel при выборе в списке; можно </w:t>
+      </w:r>
+      <w:r>
+        <w:rPr>
+          <w:b/>
+        </w:rPr>
+        <w:t>изменить вручную</w:t>
+      </w:r>
+      <w:r>
+        <w:t xml:space="preserve"> для этого протокола.</w:t>
+      </w:r>
+    </w:p>
+    <w:p>
+      <w:r>
+        <w:rPr>
+          <w:b/>
+        </w:rPr>
+        <w:t>Не путать</w:t>
+      </w:r>
+      <w:r>
+        <w:t xml:space="preserve"> с полем </w:t>
+      </w:r>
+      <w:r>
+        <w:rPr>
+          <w:b/>
+        </w:rPr>
+        <w:t>«Подразделение (место проверки знаний)»</w:t>
+      </w:r>
+      <w:r>
+        <w:t xml:space="preserve"> в окне </w:t>
+      </w:r>
+      <w:r>
+        <w:rPr>
+          <w:b/>
+        </w:rPr>
+        <w:t>«Приказ и комиссия»</w:t>
+      </w:r>
+      <w:r>
+        <w:t xml:space="preserve"> — оно идёт в бланк Word как место проведения проверки для всего протокола (см. раздел 20).</w:t>
+      </w:r>
+    </w:p>
+    <w:p/>
+    <w:p>
+      <w:pPr>
+        <w:pStyle w:val="Heading1"/>
+      </w:pPr>
+      <w:r>
+        <w:t>8. Список сотрудников</w:t>
+      </w:r>
+    </w:p>
+    <w:p>
+      <w:r>
+        <w:rPr>
+          <w:b/>
+        </w:rPr>
+        <w:t>Где:</w:t>
+      </w:r>
+      <w:r>
+        <w:t xml:space="preserve"> большое поле со списком </w:t>
+      </w:r>
+      <w:r>
+        <w:rPr>
+          <w:b/>
+        </w:rPr>
+        <w:t>под</w:t>
+      </w:r>
+      <w:r>
+        <w:t xml:space="preserve"> полем «Подразделение».</w:t>
+      </w:r>
+    </w:p>
+    <w:p>
+      <w:r>
+        <w:rPr>
+          <w:b/>
+        </w:rPr>
+        <w:t>Что делает:</w:t>
+      </w:r>
+      <w:r>
+        <w:t xml:space="preserve"> показывает людей из Excel, </w:t>
+      </w:r>
+      <w:r>
+        <w:rPr>
+          <w:b/>
+        </w:rPr>
+        <w:t>сгруппированных по подразделениям</w:t>
+      </w:r>
+      <w:r>
+        <w:t>. Выбранные здесь попадут в протокол (в таблицу результатов и в текст).</w:t>
+      </w:r>
+    </w:p>
+    <w:p>
+      <w:pPr>
+        <w:pStyle w:val="Heading2"/>
+      </w:pPr>
+      <w:r>
+        <w:t>Группы по подразделениям</w:t>
+      </w:r>
+    </w:p>
+    <w:p>
+      <w:r>
+        <w:t xml:space="preserve">Строки вида </w:t>
+      </w:r>
+      <w:r>
+        <w:rPr>
+          <w:b/>
+        </w:rPr>
+        <w:t>«▾ Название цеха (12)»</w:t>
+      </w:r>
+      <w:r>
+        <w:t xml:space="preserve"> — это </w:t>
+      </w:r>
+      <w:r>
+        <w:rPr>
+          <w:b/>
+        </w:rPr>
+        <w:t>заголовок группы</w:t>
+      </w:r>
+      <w:r>
+        <w:t>, а не сотрудник.</w:t>
+      </w:r>
+    </w:p>
+    <w:p>
+      <w:pPr>
+        <w:pStyle w:val="ListBullet"/>
+      </w:pPr>
+      <w:r>
+        <w:t xml:space="preserve">Щёлкните по заголовку — группа </w:t>
+      </w:r>
+      <w:r>
+        <w:rPr>
+          <w:b/>
+        </w:rPr>
+        <w:t>свернётся</w:t>
+      </w:r>
+      <w:r>
+        <w:t xml:space="preserve"> или </w:t>
+      </w:r>
+      <w:r>
+        <w:rPr>
+          <w:b/>
+        </w:rPr>
+        <w:t>развернётся</w:t>
+      </w:r>
+      <w:r>
+        <w:t>.</w:t>
+      </w:r>
+    </w:p>
+    <w:p>
+      <w:pPr>
+        <w:pStyle w:val="ListBullet"/>
+      </w:pPr>
+      <w:r>
+        <w:t>В свёрнутой группе сотрудники не видны, пока снова не развернёте.</w:t>
+      </w:r>
+    </w:p>
+    <w:p>
+      <w:pPr>
+        <w:pStyle w:val="Heading2"/>
+      </w:pPr>
+      <w:r>
+        <w:t>Как выбрать одного человека</w:t>
+      </w:r>
+    </w:p>
+    <w:p>
+      <w:r>
+        <w:t xml:space="preserve">Щёлкните </w:t>
+      </w:r>
+      <w:r>
+        <w:rPr>
+          <w:b/>
+        </w:rPr>
+        <w:t>один раз</w:t>
+      </w:r>
+      <w:r>
+        <w:t xml:space="preserve"> по строке с ФИО — она подсветится.</w:t>
+      </w:r>
+    </w:p>
+    <w:p>
+      <w:pPr>
+        <w:pStyle w:val="Heading2"/>
+      </w:pPr>
+      <w:r>
+        <w:t>Как выбрать нескольких</w:t>
+      </w:r>
+    </w:p>
+    <w:p>
+      <w:pPr>
+        <w:pStyle w:val="ListBullet"/>
+      </w:pPr>
+      <w:r>
+        <w:rPr>
+          <w:b/>
+        </w:rPr>
+        <w:t>Ctrl</w:t>
+      </w:r>
+      <w:r>
+        <w:t xml:space="preserve"> — щёлкайте по строкам по одной (добавить/убрать из выбора).</w:t>
+      </w:r>
+    </w:p>
+    <w:p>
+      <w:pPr>
+        <w:pStyle w:val="ListBullet"/>
+      </w:pPr>
+      <w:r>
+        <w:rPr>
+          <w:b/>
+        </w:rPr>
+        <w:t>Shift</w:t>
+      </w:r>
+      <w:r>
+        <w:t xml:space="preserve"> — щёлкните первую строку, затем последнюю — выделится диапазон.</w:t>
+      </w:r>
+    </w:p>
+    <w:p>
+      <w:r>
+        <w:rPr>
+          <w:b/>
+        </w:rPr>
+        <w:t>Не выделяйте</w:t>
+      </w:r>
+      <w:r>
+        <w:t xml:space="preserve"> строки-заголовки групп — только строки с людьми.</w:t>
+      </w:r>
+    </w:p>
+    <w:p>
+      <w:pPr>
+        <w:pStyle w:val="Heading2"/>
+      </w:pPr>
+      <w:r>
+        <w:t>Что происходит после выбора</w:t>
+      </w:r>
+    </w:p>
+    <w:p>
+      <w:r>
+        <w:t xml:space="preserve">Поля </w:t>
+      </w:r>
+      <w:r>
+        <w:rPr>
+          <w:b/>
+        </w:rPr>
+        <w:t>ФИО</w:t>
+      </w:r>
+      <w:r>
+        <w:t xml:space="preserve">, </w:t>
+      </w:r>
+      <w:r>
+        <w:rPr>
+          <w:b/>
+        </w:rPr>
+        <w:t>Должность</w:t>
+      </w:r>
+      <w:r>
+        <w:t xml:space="preserve">, </w:t>
+      </w:r>
+      <w:r>
+        <w:rPr>
+          <w:b/>
+        </w:rPr>
+        <w:t>Подразделение</w:t>
+      </w:r>
+      <w:r>
+        <w:t xml:space="preserve"> заполнятся сами из Excel (для </w:t>
+      </w:r>
+      <w:r>
+        <w:rPr>
+          <w:b/>
+        </w:rPr>
+        <w:t>одного</w:t>
+      </w:r>
+      <w:r>
+        <w:t xml:space="preserve"> выбранного; при нескольких — ФИО в поле может быть пустым, данные берутся из выбранных строк).</w:t>
+      </w:r>
+    </w:p>
+    <w:p>
+      <w:pPr>
+        <w:pStyle w:val="Heading2"/>
+      </w:pPr>
+      <w:r>
+        <w:t>Если списка нет совсем</w:t>
+      </w:r>
+    </w:p>
+    <w:p>
+      <w:pPr>
+        <w:pStyle w:val="ListNumber"/>
+      </w:pPr>
+      <w:r>
+        <w:t xml:space="preserve">Нажмите </w:t>
+      </w:r>
+      <w:r>
+        <w:rPr>
+          <w:b/>
+        </w:rPr>
         <w:t>F5</w:t>
       </w:r>
       <w:r>
-        <w:t xml:space="preserve"> — то же самое.</w:t>
-      </w:r>
-    </w:p>
-    <w:p>
-      <w:r>
-        <w:rPr>
-          <w:b/>
-        </w:rPr>
-        <w:t>Если не нажать:</w:t>
-      </w:r>
-      <w:r>
-        <w:t xml:space="preserve"> программа покажет то, что запомнила в прошлый раз. Новые строки из Excel не появятся.</w:t>
-      </w:r>
-    </w:p>
-    <w:p>
-      <w:r>
-        <w:rPr>
-          <w:b/>
-        </w:rPr>
-        <w:t>Частая ошибка:</w:t>
-      </w:r>
-      <w:r>
-        <w:t xml:space="preserve"> Excel открыт на этом файле «только для чтения» в сети — закройте файл или снимите блокировку, потом снова </w:t>
-      </w:r>
-      <w:r>
-        <w:rPr>
-          <w:b/>
-        </w:rPr>
-        <w:t>F5</w:t>
-      </w:r>
-      <w:r>
         <w:t>.</w:t>
       </w:r>
     </w:p>
+    <w:p>
+      <w:pPr>
+        <w:pStyle w:val="ListNumber"/>
+      </w:pPr>
+      <w:r>
+        <w:t xml:space="preserve">Откройте </w:t>
+      </w:r>
+      <w:r>
+        <w:rPr>
+          <w:b/>
+        </w:rPr>
+        <w:t>«Администрирование» → «Настройки и данные…»</w:t>
+      </w:r>
+      <w:r>
+        <w:t xml:space="preserve"> → </w:t>
+      </w:r>
+      <w:r>
+        <w:rPr>
+          <w:b/>
+        </w:rPr>
+        <w:t>«Загрузить из Excel»</w:t>
+      </w:r>
+      <w:r>
+        <w:t xml:space="preserve"> или </w:t>
+      </w:r>
+      <w:r>
+        <w:rPr>
+          <w:b/>
+        </w:rPr>
+        <w:t>«Файл сотрудников…»</w:t>
+      </w:r>
+      <w:r>
+        <w:t>.</w:t>
+      </w:r>
+    </w:p>
+    <w:p>
+      <w:pPr>
+        <w:pStyle w:val="ListNumber"/>
+      </w:pPr>
+      <w:r>
+        <w:t xml:space="preserve">Проверьте, что в Excel есть лист с именем вроде </w:t>
+      </w:r>
+      <w:r>
+        <w:rPr>
+          <w:b/>
+        </w:rPr>
+        <w:t>rabotnik</w:t>
+      </w:r>
+      <w:r>
+        <w:t xml:space="preserve">, </w:t>
+      </w:r>
+      <w:r>
+        <w:rPr>
+          <w:b/>
+        </w:rPr>
+        <w:t>Работники</w:t>
+      </w:r>
+      <w:r>
+        <w:t xml:space="preserve">, </w:t>
+      </w:r>
+      <w:r>
+        <w:rPr>
+          <w:b/>
+        </w:rPr>
+        <w:t>Сотрудники</w:t>
+      </w:r>
+      <w:r>
+        <w:t>.</w:t>
+      </w:r>
+    </w:p>
+    <w:p>
+      <w:pPr>
+        <w:pStyle w:val="ListNumber"/>
+      </w:pPr>
+      <w:r>
+        <w:t xml:space="preserve">Первая строка листа — </w:t>
+      </w:r>
+      <w:r>
+        <w:rPr>
+          <w:b/>
+        </w:rPr>
+        <w:t>заголовки</w:t>
+      </w:r>
+      <w:r>
+        <w:t xml:space="preserve"> (ФИО, должность…).</w:t>
+      </w:r>
+    </w:p>
+    <w:p>
+      <w:pPr>
+        <w:pStyle w:val="Heading2"/>
+      </w:pPr>
+      <w:r>
+        <w:t>Несколько строк Excel на одно ФИО</w:t>
+      </w:r>
+    </w:p>
+    <w:p>
+      <w:r>
+        <w:t xml:space="preserve">Если у одного человека в базе </w:t>
+      </w:r>
+      <w:r>
+        <w:rPr>
+          <w:b/>
+        </w:rPr>
+        <w:t>несколько строк</w:t>
+      </w:r>
+      <w:r>
+        <w:t xml:space="preserve"> (основная и совмещаемая должности), при выборе всех таких строк программа учтёт </w:t>
+      </w:r>
+      <w:r>
+        <w:rPr>
+          <w:b/>
+        </w:rPr>
+        <w:t>обе должности</w:t>
+      </w:r>
+      <w:r>
+        <w:t xml:space="preserve"> — особенно для программы </w:t>
+      </w:r>
+      <w:r>
+        <w:rPr>
+          <w:b/>
+        </w:rPr>
+        <w:t>«В»</w:t>
+      </w:r>
+      <w:r>
+        <w:t xml:space="preserve"> (см. раздел 11).</w:t>
+      </w:r>
+    </w:p>
     <w:p/>
     <w:p>
       <w:pPr>
         <w:pStyle w:val="Heading1"/>
       </w:pPr>
       <w:r>
-        <w:t>5. Блок «Формирование протокола» — общее</w:t>
-      </w:r>
-    </w:p>
-    <w:p>
-      <w:r>
-        <w:t xml:space="preserve">Это </w:t>
-      </w:r>
-      <w:r>
-        <w:rPr>
-          <w:b/>
-        </w:rPr>
-        <w:t>главная рамка</w:t>
-      </w:r>
-      <w:r>
-        <w:t xml:space="preserve"> по центру окна. Здесь вы отвечаете на вопросы:</w:t>
+        <w:t>9. Поля «ФИО» и «Должность»</w:t>
+      </w:r>
+    </w:p>
+    <w:p>
+      <w:r>
+        <w:rPr>
+          <w:b/>
+        </w:rPr>
+        <w:t>Где:</w:t>
+      </w:r>
+      <w:r>
+        <w:t xml:space="preserve"> под списком сотрудников.</w:t>
+      </w:r>
+    </w:p>
+    <w:p>
+      <w:pPr>
+        <w:pStyle w:val="Heading2"/>
+      </w:pPr>
+      <w:r>
+        <w:t>ФИО</w:t>
+      </w:r>
+    </w:p>
+    <w:p>
+      <w:r>
+        <w:rPr>
+          <w:b/>
+        </w:rPr>
+        <w:t>Когда заполняется само:</w:t>
+      </w:r>
+      <w:r>
+        <w:t xml:space="preserve"> выбрали </w:t>
+      </w:r>
+      <w:r>
+        <w:rPr>
+          <w:b/>
+        </w:rPr>
+        <w:t>одного</w:t>
+      </w:r>
+      <w:r>
+        <w:t xml:space="preserve"> человека в списке.</w:t>
+      </w:r>
+    </w:p>
+    <w:p>
+      <w:r>
+        <w:rPr>
+          <w:b/>
+        </w:rPr>
+        <w:t>Когда вручную:</w:t>
+      </w:r>
+      <w:r>
+        <w:t xml:space="preserve"> человека </w:t>
+      </w:r>
+      <w:r>
+        <w:rPr>
+          <w:b/>
+        </w:rPr>
+        <w:t>нет в списке</w:t>
+      </w:r>
+      <w:r>
+        <w:t xml:space="preserve"> — введите полностью: фамилия, имя, отчество.</w:t>
+      </w:r>
+    </w:p>
+    <w:p>
+      <w:pPr>
+        <w:pStyle w:val="Heading2"/>
+      </w:pPr>
+      <w:r>
+        <w:t>Должность</w:t>
+      </w:r>
+    </w:p>
+    <w:p>
+      <w:r>
+        <w:rPr>
+          <w:b/>
+        </w:rPr>
+        <w:t>Основная должность</w:t>
+      </w:r>
+      <w:r>
+        <w:t xml:space="preserve"> для протокола:</w:t>
       </w:r>
     </w:p>
     <w:p>
@@ -1040,13 +2014,25 @@
         <w:pStyle w:val="ListBullet"/>
       </w:pPr>
       <w:r>
-        <w:rPr>
-          <w:i/>
-        </w:rPr>
-        <w:t>Кого</w:t>
-      </w:r>
-      <w:r>
-        <w:t xml:space="preserve"> вносим в протокол?</w:t>
+        <w:t xml:space="preserve">при </w:t>
+      </w:r>
+      <w:r>
+        <w:rPr>
+          <w:b/>
+        </w:rPr>
+        <w:t>одном</w:t>
+      </w:r>
+      <w:r>
+        <w:t xml:space="preserve"> выбранном — берётся из поля </w:t>
+      </w:r>
+      <w:r>
+        <w:rPr>
+          <w:b/>
+        </w:rPr>
+        <w:t>«Должность»</w:t>
+      </w:r>
+      <w:r>
+        <w:t xml:space="preserve"> на главном окне;</w:t>
       </w:r>
     </w:p>
     <w:p>
@@ -1054,100 +2040,16 @@
         <w:pStyle w:val="ListBullet"/>
       </w:pPr>
       <w:r>
-        <w:rPr>
-          <w:i/>
-        </w:rPr>
-        <w:t>По каким программам</w:t>
-      </w:r>
-      <w:r>
-        <w:t xml:space="preserve"> проверяли?</w:t>
-      </w:r>
-    </w:p>
-    <w:p>
-      <w:pPr>
-        <w:pStyle w:val="ListBullet"/>
-      </w:pPr>
-      <w:r>
-        <w:rPr>
-          <w:i/>
-        </w:rPr>
-        <w:t>Когда</w:t>
-      </w:r>
-      <w:r>
-        <w:t xml:space="preserve"> и </w:t>
-      </w:r>
-      <w:r>
-        <w:rPr>
-          <w:i/>
-        </w:rPr>
-        <w:t>под каким номером</w:t>
-      </w:r>
-      <w:r>
-        <w:t>?</w:t>
-      </w:r>
-    </w:p>
-    <w:p>
-      <w:pPr>
-        <w:pStyle w:val="ListBullet"/>
-      </w:pPr>
-      <w:r>
-        <w:rPr>
-          <w:i/>
-        </w:rPr>
-        <w:t>Какая оценка</w:t>
-      </w:r>
-      <w:r>
-        <w:t xml:space="preserve"> и </w:t>
-      </w:r>
-      <w:r>
-        <w:rPr>
-          <w:i/>
-        </w:rPr>
-        <w:t>плановая или внеплановая</w:t>
-      </w:r>
-      <w:r>
-        <w:t xml:space="preserve"> проверка?</w:t>
-      </w:r>
-    </w:p>
-    <w:p>
-      <w:r>
-        <w:rPr>
-          <w:b/>
-        </w:rPr>
-        <w:t>Логичный порядок работы:</w:t>
-      </w:r>
-    </w:p>
-    <w:p>
-      <w:pPr>
-        <w:pStyle w:val="ListNumber"/>
-      </w:pPr>
-      <w:r>
-        <w:t>Обновить базы (</w:t>
-      </w:r>
-      <w:r>
-        <w:rPr>
-          <w:b/>
-        </w:rPr>
-        <w:t>F5</w:t>
-      </w:r>
-      <w:r>
-        <w:t>).</w:t>
-      </w:r>
-    </w:p>
-    <w:p>
-      <w:pPr>
-        <w:pStyle w:val="ListNumber"/>
-      </w:pPr>
-      <w:r>
-        <w:t>Найти и выбрать людей в списке (при необходимости — уточнить подразделение).</w:t>
-      </w:r>
-    </w:p>
-    <w:p>
-      <w:pPr>
-        <w:pStyle w:val="ListNumber"/>
-      </w:pPr>
-      <w:r>
-        <w:t xml:space="preserve">Поставить галочки программ; для </w:t>
+        <w:t xml:space="preserve">при </w:t>
+      </w:r>
+      <w:r>
+        <w:rPr>
+          <w:b/>
+        </w:rPr>
+        <w:t>нескольких</w:t>
+      </w:r>
+      <w:r>
+        <w:t xml:space="preserve"> сотрудниках и программе </w:t>
       </w:r>
       <w:r>
         <w:rPr>
@@ -1156,887 +2058,77 @@
         <w:t>«В»</w:t>
       </w:r>
       <w:r>
-        <w:t xml:space="preserve"> при совмещениях — пройти диалог (см. §11).</w:t>
-      </w:r>
-    </w:p>
-    <w:p>
-      <w:pPr>
-        <w:pStyle w:val="ListNumber"/>
-      </w:pPr>
-      <w:r>
-        <w:t>Проверить дату и номер.</w:t>
-      </w:r>
-    </w:p>
-    <w:p>
-      <w:pPr>
-        <w:pStyle w:val="ListNumber"/>
-      </w:pPr>
-      <w:r>
-        <w:t xml:space="preserve">Нажать </w:t>
-      </w:r>
-      <w:r>
-        <w:rPr>
-          <w:b/>
-        </w:rPr>
-        <w:t>«Сформировать протокол»</w:t>
+        <w:t xml:space="preserve"> — для </w:t>
+      </w:r>
+      <w:r>
+        <w:rPr>
+          <w:b/>
+        </w:rPr>
+        <w:t>каждого ФИО</w:t>
+      </w:r>
+      <w:r>
+        <w:t xml:space="preserve"> своя основная должность задаётся в диалоге </w:t>
+      </w:r>
+      <w:r>
+        <w:rPr>
+          <w:b/>
+        </w:rPr>
+        <w:t>«Совмещения — программы «В»»</w:t>
+      </w:r>
+      <w:r>
+        <w:t xml:space="preserve"> (см. раздел 11).</w:t>
+      </w:r>
+    </w:p>
+    <w:p>
+      <w:r>
+        <w:rPr>
+          <w:b/>
+        </w:rPr>
+        <w:t>Совмещаемая должность</w:t>
+      </w:r>
+      <w:r>
+        <w:t xml:space="preserve"> (вторая строка в Excel) учитывается для шапки и таблицы программы </w:t>
+      </w:r>
+      <w:r>
+        <w:rPr>
+          <w:b/>
+        </w:rPr>
+        <w:t>«В»</w:t>
+      </w:r>
+      <w:r>
+        <w:t>, если отмечена в диалоге совмещений.</w:t>
+      </w:r>
+    </w:p>
+    <w:p>
+      <w:r>
+        <w:rPr>
+          <w:b/>
+        </w:rPr>
+        <w:t>Подсказка под полем:</w:t>
+      </w:r>
+      <w:r>
+        <w:t xml:space="preserve"> программа показывает, </w:t>
+      </w:r>
+      <w:r>
+        <w:rPr>
+          <w:b/>
+        </w:rPr>
+        <w:t>нашла ли</w:t>
+      </w:r>
+      <w:r>
+        <w:t xml:space="preserve"> должность в справочнике профессий (лист V_PROF). Если совпадений несколько — появится список и кнопка </w:t>
+      </w:r>
+      <w:r>
+        <w:rPr>
+          <w:b/>
+        </w:rPr>
+        <w:t>«Подставить»</w:t>
       </w:r>
       <w:r>
         <w:t>.</w:t>
       </w:r>
     </w:p>
     <w:p>
-      <w:pPr>
-        <w:pStyle w:val="ListNumber"/>
-      </w:pPr>
-      <w:r>
-        <w:rPr>
-          <w:b/>
-        </w:rPr>
-        <w:t>«Сохранить в DOCX»</w:t>
-      </w:r>
-      <w:r>
-        <w:t xml:space="preserve"> / </w:t>
-      </w:r>
-      <w:r>
-        <w:rPr>
-          <w:b/>
-        </w:rPr>
-        <w:t>PDF</w:t>
-      </w:r>
-      <w:r>
-        <w:t>.</w:t>
-      </w:r>
-    </w:p>
-    <w:p/>
-    <w:p>
-      <w:pPr>
-        <w:pStyle w:val="Heading1"/>
-      </w:pPr>
-      <w:r>
-        <w:t>6. Поле «Поиск»</w:t>
-      </w:r>
-    </w:p>
-    <w:p>
-      <w:r>
-        <w:rPr>
-          <w:b/>
-        </w:rPr>
-        <w:t>Где:</w:t>
-      </w:r>
-      <w:r>
-        <w:t xml:space="preserve"> первая строка внутри рамки «Формирование протокола».</w:t>
-      </w:r>
-    </w:p>
-    <w:p>
-      <w:r>
-        <w:rPr>
-          <w:b/>
-        </w:rPr>
-        <w:t>Что делает:</w:t>
-      </w:r>
-      <w:r>
-        <w:t xml:space="preserve"> </w:t>
-      </w:r>
-      <w:r>
-        <w:rPr>
-          <w:b/>
-        </w:rPr>
-        <w:t>фильтрует</w:t>
-      </w:r>
-      <w:r>
-        <w:t xml:space="preserve"> длинный список сотрудников. Показывает только тех, у кого в данных есть введённый текст.</w:t>
-      </w:r>
-    </w:p>
-    <w:p>
-      <w:r>
-        <w:rPr>
-          <w:b/>
-        </w:rPr>
-        <w:t>Ищет по:</w:t>
-      </w:r>
-      <w:r>
-        <w:t xml:space="preserve"> фамилии, имени, должности, подразделению, СНИЛС (что есть в Excel).</w:t>
-      </w:r>
-    </w:p>
-    <w:p>
-      <w:r>
-        <w:rPr>
-          <w:b/>
-        </w:rPr>
-        <w:t>Как пользоваться:</w:t>
-      </w:r>
-    </w:p>
-    <w:p>
-      <w:pPr>
-        <w:pStyle w:val="ListNumber"/>
-      </w:pPr>
-      <w:r>
-        <w:t>Начните печатать фамилию, например `Иванов`.</w:t>
-      </w:r>
-    </w:p>
-    <w:p>
-      <w:pPr>
-        <w:pStyle w:val="ListNumber"/>
-      </w:pPr>
-      <w:r>
-        <w:t>Список ниже сузится (фильтр с небольшой задержкой, чтобы не тормозить при наборе).</w:t>
-      </w:r>
-    </w:p>
-    <w:p>
-      <w:pPr>
-        <w:pStyle w:val="ListNumber"/>
-      </w:pPr>
-      <w:r>
-        <w:t>Щёлкните нужную строку сотрудника.</w:t>
-      </w:r>
-    </w:p>
-    <w:p>
-      <w:r>
-        <w:rPr>
-          <w:b/>
-        </w:rPr>
-        <w:t>Совет:</w:t>
-      </w:r>
-      <w:r>
-        <w:t xml:space="preserve"> не обязательно вводить полное ФИО — достаточно части слова.</w:t>
-      </w:r>
-    </w:p>
-    <w:p>
-      <w:r>
-        <w:rPr>
-          <w:b/>
-        </w:rPr>
-        <w:t>Горячая клавиша:</w:t>
-      </w:r>
-      <w:r>
-        <w:t xml:space="preserve"> </w:t>
-      </w:r>
-      <w:r>
-        <w:rPr>
-          <w:b/>
-        </w:rPr>
-        <w:t>Ctrl+F</w:t>
-      </w:r>
-      <w:r>
-        <w:t xml:space="preserve"> — курсор сразу прыгнет в поле поиска.</w:t>
-      </w:r>
-    </w:p>
-    <w:p>
-      <w:r>
-        <w:rPr>
-          <w:b/>
-        </w:rPr>
-        <w:t>Частая ошибка:</w:t>
-      </w:r>
-      <w:r>
-        <w:t xml:space="preserve"> в поиске остался старый текст — список «пустой». Очистите поле поиска и снова увидите всех.</w:t>
-      </w:r>
-    </w:p>
-    <w:p/>
-    <w:p>
-      <w:pPr>
-        <w:pStyle w:val="Heading1"/>
-      </w:pPr>
-      <w:r>
-        <w:t>7. Поле «Подразделение»</w:t>
-      </w:r>
-    </w:p>
-    <w:p>
-      <w:r>
-        <w:rPr>
-          <w:b/>
-        </w:rPr>
-        <w:t>Где:</w:t>
-      </w:r>
-      <w:r>
-        <w:t xml:space="preserve"> строка </w:t>
-      </w:r>
-      <w:r>
-        <w:rPr>
-          <w:b/>
-        </w:rPr>
-        <w:t>над</w:t>
-      </w:r>
-      <w:r>
-        <w:t xml:space="preserve"> списком сотрудников (не под ФИО).</w:t>
-      </w:r>
-    </w:p>
-    <w:p>
-      <w:r>
-        <w:rPr>
-          <w:b/>
-        </w:rPr>
-        <w:t>Что делает:</w:t>
-      </w:r>
-      <w:r>
-        <w:t xml:space="preserve"> подставляет </w:t>
-      </w:r>
-      <w:r>
-        <w:rPr>
-          <w:b/>
-        </w:rPr>
-        <w:t>подразделение сотрудника</w:t>
-      </w:r>
-      <w:r>
-        <w:t xml:space="preserve"> из Excel при выборе в списке; можно </w:t>
-      </w:r>
-      <w:r>
-        <w:rPr>
-          <w:b/>
-        </w:rPr>
-        <w:t>изменить вручную</w:t>
-      </w:r>
-      <w:r>
-        <w:t xml:space="preserve"> для этого протокола.</w:t>
-      </w:r>
-    </w:p>
-    <w:p>
-      <w:r>
-        <w:rPr>
-          <w:b/>
-        </w:rPr>
-        <w:t>Не путать</w:t>
-      </w:r>
-      <w:r>
-        <w:t xml:space="preserve"> с полем </w:t>
-      </w:r>
-      <w:r>
-        <w:rPr>
-          <w:b/>
-        </w:rPr>
-        <w:t>«Подразделение (место проверки знаний)»</w:t>
-      </w:r>
-      <w:r>
-        <w:t xml:space="preserve"> в окне </w:t>
-      </w:r>
-      <w:r>
-        <w:rPr>
-          <w:b/>
-        </w:rPr>
-        <w:t>«Приказ и комиссия»</w:t>
-      </w:r>
-      <w:r>
-        <w:t xml:space="preserve"> — оно идёт в шаблон Word по маркеру </w:t>
-      </w:r>
-      <w:r>
-        <w:rPr>
-          <w:b/>
-        </w:rPr>
-        <w:t>{{ПОДРАЗДЕЛЕНИЕ_ПРОВЕРКИ}}</w:t>
-      </w:r>
-      <w:r>
-        <w:t xml:space="preserve"> (место проведения проверки для всего протокола). См. §20.</w:t>
-      </w:r>
-    </w:p>
-    <w:p/>
-    <w:p>
-      <w:pPr>
-        <w:pStyle w:val="Heading1"/>
-      </w:pPr>
-      <w:r>
-        <w:t>8. Список сотрудников</w:t>
-      </w:r>
-    </w:p>
-    <w:p>
-      <w:r>
-        <w:rPr>
-          <w:b/>
-        </w:rPr>
-        <w:t>Где:</w:t>
-      </w:r>
-      <w:r>
-        <w:t xml:space="preserve"> большое поле со списком </w:t>
-      </w:r>
-      <w:r>
-        <w:rPr>
-          <w:b/>
-        </w:rPr>
-        <w:t>под</w:t>
-      </w:r>
-      <w:r>
-        <w:t xml:space="preserve"> полем «Подразделение».</w:t>
-      </w:r>
-    </w:p>
-    <w:p>
-      <w:r>
-        <w:rPr>
-          <w:b/>
-        </w:rPr>
-        <w:t>Что делает:</w:t>
-      </w:r>
-      <w:r>
-        <w:t xml:space="preserve"> показывает людей из Excel, </w:t>
-      </w:r>
-      <w:r>
-        <w:rPr>
-          <w:b/>
-        </w:rPr>
-        <w:t>сгруппированных по подразделениям</w:t>
-      </w:r>
-      <w:r>
-        <w:t>. Выбранные здесь попадут в протокол (в таблицу результатов и в текст).</w:t>
-      </w:r>
-    </w:p>
-    <w:p>
-      <w:pPr>
-        <w:pStyle w:val="Heading2"/>
-      </w:pPr>
-      <w:r>
-        <w:t>Группы по подразделениям</w:t>
-      </w:r>
-    </w:p>
-    <w:p>
-      <w:r>
-        <w:t xml:space="preserve">Строки вида </w:t>
-      </w:r>
-      <w:r>
-        <w:rPr>
-          <w:b/>
-        </w:rPr>
-        <w:t>«▾ Название цеха (12)»</w:t>
-      </w:r>
-      <w:r>
-        <w:t xml:space="preserve"> — это </w:t>
-      </w:r>
-      <w:r>
-        <w:rPr>
-          <w:b/>
-        </w:rPr>
-        <w:t>заголовок группы</w:t>
-      </w:r>
-      <w:r>
-        <w:t>, а не сотрудник.</w:t>
-      </w:r>
-    </w:p>
-    <w:p>
-      <w:pPr>
-        <w:pStyle w:val="ListBullet"/>
-      </w:pPr>
-      <w:r>
-        <w:t xml:space="preserve">Щёлкните по заголовку — группа </w:t>
-      </w:r>
-      <w:r>
-        <w:rPr>
-          <w:b/>
-        </w:rPr>
-        <w:t>свернётся</w:t>
-      </w:r>
-      <w:r>
-        <w:t xml:space="preserve"> или </w:t>
-      </w:r>
-      <w:r>
-        <w:rPr>
-          <w:b/>
-        </w:rPr>
-        <w:t>развернётся</w:t>
-      </w:r>
-      <w:r>
-        <w:t>.</w:t>
-      </w:r>
-    </w:p>
-    <w:p>
-      <w:pPr>
-        <w:pStyle w:val="ListBullet"/>
-      </w:pPr>
-      <w:r>
-        <w:t>В свёрнутой группе сотрудники не видны, пока снова не развернёте.</w:t>
-      </w:r>
-    </w:p>
-    <w:p>
-      <w:pPr>
-        <w:pStyle w:val="Heading2"/>
-      </w:pPr>
-      <w:r>
-        <w:t>Как выбрать одного человека</w:t>
-      </w:r>
-    </w:p>
-    <w:p>
-      <w:r>
-        <w:t xml:space="preserve">Щёлкните </w:t>
-      </w:r>
-      <w:r>
-        <w:rPr>
-          <w:b/>
-        </w:rPr>
-        <w:t>один раз</w:t>
-      </w:r>
-      <w:r>
-        <w:t xml:space="preserve"> по строке с ФИО — она подсветится.</w:t>
-      </w:r>
-    </w:p>
-    <w:p>
-      <w:pPr>
-        <w:pStyle w:val="Heading2"/>
-      </w:pPr>
-      <w:r>
-        <w:t>Как выбрать нескольких</w:t>
-      </w:r>
-    </w:p>
-    <w:p>
-      <w:pPr>
-        <w:pStyle w:val="ListBullet"/>
-      </w:pPr>
-      <w:r>
-        <w:rPr>
-          <w:b/>
-        </w:rPr>
-        <w:t>Ctrl</w:t>
-      </w:r>
-      <w:r>
-        <w:t xml:space="preserve"> — щёлкайте по строкам по одной (добавить/убрать из выбора).</w:t>
-      </w:r>
-    </w:p>
-    <w:p>
-      <w:pPr>
-        <w:pStyle w:val="ListBullet"/>
-      </w:pPr>
-      <w:r>
-        <w:rPr>
-          <w:b/>
-        </w:rPr>
-        <w:t>Shift</w:t>
-      </w:r>
-      <w:r>
-        <w:t xml:space="preserve"> — щёлкните первую строку, затем последнюю — выделится диапазон.</w:t>
-      </w:r>
-    </w:p>
-    <w:p>
-      <w:r>
-        <w:rPr>
-          <w:b/>
-        </w:rPr>
-        <w:t>Не выделяйте</w:t>
-      </w:r>
-      <w:r>
-        <w:t xml:space="preserve"> строки-заголовки групп — только строки с людьми.</w:t>
-      </w:r>
-    </w:p>
-    <w:p>
-      <w:pPr>
-        <w:pStyle w:val="Heading2"/>
-      </w:pPr>
-      <w:r>
-        <w:t>Что происходит после выбора</w:t>
-      </w:r>
-    </w:p>
-    <w:p>
-      <w:r>
-        <w:t xml:space="preserve">Поля </w:t>
-      </w:r>
-      <w:r>
-        <w:rPr>
-          <w:b/>
-        </w:rPr>
-        <w:t>ФИО</w:t>
-      </w:r>
-      <w:r>
-        <w:t xml:space="preserve">, </w:t>
-      </w:r>
-      <w:r>
-        <w:rPr>
-          <w:b/>
-        </w:rPr>
-        <w:t>Должность</w:t>
-      </w:r>
-      <w:r>
-        <w:t xml:space="preserve">, </w:t>
-      </w:r>
-      <w:r>
-        <w:rPr>
-          <w:b/>
-        </w:rPr>
-        <w:t>Подразделение</w:t>
-      </w:r>
-      <w:r>
-        <w:t xml:space="preserve"> заполнятся сами из Excel (для </w:t>
-      </w:r>
-      <w:r>
-        <w:rPr>
-          <w:b/>
-        </w:rPr>
-        <w:t>одного</w:t>
-      </w:r>
-      <w:r>
-        <w:t xml:space="preserve"> выбранного; при нескольких — ФИО в поле может быть пустым, данные берутся из выбранных строк).</w:t>
-      </w:r>
-    </w:p>
-    <w:p>
-      <w:pPr>
-        <w:pStyle w:val="Heading2"/>
-      </w:pPr>
-      <w:r>
-        <w:t>Если списка нет совсем</w:t>
-      </w:r>
-    </w:p>
-    <w:p>
-      <w:pPr>
-        <w:pStyle w:val="ListNumber"/>
-      </w:pPr>
-      <w:r>
-        <w:t xml:space="preserve">Нажмите </w:t>
-      </w:r>
-      <w:r>
-        <w:rPr>
-          <w:b/>
-        </w:rPr>
-        <w:t>F5</w:t>
-      </w:r>
-      <w:r>
-        <w:t>.</w:t>
-      </w:r>
-    </w:p>
-    <w:p>
-      <w:pPr>
-        <w:pStyle w:val="ListNumber"/>
-      </w:pPr>
-      <w:r>
-        <w:t xml:space="preserve">Откройте </w:t>
-      </w:r>
-      <w:r>
-        <w:rPr>
-          <w:b/>
-        </w:rPr>
-        <w:t>«Администрирование» → «Настройки и данные…»</w:t>
-      </w:r>
-      <w:r>
-        <w:t xml:space="preserve"> → </w:t>
-      </w:r>
-      <w:r>
-        <w:rPr>
-          <w:b/>
-        </w:rPr>
-        <w:t>«Загрузить из Excel»</w:t>
-      </w:r>
-      <w:r>
-        <w:t xml:space="preserve"> или </w:t>
-      </w:r>
-      <w:r>
-        <w:rPr>
-          <w:b/>
-        </w:rPr>
-        <w:t>«Файл сотрудников…»</w:t>
-      </w:r>
-      <w:r>
-        <w:t>.</w:t>
-      </w:r>
-    </w:p>
-    <w:p>
-      <w:pPr>
-        <w:pStyle w:val="ListNumber"/>
-      </w:pPr>
-      <w:r>
-        <w:t xml:space="preserve">Проверьте, что в Excel есть лист с именем вроде </w:t>
-      </w:r>
-      <w:r>
-        <w:rPr>
-          <w:b/>
-        </w:rPr>
-        <w:t>rabotnik</w:t>
-      </w:r>
-      <w:r>
-        <w:t xml:space="preserve">, </w:t>
-      </w:r>
-      <w:r>
-        <w:rPr>
-          <w:b/>
-        </w:rPr>
-        <w:t>Работники</w:t>
-      </w:r>
-      <w:r>
-        <w:t xml:space="preserve">, </w:t>
-      </w:r>
-      <w:r>
-        <w:rPr>
-          <w:b/>
-        </w:rPr>
-        <w:t>Сотрудники</w:t>
-      </w:r>
-      <w:r>
-        <w:t xml:space="preserve"> (регистр не важен).</w:t>
-      </w:r>
-    </w:p>
-    <w:p>
-      <w:pPr>
-        <w:pStyle w:val="ListNumber"/>
-      </w:pPr>
-      <w:r>
-        <w:t xml:space="preserve">Первая строка листа — </w:t>
-      </w:r>
-      <w:r>
-        <w:rPr>
-          <w:b/>
-        </w:rPr>
-        <w:t>заголовки</w:t>
-      </w:r>
-      <w:r>
-        <w:t xml:space="preserve"> (ФИО, должность…).</w:t>
-      </w:r>
-    </w:p>
-    <w:p>
-      <w:pPr>
-        <w:pStyle w:val="Heading2"/>
-      </w:pPr>
-      <w:r>
-        <w:t>Несколько строк Excel на одно ФИО</w:t>
-      </w:r>
-    </w:p>
-    <w:p>
-      <w:r>
-        <w:t xml:space="preserve">Если у одного человека в базе </w:t>
-      </w:r>
-      <w:r>
-        <w:rPr>
-          <w:b/>
-        </w:rPr>
-        <w:t>несколько строк</w:t>
-      </w:r>
-      <w:r>
-        <w:t xml:space="preserve"> (основная и совмещаемая должности), при выборе всех таких строк программа учтёт </w:t>
-      </w:r>
-      <w:r>
-        <w:rPr>
-          <w:b/>
-        </w:rPr>
-        <w:t>обе должности</w:t>
-      </w:r>
-      <w:r>
-        <w:t xml:space="preserve"> — особенно для программы </w:t>
-      </w:r>
-      <w:r>
-        <w:rPr>
-          <w:b/>
-        </w:rPr>
-        <w:t>«В»</w:t>
-      </w:r>
-      <w:r>
-        <w:t xml:space="preserve"> (см. §11).</w:t>
-      </w:r>
-    </w:p>
-    <w:p/>
-    <w:p>
-      <w:pPr>
-        <w:pStyle w:val="Heading1"/>
-      </w:pPr>
-      <w:r>
-        <w:t>9. Поля «ФИО» и «Должность»</w:t>
-      </w:r>
-    </w:p>
-    <w:p>
-      <w:r>
-        <w:rPr>
-          <w:b/>
-        </w:rPr>
-        <w:t>Где:</w:t>
-      </w:r>
-      <w:r>
-        <w:t xml:space="preserve"> под списком сотрудников.</w:t>
-      </w:r>
-    </w:p>
-    <w:p>
-      <w:pPr>
-        <w:pStyle w:val="Heading2"/>
-      </w:pPr>
-      <w:r>
-        <w:t>ФИО</w:t>
-      </w:r>
-    </w:p>
-    <w:p>
-      <w:r>
-        <w:rPr>
-          <w:b/>
-        </w:rPr>
-        <w:t>Когда заполняется само:</w:t>
-      </w:r>
-      <w:r>
-        <w:t xml:space="preserve"> выбрали </w:t>
-      </w:r>
-      <w:r>
-        <w:rPr>
-          <w:b/>
-        </w:rPr>
-        <w:t>одного</w:t>
-      </w:r>
-      <w:r>
-        <w:t xml:space="preserve"> человека в списке.</w:t>
-      </w:r>
-    </w:p>
-    <w:p>
-      <w:r>
-        <w:rPr>
-          <w:b/>
-        </w:rPr>
-        <w:t>Когда вручную:</w:t>
-      </w:r>
-      <w:r>
-        <w:t xml:space="preserve"> человека </w:t>
-      </w:r>
-      <w:r>
-        <w:rPr>
-          <w:b/>
-        </w:rPr>
-        <w:t>нет в списке</w:t>
-      </w:r>
-      <w:r>
-        <w:t xml:space="preserve"> — введите полностью: фамилия, имя, отчество.</w:t>
-      </w:r>
-    </w:p>
-    <w:p>
-      <w:pPr>
-        <w:pStyle w:val="Heading2"/>
-      </w:pPr>
-      <w:r>
-        <w:t>Должность</w:t>
-      </w:r>
-    </w:p>
-    <w:p>
-      <w:r>
-        <w:rPr>
-          <w:b/>
-        </w:rPr>
-        <w:t>Основная должность</w:t>
-      </w:r>
-      <w:r>
-        <w:t xml:space="preserve"> для протокола:</w:t>
-      </w:r>
-    </w:p>
-    <w:p>
-      <w:pPr>
-        <w:pStyle w:val="ListBullet"/>
-      </w:pPr>
-      <w:r>
-        <w:t xml:space="preserve">при </w:t>
-      </w:r>
-      <w:r>
-        <w:rPr>
-          <w:b/>
-        </w:rPr>
-        <w:t>одном</w:t>
-      </w:r>
-      <w:r>
-        <w:t xml:space="preserve"> выбранном — берётся из поля </w:t>
-      </w:r>
-      <w:r>
-        <w:rPr>
-          <w:b/>
-        </w:rPr>
-        <w:t>«Должность»</w:t>
-      </w:r>
-      <w:r>
-        <w:t xml:space="preserve"> на главном окне;</w:t>
-      </w:r>
-    </w:p>
-    <w:p>
-      <w:pPr>
-        <w:pStyle w:val="ListBullet"/>
-      </w:pPr>
-      <w:r>
-        <w:t xml:space="preserve">при </w:t>
-      </w:r>
-      <w:r>
-        <w:rPr>
-          <w:b/>
-        </w:rPr>
-        <w:t>нескольких</w:t>
-      </w:r>
-      <w:r>
-        <w:t xml:space="preserve"> сотрудниках и программе </w:t>
-      </w:r>
-      <w:r>
-        <w:rPr>
-          <w:b/>
-        </w:rPr>
-        <w:t>«В»</w:t>
-      </w:r>
-      <w:r>
-        <w:t xml:space="preserve"> — для </w:t>
-      </w:r>
-      <w:r>
-        <w:rPr>
-          <w:b/>
-        </w:rPr>
-        <w:t>каждого ФИО</w:t>
-      </w:r>
-      <w:r>
-        <w:t xml:space="preserve"> своя основная должность задаётся в диалоге </w:t>
-      </w:r>
-      <w:r>
-        <w:rPr>
-          <w:b/>
-        </w:rPr>
-        <w:t>«Совмещения — программы «В»»</w:t>
-      </w:r>
-      <w:r>
-        <w:t xml:space="preserve"> (см. §11).</w:t>
-      </w:r>
-    </w:p>
-    <w:p>
-      <w:r>
-        <w:rPr>
-          <w:b/>
-        </w:rPr>
-        <w:t>Совмещаемая должность</w:t>
-      </w:r>
-      <w:r>
-        <w:t xml:space="preserve"> (вторая строка в Excel) учитывается для шапки и таблицы программы </w:t>
-      </w:r>
-      <w:r>
-        <w:rPr>
-          <w:b/>
-        </w:rPr>
-        <w:t>«В»</w:t>
-      </w:r>
-      <w:r>
-        <w:t>, если отмечена в диалоге совмещений.</w:t>
-      </w:r>
-    </w:p>
-    <w:p>
-      <w:r>
-        <w:rPr>
-          <w:b/>
-        </w:rPr>
-        <w:t>Подсказка под полем:</w:t>
-      </w:r>
-      <w:r>
-        <w:t xml:space="preserve"> программа показывает, </w:t>
-      </w:r>
-      <w:r>
-        <w:rPr>
-          <w:b/>
-        </w:rPr>
-        <w:t>нашла ли</w:t>
-      </w:r>
-      <w:r>
-        <w:t xml:space="preserve"> должность на листе </w:t>
-      </w:r>
-      <w:r>
-        <w:rPr>
-          <w:b/>
-        </w:rPr>
-        <w:t>V_PROF</w:t>
-      </w:r>
-      <w:r>
-        <w:t xml:space="preserve">. Если совпадений несколько — появится список </w:t>
-      </w:r>
-      <w:r>
-        <w:rPr>
-          <w:b/>
-        </w:rPr>
-        <w:t>V_PROF:</w:t>
-      </w:r>
-      <w:r>
-        <w:t xml:space="preserve"> и кнопка </w:t>
-      </w:r>
-      <w:r>
-        <w:rPr>
-          <w:b/>
-        </w:rPr>
-        <w:t>«Подставить»</w:t>
-      </w:r>
-      <w:r>
-        <w:t xml:space="preserve"> (похожие профессии по первым словам должности).</w:t>
-      </w:r>
-    </w:p>
-    <w:p>
       <w:r>
         <w:rPr>
           <w:b/>
@@ -2062,7 +2154,7 @@
         <w:t>«Б»</w:t>
       </w:r>
       <w:r>
-        <w:t xml:space="preserve"> (см. §21).</w:t>
+        <w:t xml:space="preserve"> (см. раздел 21).</w:t>
       </w:r>
     </w:p>
     <w:p/>
@@ -2270,9 +2362,6 @@
               </w:rPr>
               <w:t>V_PROF</w:t>
             </w:r>
-            <w:r>
-              <w:t xml:space="preserve"> (столбец для ПП)</w:t>
-            </w:r>
           </w:p>
         </w:tc>
       </w:tr>
@@ -2326,9 +2415,6 @@
               </w:rPr>
               <w:t>V_PROF</w:t>
             </w:r>
-            <w:r>
-              <w:t xml:space="preserve"> (столбец для СИЗ)</w:t>
-            </w:r>
           </w:p>
         </w:tc>
       </w:tr>
@@ -2374,7 +2460,7 @@
               <w:t>V_PROF</w:t>
             </w:r>
             <w:r>
-              <w:t xml:space="preserve"> (несколько столбцов с темами); лист </w:t>
+              <w:t xml:space="preserve">; лист </w:t>
             </w:r>
             <w:r>
               <w:rPr>
@@ -2383,7 +2469,7 @@
               <w:t>V</w:t>
             </w:r>
             <w:r>
-              <w:t xml:space="preserve"> — ID в гос. реестре</w:t>
+              <w:t xml:space="preserve"> — номера в гос. реестре</w:t>
             </w:r>
           </w:p>
         </w:tc>
@@ -2426,7 +2512,7 @@
         <w:t>хотя бы одна</w:t>
       </w:r>
       <w:r>
-        <w:t xml:space="preserve"> галочка (если вы не используете особый текстовый шаблон .txt).</w:t>
+        <w:t xml:space="preserve"> галочка.</w:t>
       </w:r>
     </w:p>
     <w:p>
@@ -2442,6 +2528,57 @@
     </w:p>
     <w:p>
       <w:pPr>
+        <w:jc w:val="center"/>
+      </w:pPr>
+      <w:r>
+        <w:drawing>
+          <wp:inline xmlns:a="http://schemas.openxmlformats.org/drawingml/2006/main" xmlns:pic="http://schemas.openxmlformats.org/drawingml/2006/picture">
+            <wp:extent cx="5669280" cy="4578560"/>
+            <wp:docPr id="3" name="Picture 3"/>
+            <wp:cNvGraphicFramePr>
+              <a:graphicFrameLocks noChangeAspect="1"/>
+            </wp:cNvGraphicFramePr>
+            <a:graphic>
+              <a:graphicData uri="http://schemas.openxmlformats.org/drawingml/2006/picture">
+                <pic:pic>
+                  <pic:nvPicPr>
+                    <pic:cNvPr id="0" name="03_programmy_i_knopki.png"/>
+                    <pic:cNvPicPr/>
+                  </pic:nvPicPr>
+                  <pic:blipFill>
+                    <a:blip r:embed="rId11"/>
+                    <a:stretch>
+                      <a:fillRect/>
+                    </a:stretch>
+                  </pic:blipFill>
+                  <pic:spPr>
+                    <a:xfrm>
+                      <a:off x="0" y="0"/>
+                      <a:ext cx="5669280" cy="4578560"/>
+                    </a:xfrm>
+                    <a:prstGeom prst="rect"/>
+                  </pic:spPr>
+                </pic:pic>
+              </a:graphicData>
+            </a:graphic>
+          </wp:inline>
+        </w:drawing>
+      </w:r>
+    </w:p>
+    <w:p>
+      <w:pPr>
+        <w:jc w:val="center"/>
+      </w:pPr>
+      <w:r>
+        <w:rPr>
+          <w:i/>
+          <w:sz w:val="22"/>
+        </w:rPr>
+        <w:t>Рис. 3. Галочки программ, дата, номер и кнопки формирования и сохранения</w:t>
+      </w:r>
+    </w:p>
+    <w:p>
+      <w:pPr>
         <w:pStyle w:val="Heading2"/>
       </w:pPr>
       <w:r>
@@ -2477,7 +2614,7 @@
         <w:t>строки для каждого</w:t>
       </w:r>
       <w:r>
-        <w:t xml:space="preserve"> (логика зависит от шаблона Word).</w:t>
+        <w:t>.</w:t>
       </w:r>
     </w:p>
     <w:p/>
@@ -2534,7 +2671,7 @@
         <w:t>хотя бы одного</w:t>
       </w:r>
       <w:r>
-        <w:t xml:space="preserve"> выбранного сотрудника в данных </w:t>
+        <w:t xml:space="preserve"> выбранного сотрудника </w:t>
       </w:r>
       <w:r>
         <w:rPr>
@@ -2646,9 +2783,6 @@
               </w:rPr>
               <w:t>«В»</w:t>
             </w:r>
-            <w:r>
-              <w:t xml:space="preserve"> (шапка и таблица)</w:t>
-            </w:r>
           </w:p>
         </w:tc>
       </w:tr>
@@ -2666,7 +2800,7 @@
               <w:t>«основная»</w:t>
             </w:r>
             <w:r>
-              <w:t xml:space="preserve"> (радиокнопка)</w:t>
+              <w:t xml:space="preserve"> (кружок)</w:t>
             </w:r>
           </w:p>
         </w:tc>
@@ -2795,7 +2929,7 @@
         <w:t>«Должность»</w:t>
       </w:r>
       <w:r>
-        <w:t xml:space="preserve"> на главном окне (для одного человека) или данные из Excel.</w:t>
+        <w:t xml:space="preserve"> на главном окне.</w:t>
       </w:r>
     </w:p>
     <w:p>
@@ -2808,7 +2942,7 @@
     </w:p>
     <w:p>
       <w:r>
-        <w:t xml:space="preserve">Если в ячейке V_PROF текст начинается с </w:t>
+        <w:t xml:space="preserve">Если в ячейке справочника текст начинается с </w:t>
       </w:r>
       <w:r>
         <w:rPr>
@@ -2835,7 +2969,7 @@
         <w:t>тот же номер</w:t>
       </w:r>
       <w:r>
-        <w:t xml:space="preserve"> (не всегда с единицы). Подробнее — </w:t>
+        <w:t xml:space="preserve">. Подробнее — </w:t>
       </w:r>
       <w:r>
         <w:rPr>
@@ -2873,7 +3007,7 @@
         <w:t>«Технич. протокол (лист Tech_V)»</w:t>
       </w:r>
       <w:r>
-        <w:t xml:space="preserve"> под программами.</w:t>
+        <w:t xml:space="preserve"> под программами (см. рис. 3).</w:t>
       </w:r>
     </w:p>
     <w:p>
@@ -2968,7 +3102,7 @@
           <w:p>
             <w:r/>
             <w:r>
-              <w:t xml:space="preserve">Шаблон </w:t>
+              <w:t xml:space="preserve">Бланк </w:t>
             </w:r>
             <w:r>
               <w:rPr>
@@ -2985,7 +3119,7 @@
           <w:p>
             <w:r/>
             <w:r>
-              <w:t xml:space="preserve">Шаблон </w:t>
+              <w:t xml:space="preserve">Бланк </w:t>
             </w:r>
             <w:r>
               <w:rPr>
@@ -3007,7 +3141,7 @@
           <w:p>
             <w:r/>
             <w:r>
-              <w:t>Комиссия — вкладка «по проверке знаний»</w:t>
+              <w:t>Комиссия — вкладка «Охрана труда»</w:t>
             </w:r>
           </w:p>
         </w:tc>
@@ -3213,6 +3347,17 @@
       </w:r>
     </w:p>
     <w:p>
+      <w:r>
+        <w:rPr>
+          <w:b/>
+        </w:rPr>
+        <w:t>Где:</w:t>
+      </w:r>
+      <w:r>
+        <w:t xml:space="preserve"> нижняя часть рамки «Формирование протокола» (см. рис. 3).</w:t>
+      </w:r>
+    </w:p>
+    <w:p>
       <w:pPr>
         <w:pStyle w:val="Heading2"/>
       </w:pPr>
@@ -3228,7 +3373,7 @@
         <w:t>Формат:</w:t>
       </w:r>
       <w:r>
-        <w:t xml:space="preserve"> `ДД.ММ.ГГГГ`, например `22.05.2026`.</w:t>
+        <w:t xml:space="preserve"> `ДД.ММ.ГГГГ`, например `09.06.2026`.</w:t>
       </w:r>
     </w:p>
     <w:p>
@@ -3253,7 +3398,7 @@
         <w:t>месяц и год</w:t>
       </w:r>
       <w:r>
-        <w:t xml:space="preserve"> для номера в Word (вид `5-05-2026` — номер-месяц-год).</w:t>
+        <w:t xml:space="preserve"> для номера (вид `5-06-2026` — номер-месяц-год).</w:t>
       </w:r>
     </w:p>
     <w:p>
@@ -3290,14 +3435,301 @@
       </w:r>
     </w:p>
     <w:p>
-      <w:r>
-        <w:t xml:space="preserve">В бланке Word часто получается строка: </w:t>
-      </w:r>
-      <w:r>
-        <w:rPr>
-          <w:b/>
-        </w:rPr>
-        <w:t>ваш номер + месяц + год из поля «Дата»</w:t>
+      <w:pPr>
+        <w:pStyle w:val="Heading2"/>
+      </w:pPr>
+      <w:r>
+        <w:t>Оценка</w:t>
+      </w:r>
+    </w:p>
+    <w:p>
+      <w:pPr>
+        <w:pStyle w:val="ListBullet"/>
+      </w:pPr>
+      <w:r>
+        <w:rPr>
+          <w:b/>
+        </w:rPr>
+        <w:t>удовлетворительно</w:t>
+      </w:r>
+    </w:p>
+    <w:p>
+      <w:pPr>
+        <w:pStyle w:val="ListBullet"/>
+      </w:pPr>
+      <w:r>
+        <w:rPr>
+          <w:b/>
+        </w:rPr>
+        <w:t>неудовлетворительно</w:t>
+      </w:r>
+    </w:p>
+    <w:p>
+      <w:r>
+        <w:t>Попадает в таблицу результатов в Word.</w:t>
+      </w:r>
+    </w:p>
+    <w:p>
+      <w:pPr>
+        <w:pStyle w:val="Heading2"/>
+      </w:pPr>
+      <w:r>
+        <w:t>Проверка знаний</w:t>
+      </w:r>
+    </w:p>
+    <w:p>
+      <w:pPr>
+        <w:pStyle w:val="ListBullet"/>
+      </w:pPr>
+      <w:r>
+        <w:rPr>
+          <w:b/>
+        </w:rPr>
+        <w:t>плановая</w:t>
+      </w:r>
+    </w:p>
+    <w:p>
+      <w:pPr>
+        <w:pStyle w:val="ListBullet"/>
+      </w:pPr>
+      <w:r>
+        <w:rPr>
+          <w:b/>
+        </w:rPr>
+        <w:t>внеплановая</w:t>
+      </w:r>
+    </w:p>
+    <w:p>
+      <w:r>
+        <w:t>Тоже для таблицы в протоколе.</w:t>
+      </w:r>
+    </w:p>
+    <w:p/>
+    <w:p>
+      <w:pPr>
+        <w:pStyle w:val="Heading1"/>
+      </w:pPr>
+      <w:r>
+        <w:t>14. Кнопки «Сформировать протокол» и соседние</w:t>
+      </w:r>
+    </w:p>
+    <w:p>
+      <w:r>
+        <w:rPr>
+          <w:b/>
+        </w:rPr>
+        <w:t>Где:</w:t>
+      </w:r>
+      <w:r>
+        <w:t xml:space="preserve"> под полями даты и оценки (см. рис. 3).</w:t>
+      </w:r>
+    </w:p>
+    <w:p>
+      <w:pPr>
+        <w:pStyle w:val="Heading2"/>
+      </w:pPr>
+      <w:r>
+        <w:t>«Сформировать протокол»</w:t>
+      </w:r>
+    </w:p>
+    <w:p>
+      <w:r>
+        <w:rPr>
+          <w:b/>
+        </w:rPr>
+        <w:t>Главная кнопка.</w:t>
+      </w:r>
+      <w:r>
+        <w:t xml:space="preserve"> Она:</w:t>
+      </w:r>
+    </w:p>
+    <w:p>
+      <w:pPr>
+        <w:pStyle w:val="ListNumber"/>
+      </w:pPr>
+      <w:r>
+        <w:t xml:space="preserve">При программе </w:t>
+      </w:r>
+      <w:r>
+        <w:rPr>
+          <w:b/>
+        </w:rPr>
+        <w:t>«В»</w:t>
+      </w:r>
+      <w:r>
+        <w:t xml:space="preserve"> и совмещениях — открывает диалог (раздел 11), если нужно.</w:t>
+      </w:r>
+    </w:p>
+    <w:p>
+      <w:pPr>
+        <w:pStyle w:val="ListNumber"/>
+      </w:pPr>
+      <w:r>
+        <w:t>Собирает документ Word по бланку.</w:t>
+      </w:r>
+    </w:p>
+    <w:p>
+      <w:pPr>
+        <w:pStyle w:val="ListNumber"/>
+      </w:pPr>
+      <w:r>
+        <w:t xml:space="preserve">Открывает окно </w:t>
+      </w:r>
+      <w:r>
+        <w:rPr>
+          <w:b/>
+        </w:rPr>
+        <w:t>«Предпросмотр»</w:t>
+      </w:r>
+      <w:r>
+        <w:t xml:space="preserve"> (упрощённый текст).</w:t>
+      </w:r>
+    </w:p>
+    <w:p>
+      <w:pPr>
+        <w:pStyle w:val="ListNumber"/>
+      </w:pPr>
+      <w:r>
+        <w:t xml:space="preserve">Записывает сведения в </w:t>
+      </w:r>
+      <w:r>
+        <w:rPr>
+          <w:b/>
+        </w:rPr>
+        <w:t>журнал</w:t>
+      </w:r>
+      <w:r>
+        <w:t xml:space="preserve"> (полный текст в журнал </w:t>
+      </w:r>
+      <w:r>
+        <w:rPr>
+          <w:b/>
+        </w:rPr>
+        <w:t>не сохраняется</w:t>
+      </w:r>
+      <w:r>
+        <w:t xml:space="preserve"> — только ФИО, дата, номер и т.п.).</w:t>
+      </w:r>
+    </w:p>
+    <w:p>
+      <w:pPr>
+        <w:pStyle w:val="ListNumber"/>
+      </w:pPr>
+      <w:r>
+        <w:rPr>
+          <w:b/>
+        </w:rPr>
+        <w:t>Включает</w:t>
+      </w:r>
+      <w:r>
+        <w:t xml:space="preserve"> кнопки «Сохранить в DOCX», «Сохранить в PDF», «Предпросмотр».</w:t>
+      </w:r>
+    </w:p>
+    <w:p>
+      <w:r>
+        <w:rPr>
+          <w:b/>
+        </w:rPr>
+        <w:t>До нажатия</w:t>
+      </w:r>
+      <w:r>
+        <w:t xml:space="preserve"> сохранить файл нельзя — сначала нужно сформировать.</w:t>
+      </w:r>
+    </w:p>
+    <w:p>
+      <w:r>
+        <w:rPr>
+          <w:b/>
+        </w:rPr>
+        <w:t>Если ошибка:</w:t>
+      </w:r>
+      <w:r>
+        <w:t xml:space="preserve"> прочитайте сообщение на экране; при необходимости файл </w:t>
+      </w:r>
+      <w:r>
+        <w:rPr>
+          <w:b/>
+        </w:rPr>
+        <w:t>protocol_errors_journal.txt</w:t>
+      </w:r>
+      <w:r>
+        <w:t xml:space="preserve"> в папке программы.</w:t>
+      </w:r>
+    </w:p>
+    <w:p>
+      <w:pPr>
+        <w:pStyle w:val="Heading2"/>
+      </w:pPr>
+      <w:r>
+        <w:t>«По одному на каждого → в папку…»</w:t>
+      </w:r>
+    </w:p>
+    <w:p>
+      <w:r>
+        <w:rPr>
+          <w:b/>
+        </w:rPr>
+        <w:t>Только для Word.</w:t>
+      </w:r>
+      <w:r>
+        <w:t xml:space="preserve"> Если выбрано </w:t>
+      </w:r>
+      <w:r>
+        <w:rPr>
+          <w:b/>
+        </w:rPr>
+        <w:t>несколько</w:t>
+      </w:r>
+      <w:r>
+        <w:t xml:space="preserve"> сотрудников:</w:t>
+      </w:r>
+    </w:p>
+    <w:p>
+      <w:pPr>
+        <w:pStyle w:val="ListBullet"/>
+      </w:pPr>
+      <w:r>
+        <w:t xml:space="preserve">программа сделает </w:t>
+      </w:r>
+      <w:r>
+        <w:rPr>
+          <w:b/>
+        </w:rPr>
+        <w:t>отдельный файл Word на каждого</w:t>
+      </w:r>
+      <w:r>
+        <w:t>;</w:t>
+      </w:r>
+    </w:p>
+    <w:p>
+      <w:pPr>
+        <w:pStyle w:val="ListBullet"/>
+      </w:pPr>
+      <w:r>
+        <w:t xml:space="preserve">номера протоколов </w:t>
+      </w:r>
+      <w:r>
+        <w:rPr>
+          <w:b/>
+        </w:rPr>
+        <w:t>увеличиваются по порядку</w:t>
+      </w:r>
+      <w:r>
+        <w:t xml:space="preserve"> (5, 6, 7… от числа в поле «№ протокола»);</w:t>
+      </w:r>
+    </w:p>
+    <w:p>
+      <w:pPr>
+        <w:pStyle w:val="ListBullet"/>
+      </w:pPr>
+      <w:r>
+        <w:t xml:space="preserve">каждый сохранённый файл </w:t>
+      </w:r>
+      <w:r>
+        <w:rPr>
+          <w:b/>
+        </w:rPr>
+        <w:t>можно сразу редактировать в Word</w:t>
       </w:r>
       <w:r>
         <w:t>.</w:t>
@@ -3308,7 +3740,361 @@
         <w:pStyle w:val="Heading2"/>
       </w:pPr>
       <w:r>
-        <w:t>Оценка</w:t>
+        <w:t>«Обновить протокол из реестра Минтруда»</w:t>
+      </w:r>
+    </w:p>
+    <w:p>
+      <w:r>
+        <w:rPr>
+          <w:b/>
+        </w:rPr>
+        <w:t>Когда:</w:t>
+      </w:r>
+      <w:r>
+        <w:t xml:space="preserve"> вы уже сформировали протокол, потом скачали с сайта </w:t>
+      </w:r>
+      <w:r>
+        <w:rPr>
+          <w:b/>
+        </w:rPr>
+        <w:t>новый</w:t>
+      </w:r>
+      <w:r>
+        <w:t xml:space="preserve"> файл «Реестр обученных» с регистрационными номерами.</w:t>
+      </w:r>
+    </w:p>
+    <w:p>
+      <w:r>
+        <w:rPr>
+          <w:b/>
+        </w:rPr>
+        <w:t>Что делает:</w:t>
+      </w:r>
+      <w:r>
+        <w:t xml:space="preserve"> пересобирает протокол </w:t>
+      </w:r>
+      <w:r>
+        <w:rPr>
+          <w:b/>
+        </w:rPr>
+        <w:t>с теми же</w:t>
+      </w:r>
+      <w:r>
+        <w:t xml:space="preserve"> ФИО, датой, программами, но </w:t>
+      </w:r>
+      <w:r>
+        <w:rPr>
+          <w:b/>
+        </w:rPr>
+        <w:t>подставляет номера из реестра</w:t>
+      </w:r>
+      <w:r>
+        <w:t xml:space="preserve"> в таблицу.</w:t>
+      </w:r>
+    </w:p>
+    <w:p>
+      <w:r>
+        <w:rPr>
+          <w:b/>
+        </w:rPr>
+        <w:t>Не работает</w:t>
+      </w:r>
+      <w:r>
+        <w:t xml:space="preserve"> в режиме </w:t>
+      </w:r>
+      <w:r>
+        <w:rPr>
+          <w:b/>
+        </w:rPr>
+        <w:t>технического</w:t>
+      </w:r>
+      <w:r>
+        <w:t xml:space="preserve"> протокола.</w:t>
+      </w:r>
+    </w:p>
+    <w:p>
+      <w:r>
+        <w:t xml:space="preserve">Сначала укажите файл реестра: </w:t>
+      </w:r>
+      <w:r>
+        <w:rPr>
+          <w:b/>
+        </w:rPr>
+        <w:t>«Минтруд» → «Файл реестра обученных»</w:t>
+      </w:r>
+      <w:r>
+        <w:t xml:space="preserve"> (см. </w:t>
+      </w:r>
+      <w:r>
+        <w:rPr>
+          <w:b/>
+        </w:rPr>
+        <w:t>раздел 22</w:t>
+      </w:r>
+      <w:r>
+        <w:t>).</w:t>
+      </w:r>
+    </w:p>
+    <w:p/>
+    <w:p>
+      <w:pPr>
+        <w:pStyle w:val="Heading1"/>
+      </w:pPr>
+      <w:r>
+        <w:t>15. Кнопки «Сохранить в DOCX», «PDF», «Предпросмотр»</w:t>
+      </w:r>
+    </w:p>
+    <w:p>
+      <w:r>
+        <w:rPr>
+          <w:b/>
+        </w:rPr>
+        <w:t>Серые (неактивные)?</w:t>
+      </w:r>
+      <w:r>
+        <w:t xml:space="preserve"> Сначала нажмите </w:t>
+      </w:r>
+      <w:r>
+        <w:rPr>
+          <w:b/>
+        </w:rPr>
+        <w:t>«Сформировать протокол»</w:t>
+      </w:r>
+      <w:r>
+        <w:t>.</w:t>
+      </w:r>
+    </w:p>
+    <w:p>
+      <w:pPr>
+        <w:pStyle w:val="Heading2"/>
+      </w:pPr>
+      <w:r>
+        <w:t>«Сохранить в DOCX»</w:t>
+      </w:r>
+    </w:p>
+    <w:p>
+      <w:r>
+        <w:t xml:space="preserve">Сохраняет документ </w:t>
+      </w:r>
+      <w:r>
+        <w:rPr>
+          <w:b/>
+        </w:rPr>
+        <w:t>Word</w:t>
+      </w:r>
+      <w:r>
+        <w:t>.</w:t>
+      </w:r>
+    </w:p>
+    <w:p>
+      <w:r>
+        <w:t xml:space="preserve">Обычно предлагается папка </w:t>
+      </w:r>
+      <w:r>
+        <w:rPr>
+          <w:b/>
+        </w:rPr>
+        <w:t>Protokol</w:t>
+      </w:r>
+      <w:r>
+        <w:t xml:space="preserve"> рядом с программой.</w:t>
+      </w:r>
+    </w:p>
+    <w:p>
+      <w:r>
+        <w:t>Имя файла часто строится из номера, даты и фамилии.</w:t>
+      </w:r>
+    </w:p>
+    <w:p>
+      <w:r>
+        <w:rPr>
+          <w:b/>
+        </w:rPr>
+        <w:t>Редактирование:</w:t>
+      </w:r>
+      <w:r>
+        <w:t xml:space="preserve"> готовый протокол сохраняется </w:t>
+      </w:r>
+      <w:r>
+        <w:rPr>
+          <w:b/>
+        </w:rPr>
+        <w:t>без защиты</w:t>
+      </w:r>
+      <w:r>
+        <w:t xml:space="preserve"> — его можно править в Word сразу после сохранения.</w:t>
+      </w:r>
+    </w:p>
+    <w:p>
+      <w:pPr>
+        <w:pStyle w:val="Heading2"/>
+      </w:pPr>
+      <w:r>
+        <w:t>«Сохранить в PDF»</w:t>
+      </w:r>
+    </w:p>
+    <w:p>
+      <w:r>
+        <w:t xml:space="preserve">Сохраняет </w:t>
+      </w:r>
+      <w:r>
+        <w:rPr>
+          <w:b/>
+        </w:rPr>
+        <w:t>PDF</w:t>
+      </w:r>
+      <w:r>
+        <w:t>.</w:t>
+      </w:r>
+    </w:p>
+    <w:p>
+      <w:r>
+        <w:rPr>
+          <w:b/>
+        </w:rPr>
+        <w:t>На Windows «как в Word»:</w:t>
+      </w:r>
+      <w:r>
+        <w:t xml:space="preserve"> нужен установленный </w:t>
+      </w:r>
+      <w:r>
+        <w:rPr>
+          <w:b/>
+        </w:rPr>
+        <w:t>Microsoft Word</w:t>
+      </w:r>
+      <w:r>
+        <w:t>.</w:t>
+      </w:r>
+    </w:p>
+    <w:p>
+      <w:r>
+        <w:rPr>
+          <w:b/>
+        </w:rPr>
+        <w:t>Если Word нет:</w:t>
+      </w:r>
+      <w:r>
+        <w:t xml:space="preserve"> может сохраниться </w:t>
+      </w:r>
+      <w:r>
+        <w:rPr>
+          <w:b/>
+        </w:rPr>
+        <w:t>упрощённый</w:t>
+      </w:r>
+      <w:r>
+        <w:t xml:space="preserve"> PDF из текста предпросмотра (таблица может выглядеть проще).</w:t>
+      </w:r>
+    </w:p>
+    <w:p>
+      <w:pPr>
+        <w:pStyle w:val="Heading2"/>
+      </w:pPr>
+      <w:r>
+        <w:t>«Предпросмотр…»</w:t>
+      </w:r>
+    </w:p>
+    <w:p>
+      <w:r>
+        <w:t xml:space="preserve">Снова открывает окно с текстом </w:t>
+      </w:r>
+      <w:r>
+        <w:rPr>
+          <w:b/>
+        </w:rPr>
+        <w:t>последнего</w:t>
+      </w:r>
+      <w:r>
+        <w:t xml:space="preserve"> сформированного протокола (если вы его закрыли).</w:t>
+      </w:r>
+    </w:p>
+    <w:p/>
+    <w:p>
+      <w:pPr>
+        <w:pStyle w:val="Heading1"/>
+      </w:pPr>
+      <w:r>
+        <w:t>16. Окно «Предпросмотр протокола»</w:t>
+      </w:r>
+    </w:p>
+    <w:p>
+      <w:r>
+        <w:rPr>
+          <w:b/>
+        </w:rPr>
+        <w:t>Зачем:</w:t>
+      </w:r>
+      <w:r>
+        <w:t xml:space="preserve"> посмотреть, </w:t>
+      </w:r>
+      <w:r>
+        <w:rPr>
+          <w:b/>
+        </w:rPr>
+        <w:t>что получилось</w:t>
+      </w:r>
+      <w:r>
+        <w:t>, до сохранения в файл.</w:t>
+      </w:r>
+    </w:p>
+    <w:p>
+      <w:pPr>
+        <w:jc w:val="center"/>
+      </w:pPr>
+      <w:r>
+        <w:drawing>
+          <wp:inline xmlns:a="http://schemas.openxmlformats.org/drawingml/2006/main" xmlns:pic="http://schemas.openxmlformats.org/drawingml/2006/picture">
+            <wp:extent cx="5669280" cy="4211465"/>
+            <wp:docPr id="4" name="Picture 4"/>
+            <wp:cNvGraphicFramePr>
+              <a:graphicFrameLocks noChangeAspect="1"/>
+            </wp:cNvGraphicFramePr>
+            <a:graphic>
+              <a:graphicData uri="http://schemas.openxmlformats.org/drawingml/2006/picture">
+                <pic:pic>
+                  <pic:nvPicPr>
+                    <pic:cNvPr id="0" name="06_predprosmotr.png"/>
+                    <pic:cNvPicPr/>
+                  </pic:nvPicPr>
+                  <pic:blipFill>
+                    <a:blip r:embed="rId12"/>
+                    <a:stretch>
+                      <a:fillRect/>
+                    </a:stretch>
+                  </pic:blipFill>
+                  <pic:spPr>
+                    <a:xfrm>
+                      <a:off x="0" y="0"/>
+                      <a:ext cx="5669280" cy="4211465"/>
+                    </a:xfrm>
+                    <a:prstGeom prst="rect"/>
+                  </pic:spPr>
+                </pic:pic>
+              </a:graphicData>
+            </a:graphic>
+          </wp:inline>
+        </w:drawing>
+      </w:r>
+    </w:p>
+    <w:p>
+      <w:pPr>
+        <w:jc w:val="center"/>
+      </w:pPr>
+      <w:r>
+        <w:rPr>
+          <w:i/>
+          <w:sz w:val="22"/>
+        </w:rPr>
+        <w:t>Рис. 4. Окно предпросмотра — упрощённый вид протокола перед сохранением</w:t>
+      </w:r>
+    </w:p>
+    <w:p>
+      <w:r>
+        <w:rPr>
+          <w:b/>
+        </w:rPr>
+        <w:t>Что там есть:</w:t>
       </w:r>
     </w:p>
     <w:p>
@@ -3316,10 +4102,16 @@
         <w:pStyle w:val="ListBullet"/>
       </w:pPr>
       <w:r>
-        <w:rPr>
-          <w:b/>
-        </w:rPr>
-        <w:t>удовлетворительно</w:t>
+        <w:t xml:space="preserve">большое текстовое поле (это </w:t>
+      </w:r>
+      <w:r>
+        <w:rPr>
+          <w:b/>
+        </w:rPr>
+        <w:t>упрощённый</w:t>
+      </w:r>
+      <w:r>
+        <w:t xml:space="preserve"> вид, не полностью как в Word);</w:t>
       </w:r>
     </w:p>
     <w:p>
@@ -3327,23 +4119,16 @@
         <w:pStyle w:val="ListBullet"/>
       </w:pPr>
       <w:r>
-        <w:rPr>
-          <w:b/>
-        </w:rPr>
-        <w:t>неудовлетворительно</w:t>
-      </w:r>
-    </w:p>
-    <w:p>
-      <w:r>
-        <w:t>Попадает в таблицу результатов в Word.</w:t>
-      </w:r>
-    </w:p>
-    <w:p>
-      <w:pPr>
-        <w:pStyle w:val="Heading2"/>
-      </w:pPr>
-      <w:r>
-        <w:t>Проверка знаний</w:t>
+        <w:t xml:space="preserve">те же кнопки </w:t>
+      </w:r>
+      <w:r>
+        <w:rPr>
+          <w:b/>
+        </w:rPr>
+        <w:t>сохранить Word / PDF</w:t>
+      </w:r>
+      <w:r>
+        <w:t>;</w:t>
       </w:r>
     </w:p>
     <w:p>
@@ -3351,10 +4136,50 @@
         <w:pStyle w:val="ListBullet"/>
       </w:pPr>
       <w:r>
-        <w:rPr>
-          <w:b/>
-        </w:rPr>
-        <w:t>плановая</w:t>
+        <w:t xml:space="preserve">можно закрыть крестиком — на главном окне протокол </w:t>
+      </w:r>
+      <w:r>
+        <w:rPr>
+          <w:b/>
+        </w:rPr>
+        <w:t>не пропадёт</w:t>
+      </w:r>
+      <w:r>
+        <w:t>, пока вы не сформируете новый.</w:t>
+      </w:r>
+    </w:p>
+    <w:p>
+      <w:r>
+        <w:rPr>
+          <w:b/>
+        </w:rPr>
+        <w:t>Важно:</w:t>
+      </w:r>
+      <w:r>
+        <w:t xml:space="preserve"> окончательный вид таблиц и шрифтов — в сохранённом </w:t>
+      </w:r>
+      <w:r>
+        <w:rPr>
+          <w:b/>
+        </w:rPr>
+        <w:t>файле Word</w:t>
+      </w:r>
+      <w:r>
+        <w:t>, откройте его в Word.</w:t>
+      </w:r>
+    </w:p>
+    <w:p/>
+    <w:p>
+      <w:pPr>
+        <w:pStyle w:val="Heading1"/>
+      </w:pPr>
+      <w:r>
+        <w:t>17. Строка внизу окна (статус)</w:t>
+      </w:r>
+    </w:p>
+    <w:p>
+      <w:r>
+        <w:t>Серая подпись внизу, например:</w:t>
       </w:r>
     </w:p>
     <w:p>
@@ -3362,15 +4187,56 @@
         <w:pStyle w:val="ListBullet"/>
       </w:pPr>
       <w:r>
-        <w:rPr>
-          <w:b/>
-        </w:rPr>
-        <w:t>внеплановая</w:t>
-      </w:r>
-    </w:p>
-    <w:p>
-      <w:r>
-        <w:t>Тоже для таблицы в протоколе.</w:t>
+        <w:t xml:space="preserve">сколько сотрудников </w:t>
+      </w:r>
+      <w:r>
+        <w:rPr>
+          <w:b/>
+        </w:rPr>
+        <w:t>загружено</w:t>
+      </w:r>
+      <w:r>
+        <w:t xml:space="preserve"> всего;</w:t>
+      </w:r>
+    </w:p>
+    <w:p>
+      <w:pPr>
+        <w:pStyle w:val="ListBullet"/>
+      </w:pPr>
+      <w:r>
+        <w:t xml:space="preserve">сколько </w:t>
+      </w:r>
+      <w:r>
+        <w:rPr>
+          <w:b/>
+        </w:rPr>
+        <w:t>показано</w:t>
+      </w:r>
+      <w:r>
+        <w:t xml:space="preserve"> при текущем поиске.</w:t>
+      </w:r>
+    </w:p>
+    <w:p>
+      <w:r>
+        <w:t xml:space="preserve">Если «показано 0 из 150» — проверьте </w:t>
+      </w:r>
+      <w:r>
+        <w:rPr>
+          <w:b/>
+        </w:rPr>
+        <w:t>поиск</w:t>
+      </w:r>
+      <w:r>
+        <w:t xml:space="preserve"> или нажмите </w:t>
+      </w:r>
+      <w:r>
+        <w:rPr>
+          <w:b/>
+        </w:rPr>
+        <w:t>F5</w:t>
+      </w:r>
+      <w:r>
+        <w:t>.</w:t>
       </w:r>
     </w:p>
     <w:p/>
@@ -3379,352 +4245,24 @@
         <w:pStyle w:val="Heading1"/>
       </w:pPr>
       <w:r>
-        <w:t>14. Кнопки «Сформировать протокол» и соседние</w:t>
-      </w:r>
-    </w:p>
-    <w:p>
-      <w:pPr>
-        <w:pStyle w:val="Heading2"/>
-      </w:pPr>
-      <w:r>
-        <w:t>«Сформировать протокол»</w:t>
-      </w:r>
-    </w:p>
-    <w:p>
-      <w:r>
-        <w:rPr>
-          <w:b/>
-        </w:rPr>
-        <w:t>Главная кнопка.</w:t>
-      </w:r>
-      <w:r>
-        <w:t xml:space="preserve"> Она:</w:t>
-      </w:r>
-    </w:p>
-    <w:p>
-      <w:pPr>
-        <w:pStyle w:val="ListNumber"/>
-      </w:pPr>
-      <w:r>
-        <w:t xml:space="preserve">При программе </w:t>
-      </w:r>
-      <w:r>
-        <w:rPr>
-          <w:b/>
-        </w:rPr>
-        <w:t>«В»</w:t>
-      </w:r>
-      <w:r>
-        <w:t xml:space="preserve"> и совмещениях — открывает диалог (§11), если нужно.</w:t>
-      </w:r>
-    </w:p>
-    <w:p>
-      <w:pPr>
-        <w:pStyle w:val="ListNumber"/>
-      </w:pPr>
-      <w:r>
-        <w:t>Собирает документ Word по шаблону.</w:t>
-      </w:r>
-    </w:p>
-    <w:p>
-      <w:pPr>
-        <w:pStyle w:val="ListNumber"/>
-      </w:pPr>
-      <w:r>
-        <w:t xml:space="preserve">Открывает окно </w:t>
-      </w:r>
-      <w:r>
-        <w:rPr>
-          <w:b/>
-        </w:rPr>
-        <w:t>«Предпросмотр»</w:t>
-      </w:r>
-      <w:r>
-        <w:t xml:space="preserve"> (упрощённый текст).</w:t>
-      </w:r>
-    </w:p>
-    <w:p>
-      <w:pPr>
-        <w:pStyle w:val="ListNumber"/>
-      </w:pPr>
-      <w:r>
-        <w:t xml:space="preserve">Делает запись в </w:t>
-      </w:r>
-      <w:r>
-        <w:rPr>
-          <w:b/>
-        </w:rPr>
-        <w:t>журнал</w:t>
-      </w:r>
-      <w:r>
-        <w:t xml:space="preserve"> (метаданные в базе; полный текст в журнал </w:t>
-      </w:r>
-      <w:r>
-        <w:rPr>
-          <w:b/>
-        </w:rPr>
-        <w:t>не сохраняется</w:t>
-      </w:r>
-      <w:r>
-        <w:t>).</w:t>
-      </w:r>
-    </w:p>
-    <w:p>
-      <w:pPr>
-        <w:pStyle w:val="ListNumber"/>
-      </w:pPr>
-      <w:r>
-        <w:rPr>
-          <w:b/>
-        </w:rPr>
-        <w:t>Включает</w:t>
-      </w:r>
-      <w:r>
-        <w:t xml:space="preserve"> кнопки «Сохранить в DOCX», «Сохранить в PDF», «Предпросмотр».</w:t>
-      </w:r>
-    </w:p>
-    <w:p>
-      <w:r>
-        <w:rPr>
-          <w:b/>
-        </w:rPr>
-        <w:t>До нажатия</w:t>
-      </w:r>
-      <w:r>
-        <w:t xml:space="preserve"> сохранить файл нельзя — сначала нужно сформировать.</w:t>
-      </w:r>
-    </w:p>
-    <w:p>
-      <w:r>
-        <w:rPr>
-          <w:b/>
-        </w:rPr>
-        <w:t>Если ошибка:</w:t>
-      </w:r>
-      <w:r>
-        <w:t xml:space="preserve"> прочитайте сообщение на экране; при необходимости файл </w:t>
-      </w:r>
-      <w:r>
-        <w:rPr>
-          <w:b/>
-        </w:rPr>
-        <w:t>protocol_errors_journal.txt</w:t>
-      </w:r>
-      <w:r>
-        <w:t xml:space="preserve"> в папке программы.</w:t>
-      </w:r>
-    </w:p>
-    <w:p>
-      <w:pPr>
-        <w:pStyle w:val="Heading2"/>
-      </w:pPr>
-      <w:r>
-        <w:t>«По одному на каждого → в папку…»</w:t>
-      </w:r>
-    </w:p>
-    <w:p>
-      <w:r>
-        <w:rPr>
-          <w:b/>
-        </w:rPr>
-        <w:t>Только для Word.</w:t>
-      </w:r>
-      <w:r>
-        <w:t xml:space="preserve"> Если выбрано </w:t>
-      </w:r>
-      <w:r>
-        <w:rPr>
-          <w:b/>
-        </w:rPr>
-        <w:t>несколько</w:t>
-      </w:r>
-      <w:r>
-        <w:t xml:space="preserve"> сотрудников:</w:t>
-      </w:r>
-    </w:p>
-    <w:p>
-      <w:pPr>
-        <w:pStyle w:val="ListBullet"/>
-      </w:pPr>
-      <w:r>
-        <w:t xml:space="preserve">программа сделает </w:t>
-      </w:r>
-      <w:r>
-        <w:rPr>
-          <w:b/>
-        </w:rPr>
-        <w:t>отдельный файл .docx на каждого</w:t>
-      </w:r>
-      <w:r>
-        <w:t>;</w:t>
-      </w:r>
-    </w:p>
-    <w:p>
-      <w:pPr>
-        <w:pStyle w:val="ListBullet"/>
-      </w:pPr>
-      <w:r>
-        <w:t xml:space="preserve">номера протоколов </w:t>
-      </w:r>
-      <w:r>
-        <w:rPr>
-          <w:b/>
-        </w:rPr>
-        <w:t>увеличиваются по порядку</w:t>
-      </w:r>
-      <w:r>
-        <w:t xml:space="preserve"> (5, 6, 7… от числа в поле «№ протокола»);</w:t>
-      </w:r>
-    </w:p>
-    <w:p>
-      <w:pPr>
-        <w:pStyle w:val="ListBullet"/>
-      </w:pPr>
-      <w:r>
-        <w:t xml:space="preserve">в предпросмотре останется </w:t>
-      </w:r>
-      <w:r>
-        <w:rPr>
-          <w:b/>
-        </w:rPr>
-        <w:t>последний</w:t>
-      </w:r>
-      <w:r>
-        <w:t xml:space="preserve"> документ;</w:t>
-      </w:r>
-    </w:p>
-    <w:p>
-      <w:pPr>
-        <w:pStyle w:val="ListBullet"/>
-      </w:pPr>
-      <w:r>
-        <w:t xml:space="preserve">каждый сохранённый файл </w:t>
-      </w:r>
-      <w:r>
-        <w:rPr>
-          <w:b/>
-        </w:rPr>
-        <w:t>можно сразу редактировать в Word</w:t>
-      </w:r>
-      <w:r>
-        <w:t xml:space="preserve"> (защита с шаблона снимается автоматически).</w:t>
-      </w:r>
-    </w:p>
-    <w:p>
-      <w:pPr>
-        <w:pStyle w:val="Heading2"/>
-      </w:pPr>
-      <w:r>
-        <w:t>«Обновить протокол из реестра Минтруда»</w:t>
-      </w:r>
-    </w:p>
-    <w:p>
-      <w:r>
-        <w:rPr>
-          <w:b/>
-        </w:rPr>
-        <w:t>Когда:</w:t>
-      </w:r>
-      <w:r>
-        <w:t xml:space="preserve"> вы уже сформировали протокол, потом скачали с сайта </w:t>
-      </w:r>
-      <w:r>
-        <w:rPr>
-          <w:b/>
-        </w:rPr>
-        <w:t>новый</w:t>
-      </w:r>
-      <w:r>
-        <w:t xml:space="preserve"> файл «Реестр обученных» с регистрационными номерами.</w:t>
-      </w:r>
-    </w:p>
-    <w:p>
-      <w:r>
-        <w:rPr>
-          <w:b/>
-        </w:rPr>
-        <w:t>Что делает:</w:t>
-      </w:r>
-      <w:r>
-        <w:t xml:space="preserve"> пересобирает протокол </w:t>
-      </w:r>
-      <w:r>
-        <w:rPr>
-          <w:b/>
-        </w:rPr>
-        <w:t>с теми же</w:t>
-      </w:r>
-      <w:r>
-        <w:t xml:space="preserve"> ФИО, датой, программами, но </w:t>
-      </w:r>
-      <w:r>
-        <w:rPr>
-          <w:b/>
-        </w:rPr>
-        <w:t>подставляет номера из реестра</w:t>
-      </w:r>
-      <w:r>
-        <w:t xml:space="preserve"> в таблицу.</w:t>
-      </w:r>
-    </w:p>
-    <w:p>
-      <w:r>
-        <w:rPr>
-          <w:b/>
-        </w:rPr>
-        <w:t>Не работает</w:t>
-      </w:r>
-      <w:r>
-        <w:t xml:space="preserve"> в режиме </w:t>
-      </w:r>
-      <w:r>
-        <w:rPr>
-          <w:b/>
-        </w:rPr>
-        <w:t>технического</w:t>
-      </w:r>
-      <w:r>
-        <w:t xml:space="preserve"> протокола.</w:t>
-      </w:r>
-    </w:p>
-    <w:p>
-      <w:r>
-        <w:t xml:space="preserve">Сначала укажите файл реестра: </w:t>
-      </w:r>
-      <w:r>
-        <w:rPr>
-          <w:b/>
-        </w:rPr>
-        <w:t>«Минтруд» → «Файл реестра обученных»</w:t>
-      </w:r>
-      <w:r>
-        <w:t xml:space="preserve"> (см. §21).</w:t>
-      </w:r>
-    </w:p>
-    <w:p/>
-    <w:p>
-      <w:pPr>
-        <w:pStyle w:val="Heading1"/>
-      </w:pPr>
-      <w:r>
-        <w:t>15. Кнопки «Сохранить в DOCX», «PDF», «Предпросмотр»</w:t>
-      </w:r>
-    </w:p>
-    <w:p>
-      <w:r>
-        <w:rPr>
-          <w:b/>
-        </w:rPr>
-        <w:t>Серые (неактивные)?</w:t>
-      </w:r>
-      <w:r>
-        <w:t xml:space="preserve"> Сначала нажмите </w:t>
-      </w:r>
-      <w:r>
-        <w:rPr>
-          <w:b/>
-        </w:rPr>
-        <w:t>«Сформировать протокол»</w:t>
+        <w:t>18. Меню «Администрирование» — все пункты</w:t>
+      </w:r>
+    </w:p>
+    <w:p>
+      <w:r>
+        <w:rPr>
+          <w:b/>
+        </w:rPr>
+        <w:t>Где:</w:t>
+      </w:r>
+      <w:r>
+        <w:t xml:space="preserve"> верхняя полоска окна → </w:t>
+      </w:r>
+      <w:r>
+        <w:rPr>
+          <w:b/>
+        </w:rPr>
+        <w:t>«Администрирование»</w:t>
       </w:r>
       <w:r>
         <w:t>.</w:t>
@@ -3732,349 +4270,53 @@
     </w:p>
     <w:p>
       <w:pPr>
-        <w:pStyle w:val="Heading2"/>
-      </w:pPr>
-      <w:r>
-        <w:t>«Сохранить в DOCX»</w:t>
-      </w:r>
-    </w:p>
-    <w:p>
-      <w:r>
-        <w:t xml:space="preserve">Сохраняет документ </w:t>
-      </w:r>
-      <w:r>
-        <w:rPr>
-          <w:b/>
-        </w:rPr>
-        <w:t>Word</w:t>
-      </w:r>
-      <w:r>
-        <w:t xml:space="preserve"> (.docx).</w:t>
-      </w:r>
-    </w:p>
-    <w:p>
-      <w:r>
-        <w:t xml:space="preserve">Обычно предлагается папка </w:t>
-      </w:r>
-      <w:r>
-        <w:rPr>
-          <w:b/>
-        </w:rPr>
-        <w:t>Protokol</w:t>
-      </w:r>
-      <w:r>
-        <w:t xml:space="preserve"> рядом с программой.</w:t>
-      </w:r>
-    </w:p>
-    <w:p>
-      <w:r>
-        <w:t>Имя файла часто строится из номера, даты и фамилии.</w:t>
-      </w:r>
-    </w:p>
-    <w:p>
-      <w:r>
-        <w:rPr>
-          <w:b/>
-        </w:rPr>
-        <w:t>Редактирование:</w:t>
-      </w:r>
-      <w:r>
-        <w:t xml:space="preserve"> готовый протокол сохраняется </w:t>
-      </w:r>
-      <w:r>
-        <w:rPr>
-          <w:b/>
-        </w:rPr>
-        <w:t>без защиты Word</w:t>
-      </w:r>
-      <w:r>
-        <w:t xml:space="preserve"> (шаблоны в папке программы могут быть защищены от случайной правки — это не относится к сформированным файлам).</w:t>
-      </w:r>
-    </w:p>
-    <w:p>
-      <w:pPr>
-        <w:pStyle w:val="Heading2"/>
-      </w:pPr>
-      <w:r>
-        <w:t>«Сохранить в PDF»</w:t>
-      </w:r>
-    </w:p>
-    <w:p>
-      <w:r>
-        <w:t xml:space="preserve">Сохраняет </w:t>
-      </w:r>
-      <w:r>
-        <w:rPr>
-          <w:b/>
-        </w:rPr>
-        <w:t>PDF</w:t>
-      </w:r>
-      <w:r>
-        <w:t>.</w:t>
-      </w:r>
-    </w:p>
-    <w:p>
-      <w:r>
-        <w:rPr>
-          <w:b/>
-        </w:rPr>
-        <w:t>На Windows «как в Word»:</w:t>
-      </w:r>
-      <w:r>
-        <w:t xml:space="preserve"> нужен установленный </w:t>
-      </w:r>
-      <w:r>
-        <w:rPr>
-          <w:b/>
-        </w:rPr>
-        <w:t>Microsoft Word</w:t>
-      </w:r>
-      <w:r>
-        <w:t>. Программа собирает docx и сохраняет PDF через Word.</w:t>
-      </w:r>
-    </w:p>
-    <w:p>
-      <w:r>
-        <w:rPr>
-          <w:b/>
-        </w:rPr>
-        <w:t>Если Word нет:</w:t>
-      </w:r>
-      <w:r>
-        <w:t xml:space="preserve"> может сохраниться </w:t>
-      </w:r>
-      <w:r>
-        <w:rPr>
-          <w:b/>
-        </w:rPr>
-        <w:t>упрощённый</w:t>
-      </w:r>
-      <w:r>
-        <w:t xml:space="preserve"> PDF из текста предпросмотра (таблица может выглядеть проще).</w:t>
-      </w:r>
-    </w:p>
-    <w:p>
-      <w:pPr>
-        <w:pStyle w:val="Heading2"/>
-      </w:pPr>
-      <w:r>
-        <w:t>«Предпросмотр…»</w:t>
-      </w:r>
-    </w:p>
-    <w:p>
-      <w:r>
-        <w:t xml:space="preserve">Снова открывает окно с текстом </w:t>
-      </w:r>
-      <w:r>
-        <w:rPr>
-          <w:b/>
-        </w:rPr>
-        <w:t>последнего</w:t>
-      </w:r>
-      <w:r>
-        <w:t xml:space="preserve"> сформированного протокола (если вы его закрыли).</w:t>
-      </w:r>
-    </w:p>
-    <w:p/>
-    <w:p>
-      <w:pPr>
-        <w:pStyle w:val="Heading1"/>
-      </w:pPr>
-      <w:r>
-        <w:t>16. Окно «Предпросмотр протокола»</w:t>
-      </w:r>
-    </w:p>
-    <w:p>
-      <w:r>
-        <w:rPr>
-          <w:b/>
-        </w:rPr>
-        <w:t>Зачем:</w:t>
-      </w:r>
-      <w:r>
-        <w:t xml:space="preserve"> посмотреть, </w:t>
-      </w:r>
-      <w:r>
-        <w:rPr>
-          <w:b/>
-        </w:rPr>
-        <w:t>что получилось</w:t>
-      </w:r>
-      <w:r>
-        <w:t>, до сохранения в файл.</w:t>
-      </w:r>
-    </w:p>
-    <w:p>
-      <w:r>
-        <w:rPr>
-          <w:b/>
-        </w:rPr>
-        <w:t>Что там есть:</w:t>
-      </w:r>
-    </w:p>
-    <w:p>
-      <w:pPr>
-        <w:pStyle w:val="ListBullet"/>
-      </w:pPr>
-      <w:r>
-        <w:t xml:space="preserve">большое текстовое поле (это </w:t>
-      </w:r>
-      <w:r>
-        <w:rPr>
-          <w:b/>
-        </w:rPr>
-        <w:t>упрощённый</w:t>
-      </w:r>
-      <w:r>
-        <w:t xml:space="preserve"> вид, не 100% как в Word);</w:t>
-      </w:r>
-    </w:p>
-    <w:p>
-      <w:pPr>
-        <w:pStyle w:val="ListBullet"/>
-      </w:pPr>
-      <w:r>
-        <w:t xml:space="preserve">те же кнопки </w:t>
-      </w:r>
-      <w:r>
-        <w:rPr>
-          <w:b/>
-        </w:rPr>
-        <w:t>сохранить DOCX / PDF</w:t>
-      </w:r>
-      <w:r>
-        <w:t>;</w:t>
-      </w:r>
-    </w:p>
-    <w:p>
-      <w:pPr>
-        <w:pStyle w:val="ListBullet"/>
-      </w:pPr>
-      <w:r>
-        <w:t xml:space="preserve">можно закрыть крестиком — на главном окне протокол </w:t>
-      </w:r>
-      <w:r>
-        <w:rPr>
-          <w:b/>
-        </w:rPr>
-        <w:t>не пропадёт</w:t>
-      </w:r>
-      <w:r>
-        <w:t>, пока вы не сформируете новый.</w:t>
-      </w:r>
-    </w:p>
-    <w:p>
-      <w:r>
-        <w:rPr>
-          <w:b/>
-        </w:rPr>
-        <w:t>Важно:</w:t>
-      </w:r>
-      <w:r>
-        <w:t xml:space="preserve"> окончательный вид таблиц и шрифтов — в сохранённом </w:t>
-      </w:r>
-      <w:r>
-        <w:rPr>
-          <w:b/>
-        </w:rPr>
-        <w:t>.docx</w:t>
-      </w:r>
-      <w:r>
-        <w:t>, откройте его в Word.</w:t>
-      </w:r>
-    </w:p>
-    <w:p/>
-    <w:p>
-      <w:pPr>
-        <w:pStyle w:val="Heading1"/>
-      </w:pPr>
-      <w:r>
-        <w:t>17. Строка внизу окна (статус)</w:t>
-      </w:r>
-    </w:p>
-    <w:p>
-      <w:r>
-        <w:t>Серая подпись внизу, например:</w:t>
-      </w:r>
-    </w:p>
-    <w:p>
-      <w:pPr>
-        <w:pStyle w:val="ListBullet"/>
-      </w:pPr>
-      <w:r>
-        <w:t xml:space="preserve">сколько сотрудников </w:t>
-      </w:r>
-      <w:r>
-        <w:rPr>
-          <w:b/>
-        </w:rPr>
-        <w:t>загружено</w:t>
-      </w:r>
-      <w:r>
-        <w:t xml:space="preserve"> всего;</w:t>
-      </w:r>
-    </w:p>
-    <w:p>
-      <w:pPr>
-        <w:pStyle w:val="ListBullet"/>
-      </w:pPr>
-      <w:r>
-        <w:t xml:space="preserve">сколько </w:t>
-      </w:r>
-      <w:r>
-        <w:rPr>
-          <w:b/>
-        </w:rPr>
-        <w:t>показано</w:t>
-      </w:r>
-      <w:r>
-        <w:t xml:space="preserve"> при текущем поиске.</w:t>
-      </w:r>
-    </w:p>
-    <w:p>
-      <w:r>
-        <w:t xml:space="preserve">Если «показано 0 из 150» — проверьте </w:t>
-      </w:r>
-      <w:r>
-        <w:rPr>
-          <w:b/>
-        </w:rPr>
-        <w:t>поиск</w:t>
-      </w:r>
-      <w:r>
-        <w:t xml:space="preserve"> или нажмите </w:t>
-      </w:r>
-      <w:r>
-        <w:rPr>
-          <w:b/>
-        </w:rPr>
-        <w:t>F5</w:t>
-      </w:r>
-      <w:r>
-        <w:t>.</w:t>
-      </w:r>
-    </w:p>
-    <w:p/>
-    <w:p>
-      <w:pPr>
-        <w:pStyle w:val="Heading1"/>
-      </w:pPr>
-      <w:r>
-        <w:t>18. Меню «Администрирование»</w:t>
-      </w:r>
-    </w:p>
-    <w:p>
-      <w:r>
-        <w:t xml:space="preserve">Верхняя полоска → </w:t>
-      </w:r>
-      <w:r>
-        <w:rPr>
-          <w:b/>
-        </w:rPr>
-        <w:t>«Администрирование»</w:t>
-      </w:r>
-      <w:r>
-        <w:t>.</w:t>
+        <w:jc w:val="center"/>
+      </w:pPr>
+      <w:r>
+        <w:drawing>
+          <wp:inline xmlns:a="http://schemas.openxmlformats.org/drawingml/2006/main" xmlns:pic="http://schemas.openxmlformats.org/drawingml/2006/picture">
+            <wp:extent cx="5669280" cy="3239589"/>
+            <wp:docPr id="5" name="Picture 5"/>
+            <wp:cNvGraphicFramePr>
+              <a:graphicFrameLocks noChangeAspect="1"/>
+            </wp:cNvGraphicFramePr>
+            <a:graphic>
+              <a:graphicData uri="http://schemas.openxmlformats.org/drawingml/2006/picture">
+                <pic:pic>
+                  <pic:nvPicPr>
+                    <pic:cNvPr id="0" name="12_menu_administraciya.png"/>
+                    <pic:cNvPicPr/>
+                  </pic:nvPicPr>
+                  <pic:blipFill>
+                    <a:blip r:embed="rId13"/>
+                    <a:stretch>
+                      <a:fillRect/>
+                    </a:stretch>
+                  </pic:blipFill>
+                  <pic:spPr>
+                    <a:xfrm>
+                      <a:off x="0" y="0"/>
+                      <a:ext cx="5669280" cy="3239589"/>
+                    </a:xfrm>
+                    <a:prstGeom prst="rect"/>
+                  </pic:spPr>
+                </pic:pic>
+              </a:graphicData>
+            </a:graphic>
+          </wp:inline>
+        </w:drawing>
+      </w:r>
+    </w:p>
+    <w:p>
+      <w:pPr>
+        <w:jc w:val="center"/>
+      </w:pPr>
+      <w:r>
+        <w:rPr>
+          <w:i/>
+          <w:sz w:val="22"/>
+        </w:rPr>
+        <w:t>Рис. 12. Меню «Администрирование» — три пункта</w:t>
       </w:r>
     </w:p>
     <w:tbl>
@@ -4084,13 +4326,25 @@
         <w:tblLook w:firstColumn="1" w:firstRow="1" w:lastColumn="0" w:lastRow="0" w:noHBand="0" w:noVBand="1" w:val="04A0"/>
       </w:tblPr>
       <w:tblGrid>
-        <w:gridCol w:w="4320"/>
-        <w:gridCol w:w="4320"/>
+        <w:gridCol w:w="2880"/>
+        <w:gridCol w:w="2880"/>
+        <w:gridCol w:w="2880"/>
       </w:tblGrid>
       <w:tr>
         <w:tc>
           <w:tcPr>
-            <w:tcW w:type="dxa" w:w="4320"/>
+            <w:tcW w:type="dxa" w:w="2880"/>
+          </w:tcPr>
+          <w:p>
+            <w:r/>
+            <w:r>
+              <w:t>№</w:t>
+            </w:r>
+          </w:p>
+        </w:tc>
+        <w:tc>
+          <w:tcPr>
+            <w:tcW w:type="dxa" w:w="2880"/>
           </w:tcPr>
           <w:p>
             <w:r/>
@@ -4101,7 +4355,7 @@
         </w:tc>
         <w:tc>
           <w:tcPr>
-            <w:tcW w:type="dxa" w:w="4320"/>
+            <w:tcW w:type="dxa" w:w="2880"/>
           </w:tcPr>
           <w:p>
             <w:r/>
@@ -4114,7 +4368,18 @@
       <w:tr>
         <w:tc>
           <w:tcPr>
-            <w:tcW w:type="dxa" w:w="4320"/>
+            <w:tcW w:type="dxa" w:w="2880"/>
+          </w:tcPr>
+          <w:p>
+            <w:r/>
+            <w:r>
+              <w:t>1</w:t>
+            </w:r>
+          </w:p>
+        </w:tc>
+        <w:tc>
+          <w:tcPr>
+            <w:tcW w:type="dxa" w:w="2880"/>
           </w:tcPr>
           <w:p>
             <w:r/>
@@ -4128,12 +4393,12 @@
         </w:tc>
         <w:tc>
           <w:tcPr>
-            <w:tcW w:type="dxa" w:w="4320"/>
+            <w:tcW w:type="dxa" w:w="2880"/>
           </w:tcPr>
           <w:p>
             <w:r/>
             <w:r>
-              <w:t>Где лежат Excel, шаблон Word, реестр Минтруда, журнал</w:t>
+              <w:t>Где лежат Excel, бланк Word, файл реестра Минтруда, журнал</w:t>
             </w:r>
           </w:p>
         </w:tc>
@@ -4141,7 +4406,18 @@
       <w:tr>
         <w:tc>
           <w:tcPr>
-            <w:tcW w:type="dxa" w:w="4320"/>
+            <w:tcW w:type="dxa" w:w="2880"/>
+          </w:tcPr>
+          <w:p>
+            <w:r/>
+            <w:r>
+              <w:t>2</w:t>
+            </w:r>
+          </w:p>
+        </w:tc>
+        <w:tc>
+          <w:tcPr>
+            <w:tcW w:type="dxa" w:w="2880"/>
           </w:tcPr>
           <w:p>
             <w:r/>
@@ -4155,7 +4431,7 @@
         </w:tc>
         <w:tc>
           <w:tcPr>
-            <w:tcW w:type="dxa" w:w="4320"/>
+            <w:tcW w:type="dxa" w:w="2880"/>
           </w:tcPr>
           <w:p>
             <w:r/>
@@ -4168,7 +4444,18 @@
       <w:tr>
         <w:tc>
           <w:tcPr>
-            <w:tcW w:type="dxa" w:w="4320"/>
+            <w:tcW w:type="dxa" w:w="2880"/>
+          </w:tcPr>
+          <w:p>
+            <w:r/>
+            <w:r>
+              <w:t>3</w:t>
+            </w:r>
+          </w:p>
+        </w:tc>
+        <w:tc>
+          <w:tcPr>
+            <w:tcW w:type="dxa" w:w="2880"/>
           </w:tcPr>
           <w:p>
             <w:r/>
@@ -4182,17 +4469,227 @@
         </w:tc>
         <w:tc>
           <w:tcPr>
-            <w:tcW w:type="dxa" w:w="4320"/>
+            <w:tcW w:type="dxa" w:w="2880"/>
           </w:tcPr>
           <w:p>
             <w:r/>
             <w:r>
-              <w:t>Скопировать «запасные» пустые файлы на флешку/диск</w:t>
+              <w:t>Скопировать «запасные» пустые файлы на флешку или другой диск</w:t>
             </w:r>
           </w:p>
         </w:tc>
       </w:tr>
     </w:tbl>
+    <w:p>
+      <w:pPr>
+        <w:pStyle w:val="Heading2"/>
+      </w:pPr>
+      <w:r>
+        <w:t>Пункт 1 — «Настройки и данные…»</w:t>
+      </w:r>
+    </w:p>
+    <w:p>
+      <w:r>
+        <w:t xml:space="preserve">Открывает окно настроек (подробно — </w:t>
+      </w:r>
+      <w:r>
+        <w:rPr>
+          <w:b/>
+        </w:rPr>
+        <w:t>раздел 19</w:t>
+      </w:r>
+      <w:r>
+        <w:t>). Сюда заходят, когда нужно:</w:t>
+      </w:r>
+    </w:p>
+    <w:p>
+      <w:pPr>
+        <w:pStyle w:val="ListBullet"/>
+      </w:pPr>
+      <w:r>
+        <w:t xml:space="preserve">указать </w:t>
+      </w:r>
+      <w:r>
+        <w:rPr>
+          <w:b/>
+        </w:rPr>
+        <w:t>другой</w:t>
+      </w:r>
+      <w:r>
+        <w:t xml:space="preserve"> файл с сотрудниками или программами;</w:t>
+      </w:r>
+    </w:p>
+    <w:p>
+      <w:pPr>
+        <w:pStyle w:val="ListBullet"/>
+      </w:pPr>
+      <w:r>
+        <w:t xml:space="preserve">выбрать </w:t>
+      </w:r>
+      <w:r>
+        <w:rPr>
+          <w:b/>
+        </w:rPr>
+        <w:t>свой бланк</w:t>
+      </w:r>
+      <w:r>
+        <w:t xml:space="preserve"> протокола Word;</w:t>
+      </w:r>
+    </w:p>
+    <w:p>
+      <w:pPr>
+        <w:pStyle w:val="ListBullet"/>
+      </w:pPr>
+      <w:r>
+        <w:t xml:space="preserve">подключить </w:t>
+      </w:r>
+      <w:r>
+        <w:rPr>
+          <w:b/>
+        </w:rPr>
+        <w:t>файл реестра обученных</w:t>
+      </w:r>
+      <w:r>
+        <w:t xml:space="preserve"> с сайта Минтруда;</w:t>
+      </w:r>
+    </w:p>
+    <w:p>
+      <w:pPr>
+        <w:pStyle w:val="ListBullet"/>
+      </w:pPr>
+      <w:r>
+        <w:t xml:space="preserve">открыть </w:t>
+      </w:r>
+      <w:r>
+        <w:rPr>
+          <w:b/>
+        </w:rPr>
+        <w:t>журнал</w:t>
+      </w:r>
+      <w:r>
+        <w:t xml:space="preserve"> уже сформированных протоколов.</w:t>
+      </w:r>
+    </w:p>
+    <w:p>
+      <w:pPr>
+        <w:pStyle w:val="Heading2"/>
+      </w:pPr>
+      <w:r>
+        <w:t>Пункт 2 — «Приказ и комиссия…»</w:t>
+      </w:r>
+    </w:p>
+    <w:p>
+      <w:r>
+        <w:t xml:space="preserve">Открывает окно состава комиссии (подробно — </w:t>
+      </w:r>
+      <w:r>
+        <w:rPr>
+          <w:b/>
+        </w:rPr>
+        <w:t>раздел 20</w:t>
+      </w:r>
+      <w:r>
+        <w:t xml:space="preserve">). Заполняют </w:t>
+      </w:r>
+      <w:r>
+        <w:rPr>
+          <w:b/>
+        </w:rPr>
+        <w:t>до</w:t>
+      </w:r>
+      <w:r>
+        <w:t xml:space="preserve"> формирования протокола, если в бланке Word должны быть председатель и члены комиссии.</w:t>
+      </w:r>
+    </w:p>
+    <w:p>
+      <w:pPr>
+        <w:pStyle w:val="Heading2"/>
+      </w:pPr>
+      <w:r>
+        <w:t>Пункт 3 — «Выгрузка шаблонов восстановления…»</w:t>
+      </w:r>
+    </w:p>
+    <w:p>
+      <w:r>
+        <w:rPr>
+          <w:b/>
+        </w:rPr>
+        <w:t>Когда нужен:</w:t>
+      </w:r>
+      <w:r>
+        <w:t xml:space="preserve"> если потерялись или испортились рабочие файлы (база журнала, Excel, бланки).</w:t>
+      </w:r>
+    </w:p>
+    <w:p>
+      <w:r>
+        <w:rPr>
+          <w:b/>
+        </w:rPr>
+        <w:t>Что делает:</w:t>
+      </w:r>
+    </w:p>
+    <w:p>
+      <w:pPr>
+        <w:pStyle w:val="ListNumber"/>
+      </w:pPr>
+      <w:r>
+        <w:t xml:space="preserve">Спросит </w:t>
+      </w:r>
+      <w:r>
+        <w:rPr>
+          <w:b/>
+        </w:rPr>
+        <w:t>папку</w:t>
+      </w:r>
+      <w:r>
+        <w:t>, куда положить копии.</w:t>
+      </w:r>
+    </w:p>
+    <w:p>
+      <w:pPr>
+        <w:pStyle w:val="ListNumber"/>
+      </w:pPr>
+      <w:r>
+        <w:t>Скопирует туда пустые «стартовые» файлы: базу журнала, образец Excel, бланки Word, инструкции.</w:t>
+      </w:r>
+    </w:p>
+    <w:p>
+      <w:pPr>
+        <w:pStyle w:val="ListNumber"/>
+      </w:pPr>
+      <w:r>
+        <w:t xml:space="preserve">Добавит текстовый файл </w:t>
+      </w:r>
+      <w:r>
+        <w:rPr>
+          <w:b/>
+        </w:rPr>
+        <w:t>ВОССТАНОВЛЕНИЕ_ДАННЫХ.txt</w:t>
+      </w:r>
+      <w:r>
+        <w:t xml:space="preserve"> с пояснением, что куда перенести.</w:t>
+      </w:r>
+    </w:p>
+    <w:p>
+      <w:r>
+        <w:rPr>
+          <w:b/>
+        </w:rPr>
+        <w:t>Важно:</w:t>
+      </w:r>
+      <w:r>
+        <w:t xml:space="preserve"> это </w:t>
+      </w:r>
+      <w:r>
+        <w:rPr>
+          <w:b/>
+        </w:rPr>
+        <w:t>не</w:t>
+      </w:r>
+      <w:r>
+        <w:t xml:space="preserve"> резервная копия ваших готовых протоколов — только шаблоны для восстановления работы программы.</w:t>
+      </w:r>
+    </w:p>
     <w:p/>
     <w:p>
       <w:pPr>
@@ -4214,6 +4711,57 @@
       </w:r>
       <w:r>
         <w:t>.</w:t>
+      </w:r>
+    </w:p>
+    <w:p>
+      <w:pPr>
+        <w:jc w:val="center"/>
+      </w:pPr>
+      <w:r>
+        <w:drawing>
+          <wp:inline xmlns:a="http://schemas.openxmlformats.org/drawingml/2006/main" xmlns:pic="http://schemas.openxmlformats.org/drawingml/2006/picture">
+            <wp:extent cx="5669280" cy="4895520"/>
+            <wp:docPr id="6" name="Picture 6"/>
+            <wp:cNvGraphicFramePr>
+              <a:graphicFrameLocks noChangeAspect="1"/>
+            </wp:cNvGraphicFramePr>
+            <a:graphic>
+              <a:graphicData uri="http://schemas.openxmlformats.org/drawingml/2006/picture">
+                <pic:pic>
+                  <pic:nvPicPr>
+                    <pic:cNvPr id="0" name="04_nastroyki_i_dannye.png"/>
+                    <pic:cNvPicPr/>
+                  </pic:nvPicPr>
+                  <pic:blipFill>
+                    <a:blip r:embed="rId14"/>
+                    <a:stretch>
+                      <a:fillRect/>
+                    </a:stretch>
+                  </pic:blipFill>
+                  <pic:spPr>
+                    <a:xfrm>
+                      <a:off x="0" y="0"/>
+                      <a:ext cx="5669280" cy="4895520"/>
+                    </a:xfrm>
+                    <a:prstGeom prst="rect"/>
+                  </pic:spPr>
+                </pic:pic>
+              </a:graphicData>
+            </a:graphic>
+          </wp:inline>
+        </w:drawing>
+      </w:r>
+    </w:p>
+    <w:p>
+      <w:pPr>
+        <w:jc w:val="center"/>
+      </w:pPr>
+      <w:r>
+        <w:rPr>
+          <w:i/>
+          <w:sz w:val="22"/>
+        </w:rPr>
+        <w:t>Рис. 5. Окно «Настройки и данные» — файлы Excel, бланк протокола, журнал</w:t>
       </w:r>
     </w:p>
     <w:p>
@@ -4344,16 +4892,7 @@
         <w:t>Лист komission</w:t>
       </w:r>
       <w:r>
-        <w:t xml:space="preserve"> в том же файле — кандидаты в комиссию (см. §20). Сам состав комиссии задаётся в окне </w:t>
-      </w:r>
-      <w:r>
-        <w:rPr>
-          <w:b/>
-        </w:rPr>
-        <w:t>«Приказ и комиссия»</w:t>
-      </w:r>
-      <w:r>
-        <w:t>.</w:t>
+        <w:t xml:space="preserve"> в том же файле — кандидаты в комиссию (см. раздел 20).</w:t>
       </w:r>
     </w:p>
     <w:p>
@@ -4537,7 +5076,7 @@
           <w:p>
             <w:r/>
             <w:r>
-              <w:t>Ваш .docx или .txt вместо стандартного</w:t>
+              <w:t>Ваш бланк Word вместо стандартного</w:t>
             </w:r>
           </w:p>
         </w:tc>
@@ -4578,6 +5117,92 @@
           </w:p>
         </w:tc>
       </w:tr>
+    </w:tbl>
+    <w:p>
+      <w:pPr>
+        <w:jc w:val="center"/>
+      </w:pPr>
+      <w:r>
+        <w:drawing>
+          <wp:inline xmlns:a="http://schemas.openxmlformats.org/drawingml/2006/main" xmlns:pic="http://schemas.openxmlformats.org/drawingml/2006/picture">
+            <wp:extent cx="5669280" cy="4396779"/>
+            <wp:docPr id="7" name="Picture 7"/>
+            <wp:cNvGraphicFramePr>
+              <a:graphicFrameLocks noChangeAspect="1"/>
+            </wp:cNvGraphicFramePr>
+            <a:graphic>
+              <a:graphicData uri="http://schemas.openxmlformats.org/drawingml/2006/picture">
+                <pic:pic>
+                  <pic:nvPicPr>
+                    <pic:cNvPr id="0" name="17_peremennye_shablona.png"/>
+                    <pic:cNvPicPr/>
+                  </pic:nvPicPr>
+                  <pic:blipFill>
+                    <a:blip r:embed="rId15"/>
+                    <a:stretch>
+                      <a:fillRect/>
+                    </a:stretch>
+                  </pic:blipFill>
+                  <pic:spPr>
+                    <a:xfrm>
+                      <a:off x="0" y="0"/>
+                      <a:ext cx="5669280" cy="4396779"/>
+                    </a:xfrm>
+                    <a:prstGeom prst="rect"/>
+                  </pic:spPr>
+                </pic:pic>
+              </a:graphicData>
+            </a:graphic>
+          </wp:inline>
+        </w:drawing>
+      </w:r>
+    </w:p>
+    <w:p>
+      <w:pPr>
+        <w:jc w:val="center"/>
+      </w:pPr>
+      <w:r>
+        <w:rPr>
+          <w:i/>
+          <w:sz w:val="22"/>
+        </w:rPr>
+        <w:t>Рис. 13. Окно «Переменные шаблона» — подсказка по бланку Word</w:t>
+      </w:r>
+    </w:p>
+    <w:tbl>
+      <w:tblPr>
+        <w:tblStyle w:val="TableGrid"/>
+        <w:tblW w:type="auto" w:w="0"/>
+        <w:tblLook w:firstColumn="1" w:firstRow="1" w:lastColumn="0" w:lastRow="0" w:noHBand="0" w:noVBand="1" w:val="04A0"/>
+      </w:tblPr>
+      <w:tblGrid>
+        <w:gridCol w:w="4320"/>
+        <w:gridCol w:w="4320"/>
+      </w:tblGrid>
+      <w:tr>
+        <w:tc>
+          <w:tcPr>
+            <w:tcW w:type="dxa" w:w="4320"/>
+          </w:tcPr>
+          <w:p>
+            <w:r/>
+            <w:r>
+              <w:t>Кнопка / элемент</w:t>
+            </w:r>
+          </w:p>
+        </w:tc>
+        <w:tc>
+          <w:tcPr>
+            <w:tcW w:type="dxa" w:w="4320"/>
+          </w:tcPr>
+          <w:p>
+            <w:r/>
+            <w:r>
+              <w:t>Действие</w:t>
+            </w:r>
+          </w:p>
+        </w:tc>
+      </w:tr>
       <w:tr>
         <w:tc>
           <w:tcPr>
@@ -4603,16 +5228,16 @@
           <w:p>
             <w:r/>
             <w:r>
-              <w:t xml:space="preserve">Автоматически защищать </w:t>
+              <w:t xml:space="preserve">Защищать </w:t>
             </w:r>
             <w:r>
               <w:rPr>
                 <w:b/>
               </w:rPr>
-              <w:t>шаблоны</w:t>
+              <w:t>бланки</w:t>
             </w:r>
             <w:r>
-              <w:t xml:space="preserve"> в папке программы от правки</w:t>
+              <w:t xml:space="preserve"> в папке программы от случайной правки</w:t>
             </w:r>
           </w:p>
         </w:tc>
@@ -4639,7 +5264,7 @@
           <w:p>
             <w:r/>
             <w:r>
-              <w:t>Принудительно включить режим «только чтение» в Word на default_protocol*.docx</w:t>
+              <w:t>Включить режим «только чтение» в Word на бланках</w:t>
             </w:r>
           </w:p>
         </w:tc>
@@ -4666,7 +5291,7 @@
           <w:p>
             <w:r/>
             <w:r>
-              <w:t>Снять защиту с шаблонов, чтобы править бланк</w:t>
+              <w:t>Снять защиту с бланков, чтобы править их</w:t>
             </w:r>
           </w:p>
         </w:tc>
@@ -4693,7 +5318,7 @@
           <w:p>
             <w:r/>
             <w:r>
-              <w:t>Открыть папку, где лежит текущий шаблон</w:t>
+              <w:t>Открыть папку, где лежит текущий бланк</w:t>
             </w:r>
           </w:p>
         </w:tc>
@@ -4761,7 +5386,7 @@
         <w:t>не остаются защищёнными</w:t>
       </w:r>
       <w:r>
-        <w:t xml:space="preserve"> — их можно править в Word сразу после сохранения.</w:t>
+        <w:t xml:space="preserve"> — их можно править в Word сразу.</w:t>
       </w:r>
     </w:p>
     <w:p>
@@ -4783,7 +5408,25 @@
         <w:t>Excel с портала Минтруда</w:t>
       </w:r>
       <w:r>
-        <w:t xml:space="preserve"> после регистрации проверки.</w:t>
+        <w:t xml:space="preserve"> — выгрузка </w:t>
+      </w:r>
+      <w:r>
+        <w:rPr>
+          <w:b/>
+        </w:rPr>
+        <w:t>«Реестр обученных»</w:t>
+      </w:r>
+      <w:r>
+        <w:t xml:space="preserve"> после регистрации проверки на сайте. Именно из него программа берёт </w:t>
+      </w:r>
+      <w:r>
+        <w:rPr>
+          <w:b/>
+        </w:rPr>
+        <w:t>регистрационные номера</w:t>
+      </w:r>
+      <w:r>
+        <w:t xml:space="preserve"> для таблицы протокола.</w:t>
       </w:r>
     </w:p>
     <w:tbl>
@@ -4842,7 +5485,7 @@
           <w:p>
             <w:r/>
             <w:r>
-              <w:t>Указать выгрузку .xlsx</w:t>
+              <w:t>Указать скачанный с портала файл Excel</w:t>
             </w:r>
           </w:p>
         </w:tc>
@@ -4869,7 +5512,7 @@
           <w:p>
             <w:r/>
             <w:r>
-              <w:t>Забыть путь к файлу</w:t>
+              <w:t>Забыть путь к файлу (номера из реестра подставляться не будут)</w:t>
             </w:r>
           </w:p>
         </w:tc>
@@ -4877,34 +5520,34 @@
     </w:tbl>
     <w:p>
       <w:r>
-        <w:t xml:space="preserve">Нужны колонки вроде: </w:t>
-      </w:r>
-      <w:r>
-        <w:rPr>
-          <w:b/>
-        </w:rPr>
-        <w:t>Номер в реестре</w:t>
-      </w:r>
-      <w:r>
-        <w:t xml:space="preserve">, </w:t>
-      </w:r>
-      <w:r>
-        <w:rPr>
-          <w:b/>
-        </w:rPr>
-        <w:t>ФИО</w:t>
-      </w:r>
-      <w:r>
-        <w:t xml:space="preserve"> (или Фамилия/Имя/Отчество), </w:t>
-      </w:r>
-      <w:r>
-        <w:rPr>
-          <w:b/>
-        </w:rPr>
-        <w:t>СНИЛС</w:t>
-      </w:r>
-      <w:r>
-        <w:t>, программа, номер протокола.</w:t>
+        <w:t xml:space="preserve">Под кнопками — подпись, </w:t>
+      </w:r>
+      <w:r>
+        <w:rPr>
+          <w:b/>
+        </w:rPr>
+        <w:t>какой файл</w:t>
+      </w:r>
+      <w:r>
+        <w:t xml:space="preserve"> сейчас подключён. Тот же файл можно указать через меню </w:t>
+      </w:r>
+      <w:r>
+        <w:rPr>
+          <w:b/>
+        </w:rPr>
+        <w:t>«Минтруд» → «Файл реестра обученных»</w:t>
+      </w:r>
+      <w:r>
+        <w:t xml:space="preserve"> (см. </w:t>
+      </w:r>
+      <w:r>
+        <w:rPr>
+          <w:b/>
+        </w:rPr>
+        <w:t>раздел 22</w:t>
+      </w:r>
+      <w:r>
+        <w:t>).</w:t>
       </w:r>
     </w:p>
     <w:p>
@@ -5007,7 +5650,7 @@
           <w:p>
             <w:r/>
             <w:r>
-              <w:t>Для текстового шаблона, не для обычного Word</w:t>
+              <w:t>Для текстового бланка, не для обычного Word</w:t>
             </w:r>
           </w:p>
         </w:tc>
@@ -5139,6 +5782,57 @@
     </w:tbl>
     <w:p>
       <w:pPr>
+        <w:jc w:val="center"/>
+      </w:pPr>
+      <w:r>
+        <w:drawing>
+          <wp:inline xmlns:a="http://schemas.openxmlformats.org/drawingml/2006/main" xmlns:pic="http://schemas.openxmlformats.org/drawingml/2006/picture">
+            <wp:extent cx="5669280" cy="3779520"/>
+            <wp:docPr id="8" name="Picture 8"/>
+            <wp:cNvGraphicFramePr>
+              <a:graphicFrameLocks noChangeAspect="1"/>
+            </wp:cNvGraphicFramePr>
+            <a:graphic>
+              <a:graphicData uri="http://schemas.openxmlformats.org/drawingml/2006/picture">
+                <pic:pic>
+                  <pic:nvPicPr>
+                    <pic:cNvPr id="0" name="19_zhurnal_tech.png"/>
+                    <pic:cNvPicPr/>
+                  </pic:nvPicPr>
+                  <pic:blipFill>
+                    <a:blip r:embed="rId16"/>
+                    <a:stretch>
+                      <a:fillRect/>
+                    </a:stretch>
+                  </pic:blipFill>
+                  <pic:spPr>
+                    <a:xfrm>
+                      <a:off x="0" y="0"/>
+                      <a:ext cx="5669280" cy="3779520"/>
+                    </a:xfrm>
+                    <a:prstGeom prst="rect"/>
+                  </pic:spPr>
+                </pic:pic>
+              </a:graphicData>
+            </a:graphic>
+          </wp:inline>
+        </w:drawing>
+      </w:r>
+    </w:p>
+    <w:p>
+      <w:pPr>
+        <w:jc w:val="center"/>
+      </w:pPr>
+      <w:r>
+        <w:rPr>
+          <w:i/>
+          <w:sz w:val="22"/>
+        </w:rPr>
+        <w:t>Рис. 15. Журнал технических протоколов (открывается отдельной кнопкой)</w:t>
+      </w:r>
+    </w:p>
+    <w:p>
+      <w:pPr>
         <w:pStyle w:val="Heading2"/>
       </w:pPr>
       <w:r>
@@ -5146,6 +5840,57 @@
       </w:r>
     </w:p>
     <w:p>
+      <w:pPr>
+        <w:jc w:val="center"/>
+      </w:pPr>
+      <w:r>
+        <w:drawing>
+          <wp:inline xmlns:a="http://schemas.openxmlformats.org/drawingml/2006/main" xmlns:pic="http://schemas.openxmlformats.org/drawingml/2006/picture">
+            <wp:extent cx="5669280" cy="3779520"/>
+            <wp:docPr id="9" name="Picture 9"/>
+            <wp:cNvGraphicFramePr>
+              <a:graphicFrameLocks noChangeAspect="1"/>
+            </wp:cNvGraphicFramePr>
+            <a:graphic>
+              <a:graphicData uri="http://schemas.openxmlformats.org/drawingml/2006/picture">
+                <pic:pic>
+                  <pic:nvPicPr>
+                    <pic:cNvPr id="0" name="07_zhurnal.png"/>
+                    <pic:cNvPicPr/>
+                  </pic:nvPicPr>
+                  <pic:blipFill>
+                    <a:blip r:embed="rId17"/>
+                    <a:stretch>
+                      <a:fillRect/>
+                    </a:stretch>
+                  </pic:blipFill>
+                  <pic:spPr>
+                    <a:xfrm>
+                      <a:off x="0" y="0"/>
+                      <a:ext cx="5669280" cy="3779520"/>
+                    </a:xfrm>
+                    <a:prstGeom prst="rect"/>
+                  </pic:spPr>
+                </pic:pic>
+              </a:graphicData>
+            </a:graphic>
+          </wp:inline>
+        </w:drawing>
+      </w:r>
+    </w:p>
+    <w:p>
+      <w:pPr>
+        <w:jc w:val="center"/>
+      </w:pPr>
+      <w:r>
+        <w:rPr>
+          <w:i/>
+          <w:sz w:val="22"/>
+        </w:rPr>
+        <w:t>Рис. 6. Журнал протоколов — список уже сформированных записей</w:t>
+      </w:r>
+    </w:p>
+    <w:p>
       <w:r>
         <w:t xml:space="preserve">В журнале хранятся </w:t>
       </w:r>
@@ -5165,16 +5910,7 @@
         <w:t>ФИО, дата, оценка, № протокола, тема/программы</w:t>
       </w:r>
       <w:r>
-        <w:t xml:space="preserve">, время записи. Полный текст в базе </w:t>
-      </w:r>
-      <w:r>
-        <w:rPr>
-          <w:b/>
-        </w:rPr>
-        <w:t>намеренно не сохраняется</w:t>
-      </w:r>
-      <w:r>
-        <w:t xml:space="preserve"> (меньше персональных данных).</w:t>
+        <w:t>, время записи.</w:t>
       </w:r>
     </w:p>
     <w:tbl>
@@ -5233,7 +5969,7 @@
           <w:p>
             <w:r/>
             <w:r>
-              <w:t>Перечитать записи из базы</w:t>
+              <w:t>Перечитать записи</w:t>
             </w:r>
           </w:p>
         </w:tc>
@@ -5287,7 +6023,7 @@
           <w:p>
             <w:r/>
             <w:r>
-              <w:t>Только если в старой записи был сохранён текст; иначе — сформируйте снова или откройте DOCX</w:t>
+              <w:t>Если в записи был сохранён текст; иначе — сформируйте снова или откройте Word</w:t>
             </w:r>
           </w:p>
         </w:tc>
@@ -5314,32 +6050,12 @@
           <w:p>
             <w:r/>
             <w:r>
-              <w:t>Удалить записи этого вида (ОТ или тех.)</w:t>
+              <w:t>Удалить записи этого вида</w:t>
             </w:r>
           </w:p>
         </w:tc>
       </w:tr>
     </w:tbl>
-    <w:p>
-      <w:r>
-        <w:rPr>
-          <w:b/>
-        </w:rPr>
-        <w:t>Выгрузка реестра:</w:t>
-      </w:r>
-      <w:r>
-        <w:t xml:space="preserve"> если в одной записи журнала несколько ФИО (протокол на группу), в файле будет </w:t>
-      </w:r>
-      <w:r>
-        <w:rPr>
-          <w:b/>
-        </w:rPr>
-        <w:t>отдельная строка на каждого</w:t>
-      </w:r>
-      <w:r>
-        <w:t xml:space="preserve"> (данные берутся из сохранённого снимка сотрудников или из поля ФИО через запятую/точку с запятой).</w:t>
-      </w:r>
-    </w:p>
     <w:p/>
     <w:p>
       <w:pPr>
@@ -5361,6 +6077,57 @@
       </w:r>
     </w:p>
     <w:p>
+      <w:pPr>
+        <w:jc w:val="center"/>
+      </w:pPr>
+      <w:r>
+        <w:drawing>
+          <wp:inline xmlns:a="http://schemas.openxmlformats.org/drawingml/2006/main" xmlns:pic="http://schemas.openxmlformats.org/drawingml/2006/picture">
+            <wp:extent cx="5669280" cy="5192494"/>
+            <wp:docPr id="10" name="Picture 10"/>
+            <wp:cNvGraphicFramePr>
+              <a:graphicFrameLocks noChangeAspect="1"/>
+            </wp:cNvGraphicFramePr>
+            <a:graphic>
+              <a:graphicData uri="http://schemas.openxmlformats.org/drawingml/2006/picture">
+                <pic:pic>
+                  <pic:nvPicPr>
+                    <pic:cNvPr id="0" name="05_prikaz_i_komissiya.png"/>
+                    <pic:cNvPicPr/>
+                  </pic:nvPicPr>
+                  <pic:blipFill>
+                    <a:blip r:embed="rId18"/>
+                    <a:stretch>
+                      <a:fillRect/>
+                    </a:stretch>
+                  </pic:blipFill>
+                  <pic:spPr>
+                    <a:xfrm>
+                      <a:off x="0" y="0"/>
+                      <a:ext cx="5669280" cy="5192494"/>
+                    </a:xfrm>
+                    <a:prstGeom prst="rect"/>
+                  </pic:spPr>
+                </pic:pic>
+              </a:graphicData>
+            </a:graphic>
+          </wp:inline>
+        </w:drawing>
+      </w:r>
+    </w:p>
+    <w:p>
+      <w:pPr>
+        <w:jc w:val="center"/>
+      </w:pPr>
+      <w:r>
+        <w:rPr>
+          <w:i/>
+          <w:sz w:val="22"/>
+        </w:rPr>
+        <w:t>Рис. 7. Окно «Приказ и комиссия», вкладка «Охрана труда»</w:t>
+      </w:r>
+    </w:p>
+    <w:p>
       <w:r>
         <w:t>Две вкладки:</w:t>
       </w:r>
@@ -5373,7 +6140,7 @@
         <w:rPr>
           <w:b/>
         </w:rPr>
-        <w:t>По проверке знаний работников</w:t>
+        <w:t>Охрана труда</w:t>
       </w:r>
       <w:r>
         <w:t xml:space="preserve"> — обычный протокол.</w:t>
@@ -5391,6 +6158,57 @@
       </w:r>
       <w:r>
         <w:t xml:space="preserve"> — технический протокол.</w:t>
+      </w:r>
+    </w:p>
+    <w:p>
+      <w:pPr>
+        <w:jc w:val="center"/>
+      </w:pPr>
+      <w:r>
+        <w:drawing>
+          <wp:inline xmlns:a="http://schemas.openxmlformats.org/drawingml/2006/main" xmlns:pic="http://schemas.openxmlformats.org/drawingml/2006/picture">
+            <wp:extent cx="5669280" cy="5192494"/>
+            <wp:docPr id="11" name="Picture 11"/>
+            <wp:cNvGraphicFramePr>
+              <a:graphicFrameLocks noChangeAspect="1"/>
+            </wp:cNvGraphicFramePr>
+            <a:graphic>
+              <a:graphicData uri="http://schemas.openxmlformats.org/drawingml/2006/picture">
+                <pic:pic>
+                  <pic:nvPicPr>
+                    <pic:cNvPr id="0" name="05_prikaz_i_komissiya.png"/>
+                    <pic:cNvPicPr/>
+                  </pic:nvPicPr>
+                  <pic:blipFill>
+                    <a:blip r:embed="rId18"/>
+                    <a:stretch>
+                      <a:fillRect/>
+                    </a:stretch>
+                  </pic:blipFill>
+                  <pic:spPr>
+                    <a:xfrm>
+                      <a:off x="0" y="0"/>
+                      <a:ext cx="5669280" cy="5192494"/>
+                    </a:xfrm>
+                    <a:prstGeom prst="rect"/>
+                  </pic:spPr>
+                </pic:pic>
+              </a:graphicData>
+            </a:graphic>
+          </wp:inline>
+        </w:drawing>
+      </w:r>
+    </w:p>
+    <w:p>
+      <w:pPr>
+        <w:jc w:val="center"/>
+      </w:pPr>
+      <w:r>
+        <w:rPr>
+          <w:i/>
+          <w:sz w:val="22"/>
+        </w:rPr>
+        <w:t>Рис. 14. Та же форма, вкладка «Технич. вопросы» — отдельный состав комиссии</w:t>
       </w:r>
     </w:p>
     <w:p>
@@ -5525,16 +6343,7 @@
           <w:p>
             <w:r/>
             <w:r>
-              <w:t xml:space="preserve">Текст для </w:t>
-            </w:r>
-            <w:r>
-              <w:rPr>
-                <w:b/>
-              </w:rPr>
-              <w:t>{{ПОДРАЗДЕЛЕНИЕ_ПРОВЕРКИ}}</w:t>
-            </w:r>
-            <w:r>
-              <w:t xml:space="preserve"> в Word (цех, участок, «для работников…»)</w:t>
+              <w:t>Текст для бланка Word: цех, участок, «для работников…»</w:t>
             </w:r>
           </w:p>
         </w:tc>
@@ -5561,45 +6370,13 @@
           <w:p>
             <w:r/>
             <w:r>
-              <w:t xml:space="preserve">Фрагмент для </w:t>
-            </w:r>
-            <w:r>
-              <w:rPr>
-                <w:b/>
-              </w:rPr>
-              <w:t>{{УТВЕРДИЛ_ПРИКАЗ}}</w:t>
-            </w:r>
-            <w:r>
-              <w:t xml:space="preserve"> (без слов «в соответствии с приказом»)</w:t>
+              <w:t>Кто утвердил приказ (фрагмент для шапки протокола)</w:t>
             </w:r>
           </w:p>
         </w:tc>
       </w:tr>
     </w:tbl>
     <w:p>
-      <w:r>
-        <w:t xml:space="preserve">Маркеры </w:t>
-      </w:r>
-      <w:r>
-        <w:rPr>
-          <w:b/>
-        </w:rPr>
-        <w:t>{{ПОДРАЗДЕЛЕНИЕ_ПРОВЕРКИ}}</w:t>
-      </w:r>
-      <w:r>
-        <w:t xml:space="preserve"> и </w:t>
-      </w:r>
-      <w:r>
-        <w:rPr>
-          <w:b/>
-        </w:rPr>
-        <w:t>{{УТВЕРДИЛ_ПРИКАЗ}}</w:t>
-      </w:r>
-      <w:r>
-        <w:t xml:space="preserve"> не удаляйте из шаблона .docx.</w:t>
-      </w:r>
-    </w:p>
-    <w:p>
       <w:pPr>
         <w:pStyle w:val="Heading2"/>
       </w:pPr>
@@ -5618,7 +6395,7 @@
         <w:t>komission</w:t>
       </w:r>
       <w:r>
-        <w:t xml:space="preserve"> в Excel: строка 2 — заголовки; с 3-й строки — председатель в A/B, члены в D/E.</w:t>
+        <w:t xml:space="preserve"> в Excel.</w:t>
       </w:r>
     </w:p>
     <w:tbl>
@@ -5824,70 +6601,19 @@
     </w:p>
     <w:p>
       <w:r>
-        <w:t>В Word в шапке:</w:t>
-      </w:r>
-    </w:p>
-    <w:p>
-      <w:pPr>
-        <w:pStyle w:val="ListBullet"/>
-      </w:pPr>
-      <w:r>
-        <w:t xml:space="preserve">после слова </w:t>
-      </w:r>
-      <w:r>
-        <w:rPr>
-          <w:b/>
-        </w:rPr>
-        <w:t>«председателя»</w:t>
-      </w:r>
-      <w:r>
-        <w:t xml:space="preserve"> — ФИО и должность (родительный падеж);</w:t>
-      </w:r>
-    </w:p>
-    <w:p>
-      <w:pPr>
-        <w:pStyle w:val="ListBullet"/>
-      </w:pPr>
-      <w:r>
-        <w:t xml:space="preserve">после </w:t>
-      </w:r>
-      <w:r>
-        <w:rPr>
-          <w:b/>
-        </w:rPr>
-        <w:t>«членов»</w:t>
-      </w:r>
-      <w:r>
-        <w:t xml:space="preserve"> — список </w:t>
-      </w:r>
-      <w:r>
-        <w:rPr>
-          <w:b/>
-        </w:rPr>
-        <w:t>в два столбца</w:t>
-      </w:r>
-      <w:r>
-        <w:t xml:space="preserve">, с </w:t>
-      </w:r>
-      <w:r>
-        <w:rPr>
-          <w:b/>
-        </w:rPr>
-        <w:t>подчёркиванием</w:t>
-      </w:r>
-      <w:r>
-        <w:t xml:space="preserve"> имён и должностей.</w:t>
-      </w:r>
-    </w:p>
-    <w:p>
-      <w:r>
-        <w:t xml:space="preserve">В конце бланка могут быть плейсхолдеры </w:t>
-      </w:r>
-      <w:r>
-        <w:rPr>
-          <w:b/>
-        </w:rPr>
-        <w:t>{{ПРЕДСЕДАТЕЛЬ}}</w:t>
+        <w:rPr>
+          <w:b/>
+        </w:rPr>
+        <w:t>Вставка из буфера:</w:t>
+      </w:r>
+      <w:r>
+        <w:t xml:space="preserve"> в полях работают </w:t>
+      </w:r>
+      <w:r>
+        <w:rPr>
+          <w:b/>
+        </w:rPr>
+        <w:t>Ctrl+V</w:t>
       </w:r>
       <w:r>
         <w:t xml:space="preserve"> и </w:t>
@@ -5896,35 +6622,6 @@
         <w:rPr>
           <w:b/>
         </w:rPr>
-        <w:t>{{ЧЛЕНЫ_КОМИССИИ}}</w:t>
-      </w:r>
-      <w:r>
-        <w:t xml:space="preserve"> — блоки для подписей.</w:t>
-      </w:r>
-    </w:p>
-    <w:p>
-      <w:r>
-        <w:rPr>
-          <w:b/>
-        </w:rPr>
-        <w:t>Вставка из буфера:</w:t>
-      </w:r>
-      <w:r>
-        <w:t xml:space="preserve"> в многострочных полях и в полях ввода работают </w:t>
-      </w:r>
-      <w:r>
-        <w:rPr>
-          <w:b/>
-        </w:rPr>
-        <w:t>Ctrl+V</w:t>
-      </w:r>
-      <w:r>
-        <w:t xml:space="preserve"> и </w:t>
-      </w:r>
-      <w:r>
-        <w:rPr>
-          <w:b/>
-        </w:rPr>
         <w:t>ПКМ → «Вставить»</w:t>
       </w:r>
       <w:r>
@@ -5937,7 +6634,417 @@
         <w:pStyle w:val="Heading1"/>
       </w:pPr>
       <w:r>
-        <w:t>21. Меню «Минтруд»</w:t>
+        <w:t>21. Меню «Минтруд» — все пункты</w:t>
+      </w:r>
+    </w:p>
+    <w:p>
+      <w:r>
+        <w:rPr>
+          <w:b/>
+        </w:rPr>
+        <w:t>Где:</w:t>
+      </w:r>
+      <w:r>
+        <w:t xml:space="preserve"> верхняя полоска → </w:t>
+      </w:r>
+      <w:r>
+        <w:rPr>
+          <w:b/>
+        </w:rPr>
+        <w:t>«Минтруд»</w:t>
+      </w:r>
+      <w:r>
+        <w:t>.</w:t>
+      </w:r>
+    </w:p>
+    <w:p>
+      <w:pPr>
+        <w:jc w:val="center"/>
+      </w:pPr>
+      <w:r>
+        <w:drawing>
+          <wp:inline xmlns:a="http://schemas.openxmlformats.org/drawingml/2006/main" xmlns:pic="http://schemas.openxmlformats.org/drawingml/2006/picture">
+            <wp:extent cx="5669280" cy="3239589"/>
+            <wp:docPr id="12" name="Picture 12"/>
+            <wp:cNvGraphicFramePr>
+              <a:graphicFrameLocks noChangeAspect="1"/>
+            </wp:cNvGraphicFramePr>
+            <a:graphic>
+              <a:graphicData uri="http://schemas.openxmlformats.org/drawingml/2006/picture">
+                <pic:pic>
+                  <pic:nvPicPr>
+                    <pic:cNvPr id="0" name="12_menu_administraciya.png"/>
+                    <pic:cNvPicPr/>
+                  </pic:nvPicPr>
+                  <pic:blipFill>
+                    <a:blip r:embed="rId13"/>
+                    <a:stretch>
+                      <a:fillRect/>
+                    </a:stretch>
+                  </pic:blipFill>
+                  <pic:spPr>
+                    <a:xfrm>
+                      <a:off x="0" y="0"/>
+                      <a:ext cx="5669280" cy="3239589"/>
+                    </a:xfrm>
+                    <a:prstGeom prst="rect"/>
+                  </pic:spPr>
+                </pic:pic>
+              </a:graphicData>
+            </a:graphic>
+          </wp:inline>
+        </w:drawing>
+      </w:r>
+    </w:p>
+    <w:p>
+      <w:pPr>
+        <w:jc w:val="center"/>
+      </w:pPr>
+      <w:r>
+        <w:rPr>
+          <w:i/>
+          <w:sz w:val="22"/>
+        </w:rPr>
+        <w:t>Рис. 16. Меню «Минтруд» — четыре действия с данными портала</w:t>
+      </w:r>
+    </w:p>
+    <w:tbl>
+      <w:tblPr>
+        <w:tblStyle w:val="TableGrid"/>
+        <w:tblW w:type="auto" w:w="0"/>
+        <w:tblLook w:firstColumn="1" w:firstRow="1" w:lastColumn="0" w:lastRow="0" w:noHBand="0" w:noVBand="1" w:val="04A0"/>
+      </w:tblPr>
+      <w:tblGrid>
+        <w:gridCol w:w="2880"/>
+        <w:gridCol w:w="2880"/>
+        <w:gridCol w:w="2880"/>
+      </w:tblGrid>
+      <w:tr>
+        <w:tc>
+          <w:tcPr>
+            <w:tcW w:type="dxa" w:w="2880"/>
+          </w:tcPr>
+          <w:p>
+            <w:r/>
+            <w:r>
+              <w:t>№</w:t>
+            </w:r>
+          </w:p>
+        </w:tc>
+        <w:tc>
+          <w:tcPr>
+            <w:tcW w:type="dxa" w:w="2880"/>
+          </w:tcPr>
+          <w:p>
+            <w:r/>
+            <w:r>
+              <w:t>Пункт меню</w:t>
+            </w:r>
+          </w:p>
+        </w:tc>
+        <w:tc>
+          <w:tcPr>
+            <w:tcW w:type="dxa" w:w="2880"/>
+          </w:tcPr>
+          <w:p>
+            <w:r/>
+            <w:r>
+              <w:t>Простыми словами</w:t>
+            </w:r>
+          </w:p>
+        </w:tc>
+      </w:tr>
+      <w:tr>
+        <w:tc>
+          <w:tcPr>
+            <w:tcW w:type="dxa" w:w="2880"/>
+          </w:tcPr>
+          <w:p>
+            <w:r/>
+            <w:r>
+              <w:t>1</w:t>
+            </w:r>
+          </w:p>
+        </w:tc>
+        <w:tc>
+          <w:tcPr>
+            <w:tcW w:type="dxa" w:w="2880"/>
+          </w:tcPr>
+          <w:p>
+            <w:r/>
+            <w:r>
+              <w:rPr>
+                <w:b/>
+              </w:rPr>
+              <w:t>Реквизиты работодателя…</w:t>
+            </w:r>
+          </w:p>
+        </w:tc>
+        <w:tc>
+          <w:tcPr>
+            <w:tcW w:type="dxa" w:w="2880"/>
+          </w:tcPr>
+          <w:p>
+            <w:r/>
+            <w:r>
+              <w:t>ИНН и название организации для файла, который загружают на сайт</w:t>
+            </w:r>
+          </w:p>
+        </w:tc>
+      </w:tr>
+      <w:tr>
+        <w:tc>
+          <w:tcPr>
+            <w:tcW w:type="dxa" w:w="2880"/>
+          </w:tcPr>
+          <w:p>
+            <w:r/>
+            <w:r>
+              <w:t>2</w:t>
+            </w:r>
+          </w:p>
+        </w:tc>
+        <w:tc>
+          <w:tcPr>
+            <w:tcW w:type="dxa" w:w="2880"/>
+          </w:tcPr>
+          <w:p>
+            <w:r/>
+            <w:r>
+              <w:rPr>
+                <w:b/>
+              </w:rPr>
+              <w:t>Файл реестра обученных (.xlsx)…</w:t>
+            </w:r>
+          </w:p>
+        </w:tc>
+        <w:tc>
+          <w:tcPr>
+            <w:tcW w:type="dxa" w:w="2880"/>
+          </w:tcPr>
+          <w:p>
+            <w:r/>
+            <w:r>
+              <w:t xml:space="preserve">Подключить выгрузку с </w:t>
+            </w:r>
+            <w:r>
+              <w:rPr>
+                <w:b/>
+              </w:rPr>
+              <w:t>номерами в реестре</w:t>
+            </w:r>
+            <w:r>
+              <w:t xml:space="preserve"> после регистрации на портале</w:t>
+            </w:r>
+          </w:p>
+        </w:tc>
+      </w:tr>
+      <w:tr>
+        <w:tc>
+          <w:tcPr>
+            <w:tcW w:type="dxa" w:w="2880"/>
+          </w:tcPr>
+          <w:p>
+            <w:r/>
+            <w:r>
+              <w:t>3</w:t>
+            </w:r>
+          </w:p>
+        </w:tc>
+        <w:tc>
+          <w:tcPr>
+            <w:tcW w:type="dxa" w:w="2880"/>
+          </w:tcPr>
+          <w:p>
+            <w:r/>
+            <w:r>
+              <w:rPr>
+                <w:b/>
+              </w:rPr>
+              <w:t>Пересформировать протокол (номера реестра)…</w:t>
+            </w:r>
+          </w:p>
+        </w:tc>
+        <w:tc>
+          <w:tcPr>
+            <w:tcW w:type="dxa" w:w="2880"/>
+          </w:tcPr>
+          <w:p>
+            <w:r/>
+            <w:r>
+              <w:t xml:space="preserve">Пересобрать протокол с </w:t>
+            </w:r>
+            <w:r>
+              <w:rPr>
+                <w:b/>
+              </w:rPr>
+              <w:t>новыми</w:t>
+            </w:r>
+            <w:r>
+              <w:t xml:space="preserve"> номерами из файла реестра</w:t>
+            </w:r>
+          </w:p>
+        </w:tc>
+      </w:tr>
+      <w:tr>
+        <w:tc>
+          <w:tcPr>
+            <w:tcW w:type="dxa" w:w="2880"/>
+          </w:tcPr>
+          <w:p>
+            <w:r/>
+            <w:r>
+              <w:t>4</w:t>
+            </w:r>
+          </w:p>
+        </w:tc>
+        <w:tc>
+          <w:tcPr>
+            <w:tcW w:type="dxa" w:w="2880"/>
+          </w:tcPr>
+          <w:p>
+            <w:r/>
+            <w:r>
+              <w:rPr>
+                <w:b/>
+              </w:rPr>
+              <w:t>Шаблон для загрузки на сайт…</w:t>
+            </w:r>
+          </w:p>
+        </w:tc>
+        <w:tc>
+          <w:tcPr>
+            <w:tcW w:type="dxa" w:w="2880"/>
+          </w:tcPr>
+          <w:p>
+            <w:r/>
+            <w:r>
+              <w:t xml:space="preserve">Заполнить таблицу Excel (и файл xml) для </w:t>
+            </w:r>
+            <w:r>
+              <w:rPr>
+                <w:b/>
+              </w:rPr>
+              <w:t>отправки данных на портал</w:t>
+            </w:r>
+          </w:p>
+        </w:tc>
+      </w:tr>
+    </w:tbl>
+    <w:p>
+      <w:r>
+        <w:rPr>
+          <w:b/>
+        </w:rPr>
+        <w:t>Важно:</w:t>
+      </w:r>
+      <w:r>
+        <w:t xml:space="preserve"> пункты 2 и 3 </w:t>
+      </w:r>
+      <w:r>
+        <w:rPr>
+          <w:b/>
+        </w:rPr>
+        <w:t>не работают</w:t>
+      </w:r>
+      <w:r>
+        <w:t xml:space="preserve"> в режиме </w:t>
+      </w:r>
+      <w:r>
+        <w:rPr>
+          <w:b/>
+        </w:rPr>
+        <w:t>«Технический протокол»</w:t>
+      </w:r>
+      <w:r>
+        <w:t xml:space="preserve"> — там реестр Минтруда не используется.</w:t>
+      </w:r>
+    </w:p>
+    <w:p>
+      <w:pPr>
+        <w:pStyle w:val="Heading2"/>
+      </w:pPr>
+      <w:r>
+        <w:t>Пункт 1 — «Реквизиты работодателя…»</w:t>
+      </w:r>
+    </w:p>
+    <w:p>
+      <w:pPr>
+        <w:jc w:val="center"/>
+      </w:pPr>
+      <w:r>
+        <w:drawing>
+          <wp:inline xmlns:a="http://schemas.openxmlformats.org/drawingml/2006/main" xmlns:pic="http://schemas.openxmlformats.org/drawingml/2006/picture">
+            <wp:extent cx="5669280" cy="3742826"/>
+            <wp:docPr id="13" name="Picture 13"/>
+            <wp:cNvGraphicFramePr>
+              <a:graphicFrameLocks noChangeAspect="1"/>
+            </wp:cNvGraphicFramePr>
+            <a:graphic>
+              <a:graphicData uri="http://schemas.openxmlformats.org/drawingml/2006/picture">
+                <pic:pic>
+                  <pic:nvPicPr>
+                    <pic:cNvPr id="0" name="08_mintrod_rekvizity.png"/>
+                    <pic:cNvPicPr/>
+                  </pic:nvPicPr>
+                  <pic:blipFill>
+                    <a:blip r:embed="rId19"/>
+                    <a:stretch>
+                      <a:fillRect/>
+                    </a:stretch>
+                  </pic:blipFill>
+                  <pic:spPr>
+                    <a:xfrm>
+                      <a:off x="0" y="0"/>
+                      <a:ext cx="5669280" cy="3742826"/>
+                    </a:xfrm>
+                    <a:prstGeom prst="rect"/>
+                  </pic:spPr>
+                </pic:pic>
+              </a:graphicData>
+            </a:graphic>
+          </wp:inline>
+        </w:drawing>
+      </w:r>
+    </w:p>
+    <w:p>
+      <w:pPr>
+        <w:jc w:val="center"/>
+      </w:pPr>
+      <w:r>
+        <w:rPr>
+          <w:i/>
+          <w:sz w:val="22"/>
+        </w:rPr>
+        <w:t>Рис. 17. Реквизиты работодателя для выгрузки на сайт</w:t>
+      </w:r>
+    </w:p>
+    <w:p>
+      <w:r>
+        <w:rPr>
+          <w:b/>
+        </w:rPr>
+        <w:t>Когда заполнять:</w:t>
+      </w:r>
+      <w:r>
+        <w:t xml:space="preserve"> перед выгрузкой </w:t>
+      </w:r>
+      <w:r>
+        <w:rPr>
+          <w:b/>
+        </w:rPr>
+        <w:t>«Шаблон для загрузки на сайт…»</w:t>
+      </w:r>
+      <w:r>
+        <w:t xml:space="preserve"> (пункт 4).</w:t>
+      </w:r>
+    </w:p>
+    <w:p>
+      <w:r>
+        <w:rPr>
+          <w:b/>
+        </w:rPr>
+        <w:t>Что вписать:</w:t>
       </w:r>
     </w:p>
     <w:tbl>
@@ -5958,7 +7065,7 @@
           <w:p>
             <w:r/>
             <w:r>
-              <w:t>Пункт</w:t>
+              <w:t>Поле</w:t>
             </w:r>
           </w:p>
         </w:tc>
@@ -5969,7 +7076,7 @@
           <w:p>
             <w:r/>
             <w:r>
-              <w:t>Зачем</w:t>
+              <w:t>Пример</w:t>
             </w:r>
           </w:p>
         </w:tc>
@@ -5985,7 +7092,7 @@
               <w:rPr>
                 <w:b/>
               </w:rPr>
-              <w:t>Реквизиты работодателя…</w:t>
+              <w:t>ИНН работодателя</w:t>
             </w:r>
           </w:p>
         </w:tc>
@@ -5996,7 +7103,7 @@
           <w:p>
             <w:r/>
             <w:r>
-              <w:t>ИНН, название и др. для файла выгрузки на сайт</w:t>
+              <w:t>7701234567</w:t>
             </w:r>
           </w:p>
         </w:tc>
@@ -6012,7 +7119,7 @@
               <w:rPr>
                 <w:b/>
               </w:rPr>
-              <w:t>Файл реестра обученных (.xlsx)…</w:t>
+              <w:t>Название работодателя</w:t>
             </w:r>
           </w:p>
         </w:tc>
@@ -6023,7 +7130,7 @@
           <w:p>
             <w:r/>
             <w:r>
-              <w:t>Файл с номерами после регистрации на портале</w:t>
+              <w:t>Полное наименование организации</w:t>
             </w:r>
           </w:p>
         </w:tc>
@@ -6039,7 +7146,7 @@
               <w:rPr>
                 <w:b/>
               </w:rPr>
-              <w:t>Пересформировать протокол (номера реестра)…</w:t>
+              <w:t>ИНН организации 2</w:t>
             </w:r>
           </w:p>
         </w:tc>
@@ -6050,7 +7157,7 @@
           <w:p>
             <w:r/>
             <w:r>
-              <w:t>То же, что кнопка на главном окне</w:t>
+              <w:t>Если в вашей схеме есть «вторая» организация (иначе можно оставить пустым)</w:t>
             </w:r>
           </w:p>
         </w:tc>
@@ -6066,7 +7173,7 @@
               <w:rPr>
                 <w:b/>
               </w:rPr>
-              <w:t>Шаблон для загрузки на сайт…</w:t>
+              <w:t>Наименование организации 2</w:t>
             </w:r>
           </w:p>
         </w:tc>
@@ -6077,33 +7184,60 @@
           <w:p>
             <w:r/>
             <w:r>
-              <w:t xml:space="preserve">Заполнить </w:t>
-            </w:r>
-            <w:r>
-              <w:rPr>
-                <w:b/>
-              </w:rPr>
-              <w:t>Шаблон_Минтруд_XSD_УМН.xlsx</w:t>
-            </w:r>
-            <w:r>
-              <w:t xml:space="preserve"> по журналу; рядом создаётся </w:t>
-            </w:r>
-            <w:r>
-              <w:rPr>
-                <w:b/>
-              </w:rPr>
-              <w:t>.xml</w:t>
+              <w:t>То же</w:t>
             </w:r>
           </w:p>
         </w:tc>
       </w:tr>
     </w:tbl>
     <w:p>
+      <w:r>
+        <w:t xml:space="preserve">Нажмите </w:t>
+      </w:r>
+      <w:r>
+        <w:rPr>
+          <w:b/>
+        </w:rPr>
+        <w:t>«Сохранить»</w:t>
+      </w:r>
+      <w:r>
+        <w:t xml:space="preserve"> — данные запомнятся в программе.</w:t>
+      </w:r>
+    </w:p>
+    <w:p>
       <w:pPr>
         <w:pStyle w:val="Heading2"/>
       </w:pPr>
       <w:r>
-        <w:t>Типовая цепочка с Минтрудом</w:t>
+        <w:t>Пункт 2 — «Файл реестра обученных (.xlsx)…»</w:t>
+      </w:r>
+    </w:p>
+    <w:p>
+      <w:r>
+        <w:rPr>
+          <w:b/>
+        </w:rPr>
+        <w:t>Когда нужен:</w:t>
+      </w:r>
+      <w:r>
+        <w:t xml:space="preserve"> после того как проверку зарегистрировали на портале Минтруда и </w:t>
+      </w:r>
+      <w:r>
+        <w:rPr>
+          <w:b/>
+        </w:rPr>
+        <w:t>скачали</w:t>
+      </w:r>
+      <w:r>
+        <w:t xml:space="preserve"> файл «Реестр обученных».</w:t>
+      </w:r>
+    </w:p>
+    <w:p>
+      <w:r>
+        <w:rPr>
+          <w:b/>
+        </w:rPr>
+        <w:t>Что делать:</w:t>
       </w:r>
     </w:p>
     <w:p>
@@ -6111,7 +7245,16 @@
         <w:pStyle w:val="ListNumber"/>
       </w:pPr>
       <w:r>
-        <w:t>Сформировали протоколы, провели проверку, зарегистрировали на портале.</w:t>
+        <w:t xml:space="preserve">Нажмите пункт меню (или </w:t>
+      </w:r>
+      <w:r>
+        <w:rPr>
+          <w:b/>
+        </w:rPr>
+        <w:t>«Выбрать файл…»</w:t>
+      </w:r>
+      <w:r>
+        <w:t xml:space="preserve"> в настройках, блок «Реестр обученных»).</w:t>
       </w:r>
     </w:p>
     <w:p>
@@ -6119,16 +7262,7 @@
         <w:pStyle w:val="ListNumber"/>
       </w:pPr>
       <w:r>
-        <w:t xml:space="preserve">Скачали </w:t>
-      </w:r>
-      <w:r>
-        <w:rPr>
-          <w:b/>
-        </w:rPr>
-        <w:t>реестр обученных</w:t>
-      </w:r>
-      <w:r>
-        <w:t xml:space="preserve"> (.xlsx).</w:t>
+        <w:t>Укажите скачанный файл Excel на диске.</w:t>
       </w:r>
     </w:p>
     <w:p>
@@ -6136,7 +7270,7 @@
         <w:pStyle w:val="ListNumber"/>
       </w:pPr>
       <w:r>
-        <w:t>Указали файл в программе.</w:t>
+        <w:t>Программа проверит, что в таблице есть нужные столбцы (номер в реестре, ФИО, по возможности СНИЛС).</w:t>
       </w:r>
     </w:p>
     <w:p>
@@ -6144,13 +7278,319 @@
         <w:pStyle w:val="ListNumber"/>
       </w:pPr>
       <w:r>
+        <w:t xml:space="preserve">Если протокол на экране уже заполнен, может спросить: </w:t>
+      </w:r>
+      <w:r>
+        <w:rPr>
+          <w:b/>
+        </w:rPr>
+        <w:t>пересформировать сейчас?</w:t>
+      </w:r>
+      <w:r>
+        <w:t xml:space="preserve"> — нажмите </w:t>
+      </w:r>
+      <w:r>
+        <w:rPr>
+          <w:b/>
+        </w:rPr>
+        <w:t>«Да»</w:t>
+      </w:r>
+      <w:r>
+        <w:t>, если хотите сразу подставить номера.</w:t>
+      </w:r>
+    </w:p>
+    <w:p>
+      <w:r>
+        <w:rPr>
+          <w:b/>
+        </w:rPr>
+        <w:t>Тот же файл</w:t>
+      </w:r>
+      <w:r>
+        <w:t xml:space="preserve"> можно подключить в </w:t>
+      </w:r>
+      <w:r>
+        <w:rPr>
+          <w:b/>
+        </w:rPr>
+        <w:t>«Настройки и данные»</w:t>
+      </w:r>
+      <w:r>
+        <w:t xml:space="preserve"> → блок </w:t>
+      </w:r>
+      <w:r>
+        <w:rPr>
+          <w:b/>
+        </w:rPr>
+        <w:t>«Реестр обученных»</w:t>
+      </w:r>
+      <w:r>
+        <w:t>.</w:t>
+      </w:r>
+    </w:p>
+    <w:p>
+      <w:pPr>
+        <w:pStyle w:val="Heading2"/>
+      </w:pPr>
+      <w:r>
+        <w:t>Пункт 3 — «Пересформировать протокол (номера реестра)…»</w:t>
+      </w:r>
+    </w:p>
+    <w:p>
+      <w:r>
+        <w:rPr>
+          <w:b/>
+        </w:rPr>
+        <w:t>То же самое</w:t>
+      </w:r>
+      <w:r>
+        <w:t xml:space="preserve">, что кнопка на главном окне </w:t>
+      </w:r>
+      <w:r>
         <w:rPr>
           <w:b/>
         </w:rPr>
         <w:t>«Обновить протокол из реестра Минтруда»</w:t>
       </w:r>
       <w:r>
-        <w:t xml:space="preserve"> — номера в таблице Word.</w:t>
+        <w:t>:</w:t>
+      </w:r>
+    </w:p>
+    <w:p>
+      <w:pPr>
+        <w:jc w:val="center"/>
+      </w:pPr>
+      <w:r>
+        <w:drawing>
+          <wp:inline xmlns:a="http://schemas.openxmlformats.org/drawingml/2006/main" xmlns:pic="http://schemas.openxmlformats.org/drawingml/2006/picture">
+            <wp:extent cx="5669280" cy="4578560"/>
+            <wp:docPr id="14" name="Picture 14"/>
+            <wp:cNvGraphicFramePr>
+              <a:graphicFrameLocks noChangeAspect="1"/>
+            </wp:cNvGraphicFramePr>
+            <a:graphic>
+              <a:graphicData uri="http://schemas.openxmlformats.org/drawingml/2006/picture">
+                <pic:pic>
+                  <pic:nvPicPr>
+                    <pic:cNvPr id="0" name="03_programmy_i_knopki.png"/>
+                    <pic:cNvPicPr/>
+                  </pic:nvPicPr>
+                  <pic:blipFill>
+                    <a:blip r:embed="rId11"/>
+                    <a:stretch>
+                      <a:fillRect/>
+                    </a:stretch>
+                  </pic:blipFill>
+                  <pic:spPr>
+                    <a:xfrm>
+                      <a:off x="0" y="0"/>
+                      <a:ext cx="5669280" cy="4578560"/>
+                    </a:xfrm>
+                    <a:prstGeom prst="rect"/>
+                  </pic:spPr>
+                </pic:pic>
+              </a:graphicData>
+            </a:graphic>
+          </wp:inline>
+        </w:drawing>
+      </w:r>
+    </w:p>
+    <w:p>
+      <w:pPr>
+        <w:jc w:val="center"/>
+      </w:pPr>
+      <w:r>
+        <w:rPr>
+          <w:i/>
+          <w:sz w:val="22"/>
+        </w:rPr>
+        <w:t>Рис. 18. Кнопка на главном окне — обновление номеров из файла реестра</w:t>
+      </w:r>
+    </w:p>
+    <w:p>
+      <w:r>
+        <w:rPr>
+          <w:b/>
+        </w:rPr>
+        <w:t>Когда нажимать:</w:t>
+      </w:r>
+    </w:p>
+    <w:p>
+      <w:pPr>
+        <w:pStyle w:val="ListBullet"/>
+      </w:pPr>
+      <w:r>
+        <w:t xml:space="preserve">скачали </w:t>
+      </w:r>
+      <w:r>
+        <w:rPr>
+          <w:b/>
+        </w:rPr>
+        <w:t>новую</w:t>
+      </w:r>
+      <w:r>
+        <w:t xml:space="preserve"> выгрузку реестра с портала;</w:t>
+      </w:r>
+    </w:p>
+    <w:p>
+      <w:pPr>
+        <w:pStyle w:val="ListBullet"/>
+      </w:pPr>
+      <w:r>
+        <w:t xml:space="preserve">на экране </w:t>
+      </w:r>
+      <w:r>
+        <w:rPr>
+          <w:b/>
+        </w:rPr>
+        <w:t>те же</w:t>
+      </w:r>
+      <w:r>
+        <w:t xml:space="preserve"> сотрудники, программы и дата, что были при первом формировании;</w:t>
+      </w:r>
+    </w:p>
+    <w:p>
+      <w:pPr>
+        <w:pStyle w:val="ListBullet"/>
+      </w:pPr>
+      <w:r>
+        <w:t xml:space="preserve">нужно </w:t>
+      </w:r>
+      <w:r>
+        <w:rPr>
+          <w:b/>
+        </w:rPr>
+        <w:t>обновить только регистрационные номера</w:t>
+      </w:r>
+      <w:r>
+        <w:t xml:space="preserve"> в таблице Word.</w:t>
+      </w:r>
+    </w:p>
+    <w:p>
+      <w:r>
+        <w:rPr>
+          <w:b/>
+        </w:rPr>
+        <w:t>Что произойдёт:</w:t>
+      </w:r>
+      <w:r>
+        <w:t xml:space="preserve"> программа заново соберёт протокол, прочитает файл реестра и подставит номера. Откроется предпросмотр — проверьте и сохраните Word.</w:t>
+      </w:r>
+    </w:p>
+    <w:p>
+      <w:r>
+        <w:rPr>
+          <w:b/>
+        </w:rPr>
+        <w:t>Если файла реестра нет:</w:t>
+      </w:r>
+      <w:r>
+        <w:t xml:space="preserve"> появится предупреждение — сначала выполните </w:t>
+      </w:r>
+      <w:r>
+        <w:rPr>
+          <w:b/>
+        </w:rPr>
+        <w:t>пункт 2</w:t>
+      </w:r>
+      <w:r>
+        <w:t>.</w:t>
+      </w:r>
+    </w:p>
+    <w:p>
+      <w:pPr>
+        <w:pStyle w:val="Heading2"/>
+      </w:pPr>
+      <w:r>
+        <w:t>Пункт 4 — «Шаблон для загрузки на сайт…»</w:t>
+      </w:r>
+    </w:p>
+    <w:p>
+      <w:pPr>
+        <w:jc w:val="center"/>
+      </w:pPr>
+      <w:r>
+        <w:drawing>
+          <wp:inline xmlns:a="http://schemas.openxmlformats.org/drawingml/2006/main" xmlns:pic="http://schemas.openxmlformats.org/drawingml/2006/picture">
+            <wp:extent cx="5669280" cy="3574111"/>
+            <wp:docPr id="15" name="Picture 15"/>
+            <wp:cNvGraphicFramePr>
+              <a:graphicFrameLocks noChangeAspect="1"/>
+            </wp:cNvGraphicFramePr>
+            <a:graphic>
+              <a:graphicData uri="http://schemas.openxmlformats.org/drawingml/2006/picture">
+                <pic:pic>
+                  <pic:nvPicPr>
+                    <pic:cNvPr id="0" name="09_mintrod_vygruzka.png"/>
+                    <pic:cNvPicPr/>
+                  </pic:nvPicPr>
+                  <pic:blipFill>
+                    <a:blip r:embed="rId20"/>
+                    <a:stretch>
+                      <a:fillRect/>
+                    </a:stretch>
+                  </pic:blipFill>
+                  <pic:spPr>
+                    <a:xfrm>
+                      <a:off x="0" y="0"/>
+                      <a:ext cx="5669280" cy="3574111"/>
+                    </a:xfrm>
+                    <a:prstGeom prst="rect"/>
+                  </pic:spPr>
+                </pic:pic>
+              </a:graphicData>
+            </a:graphic>
+          </wp:inline>
+        </w:drawing>
+      </w:r>
+    </w:p>
+    <w:p>
+      <w:pPr>
+        <w:jc w:val="center"/>
+      </w:pPr>
+      <w:r>
+        <w:rPr>
+          <w:i/>
+          <w:sz w:val="22"/>
+        </w:rPr>
+        <w:t>Рис. 19. Выбор записей из журнала для отправки на портал</w:t>
+      </w:r>
+    </w:p>
+    <w:p>
+      <w:r>
+        <w:rPr>
+          <w:b/>
+        </w:rPr>
+        <w:t>Когда нужен:</w:t>
+      </w:r>
+      <w:r>
+        <w:t xml:space="preserve"> вы </w:t>
+      </w:r>
+      <w:r>
+        <w:rPr>
+          <w:b/>
+        </w:rPr>
+        <w:t>сформировали</w:t>
+      </w:r>
+      <w:r>
+        <w:t xml:space="preserve"> протоколы в программе и хотите </w:t>
+      </w:r>
+      <w:r>
+        <w:rPr>
+          <w:b/>
+        </w:rPr>
+        <w:t>передать сведения на сайт</w:t>
+      </w:r>
+      <w:r>
+        <w:t xml:space="preserve"> Минтруда (до или после регистрации — по вашему процессу).</w:t>
+      </w:r>
+    </w:p>
+    <w:p>
+      <w:r>
+        <w:rPr>
+          <w:b/>
+        </w:rPr>
+        <w:t>Что делать:</w:t>
       </w:r>
     </w:p>
     <w:p>
@@ -6158,38 +7598,199 @@
         <w:pStyle w:val="ListNumber"/>
       </w:pPr>
       <w:r>
-        <w:t xml:space="preserve">Для загрузки на портал: </w:t>
-      </w:r>
-      <w:r>
-        <w:rPr>
-          <w:b/>
-        </w:rPr>
-        <w:t>«Шаблон для загрузки на сайт…»</w:t>
-      </w:r>
-      <w:r>
-        <w:t>, сохранить xlsx и xml.</w:t>
-      </w:r>
-    </w:p>
-    <w:p>
-      <w:r>
-        <w:t xml:space="preserve">Подробнее про портал — </w:t>
-      </w:r>
-      <w:r>
-        <w:rPr>
-          <w:b/>
-        </w:rPr>
-        <w:t>ИНСТРУКЦИЯ_оформление_протоколов_Минтруд.md</w:t>
+        <w:t>Откройте пункт меню.</w:t>
+      </w:r>
+    </w:p>
+    <w:p>
+      <w:pPr>
+        <w:pStyle w:val="ListNumber"/>
+      </w:pPr>
+      <w:r>
+        <w:t xml:space="preserve">В списке — записи из </w:t>
+      </w:r>
+      <w:r>
+        <w:rPr>
+          <w:b/>
+        </w:rPr>
+        <w:t>журнала</w:t>
+      </w:r>
+      <w:r>
+        <w:t xml:space="preserve"> протоколов. Выделите одну или несколько (</w:t>
+      </w:r>
+      <w:r>
+        <w:rPr>
+          <w:b/>
+        </w:rPr>
+        <w:t>Ctrl</w:t>
+      </w:r>
+      <w:r>
+        <w:t xml:space="preserve">, </w:t>
+      </w:r>
+      <w:r>
+        <w:rPr>
+          <w:b/>
+        </w:rPr>
+        <w:t>Shift</w:t>
+      </w:r>
+      <w:r>
+        <w:t>).</w:t>
+      </w:r>
+    </w:p>
+    <w:p>
+      <w:pPr>
+        <w:pStyle w:val="ListNumber"/>
+      </w:pPr>
+      <w:r>
+        <w:t xml:space="preserve">Кнопки </w:t>
+      </w:r>
+      <w:r>
+        <w:rPr>
+          <w:b/>
+        </w:rPr>
+        <w:t>«Выбрать все»</w:t>
+      </w:r>
+      <w:r>
+        <w:t xml:space="preserve"> / </w:t>
+      </w:r>
+      <w:r>
+        <w:rPr>
+          <w:b/>
+        </w:rPr>
+        <w:t>«Снять выбор»</w:t>
+      </w:r>
+      <w:r>
+        <w:t xml:space="preserve"> — для удобства.</w:t>
+      </w:r>
+    </w:p>
+    <w:p>
+      <w:pPr>
+        <w:pStyle w:val="ListNumber"/>
+      </w:pPr>
+      <w:r>
+        <w:t xml:space="preserve">Нажмите </w:t>
+      </w:r>
+      <w:r>
+        <w:rPr>
+          <w:b/>
+        </w:rPr>
+        <w:t>«Выгрузить…»</w:t>
+      </w:r>
+      <w:r>
+        <w:t>, укажите имя файла.</w:t>
+      </w:r>
+    </w:p>
+    <w:p>
+      <w:pPr>
+        <w:pStyle w:val="ListNumber"/>
+      </w:pPr>
+      <w:r>
+        <w:t xml:space="preserve">Программа заполнит таблицу </w:t>
+      </w:r>
+      <w:r>
+        <w:rPr>
+          <w:b/>
+        </w:rPr>
+        <w:t>Шаблон_Минтруд_XSD_УМН.xlsx</w:t>
+      </w:r>
+      <w:r>
+        <w:t xml:space="preserve"> и создаст рядом файл </w:t>
+      </w:r>
+      <w:r>
+        <w:rPr>
+          <w:b/>
+        </w:rPr>
+        <w:t>.xml</w:t>
+      </w:r>
+      <w:r>
+        <w:t xml:space="preserve"> с теми же данными.</w:t>
+      </w:r>
+    </w:p>
+    <w:p>
+      <w:r>
+        <w:t xml:space="preserve">Файлы обычно сохраняют в папку </w:t>
+      </w:r>
+      <w:r>
+        <w:rPr>
+          <w:b/>
+        </w:rPr>
+        <w:t>Mintrud/</w:t>
+      </w:r>
+      <w:r>
+        <w:t xml:space="preserve"> рядом с программой.</w:t>
+      </w:r>
+    </w:p>
+    <w:p>
+      <w:r>
+        <w:rPr>
+          <w:b/>
+        </w:rPr>
+        <w:t>Перед выгрузкой</w:t>
+      </w:r>
+      <w:r>
+        <w:t xml:space="preserve"> заполните </w:t>
+      </w:r>
+      <w:r>
+        <w:rPr>
+          <w:b/>
+        </w:rPr>
+        <w:t>реквизиты работодателя</w:t>
+      </w:r>
+      <w:r>
+        <w:t xml:space="preserve"> (пункт 1). СНИЛС в журнал не хранится — программа подставит его из Excel с сотрудниками, если ФИО совпало.</w:t>
+      </w:r>
+    </w:p>
+    <w:p>
+      <w:r>
+        <w:t xml:space="preserve">Подробнее про работу на самом портале — </w:t>
+      </w:r>
+      <w:r>
+        <w:rPr>
+          <w:b/>
+        </w:rPr>
+        <w:t>ИНСТРУКЦИЯ_оформление_протоколов_Минтруд.docx</w:t>
       </w:r>
       <w:r>
         <w:t>.</w:t>
       </w:r>
     </w:p>
+    <w:p/>
+    <w:p>
+      <w:pPr>
+        <w:pStyle w:val="Heading1"/>
+      </w:pPr>
+      <w:r>
+        <w:t>22. Подстановка номеров из реестра Минтруда (пошагово)</w:t>
+      </w:r>
+    </w:p>
+    <w:p>
+      <w:r>
+        <w:t xml:space="preserve">Ниже — </w:t>
+      </w:r>
+      <w:r>
+        <w:rPr>
+          <w:b/>
+        </w:rPr>
+        <w:t>полный порядок</w:t>
+      </w:r>
+      <w:r>
+        <w:t xml:space="preserve"> для обычного протокола (не технического), когда нужны </w:t>
+      </w:r>
+      <w:r>
+        <w:rPr>
+          <w:b/>
+        </w:rPr>
+        <w:t>регистрационные номера</w:t>
+      </w:r>
+      <w:r>
+        <w:t xml:space="preserve"> в таблице Word.</w:t>
+      </w:r>
+    </w:p>
     <w:p>
       <w:pPr>
         <w:pStyle w:val="Heading2"/>
       </w:pPr>
       <w:r>
-        <w:t>Как программа ищет номер в реестре (коротко)</w:t>
+        <w:t>Этап А. До проверки (первичное формирование)</w:t>
       </w:r>
     </w:p>
     <w:p>
@@ -6197,16 +7798,13 @@
         <w:pStyle w:val="ListNumber"/>
       </w:pPr>
       <w:r>
-        <w:t xml:space="preserve">Сначала </w:t>
-      </w:r>
-      <w:r>
-        <w:rPr>
-          <w:b/>
-        </w:rPr>
-        <w:t>СНИЛС</w:t>
-      </w:r>
-      <w:r>
-        <w:t xml:space="preserve"> (если есть).</w:t>
+        <w:rPr>
+          <w:b/>
+        </w:rPr>
+        <w:t>F5</w:t>
+      </w:r>
+      <w:r>
+        <w:t xml:space="preserve"> — обновить Excel.</w:t>
       </w:r>
     </w:p>
     <w:p>
@@ -6214,16 +7812,7 @@
         <w:pStyle w:val="ListNumber"/>
       </w:pPr>
       <w:r>
-        <w:t xml:space="preserve">Иначе </w:t>
-      </w:r>
-      <w:r>
-        <w:rPr>
-          <w:b/>
-        </w:rPr>
-        <w:t>ФИО</w:t>
-      </w:r>
-      <w:r>
-        <w:t xml:space="preserve"> + номер протокола + программа.</w:t>
+        <w:t>Выбрать сотрудника, программы, дату, номер протокола.</w:t>
       </w:r>
     </w:p>
     <w:p>
@@ -6231,25 +7820,22 @@
         <w:pStyle w:val="ListNumber"/>
       </w:pPr>
       <w:r>
-        <w:t xml:space="preserve">Для программы </w:t>
-      </w:r>
-      <w:r>
-        <w:rPr>
-          <w:b/>
-        </w:rPr>
-        <w:t>«Б»</w:t>
-      </w:r>
-      <w:r>
-        <w:t xml:space="preserve"> при нескольких строках важно </w:t>
-      </w:r>
-      <w:r>
-        <w:rPr>
-          <w:b/>
-        </w:rPr>
-        <w:t>совпадение должности</w:t>
-      </w:r>
-      <w:r>
-        <w:t xml:space="preserve"> в реестре.</w:t>
+        <w:rPr>
+          <w:b/>
+        </w:rPr>
+        <w:t>«Сформировать протокол»</w:t>
+      </w:r>
+      <w:r>
+        <w:t xml:space="preserve"> → </w:t>
+      </w:r>
+      <w:r>
+        <w:rPr>
+          <w:b/>
+        </w:rPr>
+        <w:t>«Сохранить в DOCX»</w:t>
+      </w:r>
+      <w:r>
+        <w:t>.</w:t>
       </w:r>
     </w:p>
     <w:p>
@@ -6257,43 +7843,192 @@
         <w:pStyle w:val="ListNumber"/>
       </w:pPr>
       <w:r>
-        <w:t xml:space="preserve">Для </w:t>
-      </w:r>
-      <w:r>
-        <w:rPr>
-          <w:b/>
-        </w:rPr>
-        <w:t>ПП</w:t>
-      </w:r>
-      <w:r>
-        <w:t xml:space="preserve">, </w:t>
-      </w:r>
-      <w:r>
-        <w:rPr>
-          <w:b/>
-        </w:rPr>
-        <w:t>СИЗ</w:t>
-      </w:r>
-      <w:r>
-        <w:t xml:space="preserve">, </w:t>
-      </w:r>
-      <w:r>
-        <w:rPr>
-          <w:b/>
-        </w:rPr>
-        <w:t>«В»</w:t>
-      </w:r>
-      <w:r>
-        <w:t xml:space="preserve"> должность в реестре не обязательна, но помогает выбрать строку при нескольких совпадениях.</w:t>
-      </w:r>
-    </w:p>
-    <w:p/>
-    <w:p>
-      <w:pPr>
-        <w:pStyle w:val="Heading1"/>
-      </w:pPr>
-      <w:r>
-        <w:t>22. Меню «Справка»</w:t>
+        <w:t>Провести проверку знаний, оформить документы.</w:t>
+      </w:r>
+    </w:p>
+    <w:p>
+      <w:r>
+        <w:t xml:space="preserve">На этом этапе в таблице могут быть </w:t>
+      </w:r>
+      <w:r>
+        <w:rPr>
+          <w:b/>
+        </w:rPr>
+        <w:t>пустые</w:t>
+      </w:r>
+      <w:r>
+        <w:t xml:space="preserve"> ячейки номера реестра — это нормально, если регистрация на портале ещё впереди.</w:t>
+      </w:r>
+    </w:p>
+    <w:p>
+      <w:pPr>
+        <w:pStyle w:val="Heading2"/>
+      </w:pPr>
+      <w:r>
+        <w:t>Этап Б. После регистрации на портале</w:t>
+      </w:r>
+    </w:p>
+    <w:p>
+      <w:pPr>
+        <w:pStyle w:val="ListNumber"/>
+      </w:pPr>
+      <w:r>
+        <w:t xml:space="preserve">Зайдите на </w:t>
+      </w:r>
+      <w:r>
+        <w:rPr>
+          <w:b/>
+        </w:rPr>
+        <w:t>сайт Минтруда / АКОТ</w:t>
+      </w:r>
+      <w:r>
+        <w:t xml:space="preserve"> (как принято у вашей организации).</w:t>
+      </w:r>
+    </w:p>
+    <w:p>
+      <w:pPr>
+        <w:pStyle w:val="ListNumber"/>
+      </w:pPr>
+      <w:r>
+        <w:t xml:space="preserve">Скачайте файл </w:t>
+      </w:r>
+      <w:r>
+        <w:rPr>
+          <w:b/>
+        </w:rPr>
+        <w:t>«Реестр обученных»</w:t>
+      </w:r>
+      <w:r>
+        <w:t xml:space="preserve"> в формате Excel.</w:t>
+      </w:r>
+    </w:p>
+    <w:p>
+      <w:pPr>
+        <w:pStyle w:val="ListNumber"/>
+      </w:pPr>
+      <w:r>
+        <w:t xml:space="preserve">В программе: </w:t>
+      </w:r>
+      <w:r>
+        <w:rPr>
+          <w:b/>
+        </w:rPr>
+        <w:t>«Минтруд» → «Файл реестра обученных (.xlsx)…»</w:t>
+      </w:r>
+      <w:r>
+        <w:t xml:space="preserve"> → укажите этот файл.</w:t>
+      </w:r>
+    </w:p>
+    <w:p>
+      <w:pPr>
+        <w:pStyle w:val="ListNumber"/>
+      </w:pPr>
+      <w:r>
+        <w:t xml:space="preserve">На главном окне снова выберите </w:t>
+      </w:r>
+      <w:r>
+        <w:rPr>
+          <w:b/>
+        </w:rPr>
+        <w:t>тех же</w:t>
+      </w:r>
+      <w:r>
+        <w:t xml:space="preserve"> сотрудников, </w:t>
+      </w:r>
+      <w:r>
+        <w:rPr>
+          <w:b/>
+        </w:rPr>
+        <w:t>те же</w:t>
+      </w:r>
+      <w:r>
+        <w:t xml:space="preserve"> программы, </w:t>
+      </w:r>
+      <w:r>
+        <w:rPr>
+          <w:b/>
+        </w:rPr>
+        <w:t>ту же</w:t>
+      </w:r>
+      <w:r>
+        <w:t xml:space="preserve"> дату и </w:t>
+      </w:r>
+      <w:r>
+        <w:rPr>
+          <w:b/>
+        </w:rPr>
+        <w:t>тот же</w:t>
+      </w:r>
+      <w:r>
+        <w:t xml:space="preserve"> № протокола, что были при первом формировании.</w:t>
+      </w:r>
+    </w:p>
+    <w:p>
+      <w:pPr>
+        <w:pStyle w:val="ListNumber"/>
+      </w:pPr>
+      <w:r>
+        <w:t xml:space="preserve">Нажмите </w:t>
+      </w:r>
+      <w:r>
+        <w:rPr>
+          <w:b/>
+        </w:rPr>
+        <w:t>«Обновить протокол из реестра Минтруда»</w:t>
+      </w:r>
+      <w:r>
+        <w:t xml:space="preserve"> (или пункт меню </w:t>
+      </w:r>
+      <w:r>
+        <w:rPr>
+          <w:b/>
+        </w:rPr>
+        <w:t>«Пересформировать протокол…»</w:t>
+      </w:r>
+      <w:r>
+        <w:t>).</w:t>
+      </w:r>
+    </w:p>
+    <w:p>
+      <w:pPr>
+        <w:pStyle w:val="ListNumber"/>
+      </w:pPr>
+      <w:r>
+        <w:t xml:space="preserve">Проверьте предпросмотр → </w:t>
+      </w:r>
+      <w:r>
+        <w:rPr>
+          <w:b/>
+        </w:rPr>
+        <w:t>«Сохранить в DOCX»</w:t>
+      </w:r>
+      <w:r>
+        <w:t xml:space="preserve"> (можно перезаписать старый файл или сохранить новый).</w:t>
+      </w:r>
+    </w:p>
+    <w:p>
+      <w:pPr>
+        <w:pStyle w:val="ListNumber"/>
+      </w:pPr>
+      <w:r>
+        <w:t xml:space="preserve">Откройте Word — в таблице должны появиться </w:t>
+      </w:r>
+      <w:r>
+        <w:rPr>
+          <w:b/>
+        </w:rPr>
+        <w:t>номера из реестра</w:t>
+      </w:r>
+      <w:r>
+        <w:t>.</w:t>
+      </w:r>
+    </w:p>
+    <w:p>
+      <w:pPr>
+        <w:pStyle w:val="Heading2"/>
+      </w:pPr>
+      <w:r>
+        <w:t>Как программа находит нужную строку в файле реестра</w:t>
       </w:r>
     </w:p>
     <w:tbl>
@@ -6314,7 +8049,7 @@
           <w:p>
             <w:r/>
             <w:r>
-              <w:t>Пункт</w:t>
+              <w:t>Шаг</w:t>
             </w:r>
           </w:p>
         </w:tc>
@@ -6325,7 +8060,683 @@
           <w:p>
             <w:r/>
             <w:r>
+              <w:t>Что сравнивает</w:t>
+            </w:r>
+          </w:p>
+        </w:tc>
+      </w:tr>
+      <w:tr>
+        <w:tc>
+          <w:tcPr>
+            <w:tcW w:type="dxa" w:w="4320"/>
+          </w:tcPr>
+          <w:p>
+            <w:r/>
+            <w:r>
+              <w:t>1</w:t>
+            </w:r>
+          </w:p>
+        </w:tc>
+        <w:tc>
+          <w:tcPr>
+            <w:tcW w:type="dxa" w:w="4320"/>
+          </w:tcPr>
+          <w:p>
+            <w:r/>
+            <w:r>
+              <w:rPr>
+                <w:b/>
+              </w:rPr>
+              <w:t>СНИЛС</w:t>
+            </w:r>
+            <w:r>
+              <w:t xml:space="preserve"> (если есть и в Excel сотрудников, и в реестре)</w:t>
+            </w:r>
+          </w:p>
+        </w:tc>
+      </w:tr>
+      <w:tr>
+        <w:tc>
+          <w:tcPr>
+            <w:tcW w:type="dxa" w:w="4320"/>
+          </w:tcPr>
+          <w:p>
+            <w:r/>
+            <w:r>
+              <w:t>2</w:t>
+            </w:r>
+          </w:p>
+        </w:tc>
+        <w:tc>
+          <w:tcPr>
+            <w:tcW w:type="dxa" w:w="4320"/>
+          </w:tcPr>
+          <w:p>
+            <w:r/>
+            <w:r>
+              <w:rPr>
+                <w:b/>
+              </w:rPr>
+              <w:t>ФИО</w:t>
+            </w:r>
+            <w:r>
+              <w:t xml:space="preserve"> + </w:t>
+            </w:r>
+            <w:r>
+              <w:rPr>
+                <w:b/>
+              </w:rPr>
+              <w:t>номер протокола</w:t>
+            </w:r>
+            <w:r>
+              <w:t xml:space="preserve"> + </w:t>
+            </w:r>
+            <w:r>
+              <w:rPr>
+                <w:b/>
+              </w:rPr>
+              <w:t>программа</w:t>
+            </w:r>
+            <w:r>
+              <w:t xml:space="preserve"> (Б, ПП, СИЗ, В)</w:t>
+            </w:r>
+          </w:p>
+        </w:tc>
+      </w:tr>
+      <w:tr>
+        <w:tc>
+          <w:tcPr>
+            <w:tcW w:type="dxa" w:w="4320"/>
+          </w:tcPr>
+          <w:p>
+            <w:r/>
+            <w:r>
+              <w:t>3</w:t>
+            </w:r>
+          </w:p>
+        </w:tc>
+        <w:tc>
+          <w:tcPr>
+            <w:tcW w:type="dxa" w:w="4320"/>
+          </w:tcPr>
+          <w:p>
+            <w:r/>
+            <w:r>
+              <w:t xml:space="preserve">Для программы </w:t>
+            </w:r>
+            <w:r>
+              <w:rPr>
+                <w:b/>
+              </w:rPr>
+              <w:t>«Б»</w:t>
+            </w:r>
+            <w:r>
+              <w:t xml:space="preserve"> при нескольких строках — ещё </w:t>
+            </w:r>
+            <w:r>
+              <w:rPr>
+                <w:b/>
+              </w:rPr>
+              <w:t>должность</w:t>
+            </w:r>
+            <w:r>
+              <w:t xml:space="preserve"> (должна совпадать)</w:t>
+            </w:r>
+          </w:p>
+        </w:tc>
+      </w:tr>
+    </w:tbl>
+    <w:p>
+      <w:r>
+        <w:t xml:space="preserve">Если номер </w:t>
+      </w:r>
+      <w:r>
+        <w:rPr>
+          <w:b/>
+        </w:rPr>
+        <w:t>не нашёлся:</w:t>
+      </w:r>
+    </w:p>
+    <w:p>
+      <w:pPr>
+        <w:pStyle w:val="ListBullet"/>
+      </w:pPr>
+      <w:r>
+        <w:t>проверьте СНИЛС и ФИО в Excel и в реестре;</w:t>
+      </w:r>
+    </w:p>
+    <w:p>
+      <w:pPr>
+        <w:pStyle w:val="ListBullet"/>
+      </w:pPr>
+      <w:r>
+        <w:t>для «Б» — совпадение должности;</w:t>
+      </w:r>
+    </w:p>
+    <w:p>
+      <w:pPr>
+        <w:pStyle w:val="ListBullet"/>
+      </w:pPr>
+      <w:r>
+        <w:t xml:space="preserve">в настройках можно указать </w:t>
+      </w:r>
+      <w:r>
+        <w:rPr>
+          <w:b/>
+        </w:rPr>
+        <w:t>запасной регистрационный номер</w:t>
+      </w:r>
+      <w:r>
+        <w:t xml:space="preserve"> (поле «Регистрационный номер (вручную…)»).</w:t>
+      </w:r>
+    </w:p>
+    <w:p>
+      <w:pPr>
+        <w:pStyle w:val="Heading2"/>
+      </w:pPr>
+      <w:r>
+        <w:t>Этап В. Отправка данных на портал</w:t>
+      </w:r>
+    </w:p>
+    <w:p>
+      <w:pPr>
+        <w:pStyle w:val="ListNumber"/>
+      </w:pPr>
+      <w:r>
+        <w:rPr>
+          <w:b/>
+        </w:rPr>
+        <w:t>«Минтруд» → «Реквизиты работодателя…»</w:t>
+      </w:r>
+      <w:r>
+        <w:t xml:space="preserve"> — сохранить ИНН и название.</w:t>
+      </w:r>
+    </w:p>
+    <w:p>
+      <w:pPr>
+        <w:pStyle w:val="ListNumber"/>
+      </w:pPr>
+      <w:r>
+        <w:rPr>
+          <w:b/>
+        </w:rPr>
+        <w:t>«Минтруд» → «Шаблон для загрузки на сайт…»</w:t>
+      </w:r>
+      <w:r>
+        <w:t xml:space="preserve"> — выбрать записи из журнала, выгрузить xlsx и xml.</w:t>
+      </w:r>
+    </w:p>
+    <w:p>
+      <w:pPr>
+        <w:pStyle w:val="ListNumber"/>
+      </w:pPr>
+      <w:r>
+        <w:t xml:space="preserve">Загрузить файлы на портал </w:t>
+      </w:r>
+      <w:r>
+        <w:rPr>
+          <w:b/>
+        </w:rPr>
+        <w:t>по инструкции АКОТ</w:t>
+      </w:r>
+      <w:r>
+        <w:t xml:space="preserve"> (шаги на сайте меняются — смотрите официальную справку).</w:t>
+      </w:r>
+    </w:p>
+    <w:p>
+      <w:pPr>
+        <w:pStyle w:val="Heading2"/>
+      </w:pPr>
+      <w:r>
+        <w:t>Если скачали обновлённый реестр</w:t>
+      </w:r>
+    </w:p>
+    <w:p>
+      <w:pPr>
+        <w:pStyle w:val="ListNumber"/>
+      </w:pPr>
+      <w:r>
+        <w:t xml:space="preserve">Снова </w:t>
+      </w:r>
+      <w:r>
+        <w:rPr>
+          <w:b/>
+        </w:rPr>
+        <w:t>«Файл реестра обученных…»</w:t>
+      </w:r>
+      <w:r>
+        <w:t xml:space="preserve"> → указать </w:t>
+      </w:r>
+      <w:r>
+        <w:rPr>
+          <w:b/>
+        </w:rPr>
+        <w:t>новый</w:t>
+      </w:r>
+      <w:r>
+        <w:t xml:space="preserve"> файл (или заменить старый на диске и обновить путь).</w:t>
+      </w:r>
+    </w:p>
+    <w:p>
+      <w:pPr>
+        <w:pStyle w:val="ListNumber"/>
+      </w:pPr>
+      <w:r>
+        <w:t xml:space="preserve">На главном окне восстановить те же поля → </w:t>
+      </w:r>
+      <w:r>
+        <w:rPr>
+          <w:b/>
+        </w:rPr>
+        <w:t>«Обновить протокол из реестра Минтруда»</w:t>
+      </w:r>
+      <w:r>
+        <w:t>.</w:t>
+      </w:r>
+    </w:p>
+    <w:p/>
+    <w:p>
+      <w:pPr>
+        <w:pStyle w:val="Heading1"/>
+      </w:pPr>
+      <w:r>
+        <w:t>23. Меню «Справка» — все пункты</w:t>
+      </w:r>
+    </w:p>
+    <w:p>
+      <w:r>
+        <w:rPr>
+          <w:b/>
+        </w:rPr>
+        <w:t>Где:</w:t>
+      </w:r>
+      <w:r>
+        <w:t xml:space="preserve"> верхняя полоска → </w:t>
+      </w:r>
+      <w:r>
+        <w:rPr>
+          <w:b/>
+        </w:rPr>
+        <w:t>«Справка»</w:t>
+      </w:r>
+      <w:r>
+        <w:t>.</w:t>
+      </w:r>
+    </w:p>
+    <w:p>
+      <w:pPr>
+        <w:jc w:val="center"/>
+      </w:pPr>
+      <w:r>
+        <w:drawing>
+          <wp:inline xmlns:a="http://schemas.openxmlformats.org/drawingml/2006/main" xmlns:pic="http://schemas.openxmlformats.org/drawingml/2006/picture">
+            <wp:extent cx="5669280" cy="3239589"/>
+            <wp:docPr id="16" name="Picture 16"/>
+            <wp:cNvGraphicFramePr>
+              <a:graphicFrameLocks noChangeAspect="1"/>
+            </wp:cNvGraphicFramePr>
+            <a:graphic>
+              <a:graphicData uri="http://schemas.openxmlformats.org/drawingml/2006/picture">
+                <pic:pic>
+                  <pic:nvPicPr>
+                    <pic:cNvPr id="0" name="12_menu_administraciya.png"/>
+                    <pic:cNvPicPr/>
+                  </pic:nvPicPr>
+                  <pic:blipFill>
+                    <a:blip r:embed="rId13"/>
+                    <a:stretch>
+                      <a:fillRect/>
+                    </a:stretch>
+                  </pic:blipFill>
+                  <pic:spPr>
+                    <a:xfrm>
+                      <a:off x="0" y="0"/>
+                      <a:ext cx="5669280" cy="3239589"/>
+                    </a:xfrm>
+                    <a:prstGeom prst="rect"/>
+                  </pic:spPr>
+                </pic:pic>
+              </a:graphicData>
+            </a:graphic>
+          </wp:inline>
+        </w:drawing>
+      </w:r>
+    </w:p>
+    <w:p>
+      <w:pPr>
+        <w:jc w:val="center"/>
+      </w:pPr>
+      <w:r>
+        <w:rPr>
+          <w:i/>
+          <w:sz w:val="22"/>
+        </w:rPr>
+        <w:t>Рис. 20. Меню «Справка»</w:t>
+      </w:r>
+    </w:p>
+    <w:tbl>
+      <w:tblPr>
+        <w:tblStyle w:val="TableGrid"/>
+        <w:tblW w:type="auto" w:w="0"/>
+        <w:tblLook w:firstColumn="1" w:firstRow="1" w:lastColumn="0" w:lastRow="0" w:noHBand="0" w:noVBand="1" w:val="04A0"/>
+      </w:tblPr>
+      <w:tblGrid>
+        <w:gridCol w:w="2880"/>
+        <w:gridCol w:w="2880"/>
+        <w:gridCol w:w="2880"/>
+      </w:tblGrid>
+      <w:tr>
+        <w:tc>
+          <w:tcPr>
+            <w:tcW w:type="dxa" w:w="2880"/>
+          </w:tcPr>
+          <w:p>
+            <w:r/>
+            <w:r>
+              <w:t>№</w:t>
+            </w:r>
+          </w:p>
+        </w:tc>
+        <w:tc>
+          <w:tcPr>
+            <w:tcW w:type="dxa" w:w="2880"/>
+          </w:tcPr>
+          <w:p>
+            <w:r/>
+            <w:r>
+              <w:t>Пункт</w:t>
+            </w:r>
+          </w:p>
+        </w:tc>
+        <w:tc>
+          <w:tcPr>
+            <w:tcW w:type="dxa" w:w="2880"/>
+          </w:tcPr>
+          <w:p>
+            <w:r/>
+            <w:r>
               <w:t>Зачем</w:t>
+            </w:r>
+          </w:p>
+        </w:tc>
+      </w:tr>
+      <w:tr>
+        <w:tc>
+          <w:tcPr>
+            <w:tcW w:type="dxa" w:w="2880"/>
+          </w:tcPr>
+          <w:p>
+            <w:r/>
+            <w:r>
+              <w:t>1</w:t>
+            </w:r>
+          </w:p>
+        </w:tc>
+        <w:tc>
+          <w:tcPr>
+            <w:tcW w:type="dxa" w:w="2880"/>
+          </w:tcPr>
+          <w:p>
+            <w:r/>
+            <w:r>
+              <w:rPr>
+                <w:b/>
+              </w:rPr>
+              <w:t>Справка и FAQ…</w:t>
+            </w:r>
+          </w:p>
+        </w:tc>
+        <w:tc>
+          <w:tcPr>
+            <w:tcW w:type="dxa" w:w="2880"/>
+          </w:tcPr>
+          <w:p>
+            <w:r/>
+            <w:r>
+              <w:t>Ответы на частые вопросы, можно искать по слову</w:t>
+            </w:r>
+          </w:p>
+        </w:tc>
+      </w:tr>
+      <w:tr>
+        <w:tc>
+          <w:tcPr>
+            <w:tcW w:type="dxa" w:w="2880"/>
+          </w:tcPr>
+          <w:p>
+            <w:r/>
+            <w:r>
+              <w:t>2</w:t>
+            </w:r>
+          </w:p>
+        </w:tc>
+        <w:tc>
+          <w:tcPr>
+            <w:tcW w:type="dxa" w:w="2880"/>
+          </w:tcPr>
+          <w:p>
+            <w:r/>
+            <w:r>
+              <w:rPr>
+                <w:b/>
+              </w:rPr>
+              <w:t>Горячие клавиши…</w:t>
+            </w:r>
+          </w:p>
+        </w:tc>
+        <w:tc>
+          <w:tcPr>
+            <w:tcW w:type="dxa" w:w="2880"/>
+          </w:tcPr>
+          <w:p>
+            <w:r/>
+            <w:r>
+              <w:t>Памятка по клавишам F5, Ctrl+F и др.</w:t>
+            </w:r>
+          </w:p>
+        </w:tc>
+      </w:tr>
+      <w:tr>
+        <w:tc>
+          <w:tcPr>
+            <w:tcW w:type="dxa" w:w="2880"/>
+          </w:tcPr>
+          <w:p>
+            <w:r/>
+            <w:r>
+              <w:t>3</w:t>
+            </w:r>
+          </w:p>
+        </w:tc>
+        <w:tc>
+          <w:tcPr>
+            <w:tcW w:type="dxa" w:w="2880"/>
+          </w:tcPr>
+          <w:p>
+            <w:r/>
+            <w:r>
+              <w:rPr>
+                <w:b/>
+              </w:rPr>
+              <w:t>О программе…</w:t>
+            </w:r>
+          </w:p>
+        </w:tc>
+        <w:tc>
+          <w:tcPr>
+            <w:tcW w:type="dxa" w:w="2880"/>
+          </w:tcPr>
+          <w:p>
+            <w:r/>
+            <w:r>
+              <w:t>Версия, разработчик, e-mail для связи</w:t>
+            </w:r>
+          </w:p>
+        </w:tc>
+      </w:tr>
+    </w:tbl>
+    <w:p>
+      <w:pPr>
+        <w:pStyle w:val="Heading2"/>
+      </w:pPr>
+      <w:r>
+        <w:t>Пункт 1 — «Справка и FAQ…»</w:t>
+      </w:r>
+    </w:p>
+    <w:p>
+      <w:pPr>
+        <w:jc w:val="center"/>
+      </w:pPr>
+      <w:r>
+        <w:drawing>
+          <wp:inline xmlns:a="http://schemas.openxmlformats.org/drawingml/2006/main" xmlns:pic="http://schemas.openxmlformats.org/drawingml/2006/picture">
+            <wp:extent cx="5669280" cy="4211465"/>
+            <wp:docPr id="17" name="Picture 17"/>
+            <wp:cNvGraphicFramePr>
+              <a:graphicFrameLocks noChangeAspect="1"/>
+            </wp:cNvGraphicFramePr>
+            <a:graphic>
+              <a:graphicData uri="http://schemas.openxmlformats.org/drawingml/2006/picture">
+                <pic:pic>
+                  <pic:nvPicPr>
+                    <pic:cNvPr id="0" name="10_spravka_faq.png"/>
+                    <pic:cNvPicPr/>
+                  </pic:nvPicPr>
+                  <pic:blipFill>
+                    <a:blip r:embed="rId21"/>
+                    <a:stretch>
+                      <a:fillRect/>
+                    </a:stretch>
+                  </pic:blipFill>
+                  <pic:spPr>
+                    <a:xfrm>
+                      <a:off x="0" y="0"/>
+                      <a:ext cx="5669280" cy="4211465"/>
+                    </a:xfrm>
+                    <a:prstGeom prst="rect"/>
+                  </pic:spPr>
+                </pic:pic>
+              </a:graphicData>
+            </a:graphic>
+          </wp:inline>
+        </w:drawing>
+      </w:r>
+    </w:p>
+    <w:p>
+      <w:pPr>
+        <w:jc w:val="center"/>
+      </w:pPr>
+      <w:r>
+        <w:rPr>
+          <w:i/>
+          <w:sz w:val="22"/>
+        </w:rPr>
+        <w:t>Рис. 21. Окно «Справка и FAQ»</w:t>
+      </w:r>
+    </w:p>
+    <w:p>
+      <w:r>
+        <w:t xml:space="preserve">Большое окно с текстом подсказок. Вверху — </w:t>
+      </w:r>
+      <w:r>
+        <w:rPr>
+          <w:b/>
+        </w:rPr>
+        <w:t>поле поиска</w:t>
+      </w:r>
+      <w:r>
+        <w:t>: введите слово (например, «Минтруд», «PDF», «комиссия») — список сузится.</w:t>
+      </w:r>
+    </w:p>
+    <w:p>
+      <w:pPr>
+        <w:pStyle w:val="Heading2"/>
+      </w:pPr>
+      <w:r>
+        <w:t>Пункт 2 — «Горячие клавиши…»</w:t>
+      </w:r>
+    </w:p>
+    <w:p>
+      <w:pPr>
+        <w:jc w:val="center"/>
+      </w:pPr>
+      <w:r>
+        <w:drawing>
+          <wp:inline xmlns:a="http://schemas.openxmlformats.org/drawingml/2006/main" xmlns:pic="http://schemas.openxmlformats.org/drawingml/2006/picture">
+            <wp:extent cx="5669280" cy="2216752"/>
+            <wp:docPr id="18" name="Picture 18"/>
+            <wp:cNvGraphicFramePr>
+              <a:graphicFrameLocks noChangeAspect="1"/>
+            </wp:cNvGraphicFramePr>
+            <a:graphic>
+              <a:graphicData uri="http://schemas.openxmlformats.org/drawingml/2006/picture">
+                <pic:pic>
+                  <pic:nvPicPr>
+                    <pic:cNvPr id="0" name="16_goryachie_klavishi.png"/>
+                    <pic:cNvPicPr/>
+                  </pic:nvPicPr>
+                  <pic:blipFill>
+                    <a:blip r:embed="rId22"/>
+                    <a:stretch>
+                      <a:fillRect/>
+                    </a:stretch>
+                  </pic:blipFill>
+                  <pic:spPr>
+                    <a:xfrm>
+                      <a:off x="0" y="0"/>
+                      <a:ext cx="5669280" cy="2216752"/>
+                    </a:xfrm>
+                    <a:prstGeom prst="rect"/>
+                  </pic:spPr>
+                </pic:pic>
+              </a:graphicData>
+            </a:graphic>
+          </wp:inline>
+        </w:drawing>
+      </w:r>
+    </w:p>
+    <w:p>
+      <w:pPr>
+        <w:jc w:val="center"/>
+      </w:pPr>
+      <w:r>
+        <w:rPr>
+          <w:i/>
+          <w:sz w:val="22"/>
+        </w:rPr>
+        <w:t>Рис. 22. Список горячих клавиш</w:t>
+      </w:r>
+    </w:p>
+    <w:tbl>
+      <w:tblPr>
+        <w:tblStyle w:val="TableGrid"/>
+        <w:tblW w:type="auto" w:w="0"/>
+        <w:tblLook w:firstColumn="1" w:firstRow="1" w:lastColumn="0" w:lastRow="0" w:noHBand="0" w:noVBand="1" w:val="04A0"/>
+      </w:tblPr>
+      <w:tblGrid>
+        <w:gridCol w:w="4320"/>
+        <w:gridCol w:w="4320"/>
+      </w:tblGrid>
+      <w:tr>
+        <w:tc>
+          <w:tcPr>
+            <w:tcW w:type="dxa" w:w="4320"/>
+          </w:tcPr>
+          <w:p>
+            <w:r/>
+            <w:r>
+              <w:t>Клавиша</w:t>
+            </w:r>
+          </w:p>
+        </w:tc>
+        <w:tc>
+          <w:tcPr>
+            <w:tcW w:type="dxa" w:w="4320"/>
+          </w:tcPr>
+          <w:p>
+            <w:r/>
+            <w:r>
+              <w:t>Действие</w:t>
             </w:r>
           </w:p>
         </w:tc>
@@ -6341,7 +8752,7 @@
               <w:rPr>
                 <w:b/>
               </w:rPr>
-              <w:t>Справка и FAQ…</w:t>
+              <w:t>F5</w:t>
             </w:r>
           </w:p>
         </w:tc>
@@ -6352,7 +8763,7 @@
           <w:p>
             <w:r/>
             <w:r>
-              <w:t>Поиск по тексту FAQ</w:t>
+              <w:t>Обновить базы с диска</w:t>
             </w:r>
           </w:p>
         </w:tc>
@@ -6368,7 +8779,7 @@
               <w:rPr>
                 <w:b/>
               </w:rPr>
-              <w:t>Горячие клавиши…</w:t>
+              <w:t>Ctrl+F</w:t>
             </w:r>
           </w:p>
         </w:tc>
@@ -6379,7 +8790,7 @@
           <w:p>
             <w:r/>
             <w:r>
-              <w:t>F5, Ctrl+F, Ctrl+V, выбор в списке</w:t>
+              <w:t>Перейти в поле «Поиск» по сотрудникам</w:t>
             </w:r>
           </w:p>
         </w:tc>
@@ -6395,7 +8806,7 @@
               <w:rPr>
                 <w:b/>
               </w:rPr>
-              <w:t>О программе…</w:t>
+              <w:t>Ctrl+V</w:t>
             </w:r>
           </w:p>
         </w:tc>
@@ -6406,19 +8817,137 @@
           <w:p>
             <w:r/>
             <w:r>
-              <w:t>Версия (1.4), разработчик, почта для связи</w:t>
+              <w:t>Вставить текст в поле</w:t>
+            </w:r>
+          </w:p>
+        </w:tc>
+      </w:tr>
+      <w:tr>
+        <w:tc>
+          <w:tcPr>
+            <w:tcW w:type="dxa" w:w="4320"/>
+          </w:tcPr>
+          <w:p>
+            <w:r/>
+            <w:r>
+              <w:rPr>
+                <w:b/>
+              </w:rPr>
+              <w:t>Ctrl</w:t>
+            </w:r>
+            <w:r>
+              <w:t xml:space="preserve"> / </w:t>
+            </w:r>
+            <w:r>
+              <w:rPr>
+                <w:b/>
+              </w:rPr>
+              <w:t>Shift</w:t>
+            </w:r>
+          </w:p>
+        </w:tc>
+        <w:tc>
+          <w:tcPr>
+            <w:tcW w:type="dxa" w:w="4320"/>
+          </w:tcPr>
+          <w:p>
+            <w:r/>
+            <w:r>
+              <w:t>Выбрать несколько строк в списке</w:t>
             </w:r>
           </w:p>
         </w:tc>
       </w:tr>
     </w:tbl>
+    <w:p>
+      <w:pPr>
+        <w:pStyle w:val="Heading2"/>
+      </w:pPr>
+      <w:r>
+        <w:t>Пункт 3 — «О программе…»</w:t>
+      </w:r>
+    </w:p>
+    <w:p>
+      <w:pPr>
+        <w:jc w:val="center"/>
+      </w:pPr>
+      <w:r>
+        <w:drawing>
+          <wp:inline xmlns:a="http://schemas.openxmlformats.org/drawingml/2006/main" xmlns:pic="http://schemas.openxmlformats.org/drawingml/2006/picture">
+            <wp:extent cx="5669280" cy="3042778"/>
+            <wp:docPr id="19" name="Picture 19"/>
+            <wp:cNvGraphicFramePr>
+              <a:graphicFrameLocks noChangeAspect="1"/>
+            </wp:cNvGraphicFramePr>
+            <a:graphic>
+              <a:graphicData uri="http://schemas.openxmlformats.org/drawingml/2006/picture">
+                <pic:pic>
+                  <pic:nvPicPr>
+                    <pic:cNvPr id="0" name="11_o_programme.png"/>
+                    <pic:cNvPicPr/>
+                  </pic:nvPicPr>
+                  <pic:blipFill>
+                    <a:blip r:embed="rId23"/>
+                    <a:stretch>
+                      <a:fillRect/>
+                    </a:stretch>
+                  </pic:blipFill>
+                  <pic:spPr>
+                    <a:xfrm>
+                      <a:off x="0" y="0"/>
+                      <a:ext cx="5669280" cy="3042778"/>
+                    </a:xfrm>
+                    <a:prstGeom prst="rect"/>
+                  </pic:spPr>
+                </pic:pic>
+              </a:graphicData>
+            </a:graphic>
+          </wp:inline>
+        </w:drawing>
+      </w:r>
+    </w:p>
+    <w:p>
+      <w:pPr>
+        <w:jc w:val="center"/>
+      </w:pPr>
+      <w:r>
+        <w:rPr>
+          <w:i/>
+          <w:sz w:val="22"/>
+        </w:rPr>
+        <w:t>Рис. 23. Окно «О программе»</w:t>
+      </w:r>
+    </w:p>
+    <w:p>
+      <w:r>
+        <w:t xml:space="preserve">Показывает </w:t>
+      </w:r>
+      <w:r>
+        <w:rPr>
+          <w:b/>
+        </w:rPr>
+        <w:t>номер версии</w:t>
+      </w:r>
+      <w:r>
+        <w:t xml:space="preserve"> (сверяйте с этой инструкцией), имя разработчика и </w:t>
+      </w:r>
+      <w:r>
+        <w:rPr>
+          <w:b/>
+        </w:rPr>
+        <w:t>адрес почты</w:t>
+      </w:r>
+      <w:r>
+        <w:t xml:space="preserve"> — можно написать, если что-то не работает.</w:t>
+      </w:r>
+    </w:p>
     <w:p/>
     <w:p>
       <w:pPr>
         <w:pStyle w:val="Heading1"/>
       </w:pPr>
       <w:r>
-        <w:t>23. Один полный пример: от начала до файла на диске</w:t>
+        <w:t>24. Один полный пример: от начала до файла на диске</w:t>
       </w:r>
     </w:p>
     <w:p>
@@ -6476,9 +9005,6 @@
         </w:rPr>
         <w:t>Иванов И.И.</w:t>
       </w:r>
-      <w:r>
-        <w:t xml:space="preserve"> (при необходимости развернуть группу подразделения).</w:t>
-      </w:r>
     </w:p>
     <w:p>
       <w:pPr>
@@ -6643,16 +9169,7 @@
         <w:pStyle w:val="ListNumber"/>
       </w:pPr>
       <w:r>
-        <w:t xml:space="preserve">Открыть файл в Word — документ </w:t>
-      </w:r>
-      <w:r>
-        <w:rPr>
-          <w:b/>
-        </w:rPr>
-        <w:t>доступен для правки</w:t>
-      </w:r>
-      <w:r>
-        <w:t>; проверить таблицу и подписи.</w:t>
+        <w:t>Открыть файл в Word — проверить таблицу и подписи.</w:t>
       </w:r>
     </w:p>
     <w:p>
@@ -6683,7 +9200,7 @@
         <w:pStyle w:val="Heading1"/>
       </w:pPr>
       <w:r>
-        <w:t>24. Частые ошибки и что делать</w:t>
+        <w:t>25. Частые ошибки и что делать</w:t>
       </w:r>
     </w:p>
     <w:tbl>
@@ -6886,40 +9403,16 @@
           <w:p>
             <w:r/>
             <w:r>
-              <w:t xml:space="preserve">В шаблоне есть маркеры </w:t>
-            </w:r>
-            <w:r>
-              <w:rPr>
-                <w:b/>
-              </w:rPr>
-              <w:t>1.1</w:t>
-            </w:r>
-            <w:r>
-              <w:t xml:space="preserve">, </w:t>
-            </w:r>
-            <w:r>
-              <w:rPr>
-                <w:b/>
-              </w:rPr>
-              <w:t>2.1</w:t>
-            </w:r>
-            <w:r>
-              <w:t xml:space="preserve"> и слово </w:t>
-            </w:r>
-            <w:r>
-              <w:rPr>
-                <w:b/>
-              </w:rPr>
-              <w:t>ФИО</w:t>
-            </w:r>
-            <w:r>
-              <w:t xml:space="preserve"> во 2-й колонке — см. </w:t>
+              <w:t xml:space="preserve">В бланке есть нужные метки — см. </w:t>
             </w:r>
             <w:r>
               <w:rPr>
                 <w:b/>
               </w:rPr>
               <w:t>«Переменные шаблона»</w:t>
+            </w:r>
+            <w:r>
+              <w:t xml:space="preserve"> в настройках</w:t>
             </w:r>
           </w:p>
         </w:tc>
@@ -6943,7 +9436,79 @@
           <w:p>
             <w:r/>
             <w:r>
-              <w:t>Указан файл реестра? Совпадают СНИЛС/ФИО/№ протокола? Для «Б» — должность?</w:t>
+              <w:t>Указан файл реестра? Совпадают СНИЛС/ФИО/№ протокола? Для «Б» — должность? Те же программы на экране, что при регистрации?</w:t>
+            </w:r>
+          </w:p>
+        </w:tc>
+      </w:tr>
+      <w:tr>
+        <w:tc>
+          <w:tcPr>
+            <w:tcW w:type="dxa" w:w="4320"/>
+          </w:tcPr>
+          <w:p>
+            <w:r/>
+            <w:r>
+              <w:t>«Сначала укажите файл реестра…»</w:t>
+            </w:r>
+          </w:p>
+        </w:tc>
+        <w:tc>
+          <w:tcPr>
+            <w:tcW w:type="dxa" w:w="4320"/>
+          </w:tcPr>
+          <w:p>
+            <w:r/>
+            <w:r>
+              <w:rPr>
+                <w:b/>
+              </w:rPr>
+              <w:t>«Минтруд» → «Файл реестра обученных»</w:t>
+            </w:r>
+            <w:r>
+              <w:t xml:space="preserve"> или блок в настройках</w:t>
+            </w:r>
+          </w:p>
+        </w:tc>
+      </w:tr>
+      <w:tr>
+        <w:tc>
+          <w:tcPr>
+            <w:tcW w:type="dxa" w:w="4320"/>
+          </w:tcPr>
+          <w:p>
+            <w:r/>
+            <w:r>
+              <w:t>Реестр не работает в тех. протоколе</w:t>
+            </w:r>
+          </w:p>
+        </w:tc>
+        <w:tc>
+          <w:tcPr>
+            <w:tcW w:type="dxa" w:w="4320"/>
+          </w:tcPr>
+          <w:p>
+            <w:r/>
+            <w:r>
+              <w:t xml:space="preserve">Для </w:t>
+            </w:r>
+            <w:r>
+              <w:rPr>
+                <w:b/>
+              </w:rPr>
+              <w:t>технического</w:t>
+            </w:r>
+            <w:r>
+              <w:t xml:space="preserve"> протокола реестр </w:t>
+            </w:r>
+            <w:r>
+              <w:rPr>
+                <w:b/>
+              </w:rPr>
+              <w:t>не предусмотрен</w:t>
+            </w:r>
+            <w:r>
+              <w:t xml:space="preserve"> — это нормально</w:t>
             </w:r>
           </w:p>
         </w:tc>
@@ -6962,7 +9527,7 @@
               <w:rPr>
                 <w:b/>
               </w:rPr>
-              <w:t>шаблон</w:t>
+              <w:t>бланк</w:t>
             </w:r>
           </w:p>
         </w:tc>
@@ -7103,7 +9668,7 @@
           <w:p>
             <w:r/>
             <w:r>
-              <w:t>После переноса exe «ничего не находит»</w:t>
+              <w:t>После переноса программы «ничего не находит»</w:t>
             </w:r>
           </w:p>
         </w:tc>
@@ -7123,7 +9688,7 @@
               <w:t>всю папку</w:t>
             </w:r>
             <w:r>
-              <w:t xml:space="preserve"> сборки, не один exe</w:t>
+              <w:t xml:space="preserve"> сборки, не один файл</w:t>
             </w:r>
           </w:p>
         </w:tc>
@@ -7147,26 +9712,12 @@
           <w:p>
             <w:r/>
             <w:r>
-              <w:t>Так задумано — откройте сохранённый DOCX или сформируйте снова</w:t>
+              <w:t>Так задумано — откройте сохранённый Word или сформируйте снова</w:t>
             </w:r>
           </w:p>
         </w:tc>
       </w:tr>
     </w:tbl>
-    <w:p>
-      <w:r>
-        <w:t xml:space="preserve">Технические подробности и сборка — </w:t>
-      </w:r>
-      <w:r>
-        <w:rPr>
-          <w:b/>
-        </w:rPr>
-        <w:t>README.md</w:t>
-      </w:r>
-      <w:r>
-        <w:t xml:space="preserve"> (для IT-специалиста).</w:t>
-      </w:r>
-    </w:p>
     <w:p/>
     <w:p>
       <w:r>

--- a/эталон_сборки/data/ПОДРОБНАЯ_ИНСТРУКЦИЯ_для_пользователя.docx
+++ b/эталон_сборки/data/ПОДРОБНАЯ_ИНСТРУКЦИЯ_для_пользователя.docx
@@ -18,7 +18,7 @@
         <w:t>Версия программы:</w:t>
       </w:r>
       <w:r>
-        <w:t xml:space="preserve"> 1.4 (смотрите </w:t>
+        <w:t xml:space="preserve"> 1.5 (смотрите </w:t>
       </w:r>
       <w:r>
         <w:rPr>
@@ -87,6 +87,29 @@
       </w:r>
       <w:r>
         <w:t>).</w:t>
+      </w:r>
+    </w:p>
+    <w:p>
+      <w:r>
+        <w:t xml:space="preserve">История изменений по версиям — </w:t>
+      </w:r>
+      <w:r>
+        <w:rPr>
+          <w:b/>
+        </w:rPr>
+        <w:t>«Справка» → «Журнал доработок…»</w:t>
+      </w:r>
+      <w:r>
+        <w:t xml:space="preserve"> или файл </w:t>
+      </w:r>
+      <w:r>
+        <w:rPr>
+          <w:b/>
+        </w:rPr>
+        <w:t>ЖУРНАЛ_ДОРАБОТОК.md</w:t>
+      </w:r>
+      <w:r>
+        <w:t>.</w:t>
       </w:r>
     </w:p>
     <w:p/>
@@ -5913,6 +5936,26 @@
         <w:t>, время записи.</w:t>
       </w:r>
     </w:p>
+    <w:p>
+      <w:r>
+        <w:rPr>
+          <w:b/>
+        </w:rPr>
+        <w:t>С версии 1.5:</w:t>
+      </w:r>
+      <w:r>
+        <w:t xml:space="preserve"> при повторном формировании того же протокола (тот же № и дата) запись </w:t>
+      </w:r>
+      <w:r>
+        <w:rPr>
+          <w:b/>
+        </w:rPr>
+        <w:t>обновляется</w:t>
+      </w:r>
+      <w:r>
+        <w:t>, дубли в списке не показываются. Старые дубликаты удаляются из базы при запуске программы.</w:t>
+      </w:r>
+    </w:p>
     <w:tbl>
       <w:tblPr>
         <w:tblStyle w:val="TableGrid"/>
@@ -6230,6 +6273,182 @@
         <w:pStyle w:val="Heading2"/>
       </w:pPr>
       <w:r>
+        <w:t>Сохранённые профили комиссии (с 1.5)</w:t>
+      </w:r>
+    </w:p>
+    <w:p>
+      <w:r>
+        <w:t xml:space="preserve">Вверху окна — </w:t>
+      </w:r>
+      <w:r>
+        <w:rPr>
+          <w:b/>
+        </w:rPr>
+        <w:t>название профиля</w:t>
+      </w:r>
+      <w:r>
+        <w:t xml:space="preserve"> (подразделение), например «НПС и ЦТТ»:</w:t>
+      </w:r>
+    </w:p>
+    <w:tbl>
+      <w:tblPr>
+        <w:tblStyle w:val="TableGrid"/>
+        <w:tblW w:type="auto" w:w="0"/>
+        <w:tblLook w:firstColumn="1" w:firstRow="1" w:lastColumn="0" w:lastRow="0" w:noHBand="0" w:noVBand="1" w:val="04A0"/>
+      </w:tblPr>
+      <w:tblGrid>
+        <w:gridCol w:w="4320"/>
+        <w:gridCol w:w="4320"/>
+      </w:tblGrid>
+      <w:tr>
+        <w:tc>
+          <w:tcPr>
+            <w:tcW w:type="dxa" w:w="4320"/>
+          </w:tcPr>
+          <w:p>
+            <w:r/>
+            <w:r>
+              <w:t>Элемент</w:t>
+            </w:r>
+          </w:p>
+        </w:tc>
+        <w:tc>
+          <w:tcPr>
+            <w:tcW w:type="dxa" w:w="4320"/>
+          </w:tcPr>
+          <w:p>
+            <w:r/>
+            <w:r>
+              <w:t>Действие</w:t>
+            </w:r>
+          </w:p>
+        </w:tc>
+      </w:tr>
+      <w:tr>
+        <w:tc>
+          <w:tcPr>
+            <w:tcW w:type="dxa" w:w="4320"/>
+          </w:tcPr>
+          <w:p>
+            <w:r/>
+            <w:r>
+              <w:t>Выпадающий список / поле названия</w:t>
+            </w:r>
+          </w:p>
+        </w:tc>
+        <w:tc>
+          <w:tcPr>
+            <w:tcW w:type="dxa" w:w="4320"/>
+          </w:tcPr>
+          <w:p>
+            <w:r/>
+            <w:r>
+              <w:t>Выбор или ввод имени профиля</w:t>
+            </w:r>
+          </w:p>
+        </w:tc>
+      </w:tr>
+      <w:tr>
+        <w:tc>
+          <w:tcPr>
+            <w:tcW w:type="dxa" w:w="4320"/>
+          </w:tcPr>
+          <w:p>
+            <w:r/>
+            <w:r>
+              <w:rPr>
+                <w:b/>
+              </w:rPr>
+              <w:t>Загрузить</w:t>
+            </w:r>
+          </w:p>
+        </w:tc>
+        <w:tc>
+          <w:tcPr>
+            <w:tcW w:type="dxa" w:w="4320"/>
+          </w:tcPr>
+          <w:p>
+            <w:r/>
+            <w:r>
+              <w:t>Подставить сохранённый приказ и состав</w:t>
+            </w:r>
+          </w:p>
+        </w:tc>
+      </w:tr>
+      <w:tr>
+        <w:tc>
+          <w:tcPr>
+            <w:tcW w:type="dxa" w:w="4320"/>
+          </w:tcPr>
+          <w:p>
+            <w:r/>
+            <w:r>
+              <w:rPr>
+                <w:b/>
+              </w:rPr>
+              <w:t>Удалить профиль</w:t>
+            </w:r>
+          </w:p>
+        </w:tc>
+        <w:tc>
+          <w:tcPr>
+            <w:tcW w:type="dxa" w:w="4320"/>
+          </w:tcPr>
+          <w:p>
+            <w:r/>
+            <w:r>
+              <w:t>Удалить профиль из базы</w:t>
+            </w:r>
+          </w:p>
+        </w:tc>
+      </w:tr>
+      <w:tr>
+        <w:tc>
+          <w:tcPr>
+            <w:tcW w:type="dxa" w:w="4320"/>
+          </w:tcPr>
+          <w:p>
+            <w:r/>
+            <w:r>
+              <w:rPr>
+                <w:b/>
+              </w:rPr>
+              <w:t>Сохранить приказ и состав в базу данных</w:t>
+            </w:r>
+          </w:p>
+        </w:tc>
+        <w:tc>
+          <w:tcPr>
+            <w:tcW w:type="dxa" w:w="4320"/>
+          </w:tcPr>
+          <w:p>
+            <w:r/>
+            <w:r>
+              <w:t>Создать или обновить профиль и активную комиссию для протокола</w:t>
+            </w:r>
+          </w:p>
+        </w:tc>
+      </w:tr>
+    </w:tbl>
+    <w:p>
+      <w:r>
+        <w:t xml:space="preserve">Профили хранятся в `protocols.db`. Для вкладок «Охрана труда» и «Технич. вопросы» — </w:t>
+      </w:r>
+      <w:r>
+        <w:rPr>
+          <w:b/>
+        </w:rPr>
+        <w:t>отдельные</w:t>
+      </w:r>
+      <w:r>
+        <w:t xml:space="preserve"> списки.</w:t>
+      </w:r>
+    </w:p>
+    <w:p>
+      <w:pPr>
+        <w:pStyle w:val="Heading2"/>
+      </w:pPr>
+      <w:r>
         <w:t>Поля приказа и шапки</w:t>
       </w:r>
     </w:p>
@@ -6584,10 +6803,10 @@
         <w:rPr>
           <w:b/>
         </w:rPr>
-        <w:t>«Сохранить в базу»</w:t>
-      </w:r>
-      <w:r>
-        <w:t xml:space="preserve"> — запомнить состав. </w:t>
+        <w:t>«Сохранить приказ и состав в базу данных»</w:t>
+      </w:r>
+      <w:r>
+        <w:t xml:space="preserve"> — запомнить состав и профиль (если указано название). </w:t>
       </w:r>
       <w:r>
         <w:rPr>
@@ -7606,16 +7825,16 @@
         <w:pStyle w:val="ListNumber"/>
       </w:pPr>
       <w:r>
-        <w:t xml:space="preserve">В списке — записи из </w:t>
-      </w:r>
-      <w:r>
-        <w:rPr>
-          <w:b/>
-        </w:rPr>
-        <w:t>журнала</w:t>
-      </w:r>
-      <w:r>
-        <w:t xml:space="preserve"> протоколов. Выделите одну или несколько (</w:t>
+        <w:t xml:space="preserve">В списке — </w:t>
+      </w:r>
+      <w:r>
+        <w:rPr>
+          <w:b/>
+        </w:rPr>
+        <w:t>актуальные</w:t>
+      </w:r>
+      <w:r>
+        <w:t xml:space="preserve"> записи журнала (без дублей). Выделите одну или несколько (</w:t>
       </w:r>
       <w:r>
         <w:rPr>
@@ -7633,7 +7852,7 @@
         <w:t>Shift</w:t>
       </w:r>
       <w:r>
-        <w:t>).</w:t>
+        <w:t>). Пустой список — сначала сформируйте протокол по охране труда.</w:t>
       </w:r>
     </w:p>
     <w:p>
@@ -7673,10 +7892,19 @@
         <w:rPr>
           <w:b/>
         </w:rPr>
-        <w:t>«Выгрузить…»</w:t>
-      </w:r>
-      <w:r>
-        <w:t>, укажите имя файла.</w:t>
+        <w:t>«Сформировать шаблон Excel…»</w:t>
+      </w:r>
+      <w:r>
+        <w:t xml:space="preserve">, укажите файл. Содержимое листа </w:t>
+      </w:r>
+      <w:r>
+        <w:rPr>
+          <w:b/>
+        </w:rPr>
+        <w:t>заменяется</w:t>
+      </w:r>
+      <w:r>
+        <w:t xml:space="preserve"> данными выбранных записей (старый файл не дополняется автоматически).</w:t>
       </w:r>
     </w:p>
     <w:p>
@@ -8545,6 +8773,44 @@
             <w:r/>
             <w:r>
               <w:t>3</w:t>
+            </w:r>
+          </w:p>
+        </w:tc>
+        <w:tc>
+          <w:tcPr>
+            <w:tcW w:type="dxa" w:w="2880"/>
+          </w:tcPr>
+          <w:p>
+            <w:r/>
+            <w:r>
+              <w:rPr>
+                <w:b/>
+              </w:rPr>
+              <w:t>Журнал доработок…</w:t>
+            </w:r>
+          </w:p>
+        </w:tc>
+        <w:tc>
+          <w:tcPr>
+            <w:tcW w:type="dxa" w:w="2880"/>
+          </w:tcPr>
+          <w:p>
+            <w:r/>
+            <w:r>
+              <w:t>Что изменилось в каждой версии (с 1.4)</w:t>
+            </w:r>
+          </w:p>
+        </w:tc>
+      </w:tr>
+      <w:tr>
+        <w:tc>
+          <w:tcPr>
+            <w:tcW w:type="dxa" w:w="2880"/>
+          </w:tcPr>
+          <w:p>
+            <w:r/>
+            <w:r>
+              <w:t>4</w:t>
             </w:r>
           </w:p>
         </w:tc>
@@ -9724,7 +9990,7 @@
         <w:rPr>
           <w:i/>
         </w:rPr>
-        <w:t>Инструкция для программы ProtocolOOT, версия 1.4. При обновлении программы сверяйте пункты меню с экраном — в старых сборках названия могут отличаться.</w:t>
+        <w:t>Инструкция для программы ProtocolOOT, версия 1.5. При обновлении программы сверяйте пункты меню с экраном — в старых сборках названия могут отличаться.</w:t>
       </w:r>
     </w:p>
     <w:sectPr>

--- a/эталон_сборки/data/ПОДРОБНАЯ_ИНСТРУКЦИЯ_для_пользователя.docx
+++ b/эталон_сборки/data/ПОДРОБНАЯ_ИНСТРУКЦИЯ_для_пользователя.docx
@@ -310,6 +310,14 @@
         <w:pStyle w:val="ListNumber"/>
       </w:pPr>
       <w:r>
+        <w:t>Меню «Вид» — цветовая схема</w:t>
+      </w:r>
+    </w:p>
+    <w:p>
+      <w:pPr>
+        <w:pStyle w:val="ListNumber"/>
+      </w:pPr>
+      <w:r>
         <w:t>Один полный пример: от начала до файла на диске</w:t>
       </w:r>
     </w:p>
@@ -366,7 +374,7 @@
         <w:pStyle w:val="ListNumber"/>
       </w:pPr>
       <w:r>
-        <w:t xml:space="preserve">В большой рамке </w:t>
+        <w:t xml:space="preserve">В рамке </w:t>
       </w:r>
       <w:r>
         <w:rPr>
@@ -375,74 +383,162 @@
         <w:t>«Формирование протокола»</w:t>
       </w:r>
       <w:r>
-        <w:t xml:space="preserve"> вы говорите: </w:t>
-      </w:r>
-      <w:r>
-        <w:rPr>
-          <w:i/>
-        </w:rPr>
-        <w:t>кого</w:t>
-      </w:r>
-      <w:r>
-        <w:t xml:space="preserve"> проверяли, </w:t>
-      </w:r>
-      <w:r>
-        <w:rPr>
-          <w:i/>
-        </w:rPr>
-        <w:t>по каким программам</w:t>
+        <w:t xml:space="preserve">: </w:t>
+      </w:r>
+      <w:r>
+        <w:rPr>
+          <w:b/>
+        </w:rPr>
+        <w:t>слева</w:t>
+      </w:r>
+      <w:r>
+        <w:t xml:space="preserve"> — список сотрудников, </w:t>
+      </w:r>
+      <w:r>
+        <w:rPr>
+          <w:b/>
+        </w:rPr>
+        <w:t>справа</w:t>
+      </w:r>
+      <w:r>
+        <w:t xml:space="preserve"> — ФИО, должность, реквизиты и </w:t>
+      </w:r>
+      <w:r>
+        <w:rPr>
+          <w:b/>
+        </w:rPr>
+        <w:t>программы обучения</w:t>
+      </w:r>
+      <w:r>
+        <w:t xml:space="preserve"> (блок программ — под реквизитами).</w:t>
+      </w:r>
+    </w:p>
+    <w:p>
+      <w:pPr>
+        <w:pStyle w:val="ListNumber"/>
+      </w:pPr>
+      <w:r>
+        <w:t xml:space="preserve">Ниже рамки — кнопки </w:t>
+      </w:r>
+      <w:r>
+        <w:rPr>
+          <w:b/>
+        </w:rPr>
+        <w:t>«собрать»</w:t>
+      </w:r>
+      <w:r>
+        <w:t xml:space="preserve"> документ и </w:t>
+      </w:r>
+      <w:r>
+        <w:rPr>
+          <w:b/>
+        </w:rPr>
+        <w:t>«сохранить»</w:t>
+      </w:r>
+      <w:r>
+        <w:t xml:space="preserve"> его в файл.</w:t>
+      </w:r>
+    </w:p>
+    <w:p>
+      <w:pPr>
+        <w:pStyle w:val="ListNumber"/>
+      </w:pPr>
+      <w:r>
+        <w:t xml:space="preserve">Вверху в полоске меню — </w:t>
+      </w:r>
+      <w:r>
+        <w:rPr>
+          <w:b/>
+        </w:rPr>
+        <w:t>настройки</w:t>
       </w:r>
       <w:r>
         <w:t xml:space="preserve">, </w:t>
       </w:r>
       <w:r>
         <w:rPr>
-          <w:i/>
-        </w:rPr>
-        <w:t>какая дата и номер</w:t>
+          <w:b/>
+        </w:rPr>
+        <w:t>комиссия</w:t>
+      </w:r>
+      <w:r>
+        <w:t xml:space="preserve">, </w:t>
+      </w:r>
+      <w:r>
+        <w:rPr>
+          <w:b/>
+        </w:rPr>
+        <w:t>Минтруд</w:t>
+      </w:r>
+      <w:r>
+        <w:t xml:space="preserve">, </w:t>
+      </w:r>
+      <w:r>
+        <w:rPr>
+          <w:b/>
+        </w:rPr>
+        <w:t>справка</w:t>
+      </w:r>
+      <w:r>
+        <w:t xml:space="preserve">, </w:t>
+      </w:r>
+      <w:r>
+        <w:rPr>
+          <w:b/>
+        </w:rPr>
+        <w:t>вид</w:t>
+      </w:r>
+      <w:r>
+        <w:t xml:space="preserve"> (оформление).</w:t>
+      </w:r>
+    </w:p>
+    <w:p>
+      <w:r>
+        <w:t xml:space="preserve">Заголовок окна: </w:t>
+      </w:r>
+      <w:r>
+        <w:rPr>
+          <w:b/>
+        </w:rPr>
+        <w:t>ProtocolOOT — протоколы ОТ</w:t>
       </w:r>
       <w:r>
         <w:t>.</w:t>
       </w:r>
     </w:p>
     <w:p>
-      <w:pPr>
-        <w:pStyle w:val="ListNumber"/>
-      </w:pPr>
-      <w:r>
-        <w:t xml:space="preserve">Ниже — кнопки </w:t>
-      </w:r>
-      <w:r>
-        <w:rPr>
-          <w:b/>
-        </w:rPr>
-        <w:t>«собрать»</w:t>
-      </w:r>
-      <w:r>
-        <w:t xml:space="preserve"> документ и </w:t>
-      </w:r>
-      <w:r>
-        <w:rPr>
-          <w:b/>
-        </w:rPr>
-        <w:t>«сохранить»</w:t>
-      </w:r>
-      <w:r>
-        <w:t xml:space="preserve"> его в файл.</w:t>
-      </w:r>
-    </w:p>
-    <w:p>
-      <w:pPr>
-        <w:pStyle w:val="ListNumber"/>
-      </w:pPr>
-      <w:r>
-        <w:t xml:space="preserve">Вверху в полоске меню — </w:t>
-      </w:r>
-      <w:r>
-        <w:rPr>
-          <w:b/>
-        </w:rPr>
-        <w:t>настройки</w:t>
+      <w:r>
+        <w:rPr>
+          <w:b/>
+        </w:rPr>
+        <w:t>Порядок полей в рамке</w:t>
+      </w:r>
+      <w:r>
+        <w:t xml:space="preserve"> (сверху вниз): </w:t>
+      </w:r>
+      <w:r>
+        <w:rPr>
+          <w:b/>
+        </w:rPr>
+        <w:t>поиск</w:t>
+      </w:r>
+      <w:r>
+        <w:t xml:space="preserve"> (на всю ширину) → слева </w:t>
+      </w:r>
+      <w:r>
+        <w:rPr>
+          <w:b/>
+        </w:rPr>
+        <w:t>список сотрудников</w:t>
+      </w:r>
+      <w:r>
+        <w:t xml:space="preserve">, справа </w:t>
+      </w:r>
+      <w:r>
+        <w:rPr>
+          <w:b/>
+        </w:rPr>
+        <w:t>подразделение</w:t>
       </w:r>
       <w:r>
         <w:t xml:space="preserve">, </w:t>
@@ -451,7 +547,7 @@
         <w:rPr>
           <w:b/>
         </w:rPr>
-        <w:t>комиссия</w:t>
+        <w:t>ФИО</w:t>
       </w:r>
       <w:r>
         <w:t xml:space="preserve">, </w:t>
@@ -460,7 +556,7 @@
         <w:rPr>
           <w:b/>
         </w:rPr>
-        <w:t>Минтруд</w:t>
+        <w:t>должность</w:t>
       </w:r>
       <w:r>
         <w:t xml:space="preserve">, </w:t>
@@ -469,35 +565,46 @@
         <w:rPr>
           <w:b/>
         </w:rPr>
-        <w:t>справка</w:t>
+        <w:t>программы</w:t>
+      </w:r>
+      <w:r>
+        <w:t xml:space="preserve"> → </w:t>
+      </w:r>
+      <w:r>
+        <w:rPr>
+          <w:b/>
+        </w:rPr>
+        <w:t>дата</w:t>
+      </w:r>
+      <w:r>
+        <w:t xml:space="preserve">, </w:t>
+      </w:r>
+      <w:r>
+        <w:rPr>
+          <w:b/>
+        </w:rPr>
+        <w:t>номер</w:t>
+      </w:r>
+      <w:r>
+        <w:t xml:space="preserve">, </w:t>
+      </w:r>
+      <w:r>
+        <w:rPr>
+          <w:b/>
+        </w:rPr>
+        <w:t>оценка</w:t>
+      </w:r>
+      <w:r>
+        <w:t xml:space="preserve">, </w:t>
+      </w:r>
+      <w:r>
+        <w:rPr>
+          <w:b/>
+        </w:rPr>
+        <w:t>вид проверки</w:t>
       </w:r>
       <w:r>
         <w:t>.</w:t>
-      </w:r>
-    </w:p>
-    <w:p>
-      <w:r>
-        <w:t xml:space="preserve">Заголовок окна: </w:t>
-      </w:r>
-      <w:r>
-        <w:rPr>
-          <w:b/>
-        </w:rPr>
-        <w:t>ProtocolOOT — протоколы ОТ</w:t>
-      </w:r>
-      <w:r>
-        <w:t>.</w:t>
-      </w:r>
-    </w:p>
-    <w:p>
-      <w:r>
-        <w:rPr>
-          <w:b/>
-        </w:rPr>
-        <w:t>Порядок полей в рамке «Формирование протокола»</w:t>
-      </w:r>
-      <w:r>
-        <w:t xml:space="preserve"> (сверху вниз): поиск → подразделение → список сотрудников → ФИО → должность → программы → дата и номер → оценка и вид проверки.</w:t>
       </w:r>
     </w:p>
     <w:p>
@@ -507,7 +614,7 @@
       <w:r>
         <w:drawing>
           <wp:inline xmlns:a="http://schemas.openxmlformats.org/drawingml/2006/main" xmlns:pic="http://schemas.openxmlformats.org/drawingml/2006/picture">
-            <wp:extent cx="5669280" cy="4578560"/>
+            <wp:extent cx="5669280" cy="3985851"/>
             <wp:docPr id="1" name="Picture 1"/>
             <wp:cNvGraphicFramePr>
               <a:graphicFrameLocks noChangeAspect="1"/>
@@ -528,7 +635,7 @@
                   <pic:spPr>
                     <a:xfrm>
                       <a:off x="0" y="0"/>
-                      <a:ext cx="5669280" cy="4578560"/>
+                      <a:ext cx="5669280" cy="3985851"/>
                     </a:xfrm>
                     <a:prstGeom prst="rect"/>
                   </pic:spPr>
@@ -607,6 +714,15 @@
               </w:rPr>
               <w:t>Data_base.xlsx</w:t>
             </w:r>
+            <w:r>
+              <w:t xml:space="preserve"> или </w:t>
+            </w:r>
+            <w:r>
+              <w:rPr>
+                <w:b/>
+              </w:rPr>
+              <w:t>Data_base.ods</w:t>
+            </w:r>
           </w:p>
         </w:tc>
         <w:tc>
@@ -643,6 +759,15 @@
               </w:rPr>
               <w:t>Programs_base.xlsx</w:t>
             </w:r>
+            <w:r>
+              <w:t xml:space="preserve"> или </w:t>
+            </w:r>
+            <w:r>
+              <w:rPr>
+                <w:b/>
+              </w:rPr>
+              <w:t>Programs_base.ods</w:t>
+            </w:r>
           </w:p>
         </w:tc>
         <w:tc>
@@ -715,6 +840,15 @@
               </w:rPr>
               <w:t>default_protocol.docx</w:t>
             </w:r>
+            <w:r>
+              <w:t xml:space="preserve"> или </w:t>
+            </w:r>
+            <w:r>
+              <w:rPr>
+                <w:b/>
+              </w:rPr>
+              <w:t>.odt</w:t>
+            </w:r>
           </w:p>
         </w:tc>
         <w:tc>
@@ -724,7 +858,34 @@
           <w:p>
             <w:r/>
             <w:r>
-              <w:t>Бланк обычного протокола Word.</w:t>
+              <w:t xml:space="preserve">Бланк обычного протокола Word. Формат </w:t>
+            </w:r>
+            <w:r>
+              <w:rPr>
+                <w:b/>
+              </w:rPr>
+              <w:t>.odt</w:t>
+            </w:r>
+            <w:r>
+              <w:t xml:space="preserve"> (LibreOffice) программа при необходимости конвертирует в </w:t>
+            </w:r>
+            <w:r>
+              <w:rPr>
+                <w:b/>
+              </w:rPr>
+              <w:t>.docx</w:t>
+            </w:r>
+            <w:r>
+              <w:t xml:space="preserve"> — нужен установленный </w:t>
+            </w:r>
+            <w:r>
+              <w:rPr>
+                <w:b/>
+              </w:rPr>
+              <w:t>LibreOffice</w:t>
+            </w:r>
+            <w:r>
+              <w:t>.</w:t>
             </w:r>
           </w:p>
         </w:tc>
@@ -742,6 +903,15 @@
               </w:rPr>
               <w:t>default_protocol_tehnicheskiy.docx</w:t>
             </w:r>
+            <w:r>
+              <w:t xml:space="preserve"> или </w:t>
+            </w:r>
+            <w:r>
+              <w:rPr>
+                <w:b/>
+              </w:rPr>
+              <w:t>.odt</w:t>
+            </w:r>
           </w:p>
         </w:tc>
         <w:tc>
@@ -1419,7 +1589,7 @@
       <w:r>
         <w:drawing>
           <wp:inline xmlns:a="http://schemas.openxmlformats.org/drawingml/2006/main" xmlns:pic="http://schemas.openxmlformats.org/drawingml/2006/picture">
-            <wp:extent cx="5669280" cy="4578560"/>
+            <wp:extent cx="5669280" cy="3985851"/>
             <wp:docPr id="2" name="Picture 2"/>
             <wp:cNvGraphicFramePr>
               <a:graphicFrameLocks noChangeAspect="1"/>
@@ -1440,7 +1610,7 @@
                   <pic:spPr>
                     <a:xfrm>
                       <a:off x="0" y="0"/>
-                      <a:ext cx="5669280" cy="4578560"/>
+                      <a:ext cx="5669280" cy="3985851"/>
                     </a:xfrm>
                     <a:prstGeom prst="rect"/>
                   </pic:spPr>
@@ -2556,7 +2726,7 @@
       <w:r>
         <w:drawing>
           <wp:inline xmlns:a="http://schemas.openxmlformats.org/drawingml/2006/main" xmlns:pic="http://schemas.openxmlformats.org/drawingml/2006/picture">
-            <wp:extent cx="5669280" cy="4578560"/>
+            <wp:extent cx="5669280" cy="3985851"/>
             <wp:docPr id="3" name="Picture 3"/>
             <wp:cNvGraphicFramePr>
               <a:graphicFrameLocks noChangeAspect="1"/>
@@ -2577,7 +2747,7 @@
                   <pic:spPr>
                     <a:xfrm>
                       <a:off x="0" y="0"/>
-                      <a:ext cx="5669280" cy="4578560"/>
+                      <a:ext cx="5669280" cy="3985851"/>
                     </a:xfrm>
                     <a:prstGeom prst="rect"/>
                   </pic:spPr>
@@ -3358,6 +3528,44 @@
       </w:r>
       <w:r>
         <w:t xml:space="preserve"> список Tech_V обновляется с диска.</w:t>
+      </w:r>
+    </w:p>
+    <w:p>
+      <w:r>
+        <w:rPr>
+          <w:b/>
+        </w:rPr>
+        <w:t>Размер окна (с 1.5):</w:t>
+      </w:r>
+      <w:r>
+        <w:t xml:space="preserve"> при включении технического режима окно может </w:t>
+      </w:r>
+      <w:r>
+        <w:rPr>
+          <w:b/>
+        </w:rPr>
+        <w:t>расшириться</w:t>
+      </w:r>
+      <w:r>
+        <w:t xml:space="preserve">, чтобы поместились дополнительные поля. Когда галочку </w:t>
+      </w:r>
+      <w:r>
+        <w:rPr>
+          <w:b/>
+        </w:rPr>
+        <w:t>снимаете</w:t>
+      </w:r>
+      <w:r>
+        <w:t xml:space="preserve">, программа </w:t>
+      </w:r>
+      <w:r>
+        <w:rPr>
+          <w:b/>
+        </w:rPr>
+        <w:t>восстанавливает</w:t>
+      </w:r>
+      <w:r>
+        <w:t xml:space="preserve"> прежний размер окна (если вы его не меняли вручную после включения режима).</w:t>
       </w:r>
     </w:p>
     <w:p/>
@@ -4737,13 +4945,179 @@
       </w:r>
     </w:p>
     <w:p>
+      <w:r>
+        <w:t xml:space="preserve">Окно открывается </w:t>
+      </w:r>
+      <w:r>
+        <w:rPr>
+          <w:b/>
+        </w:rPr>
+        <w:t>поверх главного</w:t>
+      </w:r>
+      <w:r>
+        <w:t xml:space="preserve"> (пока оно открыто, работать с формой протокола нельзя). С </w:t>
+      </w:r>
+      <w:r>
+        <w:rPr>
+          <w:b/>
+        </w:rPr>
+        <w:t>версии 1.5</w:t>
+      </w:r>
+      <w:r>
+        <w:t xml:space="preserve"> поля сгруппированы во </w:t>
+      </w:r>
+      <w:r>
+        <w:rPr>
+          <w:b/>
+        </w:rPr>
+        <w:t>вкладки</w:t>
+      </w:r>
+      <w:r>
+        <w:t>:</w:t>
+      </w:r>
+    </w:p>
+    <w:tbl>
+      <w:tblPr>
+        <w:tblStyle w:val="TableGrid"/>
+        <w:tblW w:type="auto" w:w="0"/>
+        <w:tblLook w:firstColumn="1" w:firstRow="1" w:lastColumn="0" w:lastRow="0" w:noHBand="0" w:noVBand="1" w:val="04A0"/>
+      </w:tblPr>
+      <w:tblGrid>
+        <w:gridCol w:w="4320"/>
+        <w:gridCol w:w="4320"/>
+      </w:tblGrid>
+      <w:tr>
+        <w:tc>
+          <w:tcPr>
+            <w:tcW w:type="dxa" w:w="4320"/>
+          </w:tcPr>
+          <w:p>
+            <w:r/>
+            <w:r>
+              <w:t>Вкладка</w:t>
+            </w:r>
+          </w:p>
+        </w:tc>
+        <w:tc>
+          <w:tcPr>
+            <w:tcW w:type="dxa" w:w="4320"/>
+          </w:tcPr>
+          <w:p>
+            <w:r/>
+            <w:r>
+              <w:t>Что внутри</w:t>
+            </w:r>
+          </w:p>
+        </w:tc>
+      </w:tr>
+      <w:tr>
+        <w:tc>
+          <w:tcPr>
+            <w:tcW w:type="dxa" w:w="4320"/>
+          </w:tcPr>
+          <w:p>
+            <w:r/>
+            <w:r>
+              <w:rPr>
+                <w:b/>
+              </w:rPr>
+              <w:t>Файлы данных</w:t>
+            </w:r>
+          </w:p>
+        </w:tc>
+        <w:tc>
+          <w:tcPr>
+            <w:tcW w:type="dxa" w:w="4320"/>
+          </w:tcPr>
+          <w:p>
+            <w:r/>
+            <w:r>
+              <w:t>Excel сотрудников и программ, реестр обученных</w:t>
+            </w:r>
+          </w:p>
+        </w:tc>
+      </w:tr>
+      <w:tr>
+        <w:tc>
+          <w:tcPr>
+            <w:tcW w:type="dxa" w:w="4320"/>
+          </w:tcPr>
+          <w:p>
+            <w:r/>
+            <w:r>
+              <w:rPr>
+                <w:b/>
+              </w:rPr>
+              <w:t>Шаблоны</w:t>
+            </w:r>
+          </w:p>
+        </w:tc>
+        <w:tc>
+          <w:tcPr>
+            <w:tcW w:type="dxa" w:w="4320"/>
+          </w:tcPr>
+          <w:p>
+            <w:r/>
+            <w:r>
+              <w:t>бланки Word, защита шаблонов, переменные</w:t>
+            </w:r>
+          </w:p>
+        </w:tc>
+      </w:tr>
+      <w:tr>
+        <w:tc>
+          <w:tcPr>
+            <w:tcW w:type="dxa" w:w="4320"/>
+          </w:tcPr>
+          <w:p>
+            <w:r/>
+            <w:r>
+              <w:rPr>
+                <w:b/>
+              </w:rPr>
+              <w:t>Прочее</w:t>
+            </w:r>
+          </w:p>
+        </w:tc>
+        <w:tc>
+          <w:tcPr>
+            <w:tcW w:type="dxa" w:w="4320"/>
+          </w:tcPr>
+          <w:p>
+            <w:r/>
+            <w:r>
+              <w:t xml:space="preserve">журналы, дополнительные поля, </w:t>
+            </w:r>
+            <w:r>
+              <w:rPr>
+                <w:b/>
+              </w:rPr>
+              <w:t>цветовая схема</w:t>
+            </w:r>
+            <w:r>
+              <w:t xml:space="preserve"> (дублирует меню </w:t>
+            </w:r>
+            <w:r>
+              <w:rPr>
+                <w:b/>
+              </w:rPr>
+              <w:t>«Вид»</w:t>
+            </w:r>
+            <w:r>
+              <w:t>)</w:t>
+            </w:r>
+          </w:p>
+        </w:tc>
+      </w:tr>
+    </w:tbl>
+    <w:p>
       <w:pPr>
         <w:jc w:val="center"/>
       </w:pPr>
       <w:r>
         <w:drawing>
           <wp:inline xmlns:a="http://schemas.openxmlformats.org/drawingml/2006/main" xmlns:pic="http://schemas.openxmlformats.org/drawingml/2006/picture">
-            <wp:extent cx="5669280" cy="4895520"/>
+            <wp:extent cx="5669280" cy="4104097"/>
             <wp:docPr id="6" name="Picture 6"/>
             <wp:cNvGraphicFramePr>
               <a:graphicFrameLocks noChangeAspect="1"/>
@@ -4764,7 +5138,7 @@
                   <pic:spPr>
                     <a:xfrm>
                       <a:off x="0" y="0"/>
-                      <a:ext cx="5669280" cy="4895520"/>
+                      <a:ext cx="5669280" cy="4104097"/>
                     </a:xfrm>
                     <a:prstGeom prst="rect"/>
                   </pic:spPr>
@@ -5148,7 +5522,7 @@
       <w:r>
         <w:drawing>
           <wp:inline xmlns:a="http://schemas.openxmlformats.org/drawingml/2006/main" xmlns:pic="http://schemas.openxmlformats.org/drawingml/2006/picture">
-            <wp:extent cx="5669280" cy="4396779"/>
+            <wp:extent cx="5669280" cy="4484805"/>
             <wp:docPr id="7" name="Picture 7"/>
             <wp:cNvGraphicFramePr>
               <a:graphicFrameLocks noChangeAspect="1"/>
@@ -5169,7 +5543,7 @@
                   <pic:spPr>
                     <a:xfrm>
                       <a:off x="0" y="0"/>
-                      <a:ext cx="5669280" cy="4396779"/>
+                      <a:ext cx="5669280" cy="4484805"/>
                     </a:xfrm>
                     <a:prstGeom prst="rect"/>
                   </pic:spPr>
@@ -6126,7 +6500,7 @@
       <w:r>
         <w:drawing>
           <wp:inline xmlns:a="http://schemas.openxmlformats.org/drawingml/2006/main" xmlns:pic="http://schemas.openxmlformats.org/drawingml/2006/picture">
-            <wp:extent cx="5669280" cy="5192494"/>
+            <wp:extent cx="5669280" cy="7004091"/>
             <wp:docPr id="10" name="Picture 10"/>
             <wp:cNvGraphicFramePr>
               <a:graphicFrameLocks noChangeAspect="1"/>
@@ -6147,7 +6521,7 @@
                   <pic:spPr>
                     <a:xfrm>
                       <a:off x="0" y="0"/>
-                      <a:ext cx="5669280" cy="5192494"/>
+                      <a:ext cx="5669280" cy="7004091"/>
                     </a:xfrm>
                     <a:prstGeom prst="rect"/>
                   </pic:spPr>
@@ -6210,7 +6584,7 @@
       <w:r>
         <w:drawing>
           <wp:inline xmlns:a="http://schemas.openxmlformats.org/drawingml/2006/main" xmlns:pic="http://schemas.openxmlformats.org/drawingml/2006/picture">
-            <wp:extent cx="5669280" cy="5192494"/>
+            <wp:extent cx="5669280" cy="7004091"/>
             <wp:docPr id="11" name="Picture 11"/>
             <wp:cNvGraphicFramePr>
               <a:graphicFrameLocks noChangeAspect="1"/>
@@ -6231,7 +6605,7 @@
                   <pic:spPr>
                     <a:xfrm>
                       <a:off x="0" y="0"/>
-                      <a:ext cx="5669280" cy="5192494"/>
+                      <a:ext cx="5669280" cy="7004091"/>
                     </a:xfrm>
                     <a:prstGeom prst="rect"/>
                   </pic:spPr>
@@ -7194,7 +7568,7 @@
       <w:r>
         <w:drawing>
           <wp:inline xmlns:a="http://schemas.openxmlformats.org/drawingml/2006/main" xmlns:pic="http://schemas.openxmlformats.org/drawingml/2006/picture">
-            <wp:extent cx="5669280" cy="3742826"/>
+            <wp:extent cx="5669280" cy="3668358"/>
             <wp:docPr id="13" name="Picture 13"/>
             <wp:cNvGraphicFramePr>
               <a:graphicFrameLocks noChangeAspect="1"/>
@@ -7215,7 +7589,7 @@
                   <pic:spPr>
                     <a:xfrm>
                       <a:off x="0" y="0"/>
-                      <a:ext cx="5669280" cy="3742826"/>
+                      <a:ext cx="5669280" cy="3668358"/>
                     </a:xfrm>
                     <a:prstGeom prst="rect"/>
                   </pic:spPr>
@@ -7582,7 +7956,7 @@
       <w:r>
         <w:drawing>
           <wp:inline xmlns:a="http://schemas.openxmlformats.org/drawingml/2006/main" xmlns:pic="http://schemas.openxmlformats.org/drawingml/2006/picture">
-            <wp:extent cx="5669280" cy="4578560"/>
+            <wp:extent cx="5669280" cy="3985851"/>
             <wp:docPr id="14" name="Picture 14"/>
             <wp:cNvGraphicFramePr>
               <a:graphicFrameLocks noChangeAspect="1"/>
@@ -7603,7 +7977,7 @@
                   <pic:spPr>
                     <a:xfrm>
                       <a:off x="0" y="0"/>
-                      <a:ext cx="5669280" cy="4578560"/>
+                      <a:ext cx="5669280" cy="3985851"/>
                     </a:xfrm>
                     <a:prstGeom prst="rect"/>
                   </pic:spPr>
@@ -9213,260 +9587,50 @@
         <w:pStyle w:val="Heading1"/>
       </w:pPr>
       <w:r>
-        <w:t>24. Один полный пример: от начала до файла на диске</w:t>
-      </w:r>
-    </w:p>
-    <w:p>
-      <w:r>
-        <w:rPr>
-          <w:b/>
-        </w:rPr>
-        <w:t>Задача:</w:t>
-      </w:r>
-      <w:r>
-        <w:t xml:space="preserve"> протокол для Иванова И.И., программы «Б» и ПП, дата сегодня, номер 42.</w:t>
-      </w:r>
-    </w:p>
-    <w:p>
-      <w:pPr>
-        <w:pStyle w:val="ListNumber"/>
-      </w:pPr>
-      <w:r>
-        <w:t>Запустить программу.</w:t>
-      </w:r>
-    </w:p>
-    <w:p>
-      <w:pPr>
-        <w:pStyle w:val="ListNumber"/>
-      </w:pPr>
-      <w:r>
-        <w:rPr>
-          <w:b/>
-        </w:rPr>
-        <w:t>F5</w:t>
-      </w:r>
-      <w:r>
-        <w:t xml:space="preserve"> — обновить базы.</w:t>
-      </w:r>
-    </w:p>
-    <w:p>
-      <w:pPr>
-        <w:pStyle w:val="ListNumber"/>
-      </w:pPr>
-      <w:r>
-        <w:t xml:space="preserve">В </w:t>
-      </w:r>
-      <w:r>
-        <w:rPr>
-          <w:b/>
-        </w:rPr>
-        <w:t>поиске</w:t>
-      </w:r>
-      <w:r>
-        <w:t xml:space="preserve"> набрать `Иванов`, в списке щёлкнуть </w:t>
-      </w:r>
-      <w:r>
-        <w:rPr>
-          <w:b/>
-        </w:rPr>
-        <w:t>Иванов И.И.</w:t>
-      </w:r>
-    </w:p>
-    <w:p>
-      <w:pPr>
-        <w:pStyle w:val="ListNumber"/>
-      </w:pPr>
-      <w:r>
-        <w:t xml:space="preserve">Проверить </w:t>
-      </w:r>
-      <w:r>
-        <w:rPr>
-          <w:b/>
-        </w:rPr>
-        <w:t>Подразделение</w:t>
-      </w:r>
-      <w:r>
-        <w:t xml:space="preserve"> и </w:t>
-      </w:r>
-      <w:r>
-        <w:rPr>
-          <w:b/>
-        </w:rPr>
-        <w:t>Должность</w:t>
+        <w:t>24. Меню «Вид» — цветовая схема</w:t>
+      </w:r>
+    </w:p>
+    <w:p>
+      <w:r>
+        <w:rPr>
+          <w:b/>
+        </w:rPr>
+        <w:t>Где:</w:t>
+      </w:r>
+      <w:r>
+        <w:t xml:space="preserve"> верхняя полоска → </w:t>
+      </w:r>
+      <w:r>
+        <w:rPr>
+          <w:b/>
+        </w:rPr>
+        <w:t>«Вид»</w:t>
       </w:r>
       <w:r>
         <w:t>.</w:t>
       </w:r>
     </w:p>
     <w:p>
-      <w:pPr>
-        <w:pStyle w:val="ListNumber"/>
-      </w:pPr>
-      <w:r>
-        <w:t xml:space="preserve">Поставить галочки </w:t>
-      </w:r>
-      <w:r>
-        <w:rPr>
-          <w:b/>
-        </w:rPr>
-        <w:t>«Б»</w:t>
-      </w:r>
-      <w:r>
-        <w:t xml:space="preserve"> и </w:t>
-      </w:r>
-      <w:r>
-        <w:rPr>
-          <w:b/>
-        </w:rPr>
-        <w:t>ПП</w:t>
-      </w:r>
-      <w:r>
-        <w:t>.</w:t>
-      </w:r>
-    </w:p>
-    <w:p>
-      <w:pPr>
-        <w:pStyle w:val="ListNumber"/>
-      </w:pPr>
-      <w:r>
-        <w:rPr>
-          <w:b/>
-        </w:rPr>
-        <w:t>Дата</w:t>
-      </w:r>
-      <w:r>
-        <w:t xml:space="preserve"> — сегодняшняя. </w:t>
-      </w:r>
-      <w:r>
-        <w:rPr>
-          <w:b/>
-        </w:rPr>
-        <w:t>№ протокола</w:t>
-      </w:r>
-      <w:r>
-        <w:t xml:space="preserve"> — `42`.</w:t>
-      </w:r>
-    </w:p>
-    <w:p>
-      <w:pPr>
-        <w:pStyle w:val="ListNumber"/>
-      </w:pPr>
-      <w:r>
-        <w:rPr>
-          <w:b/>
-        </w:rPr>
-        <w:t>Оценка</w:t>
-      </w:r>
-      <w:r>
-        <w:t xml:space="preserve"> — удовлетворительно. </w:t>
-      </w:r>
-      <w:r>
-        <w:rPr>
-          <w:b/>
-        </w:rPr>
-        <w:t>Проверка</w:t>
-      </w:r>
-      <w:r>
-        <w:t xml:space="preserve"> — плановая.</w:t>
-      </w:r>
-    </w:p>
-    <w:p>
-      <w:pPr>
-        <w:pStyle w:val="ListNumber"/>
-      </w:pPr>
-      <w:r>
-        <w:rPr>
-          <w:b/>
-        </w:rPr>
-        <w:t>«Приказ и комиссия»</w:t>
-      </w:r>
-      <w:r>
-        <w:t xml:space="preserve"> — председатель, члены, место проверки → </w:t>
-      </w:r>
-      <w:r>
-        <w:rPr>
-          <w:b/>
-        </w:rPr>
-        <w:t>Сохранить в базу</w:t>
-      </w:r>
-      <w:r>
-        <w:t xml:space="preserve"> → закрыть.</w:t>
-      </w:r>
-    </w:p>
-    <w:p>
-      <w:pPr>
-        <w:pStyle w:val="ListNumber"/>
-      </w:pPr>
-      <w:r>
-        <w:rPr>
-          <w:b/>
-        </w:rPr>
-        <w:t>«Сформировать протокол»</w:t>
-      </w:r>
-      <w:r>
-        <w:t xml:space="preserve"> — прочитать предпросмотр.</w:t>
-      </w:r>
-    </w:p>
-    <w:p>
-      <w:pPr>
-        <w:pStyle w:val="ListNumber"/>
-      </w:pPr>
-      <w:r>
-        <w:rPr>
-          <w:b/>
-        </w:rPr>
-        <w:t>«Сохранить в DOCX»</w:t>
-      </w:r>
-      <w:r>
-        <w:t xml:space="preserve"> — папка </w:t>
-      </w:r>
-      <w:r>
-        <w:rPr>
-          <w:b/>
-        </w:rPr>
-        <w:t>Protokol</w:t>
-      </w:r>
-      <w:r>
-        <w:t xml:space="preserve"> → сохранить.</w:t>
-      </w:r>
-    </w:p>
-    <w:p>
-      <w:pPr>
-        <w:pStyle w:val="ListNumber"/>
-      </w:pPr>
-      <w:r>
-        <w:t>Открыть файл в Word — проверить таблицу и подписи.</w:t>
-      </w:r>
-    </w:p>
-    <w:p>
-      <w:pPr>
-        <w:pStyle w:val="ListNumber"/>
-      </w:pPr>
-      <w:r>
-        <w:t xml:space="preserve">При необходимости </w:t>
-      </w:r>
-      <w:r>
-        <w:rPr>
-          <w:b/>
-        </w:rPr>
-        <w:t>«Сохранить в PDF»</w:t>
-      </w:r>
-      <w:r>
-        <w:t>.</w:t>
-      </w:r>
-    </w:p>
-    <w:p>
-      <w:r>
-        <w:t>Готово.</w:t>
-      </w:r>
-    </w:p>
-    <w:p/>
-    <w:p>
-      <w:pPr>
-        <w:pStyle w:val="Heading1"/>
-      </w:pPr>
-      <w:r>
-        <w:t>25. Частые ошибки и что делать</w:t>
+      <w:r>
+        <w:t xml:space="preserve">С </w:t>
+      </w:r>
+      <w:r>
+        <w:rPr>
+          <w:b/>
+        </w:rPr>
+        <w:t>версии 1.5</w:t>
+      </w:r>
+      <w:r>
+        <w:t xml:space="preserve"> можно выбрать </w:t>
+      </w:r>
+      <w:r>
+        <w:rPr>
+          <w:b/>
+        </w:rPr>
+        <w:t>оформление</w:t>
+      </w:r>
+      <w:r>
+        <w:t xml:space="preserve"> главного окна и диалогов:</w:t>
       </w:r>
     </w:p>
     <w:tbl>
@@ -9487,7 +9651,7 @@
           <w:p>
             <w:r/>
             <w:r>
-              <w:t>Симптом</w:t>
+              <w:t>Пункт</w:t>
             </w:r>
           </w:p>
         </w:tc>
@@ -9498,7 +9662,7 @@
           <w:p>
             <w:r/>
             <w:r>
-              <w:t>Что проверить</w:t>
+              <w:t>Описание</w:t>
             </w:r>
           </w:p>
         </w:tc>
@@ -9511,7 +9675,10 @@
           <w:p>
             <w:r/>
             <w:r>
-              <w:t>Список сотрудников пуст</w:t>
+              <w:rPr>
+                <w:b/>
+              </w:rPr>
+              <w:t>Светлая</w:t>
             </w:r>
           </w:p>
         </w:tc>
@@ -9522,6 +9689,440 @@
           <w:p>
             <w:r/>
             <w:r>
+              <w:t>стандартная светлая тема</w:t>
+            </w:r>
+          </w:p>
+        </w:tc>
+      </w:tr>
+      <w:tr>
+        <w:tc>
+          <w:tcPr>
+            <w:tcW w:type="dxa" w:w="4320"/>
+          </w:tcPr>
+          <w:p>
+            <w:r/>
+            <w:r>
+              <w:rPr>
+                <w:b/>
+              </w:rPr>
+              <w:t>Тёмная</w:t>
+            </w:r>
+          </w:p>
+        </w:tc>
+        <w:tc>
+          <w:tcPr>
+            <w:tcW w:type="dxa" w:w="4320"/>
+          </w:tcPr>
+          <w:p>
+            <w:r/>
+            <w:r>
+              <w:t>тёмный фон, светлый текст</w:t>
+            </w:r>
+          </w:p>
+        </w:tc>
+      </w:tr>
+      <w:tr>
+        <w:tc>
+          <w:tcPr>
+            <w:tcW w:type="dxa" w:w="4320"/>
+          </w:tcPr>
+          <w:p>
+            <w:r/>
+            <w:r>
+              <w:rPr>
+                <w:b/>
+              </w:rPr>
+              <w:t>Синяя</w:t>
+            </w:r>
+          </w:p>
+        </w:tc>
+        <w:tc>
+          <w:tcPr>
+            <w:tcW w:type="dxa" w:w="4320"/>
+          </w:tcPr>
+          <w:p>
+            <w:r/>
+            <w:r>
+              <w:t>акцент синий</w:t>
+            </w:r>
+          </w:p>
+        </w:tc>
+      </w:tr>
+      <w:tr>
+        <w:tc>
+          <w:tcPr>
+            <w:tcW w:type="dxa" w:w="4320"/>
+          </w:tcPr>
+          <w:p>
+            <w:r/>
+            <w:r>
+              <w:rPr>
+                <w:b/>
+              </w:rPr>
+              <w:t>Зелёная</w:t>
+            </w:r>
+          </w:p>
+        </w:tc>
+        <w:tc>
+          <w:tcPr>
+            <w:tcW w:type="dxa" w:w="4320"/>
+          </w:tcPr>
+          <w:p>
+            <w:r/>
+            <w:r>
+              <w:t>акцент зелёный</w:t>
+            </w:r>
+          </w:p>
+        </w:tc>
+      </w:tr>
+    </w:tbl>
+    <w:p>
+      <w:r>
+        <w:t xml:space="preserve">Выбор </w:t>
+      </w:r>
+      <w:r>
+        <w:rPr>
+          <w:b/>
+        </w:rPr>
+        <w:t>сохраняется</w:t>
+      </w:r>
+      <w:r>
+        <w:t xml:space="preserve"> в базе настроек (`protocols.db`) и применяется при следующем запуске. Тот же выбор есть на вкладке </w:t>
+      </w:r>
+      <w:r>
+        <w:rPr>
+          <w:b/>
+        </w:rPr>
+        <w:t>«Прочее»</w:t>
+      </w:r>
+      <w:r>
+        <w:t xml:space="preserve"> в </w:t>
+      </w:r>
+      <w:r>
+        <w:rPr>
+          <w:b/>
+        </w:rPr>
+        <w:t>«Настройки и данные…»</w:t>
+      </w:r>
+      <w:r>
+        <w:t>.</w:t>
+      </w:r>
+    </w:p>
+    <w:p/>
+    <w:p>
+      <w:pPr>
+        <w:pStyle w:val="Heading1"/>
+      </w:pPr>
+      <w:r>
+        <w:t>25. Один полный пример: от начала до файла на диске</w:t>
+      </w:r>
+    </w:p>
+    <w:p>
+      <w:r>
+        <w:rPr>
+          <w:b/>
+        </w:rPr>
+        <w:t>Задача:</w:t>
+      </w:r>
+      <w:r>
+        <w:t xml:space="preserve"> протокол для Иванова И.И., программы «Б» и ПП, дата сегодня, номер 42.</w:t>
+      </w:r>
+    </w:p>
+    <w:p>
+      <w:pPr>
+        <w:pStyle w:val="ListNumber"/>
+      </w:pPr>
+      <w:r>
+        <w:t>Запустить программу.</w:t>
+      </w:r>
+    </w:p>
+    <w:p>
+      <w:pPr>
+        <w:pStyle w:val="ListNumber"/>
+      </w:pPr>
+      <w:r>
+        <w:rPr>
+          <w:b/>
+        </w:rPr>
+        <w:t>F5</w:t>
+      </w:r>
+      <w:r>
+        <w:t xml:space="preserve"> — обновить базы.</w:t>
+      </w:r>
+    </w:p>
+    <w:p>
+      <w:pPr>
+        <w:pStyle w:val="ListNumber"/>
+      </w:pPr>
+      <w:r>
+        <w:t xml:space="preserve">В </w:t>
+      </w:r>
+      <w:r>
+        <w:rPr>
+          <w:b/>
+        </w:rPr>
+        <w:t>поиске</w:t>
+      </w:r>
+      <w:r>
+        <w:t xml:space="preserve"> набрать `Иванов`, в списке щёлкнуть </w:t>
+      </w:r>
+      <w:r>
+        <w:rPr>
+          <w:b/>
+        </w:rPr>
+        <w:t>Иванов И.И.</w:t>
+      </w:r>
+    </w:p>
+    <w:p>
+      <w:pPr>
+        <w:pStyle w:val="ListNumber"/>
+      </w:pPr>
+      <w:r>
+        <w:t xml:space="preserve">Проверить </w:t>
+      </w:r>
+      <w:r>
+        <w:rPr>
+          <w:b/>
+        </w:rPr>
+        <w:t>Подразделение</w:t>
+      </w:r>
+      <w:r>
+        <w:t xml:space="preserve"> и </w:t>
+      </w:r>
+      <w:r>
+        <w:rPr>
+          <w:b/>
+        </w:rPr>
+        <w:t>Должность</w:t>
+      </w:r>
+      <w:r>
+        <w:t>.</w:t>
+      </w:r>
+    </w:p>
+    <w:p>
+      <w:pPr>
+        <w:pStyle w:val="ListNumber"/>
+      </w:pPr>
+      <w:r>
+        <w:t xml:space="preserve">Поставить галочки </w:t>
+      </w:r>
+      <w:r>
+        <w:rPr>
+          <w:b/>
+        </w:rPr>
+        <w:t>«Б»</w:t>
+      </w:r>
+      <w:r>
+        <w:t xml:space="preserve"> и </w:t>
+      </w:r>
+      <w:r>
+        <w:rPr>
+          <w:b/>
+        </w:rPr>
+        <w:t>ПП</w:t>
+      </w:r>
+      <w:r>
+        <w:t>.</w:t>
+      </w:r>
+    </w:p>
+    <w:p>
+      <w:pPr>
+        <w:pStyle w:val="ListNumber"/>
+      </w:pPr>
+      <w:r>
+        <w:rPr>
+          <w:b/>
+        </w:rPr>
+        <w:t>Дата</w:t>
+      </w:r>
+      <w:r>
+        <w:t xml:space="preserve"> — сегодняшняя. </w:t>
+      </w:r>
+      <w:r>
+        <w:rPr>
+          <w:b/>
+        </w:rPr>
+        <w:t>№ протокола</w:t>
+      </w:r>
+      <w:r>
+        <w:t xml:space="preserve"> — `42`.</w:t>
+      </w:r>
+    </w:p>
+    <w:p>
+      <w:pPr>
+        <w:pStyle w:val="ListNumber"/>
+      </w:pPr>
+      <w:r>
+        <w:rPr>
+          <w:b/>
+        </w:rPr>
+        <w:t>Оценка</w:t>
+      </w:r>
+      <w:r>
+        <w:t xml:space="preserve"> — удовлетворительно. </w:t>
+      </w:r>
+      <w:r>
+        <w:rPr>
+          <w:b/>
+        </w:rPr>
+        <w:t>Проверка</w:t>
+      </w:r>
+      <w:r>
+        <w:t xml:space="preserve"> — плановая.</w:t>
+      </w:r>
+    </w:p>
+    <w:p>
+      <w:pPr>
+        <w:pStyle w:val="ListNumber"/>
+      </w:pPr>
+      <w:r>
+        <w:rPr>
+          <w:b/>
+        </w:rPr>
+        <w:t>«Приказ и комиссия»</w:t>
+      </w:r>
+      <w:r>
+        <w:t xml:space="preserve"> — председатель, члены, место проверки → </w:t>
+      </w:r>
+      <w:r>
+        <w:rPr>
+          <w:b/>
+        </w:rPr>
+        <w:t>Сохранить в базу</w:t>
+      </w:r>
+      <w:r>
+        <w:t xml:space="preserve"> → закрыть.</w:t>
+      </w:r>
+    </w:p>
+    <w:p>
+      <w:pPr>
+        <w:pStyle w:val="ListNumber"/>
+      </w:pPr>
+      <w:r>
+        <w:rPr>
+          <w:b/>
+        </w:rPr>
+        <w:t>«Сформировать протокол»</w:t>
+      </w:r>
+      <w:r>
+        <w:t xml:space="preserve"> — прочитать предпросмотр.</w:t>
+      </w:r>
+    </w:p>
+    <w:p>
+      <w:pPr>
+        <w:pStyle w:val="ListNumber"/>
+      </w:pPr>
+      <w:r>
+        <w:rPr>
+          <w:b/>
+        </w:rPr>
+        <w:t>«Сохранить в DOCX»</w:t>
+      </w:r>
+      <w:r>
+        <w:t xml:space="preserve"> — папка </w:t>
+      </w:r>
+      <w:r>
+        <w:rPr>
+          <w:b/>
+        </w:rPr>
+        <w:t>Protokol</w:t>
+      </w:r>
+      <w:r>
+        <w:t xml:space="preserve"> → сохранить.</w:t>
+      </w:r>
+    </w:p>
+    <w:p>
+      <w:pPr>
+        <w:pStyle w:val="ListNumber"/>
+      </w:pPr>
+      <w:r>
+        <w:t>Открыть файл в Word — проверить таблицу и подписи.</w:t>
+      </w:r>
+    </w:p>
+    <w:p>
+      <w:pPr>
+        <w:pStyle w:val="ListNumber"/>
+      </w:pPr>
+      <w:r>
+        <w:t xml:space="preserve">При необходимости </w:t>
+      </w:r>
+      <w:r>
+        <w:rPr>
+          <w:b/>
+        </w:rPr>
+        <w:t>«Сохранить в PDF»</w:t>
+      </w:r>
+      <w:r>
+        <w:t>.</w:t>
+      </w:r>
+    </w:p>
+    <w:p>
+      <w:r>
+        <w:t>Готово.</w:t>
+      </w:r>
+    </w:p>
+    <w:p/>
+    <w:p>
+      <w:pPr>
+        <w:pStyle w:val="Heading1"/>
+      </w:pPr>
+      <w:r>
+        <w:t>26. Частые ошибки и что делать</w:t>
+      </w:r>
+    </w:p>
+    <w:tbl>
+      <w:tblPr>
+        <w:tblStyle w:val="TableGrid"/>
+        <w:tblW w:type="auto" w:w="0"/>
+        <w:tblLook w:firstColumn="1" w:firstRow="1" w:lastColumn="0" w:lastRow="0" w:noHBand="0" w:noVBand="1" w:val="04A0"/>
+      </w:tblPr>
+      <w:tblGrid>
+        <w:gridCol w:w="4320"/>
+        <w:gridCol w:w="4320"/>
+      </w:tblGrid>
+      <w:tr>
+        <w:tc>
+          <w:tcPr>
+            <w:tcW w:type="dxa" w:w="4320"/>
+          </w:tcPr>
+          <w:p>
+            <w:r/>
+            <w:r>
+              <w:t>Симптом</w:t>
+            </w:r>
+          </w:p>
+        </w:tc>
+        <w:tc>
+          <w:tcPr>
+            <w:tcW w:type="dxa" w:w="4320"/>
+          </w:tcPr>
+          <w:p>
+            <w:r/>
+            <w:r>
+              <w:t>Что проверить</w:t>
+            </w:r>
+          </w:p>
+        </w:tc>
+      </w:tr>
+      <w:tr>
+        <w:tc>
+          <w:tcPr>
+            <w:tcW w:type="dxa" w:w="4320"/>
+          </w:tcPr>
+          <w:p>
+            <w:r/>
+            <w:r>
+              <w:t>Список сотрудников пуст</w:t>
+            </w:r>
+          </w:p>
+        </w:tc>
+        <w:tc>
+          <w:tcPr>
+            <w:tcW w:type="dxa" w:w="4320"/>
+          </w:tcPr>
+          <w:p>
+            <w:r/>
+            <w:r>
               <w:rPr>
                 <w:b/>
               </w:rPr>
@@ -9529,6 +10130,90 @@
             </w:r>
             <w:r>
               <w:t>; путь к Excel в настройках; имя листа; закрыт ли Excel</w:t>
+            </w:r>
+          </w:p>
+        </w:tc>
+      </w:tr>
+      <w:tr>
+        <w:tc>
+          <w:tcPr>
+            <w:tcW w:type="dxa" w:w="4320"/>
+          </w:tcPr>
+          <w:p>
+            <w:r/>
+            <w:r>
+              <w:t xml:space="preserve">Ошибка чтения </w:t>
+            </w:r>
+            <w:r>
+              <w:rPr>
+                <w:b/>
+              </w:rPr>
+              <w:t>.ods</w:t>
+            </w:r>
+          </w:p>
+        </w:tc>
+        <w:tc>
+          <w:tcPr>
+            <w:tcW w:type="dxa" w:w="4320"/>
+          </w:tcPr>
+          <w:p>
+            <w:r/>
+            <w:r>
+              <w:t xml:space="preserve">Установлен ли </w:t>
+            </w:r>
+            <w:r>
+              <w:rPr>
+                <w:b/>
+              </w:rPr>
+              <w:t>LibreOffice</w:t>
+            </w:r>
+            <w:r>
+              <w:t xml:space="preserve">; попробуйте сохранить книгу как </w:t>
+            </w:r>
+            <w:r>
+              <w:rPr>
+                <w:b/>
+              </w:rPr>
+              <w:t>.xlsx</w:t>
+            </w:r>
+          </w:p>
+        </w:tc>
+      </w:tr>
+      <w:tr>
+        <w:tc>
+          <w:tcPr>
+            <w:tcW w:type="dxa" w:w="4320"/>
+          </w:tcPr>
+          <w:p>
+            <w:r/>
+            <w:r>
+              <w:t xml:space="preserve">Бланк </w:t>
+            </w:r>
+            <w:r>
+              <w:rPr>
+                <w:b/>
+              </w:rPr>
+              <w:t>.odt</w:t>
+            </w:r>
+            <w:r>
+              <w:t xml:space="preserve"> не подставляется</w:t>
+            </w:r>
+          </w:p>
+        </w:tc>
+        <w:tc>
+          <w:tcPr>
+            <w:tcW w:type="dxa" w:w="4320"/>
+          </w:tcPr>
+          <w:p>
+            <w:r/>
+            <w:r>
+              <w:t xml:space="preserve">LibreOffice и путь к шаблону в настройках; допустим также </w:t>
+            </w:r>
+            <w:r>
+              <w:rPr>
+                <w:b/>
+              </w:rPr>
+              <w:t>.docx</w:t>
             </w:r>
           </w:p>
         </w:tc>

--- a/эталон_сборки/data/ПОДРОБНАЯ_ИНСТРУКЦИЯ_для_пользователя.docx
+++ b/эталон_сборки/data/ПОДРОБНАЯ_ИНСТРУКЦИЯ_для_пользователя.docx
@@ -18,7 +18,7 @@
         <w:t>Версия программы:</w:t>
       </w:r>
       <w:r>
-        <w:t xml:space="preserve"> 1.5 (смотрите </w:t>
+        <w:t xml:space="preserve"> 1.5.3 (смотрите </w:t>
       </w:r>
       <w:r>
         <w:rPr>
@@ -712,16 +712,19 @@
               <w:rPr>
                 <w:b/>
               </w:rPr>
-              <w:t>Data_base.xlsx</w:t>
-            </w:r>
-            <w:r>
-              <w:t xml:space="preserve"> или </w:t>
+              <w:t>Папка `data/`</w:t>
+            </w:r>
+            <w:r>
+              <w:t xml:space="preserve"> (у сборки </w:t>
             </w:r>
             <w:r>
               <w:rPr>
                 <w:b/>
               </w:rPr>
-              <w:t>Data_base.ods</w:t>
+              <w:t>.exe</w:t>
+            </w:r>
+            <w:r>
+              <w:t>)</w:t>
             </w:r>
           </w:p>
         </w:tc>
@@ -732,16 +735,25 @@
           <w:p>
             <w:r/>
             <w:r>
-              <w:t xml:space="preserve">Список сотрудников (ФИО, должность, подразделение, СНИЛС). Часто там же лист </w:t>
+              <w:t xml:space="preserve">Шаблоны Word, </w:t>
             </w:r>
             <w:r>
               <w:rPr>
                 <w:b/>
               </w:rPr>
-              <w:t>komission</w:t>
-            </w:r>
-            <w:r>
-              <w:t xml:space="preserve"> — кандидаты в комиссию.</w:t>
+              <w:t>FAQ.txt</w:t>
+            </w:r>
+            <w:r>
+              <w:t xml:space="preserve">, инструкции, журнал доработок, XSD Минтруда — </w:t>
+            </w:r>
+            <w:r>
+              <w:rPr>
+                <w:b/>
+              </w:rPr>
+              <w:t>не в корне</w:t>
+            </w:r>
+            <w:r>
+              <w:t>, а в подпапке `data/`.</w:t>
             </w:r>
           </w:p>
         </w:tc>
@@ -757,7 +769,7 @@
               <w:rPr>
                 <w:b/>
               </w:rPr>
-              <w:t>Programs_base.xlsx</w:t>
+              <w:t>Data_base.xlsx</w:t>
             </w:r>
             <w:r>
               <w:t xml:space="preserve"> или </w:t>
@@ -766,7 +778,7 @@
               <w:rPr>
                 <w:b/>
               </w:rPr>
-              <w:t>Programs_base.ods</w:t>
+              <w:t>Data_base.ods</w:t>
             </w:r>
           </w:p>
         </w:tc>
@@ -777,52 +789,34 @@
           <w:p>
             <w:r/>
             <w:r>
-              <w:t xml:space="preserve">Или отдельно: листы программ </w:t>
+              <w:t xml:space="preserve">Список сотрудников (ФИО, должность, подразделение, СНИЛС). Часто там же лист </w:t>
             </w:r>
             <w:r>
               <w:rPr>
                 <w:b/>
               </w:rPr>
-              <w:t>B</w:t>
-            </w:r>
-            <w:r>
-              <w:t xml:space="preserve">, </w:t>
+              <w:t>komission</w:t>
+            </w:r>
+            <w:r>
+              <w:t xml:space="preserve"> — кандидаты в комиссию. </w:t>
             </w:r>
             <w:r>
               <w:rPr>
                 <w:b/>
               </w:rPr>
-              <w:t>V_PROF</w:t>
-            </w:r>
-            <w:r>
-              <w:t xml:space="preserve">, </w:t>
+              <w:t>Рабочая копия</w:t>
+            </w:r>
+            <w:r>
+              <w:t xml:space="preserve"> — в </w:t>
             </w:r>
             <w:r>
               <w:rPr>
                 <w:b/>
               </w:rPr>
-              <w:t>PP</w:t>
-            </w:r>
-            <w:r>
-              <w:t xml:space="preserve">, </w:t>
-            </w:r>
-            <w:r>
-              <w:rPr>
-                <w:b/>
-              </w:rPr>
-              <w:t>SIZ</w:t>
-            </w:r>
-            <w:r>
-              <w:t xml:space="preserve">, </w:t>
-            </w:r>
-            <w:r>
-              <w:rPr>
-                <w:b/>
-              </w:rPr>
-              <w:t>V</w:t>
-            </w:r>
-            <w:r>
-              <w:t>. Можно держать в том же Data_base.</w:t>
+              <w:t>корне</w:t>
+            </w:r>
+            <w:r>
+              <w:t xml:space="preserve"> папки с exe (не в `data/`).</w:t>
             </w:r>
           </w:p>
         </w:tc>
@@ -838,7 +832,7 @@
               <w:rPr>
                 <w:b/>
               </w:rPr>
-              <w:t>default_protocol.docx</w:t>
+              <w:t>Programs_base.xlsx</w:t>
             </w:r>
             <w:r>
               <w:t xml:space="preserve"> или </w:t>
@@ -847,7 +841,7 @@
               <w:rPr>
                 <w:b/>
               </w:rPr>
-              <w:t>.odt</w:t>
+              <w:t>Programs_base.ods</w:t>
             </w:r>
           </w:p>
         </w:tc>
@@ -858,34 +852,52 @@
           <w:p>
             <w:r/>
             <w:r>
-              <w:t xml:space="preserve">Бланк обычного протокола Word. Формат </w:t>
+              <w:t xml:space="preserve">Или отдельно: листы программ </w:t>
             </w:r>
             <w:r>
               <w:rPr>
                 <w:b/>
               </w:rPr>
-              <w:t>.odt</w:t>
-            </w:r>
-            <w:r>
-              <w:t xml:space="preserve"> (LibreOffice) программа при необходимости конвертирует в </w:t>
+              <w:t>B</w:t>
+            </w:r>
+            <w:r>
+              <w:t xml:space="preserve">, </w:t>
             </w:r>
             <w:r>
               <w:rPr>
                 <w:b/>
               </w:rPr>
-              <w:t>.docx</w:t>
-            </w:r>
-            <w:r>
-              <w:t xml:space="preserve"> — нужен установленный </w:t>
+              <w:t>V_PROF</w:t>
+            </w:r>
+            <w:r>
+              <w:t xml:space="preserve">, </w:t>
             </w:r>
             <w:r>
               <w:rPr>
                 <w:b/>
               </w:rPr>
-              <w:t>LibreOffice</w:t>
-            </w:r>
-            <w:r>
-              <w:t>.</w:t>
+              <w:t>PP</w:t>
+            </w:r>
+            <w:r>
+              <w:t xml:space="preserve">, </w:t>
+            </w:r>
+            <w:r>
+              <w:rPr>
+                <w:b/>
+              </w:rPr>
+              <w:t>SIZ</w:t>
+            </w:r>
+            <w:r>
+              <w:t xml:space="preserve">, </w:t>
+            </w:r>
+            <w:r>
+              <w:rPr>
+                <w:b/>
+              </w:rPr>
+              <w:t>V</w:t>
+            </w:r>
+            <w:r>
+              <w:t>. Можно держать в том же Data_base.</w:t>
             </w:r>
           </w:p>
         </w:tc>
@@ -901,7 +913,7 @@
               <w:rPr>
                 <w:b/>
               </w:rPr>
-              <w:t>default_protocol_tehnicheskiy.docx</w:t>
+              <w:t>default_protocol.docx</w:t>
             </w:r>
             <w:r>
               <w:t xml:space="preserve"> или </w:t>
@@ -921,7 +933,34 @@
           <w:p>
             <w:r/>
             <w:r>
-              <w:t>Бланк для технического протокола (если нужен).</w:t>
+              <w:t xml:space="preserve">Бланк обычного протокола Word. Формат </w:t>
+            </w:r>
+            <w:r>
+              <w:rPr>
+                <w:b/>
+              </w:rPr>
+              <w:t>.odt</w:t>
+            </w:r>
+            <w:r>
+              <w:t xml:space="preserve"> (LibreOffice) программа при необходимости конвертирует в </w:t>
+            </w:r>
+            <w:r>
+              <w:rPr>
+                <w:b/>
+              </w:rPr>
+              <w:t>.docx</w:t>
+            </w:r>
+            <w:r>
+              <w:t xml:space="preserve"> — нужен установленный </w:t>
+            </w:r>
+            <w:r>
+              <w:rPr>
+                <w:b/>
+              </w:rPr>
+              <w:t>LibreOffice</w:t>
+            </w:r>
+            <w:r>
+              <w:t>.</w:t>
             </w:r>
           </w:p>
         </w:tc>
@@ -937,7 +976,16 @@
               <w:rPr>
                 <w:b/>
               </w:rPr>
-              <w:t>Шаблон_Минтруд_XSD_УМН.xlsx</w:t>
+              <w:t>default_protocol_tehnicheskiy.docx</w:t>
+            </w:r>
+            <w:r>
+              <w:t xml:space="preserve"> или </w:t>
+            </w:r>
+            <w:r>
+              <w:rPr>
+                <w:b/>
+              </w:rPr>
+              <w:t>.odt</w:t>
             </w:r>
           </w:p>
         </w:tc>
@@ -948,6 +996,33 @@
           <w:p>
             <w:r/>
             <w:r>
+              <w:t>Бланк для технического протокола (если нужен).</w:t>
+            </w:r>
+          </w:p>
+        </w:tc>
+      </w:tr>
+      <w:tr>
+        <w:tc>
+          <w:tcPr>
+            <w:tcW w:type="dxa" w:w="4320"/>
+          </w:tcPr>
+          <w:p>
+            <w:r/>
+            <w:r>
+              <w:rPr>
+                <w:b/>
+              </w:rPr>
+              <w:t>Шаблон_Минтруд_XSD_УМН.xlsx</w:t>
+            </w:r>
+          </w:p>
+        </w:tc>
+        <w:tc>
+          <w:tcPr>
+            <w:tcW w:type="dxa" w:w="4320"/>
+          </w:tcPr>
+          <w:p>
+            <w:r/>
+            <w:r>
               <w:t>Если будете выгружать данные на сайт Минтруда.</w:t>
             </w:r>
           </w:p>
@@ -1041,7 +1116,7 @@
         <w:t>одного файла</w:t>
       </w:r>
       <w:r>
-        <w:t xml:space="preserve"> (ProtocolOOT или ProtocolOOT.exe), переносите </w:t>
+        <w:t xml:space="preserve"> (ProtocolOOT.exe), переносите </w:t>
       </w:r>
       <w:r>
         <w:rPr>
@@ -1050,7 +1125,153 @@
         <w:t>всю папку</w:t>
       </w:r>
       <w:r>
-        <w:t xml:space="preserve"> целиком, а не только этот файл.</w:t>
+        <w:t xml:space="preserve"> целиком (exe + </w:t>
+      </w:r>
+      <w:r>
+        <w:rPr>
+          <w:b/>
+        </w:rPr>
+        <w:t>data/</w:t>
+      </w:r>
+      <w:r>
+        <w:t xml:space="preserve">), а не только этот файл. Файлы </w:t>
+      </w:r>
+      <w:r>
+        <w:rPr>
+          <w:b/>
+        </w:rPr>
+        <w:t>`protocols.db`</w:t>
+      </w:r>
+      <w:r>
+        <w:t xml:space="preserve">, </w:t>
+      </w:r>
+      <w:r>
+        <w:rPr>
+          <w:b/>
+        </w:rPr>
+        <w:t>`Data_base.xlsx`</w:t>
+      </w:r>
+      <w:r>
+        <w:t xml:space="preserve">, папки </w:t>
+      </w:r>
+      <w:r>
+        <w:rPr>
+          <w:b/>
+        </w:rPr>
+        <w:t>Protokol/</w:t>
+      </w:r>
+      <w:r>
+        <w:t xml:space="preserve"> и </w:t>
+      </w:r>
+      <w:r>
+        <w:rPr>
+          <w:b/>
+        </w:rPr>
+        <w:t>Mintrud/</w:t>
+      </w:r>
+      <w:r>
+        <w:t xml:space="preserve"> создаются и хранятся в </w:t>
+      </w:r>
+      <w:r>
+        <w:rPr>
+          <w:b/>
+        </w:rPr>
+        <w:t>корне</w:t>
+      </w:r>
+      <w:r>
+        <w:t xml:space="preserve"> рядом с exe.</w:t>
+      </w:r>
+    </w:p>
+    <w:p>
+      <w:r>
+        <w:rPr>
+          <w:b/>
+        </w:rPr>
+        <w:t>Обновление программы (с 1.5.2, в 1.5.3):</w:t>
+      </w:r>
+      <w:r>
+        <w:t xml:space="preserve"> при подключении к корпоративной шаре обновлений программа может предложить установить новую версию. Обновляются </w:t>
+      </w:r>
+      <w:r>
+        <w:rPr>
+          <w:b/>
+        </w:rPr>
+        <w:t>exe</w:t>
+      </w:r>
+      <w:r>
+        <w:t xml:space="preserve"> и файлы в </w:t>
+      </w:r>
+      <w:r>
+        <w:rPr>
+          <w:b/>
+        </w:rPr>
+        <w:t>`data/`</w:t>
+      </w:r>
+      <w:r>
+        <w:t xml:space="preserve"> (шаблоны, справка, инструкции). </w:t>
+      </w:r>
+      <w:r>
+        <w:rPr>
+          <w:b/>
+        </w:rPr>
+        <w:t>Не меняются:</w:t>
+      </w:r>
+      <w:r>
+        <w:t xml:space="preserve"> ваши базы </w:t>
+      </w:r>
+      <w:r>
+        <w:rPr>
+          <w:b/>
+        </w:rPr>
+        <w:t>`protocols.db`</w:t>
+      </w:r>
+      <w:r>
+        <w:t xml:space="preserve">, Excel в корне, папки </w:t>
+      </w:r>
+      <w:r>
+        <w:rPr>
+          <w:b/>
+        </w:rPr>
+        <w:t>Protokol/</w:t>
+      </w:r>
+      <w:r>
+        <w:t xml:space="preserve"> и </w:t>
+      </w:r>
+      <w:r>
+        <w:rPr>
+          <w:b/>
+        </w:rPr>
+        <w:t>Mintrud/</w:t>
+      </w:r>
+      <w:r>
+        <w:t xml:space="preserve">. После успешной установки программа </w:t>
+      </w:r>
+      <w:r>
+        <w:rPr>
+          <w:b/>
+        </w:rPr>
+        <w:t>закроется</w:t>
+      </w:r>
+      <w:r>
+        <w:t xml:space="preserve"> — снова запустите </w:t>
+      </w:r>
+      <w:r>
+        <w:rPr>
+          <w:b/>
+        </w:rPr>
+        <w:t>ProtocolOOT.exe</w:t>
+      </w:r>
+      <w:r>
+        <w:t xml:space="preserve"> вручную. Ручная проверка — </w:t>
+      </w:r>
+      <w:r>
+        <w:rPr>
+          <w:b/>
+        </w:rPr>
+        <w:t>«Справка» → «Проверить обновления…»</w:t>
+      </w:r>
+      <w:r>
+        <w:t>.</w:t>
       </w:r>
     </w:p>
     <w:p/>
@@ -8972,7 +9193,7 @@
       <w:r>
         <w:drawing>
           <wp:inline xmlns:a="http://schemas.openxmlformats.org/drawingml/2006/main" xmlns:pic="http://schemas.openxmlformats.org/drawingml/2006/picture">
-            <wp:extent cx="5669280" cy="3239589"/>
+            <wp:extent cx="5669280" cy="3847011"/>
             <wp:docPr id="16" name="Picture 16"/>
             <wp:cNvGraphicFramePr>
               <a:graphicFrameLocks noChangeAspect="1"/>
@@ -8981,11 +9202,11 @@
               <a:graphicData uri="http://schemas.openxmlformats.org/drawingml/2006/picture">
                 <pic:pic>
                   <pic:nvPicPr>
-                    <pic:cNvPr id="0" name="12_menu_administraciya.png"/>
+                    <pic:cNvPr id="0" name="14_menu_spravka.png"/>
                     <pic:cNvPicPr/>
                   </pic:nvPicPr>
                   <pic:blipFill>
-                    <a:blip r:embed="rId13"/>
+                    <a:blip r:embed="rId21"/>
                     <a:stretch>
                       <a:fillRect/>
                     </a:stretch>
@@ -8993,7 +9214,7 @@
                   <pic:spPr>
                     <a:xfrm>
                       <a:off x="0" y="0"/>
-                      <a:ext cx="5669280" cy="3239589"/>
+                      <a:ext cx="5669280" cy="3847011"/>
                     </a:xfrm>
                     <a:prstGeom prst="rect"/>
                   </pic:spPr>
@@ -9198,7 +9419,7 @@
               <w:rPr>
                 <w:b/>
               </w:rPr>
-              <w:t>О программе…</w:t>
+              <w:t>Проверить обновления…</w:t>
             </w:r>
           </w:p>
         </w:tc>
@@ -9209,6 +9430,53 @@
           <w:p>
             <w:r/>
             <w:r>
+              <w:t xml:space="preserve">Проверка новой версии на шаре (только у сборки </w:t>
+            </w:r>
+            <w:r>
+              <w:rPr>
+                <w:b/>
+              </w:rPr>
+              <w:t>.exe</w:t>
+            </w:r>
+            <w:r>
+              <w:t>)</w:t>
+            </w:r>
+          </w:p>
+        </w:tc>
+      </w:tr>
+      <w:tr>
+        <w:tc>
+          <w:tcPr>
+            <w:tcW w:type="dxa" w:w="2880"/>
+          </w:tcPr>
+          <w:p>
+            <w:r/>
+            <w:r>
+              <w:t>5</w:t>
+            </w:r>
+          </w:p>
+        </w:tc>
+        <w:tc>
+          <w:tcPr>
+            <w:tcW w:type="dxa" w:w="2880"/>
+          </w:tcPr>
+          <w:p>
+            <w:r/>
+            <w:r>
+              <w:rPr>
+                <w:b/>
+              </w:rPr>
+              <w:t>О программе…</w:t>
+            </w:r>
+          </w:p>
+        </w:tc>
+        <w:tc>
+          <w:tcPr>
+            <w:tcW w:type="dxa" w:w="2880"/>
+          </w:tcPr>
+          <w:p>
+            <w:r/>
+            <w:r>
               <w:t>Версия, разработчик, e-mail для связи</w:t>
             </w:r>
           </w:p>
@@ -9230,7 +9498,7 @@
       <w:r>
         <w:drawing>
           <wp:inline xmlns:a="http://schemas.openxmlformats.org/drawingml/2006/main" xmlns:pic="http://schemas.openxmlformats.org/drawingml/2006/picture">
-            <wp:extent cx="5669280" cy="4211465"/>
+            <wp:extent cx="5669280" cy="4251960"/>
             <wp:docPr id="17" name="Picture 17"/>
             <wp:cNvGraphicFramePr>
               <a:graphicFrameLocks noChangeAspect="1"/>
@@ -9243,7 +9511,7 @@
                     <pic:cNvPicPr/>
                   </pic:nvPicPr>
                   <pic:blipFill>
-                    <a:blip r:embed="rId21"/>
+                    <a:blip r:embed="rId22"/>
                     <a:stretch>
                       <a:fillRect/>
                     </a:stretch>
@@ -9251,7 +9519,7 @@
                   <pic:spPr>
                     <a:xfrm>
                       <a:off x="0" y="0"/>
-                      <a:ext cx="5669280" cy="4211465"/>
+                      <a:ext cx="5669280" cy="4251960"/>
                     </a:xfrm>
                     <a:prstGeom prst="rect"/>
                   </pic:spPr>
@@ -9303,7 +9571,7 @@
       <w:r>
         <w:drawing>
           <wp:inline xmlns:a="http://schemas.openxmlformats.org/drawingml/2006/main" xmlns:pic="http://schemas.openxmlformats.org/drawingml/2006/picture">
-            <wp:extent cx="5669280" cy="2216752"/>
+            <wp:extent cx="5669280" cy="2369632"/>
             <wp:docPr id="18" name="Picture 18"/>
             <wp:cNvGraphicFramePr>
               <a:graphicFrameLocks noChangeAspect="1"/>
@@ -9316,7 +9584,7 @@
                     <pic:cNvPicPr/>
                   </pic:nvPicPr>
                   <pic:blipFill>
-                    <a:blip r:embed="rId22"/>
+                    <a:blip r:embed="rId23"/>
                     <a:stretch>
                       <a:fillRect/>
                     </a:stretch>
@@ -9324,7 +9592,7 @@
                   <pic:spPr>
                     <a:xfrm>
                       <a:off x="0" y="0"/>
-                      <a:ext cx="5669280" cy="2216752"/>
+                      <a:ext cx="5669280" cy="2369632"/>
                     </a:xfrm>
                     <a:prstGeom prst="rect"/>
                   </pic:spPr>
@@ -9504,7 +9772,38 @@
         <w:pStyle w:val="Heading2"/>
       </w:pPr>
       <w:r>
-        <w:t>Пункт 3 — «О программе…»</w:t>
+        <w:t>Пункт 3 — «Журнал доработок…»</w:t>
+      </w:r>
+    </w:p>
+    <w:p>
+      <w:r>
+        <w:t xml:space="preserve">Открывает текст </w:t>
+      </w:r>
+      <w:r>
+        <w:rPr>
+          <w:b/>
+        </w:rPr>
+        <w:t>ЖУРНАЛ_ДОРАБОТОК.md</w:t>
+      </w:r>
+      <w:r>
+        <w:t xml:space="preserve"> из папки </w:t>
+      </w:r>
+      <w:r>
+        <w:rPr>
+          <w:b/>
+        </w:rPr>
+        <w:t>`data/`</w:t>
+      </w:r>
+      <w:r>
+        <w:t xml:space="preserve"> — краткий перечень изменений по версиям.</w:t>
+      </w:r>
+    </w:p>
+    <w:p>
+      <w:pPr>
+        <w:pStyle w:val="Heading2"/>
+      </w:pPr>
+      <w:r>
+        <w:t>Пункт 4 — «Проверить обновления…» (только .exe)</w:t>
       </w:r>
     </w:p>
     <w:p>
@@ -9514,8 +9813,217 @@
       <w:r>
         <w:drawing>
           <wp:inline xmlns:a="http://schemas.openxmlformats.org/drawingml/2006/main" xmlns:pic="http://schemas.openxmlformats.org/drawingml/2006/picture">
-            <wp:extent cx="5669280" cy="3042778"/>
+            <wp:extent cx="5669280" cy="2601656"/>
             <wp:docPr id="19" name="Picture 19"/>
+            <wp:cNvGraphicFramePr>
+              <a:graphicFrameLocks noChangeAspect="1"/>
+            </wp:cNvGraphicFramePr>
+            <a:graphic>
+              <a:graphicData uri="http://schemas.openxmlformats.org/drawingml/2006/picture">
+                <pic:pic>
+                  <pic:nvPicPr>
+                    <pic:cNvPr id="0" name="20_obnovlenie_dialog.png"/>
+                    <pic:cNvPicPr/>
+                  </pic:nvPicPr>
+                  <pic:blipFill>
+                    <a:blip r:embed="rId24"/>
+                    <a:stretch>
+                      <a:fillRect/>
+                    </a:stretch>
+                  </pic:blipFill>
+                  <pic:spPr>
+                    <a:xfrm>
+                      <a:off x="0" y="0"/>
+                      <a:ext cx="5669280" cy="2601656"/>
+                    </a:xfrm>
+                    <a:prstGeom prst="rect"/>
+                  </pic:spPr>
+                </pic:pic>
+              </a:graphicData>
+            </a:graphic>
+          </wp:inline>
+        </w:drawing>
+      </w:r>
+    </w:p>
+    <w:p>
+      <w:pPr>
+        <w:jc w:val="center"/>
+      </w:pPr>
+      <w:r>
+        <w:rPr>
+          <w:i/>
+          <w:sz w:val="22"/>
+        </w:rPr>
+        <w:t>Рис. 24. Пример запроса на установку обновления</w:t>
+      </w:r>
+    </w:p>
+    <w:p>
+      <w:r>
+        <w:t xml:space="preserve">Программа ищет на </w:t>
+      </w:r>
+      <w:r>
+        <w:rPr>
+          <w:b/>
+        </w:rPr>
+        <w:t>сетевой шаре</w:t>
+      </w:r>
+      <w:r>
+        <w:t xml:space="preserve"> (путь задаёт администратор в файле </w:t>
+      </w:r>
+      <w:r>
+        <w:rPr>
+          <w:b/>
+        </w:rPr>
+        <w:t>`update_config.json`</w:t>
+      </w:r>
+      <w:r>
+        <w:t xml:space="preserve"> рядом с exe) каталог </w:t>
+      </w:r>
+      <w:r>
+        <w:rPr>
+          <w:b/>
+        </w:rPr>
+        <w:t>`windows/&lt;версия&gt;/`</w:t>
+      </w:r>
+      <w:r>
+        <w:t xml:space="preserve"> с новым </w:t>
+      </w:r>
+      <w:r>
+        <w:rPr>
+          <w:b/>
+        </w:rPr>
+        <w:t>ProtocolOOT.exe</w:t>
+      </w:r>
+      <w:r>
+        <w:t xml:space="preserve"> и файлами </w:t>
+      </w:r>
+      <w:r>
+        <w:rPr>
+          <w:b/>
+        </w:rPr>
+        <w:t>`data/`</w:t>
+      </w:r>
+      <w:r>
+        <w:t xml:space="preserve">. Если версия новее установленной — предложит обновление (как на рисунке). При согласии заменяется exe и комплект в </w:t>
+      </w:r>
+      <w:r>
+        <w:rPr>
+          <w:b/>
+        </w:rPr>
+        <w:t>`data/`</w:t>
+      </w:r>
+      <w:r>
+        <w:t xml:space="preserve">; резервная копия файлов `data/` хранится во </w:t>
+      </w:r>
+      <w:r>
+        <w:rPr>
+          <w:b/>
+        </w:rPr>
+        <w:t>временной папке</w:t>
+      </w:r>
+      <w:r>
+        <w:t xml:space="preserve"> (не `data.backup/`). Ваши </w:t>
+      </w:r>
+      <w:r>
+        <w:rPr>
+          <w:b/>
+        </w:rPr>
+        <w:t>`protocols.db`</w:t>
+      </w:r>
+      <w:r>
+        <w:t xml:space="preserve">, Excel и папки </w:t>
+      </w:r>
+      <w:r>
+        <w:rPr>
+          <w:b/>
+        </w:rPr>
+        <w:t>Protokol/</w:t>
+      </w:r>
+      <w:r>
+        <w:t xml:space="preserve">, </w:t>
+      </w:r>
+      <w:r>
+        <w:rPr>
+          <w:b/>
+        </w:rPr>
+        <w:t>Mintrud/</w:t>
+      </w:r>
+      <w:r>
+        <w:t xml:space="preserve"> </w:t>
+      </w:r>
+      <w:r>
+        <w:rPr>
+          <w:b/>
+        </w:rPr>
+        <w:t>не затрагиваются</w:t>
+      </w:r>
+      <w:r>
+        <w:t>.</w:t>
+      </w:r>
+    </w:p>
+    <w:p>
+      <w:r>
+        <w:t xml:space="preserve">После сообщения об успешном обновлении </w:t>
+      </w:r>
+      <w:r>
+        <w:rPr>
+          <w:b/>
+        </w:rPr>
+        <w:t>закройте программу</w:t>
+      </w:r>
+      <w:r>
+        <w:t xml:space="preserve"> и </w:t>
+      </w:r>
+      <w:r>
+        <w:rPr>
+          <w:b/>
+        </w:rPr>
+        <w:t>снова запустите ProtocolOOT.exe</w:t>
+      </w:r>
+      <w:r>
+        <w:t xml:space="preserve"> — так откроется новая версия; может появиться окно </w:t>
+      </w:r>
+      <w:r>
+        <w:rPr>
+          <w:b/>
+        </w:rPr>
+        <w:t>«Что нового»</w:t>
+      </w:r>
+      <w:r>
+        <w:t>.</w:t>
+      </w:r>
+    </w:p>
+    <w:p>
+      <w:r>
+        <w:t xml:space="preserve">При </w:t>
+      </w:r>
+      <w:r>
+        <w:rPr>
+          <w:b/>
+        </w:rPr>
+        <w:t>первом запуске</w:t>
+      </w:r>
+      <w:r>
+        <w:t xml:space="preserve"> после установки exe также может появиться такой же запрос (если на шаре есть более новая версия).</w:t>
+      </w:r>
+    </w:p>
+    <w:p>
+      <w:pPr>
+        <w:pStyle w:val="Heading2"/>
+      </w:pPr>
+      <w:r>
+        <w:t>Пункт 5 — «О программе…»</w:t>
+      </w:r>
+    </w:p>
+    <w:p>
+      <w:pPr>
+        <w:jc w:val="center"/>
+      </w:pPr>
+      <w:r>
+        <w:drawing>
+          <wp:inline xmlns:a="http://schemas.openxmlformats.org/drawingml/2006/main" xmlns:pic="http://schemas.openxmlformats.org/drawingml/2006/picture">
+            <wp:extent cx="5669280" cy="2057981"/>
+            <wp:docPr id="20" name="Picture 20"/>
             <wp:cNvGraphicFramePr>
               <a:graphicFrameLocks noChangeAspect="1"/>
             </wp:cNvGraphicFramePr>
@@ -9527,7 +10035,7 @@
                     <pic:cNvPicPr/>
                   </pic:nvPicPr>
                   <pic:blipFill>
-                    <a:blip r:embed="rId23"/>
+                    <a:blip r:embed="rId25"/>
                     <a:stretch>
                       <a:fillRect/>
                     </a:stretch>
@@ -9535,7 +10043,7 @@
                   <pic:spPr>
                     <a:xfrm>
                       <a:off x="0" y="0"/>
-                      <a:ext cx="5669280" cy="3042778"/>
+                      <a:ext cx="5669280" cy="2057981"/>
                     </a:xfrm>
                     <a:prstGeom prst="rect"/>
                   </pic:spPr>
@@ -10639,7 +11147,16 @@
               <w:t>всю папку</w:t>
             </w:r>
             <w:r>
-              <w:t xml:space="preserve"> сборки, не один файл</w:t>
+              <w:t xml:space="preserve"> сборки (exe + </w:t>
+            </w:r>
+            <w:r>
+              <w:rPr>
+                <w:b/>
+              </w:rPr>
+              <w:t>data/</w:t>
+            </w:r>
+            <w:r>
+              <w:t>), не один файл</w:t>
             </w:r>
           </w:p>
         </w:tc>
@@ -10652,7 +11169,7 @@
           <w:p>
             <w:r/>
             <w:r>
-              <w:t>В журнале нет текста протокола</w:t>
+              <w:t>Обновление не предлагается</w:t>
             </w:r>
           </w:p>
         </w:tc>
@@ -10663,6 +11180,123 @@
           <w:p>
             <w:r/>
             <w:r>
+              <w:t xml:space="preserve">Только </w:t>
+            </w:r>
+            <w:r>
+              <w:rPr>
+                <w:b/>
+              </w:rPr>
+              <w:t>.exe</w:t>
+            </w:r>
+            <w:r>
+              <w:t xml:space="preserve">; путь к шаре в </w:t>
+            </w:r>
+            <w:r>
+              <w:rPr>
+                <w:b/>
+              </w:rPr>
+              <w:t>update_config.json</w:t>
+            </w:r>
+            <w:r>
+              <w:t xml:space="preserve">; версия на шаре должна быть </w:t>
+            </w:r>
+            <w:r>
+              <w:rPr>
+                <w:b/>
+              </w:rPr>
+              <w:t>новее</w:t>
+            </w:r>
+            <w:r>
+              <w:t xml:space="preserve"> (см. «О программе»)</w:t>
+            </w:r>
+          </w:p>
+        </w:tc>
+      </w:tr>
+      <w:tr>
+        <w:tc>
+          <w:tcPr>
+            <w:tcW w:type="dxa" w:w="4320"/>
+          </w:tcPr>
+          <w:p>
+            <w:r/>
+            <w:r>
+              <w:t>После обновления окно не появляется</w:t>
+            </w:r>
+          </w:p>
+        </w:tc>
+        <w:tc>
+          <w:tcPr>
+            <w:tcW w:type="dxa" w:w="4320"/>
+          </w:tcPr>
+          <w:p>
+            <w:r/>
+            <w:r>
+              <w:t xml:space="preserve">Запустите </w:t>
+            </w:r>
+            <w:r>
+              <w:rPr>
+                <w:b/>
+              </w:rPr>
+              <w:t>ProtocolOOT.exe</w:t>
+            </w:r>
+            <w:r>
+              <w:t xml:space="preserve"> вручную (с 1.5.3 автоперезапуск отключён)</w:t>
+            </w:r>
+          </w:p>
+        </w:tc>
+      </w:tr>
+      <w:tr>
+        <w:tc>
+          <w:tcPr>
+            <w:tcW w:type="dxa" w:w="4320"/>
+          </w:tcPr>
+          <w:p>
+            <w:r/>
+            <w:r>
+              <w:t>Ошибка при обновлении</w:t>
+            </w:r>
+          </w:p>
+        </w:tc>
+        <w:tc>
+          <w:tcPr>
+            <w:tcW w:type="dxa" w:w="4320"/>
+          </w:tcPr>
+          <w:p>
+            <w:r/>
+            <w:r>
+              <w:t xml:space="preserve">Закройте Word и программу; проверьте доступ к шаре; не используйте </w:t>
+            </w:r>
+            <w:r>
+              <w:rPr>
+                <w:b/>
+              </w:rPr>
+              <w:t>`!`</w:t>
+            </w:r>
+            <w:r>
+              <w:t xml:space="preserve"> в пути к папке; обратитесь к администратору</w:t>
+            </w:r>
+          </w:p>
+        </w:tc>
+      </w:tr>
+      <w:tr>
+        <w:tc>
+          <w:tcPr>
+            <w:tcW w:type="dxa" w:w="4320"/>
+          </w:tcPr>
+          <w:p>
+            <w:r/>
+            <w:r>
+              <w:t>В журнале нет текста протокола</w:t>
+            </w:r>
+          </w:p>
+        </w:tc>
+        <w:tc>
+          <w:tcPr>
+            <w:tcW w:type="dxa" w:w="4320"/>
+          </w:tcPr>
+          <w:p>
+            <w:r/>
+            <w:r>
               <w:t>Так задумано — откройте сохранённый Word или сформируйте снова</w:t>
             </w:r>
           </w:p>
@@ -10675,7 +11309,7 @@
         <w:rPr>
           <w:i/>
         </w:rPr>
-        <w:t>Инструкция для программы ProtocolOOT, версия 1.5. При обновлении программы сверяйте пункты меню с экраном — в старых сборках названия могут отличаться.</w:t>
+        <w:t>Инструкция для программы ProtocolOOT, версия 1.5.3. При обновлении программы сверяйте пункты меню с экраном — в старых сборках названия могут отличаться.</w:t>
       </w:r>
     </w:p>
     <w:sectPr>
